--- a/Milestone-1/PearlMart Milestone - 1 Report.docx
+++ b/Milestone-1/PearlMart Milestone - 1 Report.docx
@@ -11,6 +11,7 @@
           <w:rFonts w:ascii="Segoe UI" w:hAnsi="Segoe UI" w:cs="Segoe UI"/>
         </w:rPr>
       </w:pPr>
+      <w:proofErr w:type="spellStart"/>
       <w:r>
         <w:rPr>
           <w:rFonts w:ascii="Segoe UI" w:eastAsia="Aptos Display" w:hAnsi="Segoe UI" w:cs="Segoe UI"/>
@@ -20,6 +21,7 @@
         </w:rPr>
         <w:t>PearlMart</w:t>
       </w:r>
+      <w:proofErr w:type="spellEnd"/>
     </w:p>
     <w:p>
       <w:pPr>
@@ -359,14 +361,34 @@
                 <w:rFonts w:ascii="Segoe UI" w:hAnsi="Segoe UI" w:cs="Segoe UI"/>
               </w:rPr>
             </w:pPr>
+            <w:proofErr w:type="spellStart"/>
             <w:r>
               <w:rPr>
                 <w:rFonts w:ascii="Segoe UI" w:eastAsia="Aptos" w:hAnsi="Segoe UI" w:cs="Segoe UI"/>
                 <w:color w:val="1F2D3D"/>
                 <w:sz w:val="20"/>
               </w:rPr>
-              <w:t>Aljazi Alnoaimi</w:t>
-            </w:r>
+              <w:t>Aljazi</w:t>
+            </w:r>
+            <w:proofErr w:type="spellEnd"/>
+            <w:r>
+              <w:rPr>
+                <w:rFonts w:ascii="Segoe UI" w:eastAsia="Aptos" w:hAnsi="Segoe UI" w:cs="Segoe UI"/>
+                <w:color w:val="1F2D3D"/>
+                <w:sz w:val="20"/>
+              </w:rPr>
+              <w:t xml:space="preserve"> </w:t>
+            </w:r>
+            <w:proofErr w:type="spellStart"/>
+            <w:r>
+              <w:rPr>
+                <w:rFonts w:ascii="Segoe UI" w:eastAsia="Aptos" w:hAnsi="Segoe UI" w:cs="Segoe UI"/>
+                <w:color w:val="1F2D3D"/>
+                <w:sz w:val="20"/>
+              </w:rPr>
+              <w:t>Alnoaimi</w:t>
+            </w:r>
+            <w:proofErr w:type="spellEnd"/>
           </w:p>
         </w:tc>
         <w:tc>
@@ -389,7 +411,6 @@
           </w:tcPr>
           <w:p>
             <w:r>
-              <w:rPr/>
               <w:t>Proposed allocation: 26% — replace with verified actual contribution before submission</w:t>
             </w:r>
           </w:p>
@@ -491,7 +512,6 @@
           </w:tcPr>
           <w:p>
             <w:r>
-              <w:rPr/>
               <w:t>Proposed allocation: 28% — replace with verified actual contribution before submission</w:t>
             </w:r>
           </w:p>
@@ -563,14 +583,34 @@
                 <w:rFonts w:ascii="Segoe UI" w:hAnsi="Segoe UI" w:cs="Segoe UI"/>
               </w:rPr>
             </w:pPr>
+            <w:proofErr w:type="spellStart"/>
             <w:r>
               <w:rPr>
                 <w:rFonts w:ascii="Segoe UI" w:eastAsia="Aptos" w:hAnsi="Segoe UI" w:cs="Segoe UI"/>
                 <w:color w:val="1F2D3D"/>
                 <w:sz w:val="20"/>
               </w:rPr>
-              <w:t>Buthaina Albaye</w:t>
-            </w:r>
+              <w:t>Buthaina</w:t>
+            </w:r>
+            <w:proofErr w:type="spellEnd"/>
+            <w:r>
+              <w:rPr>
+                <w:rFonts w:ascii="Segoe UI" w:eastAsia="Aptos" w:hAnsi="Segoe UI" w:cs="Segoe UI"/>
+                <w:color w:val="1F2D3D"/>
+                <w:sz w:val="20"/>
+              </w:rPr>
+              <w:t xml:space="preserve"> </w:t>
+            </w:r>
+            <w:proofErr w:type="spellStart"/>
+            <w:r>
+              <w:rPr>
+                <w:rFonts w:ascii="Segoe UI" w:eastAsia="Aptos" w:hAnsi="Segoe UI" w:cs="Segoe UI"/>
+                <w:color w:val="1F2D3D"/>
+                <w:sz w:val="20"/>
+              </w:rPr>
+              <w:t>Albaye</w:t>
+            </w:r>
+            <w:proofErr w:type="spellEnd"/>
           </w:p>
         </w:tc>
         <w:tc>
@@ -593,7 +633,6 @@
           </w:tcPr>
           <w:p>
             <w:r>
-              <w:rPr/>
               <w:t>Proposed allocation: 25% — replace with verified actual contribution before submission</w:t>
             </w:r>
           </w:p>
@@ -695,7 +734,6 @@
           </w:tcPr>
           <w:p>
             <w:r>
-              <w:rPr/>
               <w:t>Proposed allocation: 21% — replace with verified actual contribution before submission</w:t>
             </w:r>
           </w:p>
@@ -725,69 +763,6 @@
         <w:br/>
         <w:t>Submission date: 18 October 2026</w:t>
       </w:r>
-      <w:r>
-        <w:rPr>
-          <w:rFonts w:ascii="Segoe UI" w:eastAsia="Aptos" w:hAnsi="Segoe UI" w:cs="Segoe UI"/>
-          <w:color w:val="1F2D3D"/>
-        </w:rPr>
-        <w:br/>
-        <w:t>Theory class section: اكتبوا هنا الشعبة الحقيقية (L01 / L02 / L51 / L52)</w:t>
-      </w:r>
-    </w:p>
-    <w:p>
-      <w:pPr>
-        <w:shd w:val="clear" w:color="auto" w:fill="FFF4CC"/>
-        <w:spacing w:before="60" w:after="100"/>
-        <w:jc w:val="center"/>
-        <w:rPr>
-          <w:rFonts w:ascii="Segoe UI" w:hAnsi="Segoe UI" w:cs="Segoe UI"/>
-        </w:rPr>
-      </w:pPr>
-      <w:r>
-        <w:rPr>
-          <w:rFonts w:ascii="Segoe UI" w:eastAsia="Arial" w:hAnsi="Segoe UI" w:cs="Segoe UI"/>
-          <w:b/>
-          <w:color w:val="9C5700"/>
-          <w:sz w:val="20"/>
-        </w:rPr>
-        <w:t>مطلوب من الفريق: راجعوا نسب المشاركة الحقيقية وخلو مجموعها 100% قبل التسليم.</w:t>
-      </w:r>
-    </w:p>
-    <w:p>
-      <w:pPr>
-        <w:shd w:val="clear" w:color="auto" w:fill="FFF4CC"/>
-        <w:bidi/>
-        <w:spacing w:before="60" w:after="100"/>
-        <w:jc w:val="center"/>
-        <w:rPr>
-          <w:rFonts w:ascii="Segoe UI" w:hAnsi="Segoe UI" w:cs="Segoe UI"/>
-        </w:rPr>
-      </w:pPr>
-      <w:r>
-        <w:rPr>
-          <w:rFonts w:ascii="Segoe UI" w:eastAsia="Arial" w:hAnsi="Segoe UI" w:cs="Segoe UI"/>
-          <w:b/>
-          <w:color w:val="9C5700"/>
-          <w:sz w:val="20"/>
-        </w:rPr>
-        <w:t>Declaration: حطّوا هنا نص الـ Declaration المطلوب من الدكتور/Blackboard بالحرف، لأن النص الرسمي مش موجود في الملفات اللي عندنا.</w:t>
-      </w:r>
-    </w:p>
-    <w:p>
-      <w:pPr>
-        <w:spacing w:before="80" w:after="0"/>
-        <w:rPr>
-          <w:rFonts w:ascii="Segoe UI" w:hAnsi="Segoe UI" w:cs="Segoe UI"/>
-        </w:rPr>
-      </w:pPr>
-      <w:r>
-        <w:rPr>
-          <w:rFonts w:ascii="Segoe UI" w:eastAsia="Aptos" w:hAnsi="Segoe UI" w:cs="Segoe UI"/>
-          <w:color w:val="5A6672"/>
-          <w:sz w:val="17"/>
-        </w:rPr>
-        <w:t>Assistance acknowledgment: AI assistance was used to prepare and format this draft. The team is responsible for reviewing the final content, confirming course rules, and ensuring that all submitted evidence reflects actual team work.</w:t>
-      </w:r>
     </w:p>
     <w:p>
       <w:pPr>
@@ -826,11 +801,19 @@
           <w:rFonts w:ascii="Segoe UI" w:hAnsi="Segoe UI" w:cs="Segoe UI"/>
         </w:rPr>
       </w:pPr>
-      <w:r>
-        <w:rPr>
-          <w:rFonts w:ascii="Segoe UI" w:hAnsi="Segoe UI" w:cs="Segoe UI"/>
-        </w:rPr>
-        <w:t>PearlMart needs one inventory system for its warehouse and billing counters. We model how staff receive goods, maintain item records, order stock, complete sales, process replacements, record customer requests and obtain reports. The design aims to keep quantities and transaction records consistent.</w:t>
+      <w:proofErr w:type="spellStart"/>
+      <w:r>
+        <w:rPr>
+          <w:rFonts w:ascii="Segoe UI" w:hAnsi="Segoe UI" w:cs="Segoe UI"/>
+        </w:rPr>
+        <w:t>PearlMart</w:t>
+      </w:r>
+      <w:proofErr w:type="spellEnd"/>
+      <w:r>
+        <w:rPr>
+          <w:rFonts w:ascii="Segoe UI" w:hAnsi="Segoe UI" w:cs="Segoe UI"/>
+        </w:rPr>
+        <w:t xml:space="preserve"> needs one inventory system for its warehouse and billing counters. We model how staff receive goods, maintain item records, order stock, complete sales, process replacements, record customer requests and obtain reports. The design aims to keep quantities and transaction records consistent.</w:t>
       </w:r>
     </w:p>
     <w:p>
@@ -843,7 +826,21 @@
         <w:rPr>
           <w:rFonts w:ascii="Segoe UI" w:hAnsi="Segoe UI" w:cs="Segoe UI"/>
         </w:rPr>
-        <w:t>The supplier is outside our system. We exchange order and invoice information with the supplier, but we do not design the supplier’s internal procedures. Customers communicate through staff; there is no customer self service interface in the scenario. Payment processing, payroll and supplier accounting are outside this milestone’s proposed scope.</w:t>
+        <w:t xml:space="preserve">The supplier is outside our system. We exchange order and invoice information with the supplier, but we do not design the supplier’s internal procedures. Customers communicate through staff; there is no customer </w:t>
+      </w:r>
+      <w:proofErr w:type="spellStart"/>
+      <w:r>
+        <w:rPr>
+          <w:rFonts w:ascii="Segoe UI" w:hAnsi="Segoe UI" w:cs="Segoe UI"/>
+        </w:rPr>
+        <w:t>self service</w:t>
+      </w:r>
+      <w:proofErr w:type="spellEnd"/>
+      <w:r>
+        <w:rPr>
+          <w:rFonts w:ascii="Segoe UI" w:hAnsi="Segoe UI" w:cs="Segoe UI"/>
+        </w:rPr>
+        <w:t xml:space="preserve"> interface in the scenario. Payment processing, payroll and supplier accounting are outside this milestone’s proposed scope.</w:t>
       </w:r>
     </w:p>
     <w:tbl>
@@ -853,9 +850,9 @@
         <w:tblLook w:val="04A0" w:firstRow="1" w:lastRow="0" w:firstColumn="1" w:lastColumn="0" w:noHBand="0" w:noVBand="1"/>
       </w:tblPr>
       <w:tblGrid>
-        <w:gridCol w:w="2436"/>
-        <w:gridCol w:w="3004"/>
-        <w:gridCol w:w="4860"/>
+        <w:gridCol w:w="2432"/>
+        <w:gridCol w:w="3001"/>
+        <w:gridCol w:w="4867"/>
       </w:tblGrid>
       <w:tr>
         <w:trPr>
@@ -1227,7 +1224,15 @@
           </w:tcPr>
           <w:p>
             <w:r>
-              <w:t>Native .vpp opened; six diagrams found</w:t>
+              <w:t>Native .</w:t>
+            </w:r>
+            <w:proofErr w:type="spellStart"/>
+            <w:r>
+              <w:t>vpp</w:t>
+            </w:r>
+            <w:proofErr w:type="spellEnd"/>
+            <w:r>
+              <w:t xml:space="preserve"> opened; six diagrams found</w:t>
             </w:r>
           </w:p>
         </w:tc>
@@ -1251,8 +1256,15 @@
           </w:tcPr>
           <w:p>
             <w:r>
-              <w:rPr/>
-              <w:t>Native .vpp file is supplied. Open in Visual Paradigm and verify that every diagram matches the final report; verification has not been recorded.</w:t>
+              <w:t>Native .</w:t>
+            </w:r>
+            <w:proofErr w:type="spellStart"/>
+            <w:r>
+              <w:t>vpp</w:t>
+            </w:r>
+            <w:proofErr w:type="spellEnd"/>
+            <w:r>
+              <w:t xml:space="preserve"> file is supplied. Open in Visual Paradigm and verify that every diagram matches the final report; verification has not been recorded.</w:t>
             </w:r>
           </w:p>
         </w:tc>
@@ -1341,7 +1353,15 @@
           </w:tcPr>
           <w:p>
             <w:r>
-              <w:t>Team repo: github.com/buthainah/team-3-b52. PR #22 (B12 checklist) and PR #23 (B13 checklist) merged. Issue #12 and #13 remain open. Confirm remaining Sprint and evidence items.</w:t>
+              <w:t>Team repo: github.com/</w:t>
+            </w:r>
+            <w:proofErr w:type="spellStart"/>
+            <w:r>
+              <w:t>buthaiinah</w:t>
+            </w:r>
+            <w:proofErr w:type="spellEnd"/>
+            <w:r>
+              <w:t>/team-3-b52. PR #22 (B12 checklist) and PR #23 (B13 checklist) merged. Issue #12 and #13 remain open. Confirm remaining Sprint and evidence items.</w:t>
             </w:r>
           </w:p>
         </w:tc>
@@ -1428,7 +1448,15 @@
           </w:tcPr>
           <w:p>
             <w:r>
-              <w:t>B12 #12 and B13 #13 linked to merged PR #22 and #23. Screenshots/links for all team members, Scrum board, final Word and .vpp still required.</w:t>
+              <w:t>B12 #12 and B13 #13 linked to merged PR #22 and #23. Screenshots/links for all team members, Scrum board, final Word and .</w:t>
+            </w:r>
+            <w:proofErr w:type="spellStart"/>
+            <w:r>
+              <w:t>vpp</w:t>
+            </w:r>
+            <w:proofErr w:type="spellEnd"/>
+            <w:r>
+              <w:t xml:space="preserve"> still required.</w:t>
             </w:r>
           </w:p>
         </w:tc>
@@ -1528,8 +1556,7 @@
           </w:tcPr>
           <w:p>
             <w:r>
-              <w:rPr/>
-              <w:t>Names and IDs are entered. Confirm class section, actual contribution percentages, each student’s GitHub username, official repository URL and final commit.</w:t>
+              <w:t>Names and IDs are entered. Confirm class section, actual contribution percentages, the entered GitHub usernames, official repository URL and final commit.</w:t>
             </w:r>
           </w:p>
         </w:tc>
@@ -2316,8 +2343,17 @@
                 <w:rFonts w:ascii="Segoe UI" w:hAnsi="Segoe UI" w:cs="Segoe UI"/>
                 <w:sz w:val="18"/>
               </w:rPr>
-              <w:t>P4, UC10, UC11, SalesService</w:t>
-            </w:r>
+              <w:t xml:space="preserve">P4, UC10, UC11, </w:t>
+            </w:r>
+            <w:proofErr w:type="spellStart"/>
+            <w:r>
+              <w:rPr>
+                <w:rFonts w:ascii="Segoe UI" w:hAnsi="Segoe UI" w:cs="Segoe UI"/>
+                <w:sz w:val="18"/>
+              </w:rPr>
+              <w:t>SalesService</w:t>
+            </w:r>
+            <w:proofErr w:type="spellEnd"/>
           </w:p>
         </w:tc>
       </w:tr>
@@ -2454,8 +2490,17 @@
                 <w:rFonts w:ascii="Segoe UI" w:hAnsi="Segoe UI" w:cs="Segoe UI"/>
                 <w:sz w:val="18"/>
               </w:rPr>
-              <w:t>UC10, PricingPolicy</w:t>
-            </w:r>
+              <w:t xml:space="preserve">UC10, </w:t>
+            </w:r>
+            <w:proofErr w:type="spellStart"/>
+            <w:r>
+              <w:rPr>
+                <w:rFonts w:ascii="Segoe UI" w:hAnsi="Segoe UI" w:cs="Segoe UI"/>
+                <w:sz w:val="18"/>
+              </w:rPr>
+              <w:t>PricingPolicy</w:t>
+            </w:r>
+            <w:proofErr w:type="spellEnd"/>
           </w:p>
         </w:tc>
       </w:tr>
@@ -2868,8 +2913,17 @@
                 <w:rFonts w:ascii="Segoe UI" w:hAnsi="Segoe UI" w:cs="Segoe UI"/>
                 <w:sz w:val="18"/>
               </w:rPr>
-              <w:t>UC10, SalesService</w:t>
-            </w:r>
+              <w:t xml:space="preserve">UC10, </w:t>
+            </w:r>
+            <w:proofErr w:type="spellStart"/>
+            <w:r>
+              <w:rPr>
+                <w:rFonts w:ascii="Segoe UI" w:hAnsi="Segoe UI" w:cs="Segoe UI"/>
+                <w:sz w:val="18"/>
+              </w:rPr>
+              <w:t>SalesService</w:t>
+            </w:r>
+            <w:proofErr w:type="spellEnd"/>
           </w:p>
         </w:tc>
       </w:tr>
@@ -3144,8 +3198,17 @@
                 <w:rFonts w:ascii="Segoe UI" w:hAnsi="Segoe UI" w:cs="Segoe UI"/>
                 <w:sz w:val="18"/>
               </w:rPr>
-              <w:t>P7, ReportService</w:t>
-            </w:r>
+              <w:t xml:space="preserve">P7, </w:t>
+            </w:r>
+            <w:proofErr w:type="spellStart"/>
+            <w:r>
+              <w:rPr>
+                <w:rFonts w:ascii="Segoe UI" w:hAnsi="Segoe UI" w:cs="Segoe UI"/>
+                <w:sz w:val="18"/>
+              </w:rPr>
+              <w:t>ReportService</w:t>
+            </w:r>
+            <w:proofErr w:type="spellEnd"/>
           </w:p>
         </w:tc>
       </w:tr>
@@ -4958,14 +5021,13 @@
       </w:pPr>
       <w:r>
         <w:rPr>
-          <w:rFonts w:ascii="Segoe UI" w:hAnsi="Segoe UI" w:cs="Segoe UI"/>
           <w:noProof/>
         </w:rPr>
         <w:drawing>
-          <wp:inline distT="0" distB="0" distL="0" distR="0" wp14:anchorId="22B784B6" wp14:editId="756B03FE">
-            <wp:extent cx="6172200" cy="6172200"/>
+          <wp:inline distT="0" distB="0" distL="0" distR="0" wp14:anchorId="466AE7D4" wp14:editId="0E4C88E2">
+            <wp:extent cx="6080760" cy="5108643"/>
             <wp:effectExtent l="0" t="0" r="0" b="0"/>
-            <wp:docPr id="1" name="Picture 1"/>
+            <wp:docPr id="22" name="Picture 22"/>
             <wp:cNvGraphicFramePr>
               <a:graphicFrameLocks xmlns:a="http://schemas.openxmlformats.org/drawingml/2006/main" noChangeAspect="1"/>
             </wp:cNvGraphicFramePr>
@@ -4973,7 +5035,7 @@
               <a:graphicData uri="http://schemas.openxmlformats.org/drawingml/2006/picture">
                 <pic:pic xmlns:pic="http://schemas.openxmlformats.org/drawingml/2006/picture">
                   <pic:nvPicPr>
-                    <pic:cNvPr id="0" name="01-context.png"/>
+                    <pic:cNvPr id="0" name="image(20261015-095838).png"/>
                     <pic:cNvPicPr/>
                   </pic:nvPicPr>
                   <pic:blipFill>
@@ -4985,7 +5047,7 @@
                   <pic:spPr>
                     <a:xfrm>
                       <a:off x="0" y="0"/>
-                      <a:ext cx="6172200" cy="6172200"/>
+                      <a:ext cx="6080760" cy="5108643"/>
                     </a:xfrm>
                     <a:prstGeom prst="rect">
                       <a:avLst/>
@@ -6841,14 +6903,13 @@
       </w:pPr>
       <w:r>
         <w:rPr>
-          <w:rFonts w:ascii="Segoe UI" w:hAnsi="Segoe UI" w:cs="Segoe UI"/>
           <w:noProof/>
         </w:rPr>
         <w:drawing>
-          <wp:inline distT="0" distB="0" distL="0" distR="0" wp14:anchorId="25852B39" wp14:editId="00D7FE9B">
-            <wp:extent cx="6537960" cy="4142866"/>
+          <wp:inline distT="0" distB="0" distL="0" distR="0" wp14:anchorId="292C09EA" wp14:editId="1985183F">
+            <wp:extent cx="6080760" cy="5473975"/>
             <wp:effectExtent l="0" t="0" r="0" b="0"/>
-            <wp:docPr id="2" name="Picture 2"/>
+            <wp:docPr id="23" name="Picture 23"/>
             <wp:cNvGraphicFramePr>
               <a:graphicFrameLocks xmlns:a="http://schemas.openxmlformats.org/drawingml/2006/main" noChangeAspect="1"/>
             </wp:cNvGraphicFramePr>
@@ -6856,7 +6917,7 @@
               <a:graphicData uri="http://schemas.openxmlformats.org/drawingml/2006/picture">
                 <pic:pic xmlns:pic="http://schemas.openxmlformats.org/drawingml/2006/picture">
                   <pic:nvPicPr>
-                    <pic:cNvPr id="0" name="02-level1-view1.png"/>
+                    <pic:cNvPr id="0" name="pm_l1_detail_1.png"/>
                     <pic:cNvPicPr/>
                   </pic:nvPicPr>
                   <pic:blipFill>
@@ -6868,7 +6929,7 @@
                   <pic:spPr>
                     <a:xfrm>
                       <a:off x="0" y="0"/>
-                      <a:ext cx="6537960" cy="4142866"/>
+                      <a:ext cx="6080760" cy="5473975"/>
                     </a:xfrm>
                     <a:prstGeom prst="rect">
                       <a:avLst/>
@@ -6947,14 +7008,13 @@
       </w:pPr>
       <w:r>
         <w:rPr>
-          <w:rFonts w:ascii="Segoe UI" w:hAnsi="Segoe UI" w:cs="Segoe UI"/>
           <w:noProof/>
         </w:rPr>
         <w:drawing>
-          <wp:inline distT="0" distB="0" distL="0" distR="0" wp14:anchorId="794F2C10" wp14:editId="6D5A6503">
-            <wp:extent cx="6537960" cy="5951562"/>
+          <wp:inline distT="0" distB="0" distL="0" distR="0" wp14:anchorId="21FFF23E" wp14:editId="72FD07B1">
+            <wp:extent cx="6080760" cy="5462378"/>
             <wp:effectExtent l="0" t="0" r="0" b="0"/>
-            <wp:docPr id="3" name="Picture 3"/>
+            <wp:docPr id="24" name="Picture 24"/>
             <wp:cNvGraphicFramePr>
               <a:graphicFrameLocks xmlns:a="http://schemas.openxmlformats.org/drawingml/2006/main" noChangeAspect="1"/>
             </wp:cNvGraphicFramePr>
@@ -6962,7 +7022,7 @@
               <a:graphicData uri="http://schemas.openxmlformats.org/drawingml/2006/picture">
                 <pic:pic xmlns:pic="http://schemas.openxmlformats.org/drawingml/2006/picture">
                   <pic:nvPicPr>
-                    <pic:cNvPr id="0" name="02-level1-view2.png"/>
+                    <pic:cNvPr id="0" name="pm_l1_detail_2.png"/>
                     <pic:cNvPicPr/>
                   </pic:nvPicPr>
                   <pic:blipFill>
@@ -6974,7 +7034,7 @@
                   <pic:spPr>
                     <a:xfrm>
                       <a:off x="0" y="0"/>
-                      <a:ext cx="6537960" cy="5951562"/>
+                      <a:ext cx="6080760" cy="5462378"/>
                     </a:xfrm>
                     <a:prstGeom prst="rect">
                       <a:avLst/>
@@ -7053,14 +7113,13 @@
       </w:pPr>
       <w:r>
         <w:rPr>
-          <w:rFonts w:ascii="Segoe UI" w:hAnsi="Segoe UI" w:cs="Segoe UI"/>
           <w:noProof/>
         </w:rPr>
         <w:drawing>
-          <wp:inline distT="0" distB="0" distL="0" distR="0" wp14:anchorId="3FE20B91" wp14:editId="5DE28DAB">
-            <wp:extent cx="6537960" cy="5951562"/>
+          <wp:inline distT="0" distB="0" distL="0" distR="0" wp14:anchorId="701D02F7" wp14:editId="2407ACB4">
+            <wp:extent cx="6080760" cy="5486885"/>
             <wp:effectExtent l="0" t="0" r="0" b="0"/>
-            <wp:docPr id="4" name="Picture 4"/>
+            <wp:docPr id="25" name="Picture 25"/>
             <wp:cNvGraphicFramePr>
               <a:graphicFrameLocks xmlns:a="http://schemas.openxmlformats.org/drawingml/2006/main" noChangeAspect="1"/>
             </wp:cNvGraphicFramePr>
@@ -7068,7 +7127,7 @@
               <a:graphicData uri="http://schemas.openxmlformats.org/drawingml/2006/picture">
                 <pic:pic xmlns:pic="http://schemas.openxmlformats.org/drawingml/2006/picture">
                   <pic:nvPicPr>
-                    <pic:cNvPr id="0" name="02-level1-view3.png"/>
+                    <pic:cNvPr id="0" name="pm_l1_detail_3.png"/>
                     <pic:cNvPicPr/>
                   </pic:nvPicPr>
                   <pic:blipFill>
@@ -7080,7 +7139,7 @@
                   <pic:spPr>
                     <a:xfrm>
                       <a:off x="0" y="0"/>
-                      <a:ext cx="6537960" cy="5951562"/>
+                      <a:ext cx="6080760" cy="5486885"/>
                     </a:xfrm>
                     <a:prstGeom prst="rect">
                       <a:avLst/>
@@ -7159,14 +7218,13 @@
       </w:pPr>
       <w:r>
         <w:rPr>
-          <w:rFonts w:ascii="Segoe UI" w:hAnsi="Segoe UI" w:cs="Segoe UI"/>
           <w:noProof/>
         </w:rPr>
         <w:drawing>
-          <wp:inline distT="0" distB="0" distL="0" distR="0" wp14:anchorId="5761CAB6" wp14:editId="5DAA900B">
-            <wp:extent cx="6537960" cy="5403241"/>
+          <wp:inline distT="0" distB="0" distL="0" distR="0" wp14:anchorId="55792951" wp14:editId="2432DD8C">
+            <wp:extent cx="6080760" cy="5475261"/>
             <wp:effectExtent l="0" t="0" r="0" b="0"/>
-            <wp:docPr id="5" name="Picture 5"/>
+            <wp:docPr id="26" name="Picture 26"/>
             <wp:cNvGraphicFramePr>
               <a:graphicFrameLocks xmlns:a="http://schemas.openxmlformats.org/drawingml/2006/main" noChangeAspect="1"/>
             </wp:cNvGraphicFramePr>
@@ -7174,7 +7232,7 @@
               <a:graphicData uri="http://schemas.openxmlformats.org/drawingml/2006/picture">
                 <pic:pic xmlns:pic="http://schemas.openxmlformats.org/drawingml/2006/picture">
                   <pic:nvPicPr>
-                    <pic:cNvPr id="0" name="02-level1-view4.png"/>
+                    <pic:cNvPr id="0" name="pm_l1_detail_4.png"/>
                     <pic:cNvPicPr/>
                   </pic:nvPicPr>
                   <pic:blipFill>
@@ -7186,7 +7244,7 @@
                   <pic:spPr>
                     <a:xfrm>
                       <a:off x="0" y="0"/>
-                      <a:ext cx="6537960" cy="5403241"/>
+                      <a:ext cx="6080760" cy="5475261"/>
                     </a:xfrm>
                     <a:prstGeom prst="rect">
                       <a:avLst/>
@@ -9114,14 +9172,13 @@
       </w:pPr>
       <w:r>
         <w:rPr>
-          <w:rFonts w:ascii="Segoe UI" w:hAnsi="Segoe UI" w:cs="Segoe UI"/>
           <w:noProof/>
         </w:rPr>
         <w:drawing>
-          <wp:inline distT="0" distB="0" distL="0" distR="0" wp14:anchorId="7364CD5C" wp14:editId="7D273AAE">
-            <wp:extent cx="6492240" cy="5101046"/>
+          <wp:inline distT="0" distB="0" distL="0" distR="0" wp14:anchorId="4E6A0486" wp14:editId="543C5927">
+            <wp:extent cx="6080760" cy="1873219"/>
             <wp:effectExtent l="0" t="0" r="0" b="0"/>
-            <wp:docPr id="6" name="Picture 6"/>
+            <wp:docPr id="27" name="Picture 27"/>
             <wp:cNvGraphicFramePr>
               <a:graphicFrameLocks xmlns:a="http://schemas.openxmlformats.org/drawingml/2006/main" noChangeAspect="1"/>
             </wp:cNvGraphicFramePr>
@@ -9129,7 +9186,7 @@
               <a:graphicData uri="http://schemas.openxmlformats.org/drawingml/2006/picture">
                 <pic:pic xmlns:pic="http://schemas.openxmlformats.org/drawingml/2006/picture">
                   <pic:nvPicPr>
-                    <pic:cNvPr id="0" name="03-level2-sale.png"/>
+                    <pic:cNvPr id="0" name="image(20261015-095804).png"/>
                     <pic:cNvPicPr/>
                   </pic:nvPicPr>
                   <pic:blipFill>
@@ -9141,7 +9198,7 @@
                   <pic:spPr>
                     <a:xfrm>
                       <a:off x="0" y="0"/>
-                      <a:ext cx="6492240" cy="5101046"/>
+                      <a:ext cx="6080760" cy="1873219"/>
                     </a:xfrm>
                     <a:prstGeom prst="rect">
                       <a:avLst/>
@@ -9302,19 +9359,8 @@
             <w:vAlign w:val="center"/>
           </w:tcPr>
           <w:p>
-            <w:pPr>
-              <w:spacing w:before="60" w:after="60"/>
-              <w:rPr>
-                <w:rFonts w:ascii="Segoe UI" w:hAnsi="Segoe UI" w:cs="Segoe UI"/>
-              </w:rPr>
-            </w:pPr>
-            <w:r>
-              <w:rPr>
-                <w:rFonts w:ascii="Segoe UI" w:hAnsi="Segoe UI" w:cs="Segoe UI"/>
-                <w:b/>
-                <w:sz w:val="18"/>
-              </w:rPr>
-              <w:t>Check</w:t>
+            <w:r>
+              <w:t>Balancing review / status</w:t>
             </w:r>
           </w:p>
         </w:tc>
@@ -9389,7 +9435,7 @@
           </w:tcPr>
           <w:p>
             <w:r>
-              <w:t>Needs reconciliation: Level 1 uses Employee; Level 2 uses Employee and splits input</w:t>
+              <w:t>Employee name matches. Two child inputs are grouped at parent level; verify that both sale details and the complete/cancel decision are represented.</w:t>
             </w:r>
           </w:p>
         </w:tc>
@@ -9464,7 +9510,7 @@
           </w:tcPr>
           <w:p>
             <w:r>
-              <w:t>Needs reconciliation: actor specialization and label differ</w:t>
+              <w:t>External output has the same recipient and meaning; confirm the parent Level 1 label explicitly covers the receipt.</w:t>
             </w:r>
           </w:p>
         </w:tc>
@@ -9568,6 +9614,7 @@
           </w:tcPr>
           <w:p>
             <w:r>
+              <w:lastRenderedPageBreak/>
               <w:t>4 → Sold stock records → D2</w:t>
             </w:r>
           </w:p>
@@ -9614,7 +9661,7 @@
           </w:tcPr>
           <w:p>
             <w:r>
-              <w:t>Direction matches; label differs</w:t>
+              <w:t>Both child writes must be checked for separate purposes; do not assume they are independent records.</w:t>
             </w:r>
           </w:p>
         </w:tc>
@@ -9643,7 +9690,7 @@
           </w:tcPr>
           <w:p>
             <w:r>
-              <w:t>4 → Sale and cancellation records → D4</w:t>
+              <w:t>4.0 Process Sale → Sale Activity Record → D7 Activity Records (added in updated Level 1)</w:t>
             </w:r>
           </w:p>
         </w:tc>
@@ -9666,7 +9713,7 @@
           </w:tcPr>
           <w:p>
             <w:r>
-              <w:t>4.4 → Transaction Record (completed or cancelled) → D4; 4.5 → Final Sale Record Update → D4</w:t>
+              <w:t>4.4 → Sale Activity Record → D7; 4.5 → Receipt Generation Activity Record → D7</w:t>
             </w:r>
           </w:p>
         </w:tc>
@@ -9689,7 +9736,15 @@
           </w:tcPr>
           <w:p>
             <w:r>
-              <w:t>Accepted unchanged on 15 Oct; two writes to D4 require semantic verification to rule out duplicate transaction recording.</w:t>
+              <w:t>The previously missing Level 1 flow has been added. The two distinct Level 2 activity writes must still be reconciled with the aggregate parent flow and confirmed in the final saved .</w:t>
+            </w:r>
+            <w:proofErr w:type="spellStart"/>
+            <w:r>
+              <w:t>vpp</w:t>
+            </w:r>
+            <w:proofErr w:type="spellEnd"/>
+            <w:r>
+              <w:t xml:space="preserve"> and Word figures.</w:t>
             </w:r>
           </w:p>
         </w:tc>
@@ -9718,7 +9773,7 @@
           </w:tcPr>
           <w:p>
             <w:r>
-              <w:t>Level 1 screenshot: no direct 4.0 → D7 flow visible (15 Oct review)</w:t>
+              <w:t>Level 1 diagram updated: 4.0 → D7 Sale Activity Record added (15 Oct review); final saved .vpp still requires verification</w:t>
             </w:r>
           </w:p>
         </w:tc>
@@ -9764,7 +9819,7 @@
           </w:tcPr>
           <w:p>
             <w:r>
-              <w:t>Accepted unchanged by project owner on 15 Oct; D7 Level 1/2 balancing discrepancy remains OPEN, not a verified match.</w:t>
+              <w:t>Accepted unchanged by project owner on 15 Oct; D7 parent flow added; final Level 1/2 balancing verification remains OPEN.</w:t>
             </w:r>
           </w:p>
         </w:tc>
@@ -9923,14 +9978,13 @@
       </w:pPr>
       <w:r>
         <w:rPr>
-          <w:rFonts w:ascii="Segoe UI" w:hAnsi="Segoe UI" w:cs="Segoe UI"/>
           <w:noProof/>
         </w:rPr>
         <w:drawing>
-          <wp:inline distT="0" distB="0" distL="0" distR="0" wp14:anchorId="65031394" wp14:editId="42130409">
-            <wp:extent cx="6492240" cy="2326386"/>
+          <wp:inline distT="0" distB="0" distL="0" distR="0" wp14:anchorId="2A350A28" wp14:editId="4FD363F7">
+            <wp:extent cx="6080760" cy="6652455"/>
             <wp:effectExtent l="0" t="0" r="0" b="0"/>
-            <wp:docPr id="7" name="Picture 7"/>
+            <wp:docPr id="28" name="Picture 28"/>
             <wp:cNvGraphicFramePr>
               <a:graphicFrameLocks xmlns:a="http://schemas.openxmlformats.org/drawingml/2006/main" noChangeAspect="1"/>
             </wp:cNvGraphicFramePr>
@@ -9938,7 +9992,7 @@
               <a:graphicData uri="http://schemas.openxmlformats.org/drawingml/2006/picture">
                 <pic:pic xmlns:pic="http://schemas.openxmlformats.org/drawingml/2006/picture">
                   <pic:nvPicPr>
-                    <pic:cNvPr id="0" name="04-usecase-role-inheritance.png"/>
+                    <pic:cNvPr id="0" name="image(20261015-095915).png"/>
                     <pic:cNvPicPr/>
                   </pic:nvPicPr>
                   <pic:blipFill>
@@ -9950,7 +10004,7 @@
                   <pic:spPr>
                     <a:xfrm>
                       <a:off x="0" y="0"/>
-                      <a:ext cx="6492240" cy="2326386"/>
+                      <a:ext cx="6080760" cy="6652455"/>
                     </a:xfrm>
                     <a:prstGeom prst="rect">
                       <a:avLst/>
@@ -10226,6 +10280,7 @@
                 <w:rFonts w:ascii="Segoe UI" w:hAnsi="Segoe UI" w:cs="Segoe UI"/>
                 <w:sz w:val="18"/>
               </w:rPr>
+              <w:lastRenderedPageBreak/>
               <w:t>UC02</w:t>
             </w:r>
           </w:p>
@@ -11591,7 +11646,6 @@
                 <w:rFonts w:ascii="Segoe UI" w:hAnsi="Segoe UI" w:cs="Segoe UI"/>
                 <w:sz w:val="18"/>
               </w:rPr>
-              <w:lastRenderedPageBreak/>
               <w:t>UC15</w:t>
             </w:r>
           </w:p>
@@ -12392,12 +12446,21 @@
                 <w:rFonts w:ascii="Segoe UI" w:hAnsi="Segoe UI" w:cs="Segoe UI"/>
               </w:rPr>
             </w:pPr>
-            <w:r>
-              <w:rPr>
-                <w:rFonts w:ascii="Segoe UI" w:hAnsi="Segoe UI" w:cs="Segoe UI"/>
-                <w:sz w:val="18"/>
-              </w:rPr>
-              <w:t>PearlMart example</w:t>
+            <w:proofErr w:type="spellStart"/>
+            <w:r>
+              <w:rPr>
+                <w:rFonts w:ascii="Segoe UI" w:hAnsi="Segoe UI" w:cs="Segoe UI"/>
+                <w:sz w:val="18"/>
+              </w:rPr>
+              <w:t>PearlMart</w:t>
+            </w:r>
+            <w:proofErr w:type="spellEnd"/>
+            <w:r>
+              <w:rPr>
+                <w:rFonts w:ascii="Segoe UI" w:hAnsi="Segoe UI" w:cs="Segoe UI"/>
+                <w:sz w:val="18"/>
+              </w:rPr>
+              <w:t xml:space="preserve"> example</w:t>
             </w:r>
           </w:p>
         </w:tc>
@@ -16363,7 +16426,77 @@
         <w:rPr>
           <w:rFonts w:ascii="Segoe UI" w:hAnsi="Segoe UI" w:cs="Segoe UI"/>
         </w:rPr>
-        <w:t>Attributes are private (−) and operations are public (+). String, Integer, Decimal, Boolean, Date and DateTime are simple data types. “void” means no return value; [0..1] means optional and [0..*] means a collection. Role has Administrator, InventoryManager, StoreManager and Salesperson values. Transaction is abstract; its getSummary operation is implemented by Sale, Replacement and StockMovement.</w:t>
+        <w:t xml:space="preserve">Attributes are private (−) and operations are public (+). String, Integer, Decimal, Boolean, Date and </w:t>
+      </w:r>
+      <w:proofErr w:type="spellStart"/>
+      <w:r>
+        <w:rPr>
+          <w:rFonts w:ascii="Segoe UI" w:hAnsi="Segoe UI" w:cs="Segoe UI"/>
+        </w:rPr>
+        <w:t>DateTime</w:t>
+      </w:r>
+      <w:proofErr w:type="spellEnd"/>
+      <w:r>
+        <w:rPr>
+          <w:rFonts w:ascii="Segoe UI" w:hAnsi="Segoe UI" w:cs="Segoe UI"/>
+        </w:rPr>
+        <w:t xml:space="preserve"> are simple data types. “void” means no return value; [0..1] means optional and [0..*] means a collection. Role has Administrator, </w:t>
+      </w:r>
+      <w:proofErr w:type="spellStart"/>
+      <w:r>
+        <w:rPr>
+          <w:rFonts w:ascii="Segoe UI" w:hAnsi="Segoe UI" w:cs="Segoe UI"/>
+        </w:rPr>
+        <w:t>InventoryManager</w:t>
+      </w:r>
+      <w:proofErr w:type="spellEnd"/>
+      <w:r>
+        <w:rPr>
+          <w:rFonts w:ascii="Segoe UI" w:hAnsi="Segoe UI" w:cs="Segoe UI"/>
+        </w:rPr>
+        <w:t xml:space="preserve">, </w:t>
+      </w:r>
+      <w:proofErr w:type="spellStart"/>
+      <w:r>
+        <w:rPr>
+          <w:rFonts w:ascii="Segoe UI" w:hAnsi="Segoe UI" w:cs="Segoe UI"/>
+        </w:rPr>
+        <w:t>StoreManager</w:t>
+      </w:r>
+      <w:proofErr w:type="spellEnd"/>
+      <w:r>
+        <w:rPr>
+          <w:rFonts w:ascii="Segoe UI" w:hAnsi="Segoe UI" w:cs="Segoe UI"/>
+        </w:rPr>
+        <w:t xml:space="preserve"> and Salesperson values. Transaction is abstract; its </w:t>
+      </w:r>
+      <w:proofErr w:type="spellStart"/>
+      <w:r>
+        <w:rPr>
+          <w:rFonts w:ascii="Segoe UI" w:hAnsi="Segoe UI" w:cs="Segoe UI"/>
+        </w:rPr>
+        <w:t>getSummary</w:t>
+      </w:r>
+      <w:proofErr w:type="spellEnd"/>
+      <w:r>
+        <w:rPr>
+          <w:rFonts w:ascii="Segoe UI" w:hAnsi="Segoe UI" w:cs="Segoe UI"/>
+        </w:rPr>
+        <w:t xml:space="preserve"> operation is implemented by Sale, Replacement and </w:t>
+      </w:r>
+      <w:proofErr w:type="spellStart"/>
+      <w:r>
+        <w:rPr>
+          <w:rFonts w:ascii="Segoe UI" w:hAnsi="Segoe UI" w:cs="Segoe UI"/>
+        </w:rPr>
+        <w:t>StockMovement</w:t>
+      </w:r>
+      <w:proofErr w:type="spellEnd"/>
+      <w:r>
+        <w:rPr>
+          <w:rFonts w:ascii="Segoe UI" w:hAnsi="Segoe UI" w:cs="Segoe UI"/>
+        </w:rPr>
+        <w:t>.</w:t>
       </w:r>
     </w:p>
     <w:p>
@@ -16406,7 +16539,35 @@
         <w:rPr>
           <w:rFonts w:ascii="Segoe UI" w:hAnsi="Segoe UI" w:cs="Segoe UI"/>
         </w:rPr>
-        <w:t>Item owns stock and price rules. Its methods reject invalid quantities and prices, so callers do not directly overwrite private fields. This is encapsulation. SaleLine stores the selling price at the time of purchase; changing Item.sellingPrice does not change an earlier sale.</w:t>
+        <w:t xml:space="preserve">Item owns stock and price rules. Its methods reject invalid quantities and prices, so callers do not directly overwrite private fields. This is encapsulation. </w:t>
+      </w:r>
+      <w:proofErr w:type="spellStart"/>
+      <w:r>
+        <w:rPr>
+          <w:rFonts w:ascii="Segoe UI" w:hAnsi="Segoe UI" w:cs="Segoe UI"/>
+        </w:rPr>
+        <w:t>SaleLine</w:t>
+      </w:r>
+      <w:proofErr w:type="spellEnd"/>
+      <w:r>
+        <w:rPr>
+          <w:rFonts w:ascii="Segoe UI" w:hAnsi="Segoe UI" w:cs="Segoe UI"/>
+        </w:rPr>
+        <w:t xml:space="preserve"> stores the selling price at the time of purchase; changing </w:t>
+      </w:r>
+      <w:proofErr w:type="spellStart"/>
+      <w:r>
+        <w:rPr>
+          <w:rFonts w:ascii="Segoe UI" w:hAnsi="Segoe UI" w:cs="Segoe UI"/>
+        </w:rPr>
+        <w:t>Item.sellingPrice</w:t>
+      </w:r>
+      <w:proofErr w:type="spellEnd"/>
+      <w:r>
+        <w:rPr>
+          <w:rFonts w:ascii="Segoe UI" w:hAnsi="Segoe UI" w:cs="Segoe UI"/>
+        </w:rPr>
+        <w:t xml:space="preserve"> does not change an earlier sale.</w:t>
       </w:r>
     </w:p>
     <w:p>
@@ -16415,11 +16576,47 @@
           <w:rFonts w:ascii="Segoe UI" w:hAnsi="Segoe UI" w:cs="Segoe UI"/>
         </w:rPr>
       </w:pPr>
-      <w:r>
-        <w:rPr>
-          <w:rFonts w:ascii="Segoe UI" w:hAnsi="Segoe UI" w:cs="Segoe UI"/>
-        </w:rPr>
-        <w:t>SalesService coordinates sale validation, pricing, completion, stock movement records and receipt generation. ProcurementService coordinates orders, invoices and receipts. ReplacementService coordinates original sale checks and stock effects. These responsibilities are split into modules that can be reviewed separately.</w:t>
+      <w:proofErr w:type="spellStart"/>
+      <w:r>
+        <w:rPr>
+          <w:rFonts w:ascii="Segoe UI" w:hAnsi="Segoe UI" w:cs="Segoe UI"/>
+        </w:rPr>
+        <w:t>SalesService</w:t>
+      </w:r>
+      <w:proofErr w:type="spellEnd"/>
+      <w:r>
+        <w:rPr>
+          <w:rFonts w:ascii="Segoe UI" w:hAnsi="Segoe UI" w:cs="Segoe UI"/>
+        </w:rPr>
+        <w:t xml:space="preserve"> coordinates sale validation, pricing, completion, stock movement records and receipt generation. </w:t>
+      </w:r>
+      <w:proofErr w:type="spellStart"/>
+      <w:r>
+        <w:rPr>
+          <w:rFonts w:ascii="Segoe UI" w:hAnsi="Segoe UI" w:cs="Segoe UI"/>
+        </w:rPr>
+        <w:t>ProcurementService</w:t>
+      </w:r>
+      <w:proofErr w:type="spellEnd"/>
+      <w:r>
+        <w:rPr>
+          <w:rFonts w:ascii="Segoe UI" w:hAnsi="Segoe UI" w:cs="Segoe UI"/>
+        </w:rPr>
+        <w:t xml:space="preserve"> coordinates orders, invoices and receipts. </w:t>
+      </w:r>
+      <w:proofErr w:type="spellStart"/>
+      <w:r>
+        <w:rPr>
+          <w:rFonts w:ascii="Segoe UI" w:hAnsi="Segoe UI" w:cs="Segoe UI"/>
+        </w:rPr>
+        <w:t>ReplacementService</w:t>
+      </w:r>
+      <w:proofErr w:type="spellEnd"/>
+      <w:r>
+        <w:rPr>
+          <w:rFonts w:ascii="Segoe UI" w:hAnsi="Segoe UI" w:cs="Segoe UI"/>
+        </w:rPr>
+        <w:t xml:space="preserve"> coordinates original sale checks and stock effects. These responsibilities are split into modules that can be reviewed separately.</w:t>
       </w:r>
     </w:p>
     <w:p>
@@ -16432,7 +16629,21 @@
         <w:rPr>
           <w:rFonts w:ascii="Segoe UI" w:hAnsi="Segoe UI" w:cs="Segoe UI"/>
         </w:rPr>
-        <w:t>Transaction abstracts common identity, time, status and summary behavior. Sale, Replacement and StockMovement specialize it because each is a recorded business transaction with that common data. User roles use a Role value rather than four nearly identical User subclasses; role permissions are checked by services.</w:t>
+        <w:t xml:space="preserve">Transaction abstracts common identity, time, status and summary behavior. Sale, Replacement and </w:t>
+      </w:r>
+      <w:proofErr w:type="spellStart"/>
+      <w:r>
+        <w:rPr>
+          <w:rFonts w:ascii="Segoe UI" w:hAnsi="Segoe UI" w:cs="Segoe UI"/>
+        </w:rPr>
+        <w:t>StockMovement</w:t>
+      </w:r>
+      <w:proofErr w:type="spellEnd"/>
+      <w:r>
+        <w:rPr>
+          <w:rFonts w:ascii="Segoe UI" w:hAnsi="Segoe UI" w:cs="Segoe UI"/>
+        </w:rPr>
+        <w:t xml:space="preserve"> specialize it because each is a recorded business transaction with that common data. User roles use a Role value rather than four nearly identical User subclasses; role permissions are checked by services.</w:t>
       </w:r>
     </w:p>
     <w:p>
@@ -16445,7 +16656,105 @@
         <w:rPr>
           <w:rFonts w:ascii="Segoe UI" w:hAnsi="Segoe UI" w:cs="Segoe UI"/>
         </w:rPr>
-        <w:t>Composition is used for Sale to SaleLine, SupplierOrder to OrderLine, SupplierInvoice to InvoiceLine and GoodsReceipt to ReceiptLine. A line has no meaningful independent lifecycle outside its owning document. Supplier aggregates orders: orders belong to that supplier’s history but must remain retained even if the supplier is no longer active. Other connections are ordinary associations.</w:t>
+        <w:t xml:space="preserve">Composition is used for Sale to </w:t>
+      </w:r>
+      <w:proofErr w:type="spellStart"/>
+      <w:r>
+        <w:rPr>
+          <w:rFonts w:ascii="Segoe UI" w:hAnsi="Segoe UI" w:cs="Segoe UI"/>
+        </w:rPr>
+        <w:t>SaleLine</w:t>
+      </w:r>
+      <w:proofErr w:type="spellEnd"/>
+      <w:r>
+        <w:rPr>
+          <w:rFonts w:ascii="Segoe UI" w:hAnsi="Segoe UI" w:cs="Segoe UI"/>
+        </w:rPr>
+        <w:t xml:space="preserve">, </w:t>
+      </w:r>
+      <w:proofErr w:type="spellStart"/>
+      <w:r>
+        <w:rPr>
+          <w:rFonts w:ascii="Segoe UI" w:hAnsi="Segoe UI" w:cs="Segoe UI"/>
+        </w:rPr>
+        <w:t>SupplierOrder</w:t>
+      </w:r>
+      <w:proofErr w:type="spellEnd"/>
+      <w:r>
+        <w:rPr>
+          <w:rFonts w:ascii="Segoe UI" w:hAnsi="Segoe UI" w:cs="Segoe UI"/>
+        </w:rPr>
+        <w:t xml:space="preserve"> to </w:t>
+      </w:r>
+      <w:proofErr w:type="spellStart"/>
+      <w:r>
+        <w:rPr>
+          <w:rFonts w:ascii="Segoe UI" w:hAnsi="Segoe UI" w:cs="Segoe UI"/>
+        </w:rPr>
+        <w:t>OrderLine</w:t>
+      </w:r>
+      <w:proofErr w:type="spellEnd"/>
+      <w:r>
+        <w:rPr>
+          <w:rFonts w:ascii="Segoe UI" w:hAnsi="Segoe UI" w:cs="Segoe UI"/>
+        </w:rPr>
+        <w:t xml:space="preserve">, </w:t>
+      </w:r>
+      <w:proofErr w:type="spellStart"/>
+      <w:r>
+        <w:rPr>
+          <w:rFonts w:ascii="Segoe UI" w:hAnsi="Segoe UI" w:cs="Segoe UI"/>
+        </w:rPr>
+        <w:t>SupplierInvoice</w:t>
+      </w:r>
+      <w:proofErr w:type="spellEnd"/>
+      <w:r>
+        <w:rPr>
+          <w:rFonts w:ascii="Segoe UI" w:hAnsi="Segoe UI" w:cs="Segoe UI"/>
+        </w:rPr>
+        <w:t xml:space="preserve"> to </w:t>
+      </w:r>
+      <w:proofErr w:type="spellStart"/>
+      <w:r>
+        <w:rPr>
+          <w:rFonts w:ascii="Segoe UI" w:hAnsi="Segoe UI" w:cs="Segoe UI"/>
+        </w:rPr>
+        <w:t>InvoiceLine</w:t>
+      </w:r>
+      <w:proofErr w:type="spellEnd"/>
+      <w:r>
+        <w:rPr>
+          <w:rFonts w:ascii="Segoe UI" w:hAnsi="Segoe UI" w:cs="Segoe UI"/>
+        </w:rPr>
+        <w:t xml:space="preserve"> and </w:t>
+      </w:r>
+      <w:proofErr w:type="spellStart"/>
+      <w:r>
+        <w:rPr>
+          <w:rFonts w:ascii="Segoe UI" w:hAnsi="Segoe UI" w:cs="Segoe UI"/>
+        </w:rPr>
+        <w:t>GoodsReceipt</w:t>
+      </w:r>
+      <w:proofErr w:type="spellEnd"/>
+      <w:r>
+        <w:rPr>
+          <w:rFonts w:ascii="Segoe UI" w:hAnsi="Segoe UI" w:cs="Segoe UI"/>
+        </w:rPr>
+        <w:t xml:space="preserve"> to </w:t>
+      </w:r>
+      <w:proofErr w:type="spellStart"/>
+      <w:r>
+        <w:rPr>
+          <w:rFonts w:ascii="Segoe UI" w:hAnsi="Segoe UI" w:cs="Segoe UI"/>
+        </w:rPr>
+        <w:t>ReceiptLine</w:t>
+      </w:r>
+      <w:proofErr w:type="spellEnd"/>
+      <w:r>
+        <w:rPr>
+          <w:rFonts w:ascii="Segoe UI" w:hAnsi="Segoe UI" w:cs="Segoe UI"/>
+        </w:rPr>
+        <w:t>. A line has no meaningful independent lifecycle outside its owning document. Supplier aggregates orders: orders belong to that supplier’s history but must remain retained even if the supplier is no longer active. Other connections are ordinary associations.</w:t>
       </w:r>
     </w:p>
     <w:p>
@@ -16458,7 +16767,35 @@
         <w:rPr>
           <w:rFonts w:ascii="Segoe UI" w:hAnsi="Segoe UI" w:cs="Segoe UI"/>
         </w:rPr>
-        <w:t>All stock-changing services validate permissions and perform their related changes together. The class diagram expresses responsibilities; the atomicity rule is a required behavior, not a choice of database or implementation framework. ActivityRecord stores the operational history used by ReportService.</w:t>
+        <w:t xml:space="preserve">All stock-changing services validate permissions and perform their related changes together. The class diagram expresses responsibilities; the atomicity rule is a required behavior, not a choice of database or implementation framework. </w:t>
+      </w:r>
+      <w:proofErr w:type="spellStart"/>
+      <w:r>
+        <w:rPr>
+          <w:rFonts w:ascii="Segoe UI" w:hAnsi="Segoe UI" w:cs="Segoe UI"/>
+        </w:rPr>
+        <w:t>ActivityRecord</w:t>
+      </w:r>
+      <w:proofErr w:type="spellEnd"/>
+      <w:r>
+        <w:rPr>
+          <w:rFonts w:ascii="Segoe UI" w:hAnsi="Segoe UI" w:cs="Segoe UI"/>
+        </w:rPr>
+        <w:t xml:space="preserve"> stores the operational history used by </w:t>
+      </w:r>
+      <w:proofErr w:type="spellStart"/>
+      <w:r>
+        <w:rPr>
+          <w:rFonts w:ascii="Segoe UI" w:hAnsi="Segoe UI" w:cs="Segoe UI"/>
+        </w:rPr>
+        <w:t>ReportService</w:t>
+      </w:r>
+      <w:proofErr w:type="spellEnd"/>
+      <w:r>
+        <w:rPr>
+          <w:rFonts w:ascii="Segoe UI" w:hAnsi="Segoe UI" w:cs="Segoe UI"/>
+        </w:rPr>
+        <w:t>.</w:t>
       </w:r>
     </w:p>
     <w:p>
@@ -16530,14 +16867,13 @@
       </w:pPr>
       <w:r>
         <w:rPr>
-          <w:rFonts w:ascii="Segoe UI" w:hAnsi="Segoe UI" w:cs="Segoe UI"/>
           <w:noProof/>
         </w:rPr>
         <w:drawing>
-          <wp:inline distT="0" distB="0" distL="0" distR="0" wp14:anchorId="48FEB781" wp14:editId="6ED2ABA6">
-            <wp:extent cx="6492240" cy="4911189"/>
+          <wp:inline distT="0" distB="0" distL="0" distR="0" wp14:anchorId="7BAEE6D9" wp14:editId="7FDB1727">
+            <wp:extent cx="6080760" cy="3937106"/>
             <wp:effectExtent l="0" t="0" r="0" b="0"/>
-            <wp:docPr id="10" name="Picture 10"/>
+            <wp:docPr id="29" name="Picture 29"/>
             <wp:cNvGraphicFramePr>
               <a:graphicFrameLocks xmlns:a="http://schemas.openxmlformats.org/drawingml/2006/main" noChangeAspect="1"/>
             </wp:cNvGraphicFramePr>
@@ -16545,7 +16881,7 @@
               <a:graphicData uri="http://schemas.openxmlformats.org/drawingml/2006/picture">
                 <pic:pic xmlns:pic="http://schemas.openxmlformats.org/drawingml/2006/picture">
                   <pic:nvPicPr>
-                    <pic:cNvPr id="0" name="05-classes-core1.png"/>
+                    <pic:cNvPr id="0" name="image(20261015-100404).png"/>
                     <pic:cNvPicPr/>
                   </pic:nvPicPr>
                   <pic:blipFill>
@@ -16557,7 +16893,7 @@
                   <pic:spPr>
                     <a:xfrm>
                       <a:off x="0" y="0"/>
-                      <a:ext cx="6492240" cy="4911189"/>
+                      <a:ext cx="6080760" cy="3937106"/>
                     </a:xfrm>
                     <a:prstGeom prst="rect">
                       <a:avLst/>
@@ -17181,14 +17517,13 @@
       </w:pPr>
       <w:r>
         <w:rPr>
-          <w:rFonts w:ascii="Segoe UI" w:hAnsi="Segoe UI" w:cs="Segoe UI"/>
           <w:noProof/>
         </w:rPr>
         <w:drawing>
-          <wp:inline distT="0" distB="0" distL="0" distR="0" wp14:anchorId="3585592A" wp14:editId="57BA741A">
-            <wp:extent cx="6492240" cy="5096581"/>
+          <wp:inline distT="0" distB="0" distL="0" distR="0" wp14:anchorId="13142AFB" wp14:editId="07C1A3BF">
+            <wp:extent cx="5669280" cy="1381024"/>
             <wp:effectExtent l="0" t="0" r="0" b="0"/>
-            <wp:docPr id="17" name="Picture 17"/>
+            <wp:docPr id="30" name="Picture 30"/>
             <wp:cNvGraphicFramePr>
               <a:graphicFrameLocks xmlns:a="http://schemas.openxmlformats.org/drawingml/2006/main" noChangeAspect="1"/>
             </wp:cNvGraphicFramePr>
@@ -17196,7 +17531,7 @@
               <a:graphicData uri="http://schemas.openxmlformats.org/drawingml/2006/picture">
                 <pic:pic xmlns:pic="http://schemas.openxmlformats.org/drawingml/2006/picture">
                   <pic:nvPicPr>
-                    <pic:cNvPr id="0" name="05-classes-services1.png"/>
+                    <pic:cNvPr id="0" name="image(20261015-100304).png"/>
                     <pic:cNvPicPr/>
                   </pic:nvPicPr>
                   <pic:blipFill>
@@ -17208,7 +17543,7 @@
                   <pic:spPr>
                     <a:xfrm>
                       <a:off x="0" y="0"/>
-                      <a:ext cx="6492240" cy="5096581"/>
+                      <a:ext cx="5669280" cy="1381024"/>
                     </a:xfrm>
                     <a:prstGeom prst="rect">
                       <a:avLst/>
@@ -17274,14 +17609,13 @@
       </w:pPr>
       <w:r>
         <w:rPr>
-          <w:rFonts w:ascii="Segoe UI" w:hAnsi="Segoe UI" w:cs="Segoe UI"/>
           <w:noProof/>
         </w:rPr>
         <w:drawing>
-          <wp:inline distT="0" distB="0" distL="0" distR="0" wp14:anchorId="2704ED1A" wp14:editId="0308C841">
-            <wp:extent cx="6492240" cy="4419583"/>
+          <wp:inline distT="0" distB="0" distL="0" distR="0" wp14:anchorId="2AB39195" wp14:editId="45E4C7A3">
+            <wp:extent cx="5669280" cy="3359232"/>
             <wp:effectExtent l="0" t="0" r="0" b="0"/>
-            <wp:docPr id="18" name="Picture 18"/>
+            <wp:docPr id="31" name="Picture 31"/>
             <wp:cNvGraphicFramePr>
               <a:graphicFrameLocks xmlns:a="http://schemas.openxmlformats.org/drawingml/2006/main" noChangeAspect="1"/>
             </wp:cNvGraphicFramePr>
@@ -17289,7 +17623,7 @@
               <a:graphicData uri="http://schemas.openxmlformats.org/drawingml/2006/picture">
                 <pic:pic xmlns:pic="http://schemas.openxmlformats.org/drawingml/2006/picture">
                   <pic:nvPicPr>
-                    <pic:cNvPr id="0" name="05-classes-services2.png"/>
+                    <pic:cNvPr id="0" name="image(20261015-100320).png"/>
                     <pic:cNvPicPr/>
                   </pic:nvPicPr>
                   <pic:blipFill>
@@ -17301,7 +17635,7 @@
                   <pic:spPr>
                     <a:xfrm>
                       <a:off x="0" y="0"/>
-                      <a:ext cx="6492240" cy="4419583"/>
+                      <a:ext cx="5669280" cy="3359232"/>
                     </a:xfrm>
                     <a:prstGeom prst="rect">
                       <a:avLst/>
@@ -17791,6 +18125,7 @@
                 <w:rFonts w:ascii="Segoe UI" w:hAnsi="Segoe UI" w:cs="Segoe UI"/>
               </w:rPr>
             </w:pPr>
+            <w:proofErr w:type="spellStart"/>
             <w:r>
               <w:rPr>
                 <w:rFonts w:ascii="Segoe UI" w:hAnsi="Segoe UI" w:cs="Segoe UI"/>
@@ -17798,6 +18133,7 @@
               </w:rPr>
               <w:t>AccessService</w:t>
             </w:r>
+            <w:proofErr w:type="spellEnd"/>
           </w:p>
         </w:tc>
         <w:tc>
@@ -17896,6 +18232,7 @@
                 <w:rFonts w:ascii="Segoe UI" w:hAnsi="Segoe UI" w:cs="Segoe UI"/>
               </w:rPr>
             </w:pPr>
+            <w:proofErr w:type="spellStart"/>
             <w:r>
               <w:rPr>
                 <w:rFonts w:ascii="Segoe UI" w:hAnsi="Segoe UI" w:cs="Segoe UI"/>
@@ -17903,6 +18240,7 @@
               </w:rPr>
               <w:t>InventoryService</w:t>
             </w:r>
+            <w:proofErr w:type="spellEnd"/>
           </w:p>
         </w:tc>
         <w:tc>
@@ -17934,8 +18272,33 @@
                 <w:rFonts w:ascii="Segoe UI" w:hAnsi="Segoe UI" w:cs="Segoe UI"/>
                 <w:sz w:val="18"/>
               </w:rPr>
-              <w:t>User, Item, StockMovement, ActivityRecord</w:t>
-            </w:r>
+              <w:t xml:space="preserve">User, Item, </w:t>
+            </w:r>
+            <w:proofErr w:type="spellStart"/>
+            <w:r>
+              <w:rPr>
+                <w:rFonts w:ascii="Segoe UI" w:hAnsi="Segoe UI" w:cs="Segoe UI"/>
+                <w:sz w:val="18"/>
+              </w:rPr>
+              <w:t>StockMovement</w:t>
+            </w:r>
+            <w:proofErr w:type="spellEnd"/>
+            <w:r>
+              <w:rPr>
+                <w:rFonts w:ascii="Segoe UI" w:hAnsi="Segoe UI" w:cs="Segoe UI"/>
+                <w:sz w:val="18"/>
+              </w:rPr>
+              <w:t xml:space="preserve">, </w:t>
+            </w:r>
+            <w:proofErr w:type="spellStart"/>
+            <w:r>
+              <w:rPr>
+                <w:rFonts w:ascii="Segoe UI" w:hAnsi="Segoe UI" w:cs="Segoe UI"/>
+                <w:sz w:val="18"/>
+              </w:rPr>
+              <w:t>ActivityRecord</w:t>
+            </w:r>
+            <w:proofErr w:type="spellEnd"/>
           </w:p>
         </w:tc>
         <w:tc>
@@ -18001,6 +18364,7 @@
                 <w:rFonts w:ascii="Segoe UI" w:hAnsi="Segoe UI" w:cs="Segoe UI"/>
               </w:rPr>
             </w:pPr>
+            <w:proofErr w:type="spellStart"/>
             <w:r>
               <w:rPr>
                 <w:rFonts w:ascii="Segoe UI" w:hAnsi="Segoe UI" w:cs="Segoe UI"/>
@@ -18008,6 +18372,7 @@
               </w:rPr>
               <w:t>ProcurementService</w:t>
             </w:r>
+            <w:proofErr w:type="spellEnd"/>
           </w:p>
         </w:tc>
         <w:tc>
@@ -18039,8 +18404,129 @@
                 <w:rFonts w:ascii="Segoe UI" w:hAnsi="Segoe UI" w:cs="Segoe UI"/>
                 <w:sz w:val="18"/>
               </w:rPr>
-              <w:t>User, Supplier, SupplierOrder, OrderLine, SupplierInvoice, InvoiceLine, GoodsReceipt, ReceiptLine, Item, StockMovement, ActivityRecord</w:t>
-            </w:r>
+              <w:t xml:space="preserve">User, Supplier, </w:t>
+            </w:r>
+            <w:proofErr w:type="spellStart"/>
+            <w:r>
+              <w:rPr>
+                <w:rFonts w:ascii="Segoe UI" w:hAnsi="Segoe UI" w:cs="Segoe UI"/>
+                <w:sz w:val="18"/>
+              </w:rPr>
+              <w:t>SupplierOrder</w:t>
+            </w:r>
+            <w:proofErr w:type="spellEnd"/>
+            <w:r>
+              <w:rPr>
+                <w:rFonts w:ascii="Segoe UI" w:hAnsi="Segoe UI" w:cs="Segoe UI"/>
+                <w:sz w:val="18"/>
+              </w:rPr>
+              <w:t xml:space="preserve">, </w:t>
+            </w:r>
+            <w:proofErr w:type="spellStart"/>
+            <w:r>
+              <w:rPr>
+                <w:rFonts w:ascii="Segoe UI" w:hAnsi="Segoe UI" w:cs="Segoe UI"/>
+                <w:sz w:val="18"/>
+              </w:rPr>
+              <w:t>OrderLine</w:t>
+            </w:r>
+            <w:proofErr w:type="spellEnd"/>
+            <w:r>
+              <w:rPr>
+                <w:rFonts w:ascii="Segoe UI" w:hAnsi="Segoe UI" w:cs="Segoe UI"/>
+                <w:sz w:val="18"/>
+              </w:rPr>
+              <w:t xml:space="preserve">, </w:t>
+            </w:r>
+            <w:proofErr w:type="spellStart"/>
+            <w:r>
+              <w:rPr>
+                <w:rFonts w:ascii="Segoe UI" w:hAnsi="Segoe UI" w:cs="Segoe UI"/>
+                <w:sz w:val="18"/>
+              </w:rPr>
+              <w:t>SupplierInvoice</w:t>
+            </w:r>
+            <w:proofErr w:type="spellEnd"/>
+            <w:r>
+              <w:rPr>
+                <w:rFonts w:ascii="Segoe UI" w:hAnsi="Segoe UI" w:cs="Segoe UI"/>
+                <w:sz w:val="18"/>
+              </w:rPr>
+              <w:t xml:space="preserve">, </w:t>
+            </w:r>
+            <w:proofErr w:type="spellStart"/>
+            <w:r>
+              <w:rPr>
+                <w:rFonts w:ascii="Segoe UI" w:hAnsi="Segoe UI" w:cs="Segoe UI"/>
+                <w:sz w:val="18"/>
+              </w:rPr>
+              <w:t>InvoiceLine</w:t>
+            </w:r>
+            <w:proofErr w:type="spellEnd"/>
+            <w:r>
+              <w:rPr>
+                <w:rFonts w:ascii="Segoe UI" w:hAnsi="Segoe UI" w:cs="Segoe UI"/>
+                <w:sz w:val="18"/>
+              </w:rPr>
+              <w:t xml:space="preserve">, </w:t>
+            </w:r>
+            <w:proofErr w:type="spellStart"/>
+            <w:r>
+              <w:rPr>
+                <w:rFonts w:ascii="Segoe UI" w:hAnsi="Segoe UI" w:cs="Segoe UI"/>
+                <w:sz w:val="18"/>
+              </w:rPr>
+              <w:t>GoodsReceipt</w:t>
+            </w:r>
+            <w:proofErr w:type="spellEnd"/>
+            <w:r>
+              <w:rPr>
+                <w:rFonts w:ascii="Segoe UI" w:hAnsi="Segoe UI" w:cs="Segoe UI"/>
+                <w:sz w:val="18"/>
+              </w:rPr>
+              <w:t xml:space="preserve">, </w:t>
+            </w:r>
+            <w:proofErr w:type="spellStart"/>
+            <w:r>
+              <w:rPr>
+                <w:rFonts w:ascii="Segoe UI" w:hAnsi="Segoe UI" w:cs="Segoe UI"/>
+                <w:sz w:val="18"/>
+              </w:rPr>
+              <w:t>ReceiptLine</w:t>
+            </w:r>
+            <w:proofErr w:type="spellEnd"/>
+            <w:r>
+              <w:rPr>
+                <w:rFonts w:ascii="Segoe UI" w:hAnsi="Segoe UI" w:cs="Segoe UI"/>
+                <w:sz w:val="18"/>
+              </w:rPr>
+              <w:t xml:space="preserve">, Item, </w:t>
+            </w:r>
+            <w:proofErr w:type="spellStart"/>
+            <w:r>
+              <w:rPr>
+                <w:rFonts w:ascii="Segoe UI" w:hAnsi="Segoe UI" w:cs="Segoe UI"/>
+                <w:sz w:val="18"/>
+              </w:rPr>
+              <w:t>StockMovement</w:t>
+            </w:r>
+            <w:proofErr w:type="spellEnd"/>
+            <w:r>
+              <w:rPr>
+                <w:rFonts w:ascii="Segoe UI" w:hAnsi="Segoe UI" w:cs="Segoe UI"/>
+                <w:sz w:val="18"/>
+              </w:rPr>
+              <w:t xml:space="preserve">, </w:t>
+            </w:r>
+            <w:proofErr w:type="spellStart"/>
+            <w:r>
+              <w:rPr>
+                <w:rFonts w:ascii="Segoe UI" w:hAnsi="Segoe UI" w:cs="Segoe UI"/>
+                <w:sz w:val="18"/>
+              </w:rPr>
+              <w:t>ActivityRecord</w:t>
+            </w:r>
+            <w:proofErr w:type="spellEnd"/>
           </w:p>
         </w:tc>
         <w:tc>
@@ -18106,6 +18592,7 @@
                 <w:rFonts w:ascii="Segoe UI" w:hAnsi="Segoe UI" w:cs="Segoe UI"/>
               </w:rPr>
             </w:pPr>
+            <w:proofErr w:type="spellStart"/>
             <w:r>
               <w:rPr>
                 <w:rFonts w:ascii="Segoe UI" w:hAnsi="Segoe UI" w:cs="Segoe UI"/>
@@ -18113,6 +18600,7 @@
               </w:rPr>
               <w:t>SalesService</w:t>
             </w:r>
+            <w:proofErr w:type="spellEnd"/>
           </w:p>
         </w:tc>
         <w:tc>
@@ -18144,8 +18632,65 @@
                 <w:rFonts w:ascii="Segoe UI" w:hAnsi="Segoe UI" w:cs="Segoe UI"/>
                 <w:sz w:val="18"/>
               </w:rPr>
-              <w:t>User, Sale, SaleLine, Item, PricingPolicy, StockMovement, ActivityRecord</w:t>
-            </w:r>
+              <w:t xml:space="preserve">User, Sale, </w:t>
+            </w:r>
+            <w:proofErr w:type="spellStart"/>
+            <w:r>
+              <w:rPr>
+                <w:rFonts w:ascii="Segoe UI" w:hAnsi="Segoe UI" w:cs="Segoe UI"/>
+                <w:sz w:val="18"/>
+              </w:rPr>
+              <w:t>SaleLine</w:t>
+            </w:r>
+            <w:proofErr w:type="spellEnd"/>
+            <w:r>
+              <w:rPr>
+                <w:rFonts w:ascii="Segoe UI" w:hAnsi="Segoe UI" w:cs="Segoe UI"/>
+                <w:sz w:val="18"/>
+              </w:rPr>
+              <w:t xml:space="preserve">, Item, </w:t>
+            </w:r>
+            <w:proofErr w:type="spellStart"/>
+            <w:r>
+              <w:rPr>
+                <w:rFonts w:ascii="Segoe UI" w:hAnsi="Segoe UI" w:cs="Segoe UI"/>
+                <w:sz w:val="18"/>
+              </w:rPr>
+              <w:t>PricingPolicy</w:t>
+            </w:r>
+            <w:proofErr w:type="spellEnd"/>
+            <w:r>
+              <w:rPr>
+                <w:rFonts w:ascii="Segoe UI" w:hAnsi="Segoe UI" w:cs="Segoe UI"/>
+                <w:sz w:val="18"/>
+              </w:rPr>
+              <w:t xml:space="preserve">, </w:t>
+            </w:r>
+            <w:proofErr w:type="spellStart"/>
+            <w:r>
+              <w:rPr>
+                <w:rFonts w:ascii="Segoe UI" w:hAnsi="Segoe UI" w:cs="Segoe UI"/>
+                <w:sz w:val="18"/>
+              </w:rPr>
+              <w:t>StockMovement</w:t>
+            </w:r>
+            <w:proofErr w:type="spellEnd"/>
+            <w:r>
+              <w:rPr>
+                <w:rFonts w:ascii="Segoe UI" w:hAnsi="Segoe UI" w:cs="Segoe UI"/>
+                <w:sz w:val="18"/>
+              </w:rPr>
+              <w:t xml:space="preserve">, </w:t>
+            </w:r>
+            <w:proofErr w:type="spellStart"/>
+            <w:r>
+              <w:rPr>
+                <w:rFonts w:ascii="Segoe UI" w:hAnsi="Segoe UI" w:cs="Segoe UI"/>
+                <w:sz w:val="18"/>
+              </w:rPr>
+              <w:t>ActivityRecord</w:t>
+            </w:r>
+            <w:proofErr w:type="spellEnd"/>
           </w:p>
         </w:tc>
         <w:tc>
@@ -18211,6 +18756,7 @@
                 <w:rFonts w:ascii="Segoe UI" w:hAnsi="Segoe UI" w:cs="Segoe UI"/>
               </w:rPr>
             </w:pPr>
+            <w:proofErr w:type="spellStart"/>
             <w:r>
               <w:rPr>
                 <w:rFonts w:ascii="Segoe UI" w:hAnsi="Segoe UI" w:cs="Segoe UI"/>
@@ -18218,6 +18764,7 @@
               </w:rPr>
               <w:t>ReplacementService</w:t>
             </w:r>
+            <w:proofErr w:type="spellEnd"/>
           </w:p>
         </w:tc>
         <w:tc>
@@ -18249,8 +18796,49 @@
                 <w:rFonts w:ascii="Segoe UI" w:hAnsi="Segoe UI" w:cs="Segoe UI"/>
                 <w:sz w:val="18"/>
               </w:rPr>
-              <w:t>User, Sale, SaleLine, Replacement, Item, StockMovement, ActivityRecord</w:t>
-            </w:r>
+              <w:t xml:space="preserve">User, Sale, </w:t>
+            </w:r>
+            <w:proofErr w:type="spellStart"/>
+            <w:r>
+              <w:rPr>
+                <w:rFonts w:ascii="Segoe UI" w:hAnsi="Segoe UI" w:cs="Segoe UI"/>
+                <w:sz w:val="18"/>
+              </w:rPr>
+              <w:t>SaleLine</w:t>
+            </w:r>
+            <w:proofErr w:type="spellEnd"/>
+            <w:r>
+              <w:rPr>
+                <w:rFonts w:ascii="Segoe UI" w:hAnsi="Segoe UI" w:cs="Segoe UI"/>
+                <w:sz w:val="18"/>
+              </w:rPr>
+              <w:t xml:space="preserve">, Replacement, Item, </w:t>
+            </w:r>
+            <w:proofErr w:type="spellStart"/>
+            <w:r>
+              <w:rPr>
+                <w:rFonts w:ascii="Segoe UI" w:hAnsi="Segoe UI" w:cs="Segoe UI"/>
+                <w:sz w:val="18"/>
+              </w:rPr>
+              <w:t>StockMovement</w:t>
+            </w:r>
+            <w:proofErr w:type="spellEnd"/>
+            <w:r>
+              <w:rPr>
+                <w:rFonts w:ascii="Segoe UI" w:hAnsi="Segoe UI" w:cs="Segoe UI"/>
+                <w:sz w:val="18"/>
+              </w:rPr>
+              <w:t xml:space="preserve">, </w:t>
+            </w:r>
+            <w:proofErr w:type="spellStart"/>
+            <w:r>
+              <w:rPr>
+                <w:rFonts w:ascii="Segoe UI" w:hAnsi="Segoe UI" w:cs="Segoe UI"/>
+                <w:sz w:val="18"/>
+              </w:rPr>
+              <w:t>ActivityRecord</w:t>
+            </w:r>
+            <w:proofErr w:type="spellEnd"/>
           </w:p>
         </w:tc>
         <w:tc>
@@ -18316,6 +18904,7 @@
                 <w:rFonts w:ascii="Segoe UI" w:hAnsi="Segoe UI" w:cs="Segoe UI"/>
               </w:rPr>
             </w:pPr>
+            <w:proofErr w:type="spellStart"/>
             <w:r>
               <w:rPr>
                 <w:rFonts w:ascii="Segoe UI" w:hAnsi="Segoe UI" w:cs="Segoe UI"/>
@@ -18323,6 +18912,7 @@
               </w:rPr>
               <w:t>RequestService</w:t>
             </w:r>
+            <w:proofErr w:type="spellEnd"/>
           </w:p>
         </w:tc>
         <w:tc>
@@ -18354,8 +18944,33 @@
                 <w:rFonts w:ascii="Segoe UI" w:hAnsi="Segoe UI" w:cs="Segoe UI"/>
                 <w:sz w:val="18"/>
               </w:rPr>
-              <w:t>User, CustomerRequest, ActivityRecord</w:t>
-            </w:r>
+              <w:t xml:space="preserve">User, </w:t>
+            </w:r>
+            <w:proofErr w:type="spellStart"/>
+            <w:r>
+              <w:rPr>
+                <w:rFonts w:ascii="Segoe UI" w:hAnsi="Segoe UI" w:cs="Segoe UI"/>
+                <w:sz w:val="18"/>
+              </w:rPr>
+              <w:t>CustomerRequest</w:t>
+            </w:r>
+            <w:proofErr w:type="spellEnd"/>
+            <w:r>
+              <w:rPr>
+                <w:rFonts w:ascii="Segoe UI" w:hAnsi="Segoe UI" w:cs="Segoe UI"/>
+                <w:sz w:val="18"/>
+              </w:rPr>
+              <w:t xml:space="preserve">, </w:t>
+            </w:r>
+            <w:proofErr w:type="spellStart"/>
+            <w:r>
+              <w:rPr>
+                <w:rFonts w:ascii="Segoe UI" w:hAnsi="Segoe UI" w:cs="Segoe UI"/>
+                <w:sz w:val="18"/>
+              </w:rPr>
+              <w:t>ActivityRecord</w:t>
+            </w:r>
+            <w:proofErr w:type="spellEnd"/>
           </w:p>
         </w:tc>
         <w:tc>
@@ -18421,6 +19036,7 @@
                 <w:rFonts w:ascii="Segoe UI" w:hAnsi="Segoe UI" w:cs="Segoe UI"/>
               </w:rPr>
             </w:pPr>
+            <w:proofErr w:type="spellStart"/>
             <w:r>
               <w:rPr>
                 <w:rFonts w:ascii="Segoe UI" w:hAnsi="Segoe UI" w:cs="Segoe UI"/>
@@ -18428,6 +19044,7 @@
               </w:rPr>
               <w:t>ReportService</w:t>
             </w:r>
+            <w:proofErr w:type="spellEnd"/>
           </w:p>
         </w:tc>
         <w:tc>
@@ -18459,8 +19076,97 @@
                 <w:rFonts w:ascii="Segoe UI" w:hAnsi="Segoe UI" w:cs="Segoe UI"/>
                 <w:sz w:val="18"/>
               </w:rPr>
-              <w:t>User, Item, SupplierOrder, SupplierInvoice, GoodsReceipt, Sale, Replacement, CustomerRequest, StockMovement, ActivityRecord</w:t>
-            </w:r>
+              <w:t xml:space="preserve">User, Item, </w:t>
+            </w:r>
+            <w:proofErr w:type="spellStart"/>
+            <w:r>
+              <w:rPr>
+                <w:rFonts w:ascii="Segoe UI" w:hAnsi="Segoe UI" w:cs="Segoe UI"/>
+                <w:sz w:val="18"/>
+              </w:rPr>
+              <w:t>SupplierOrder</w:t>
+            </w:r>
+            <w:proofErr w:type="spellEnd"/>
+            <w:r>
+              <w:rPr>
+                <w:rFonts w:ascii="Segoe UI" w:hAnsi="Segoe UI" w:cs="Segoe UI"/>
+                <w:sz w:val="18"/>
+              </w:rPr>
+              <w:t xml:space="preserve">, </w:t>
+            </w:r>
+            <w:proofErr w:type="spellStart"/>
+            <w:r>
+              <w:rPr>
+                <w:rFonts w:ascii="Segoe UI" w:hAnsi="Segoe UI" w:cs="Segoe UI"/>
+                <w:sz w:val="18"/>
+              </w:rPr>
+              <w:t>SupplierInvoice</w:t>
+            </w:r>
+            <w:proofErr w:type="spellEnd"/>
+            <w:r>
+              <w:rPr>
+                <w:rFonts w:ascii="Segoe UI" w:hAnsi="Segoe UI" w:cs="Segoe UI"/>
+                <w:sz w:val="18"/>
+              </w:rPr>
+              <w:t xml:space="preserve">, </w:t>
+            </w:r>
+            <w:proofErr w:type="spellStart"/>
+            <w:r>
+              <w:rPr>
+                <w:rFonts w:ascii="Segoe UI" w:hAnsi="Segoe UI" w:cs="Segoe UI"/>
+                <w:sz w:val="18"/>
+              </w:rPr>
+              <w:t>GoodsReceipt</w:t>
+            </w:r>
+            <w:proofErr w:type="spellEnd"/>
+            <w:r>
+              <w:rPr>
+                <w:rFonts w:ascii="Segoe UI" w:hAnsi="Segoe UI" w:cs="Segoe UI"/>
+                <w:sz w:val="18"/>
+              </w:rPr>
+              <w:t xml:space="preserve">, Sale, Replacement, </w:t>
+            </w:r>
+            <w:proofErr w:type="spellStart"/>
+            <w:r>
+              <w:rPr>
+                <w:rFonts w:ascii="Segoe UI" w:hAnsi="Segoe UI" w:cs="Segoe UI"/>
+                <w:sz w:val="18"/>
+              </w:rPr>
+              <w:t>CustomerRequest</w:t>
+            </w:r>
+            <w:proofErr w:type="spellEnd"/>
+            <w:r>
+              <w:rPr>
+                <w:rFonts w:ascii="Segoe UI" w:hAnsi="Segoe UI" w:cs="Segoe UI"/>
+                <w:sz w:val="18"/>
+              </w:rPr>
+              <w:t xml:space="preserve">, </w:t>
+            </w:r>
+            <w:proofErr w:type="spellStart"/>
+            <w:r>
+              <w:rPr>
+                <w:rFonts w:ascii="Segoe UI" w:hAnsi="Segoe UI" w:cs="Segoe UI"/>
+                <w:sz w:val="18"/>
+              </w:rPr>
+              <w:t>StockMovement</w:t>
+            </w:r>
+            <w:proofErr w:type="spellEnd"/>
+            <w:r>
+              <w:rPr>
+                <w:rFonts w:ascii="Segoe UI" w:hAnsi="Segoe UI" w:cs="Segoe UI"/>
+                <w:sz w:val="18"/>
+              </w:rPr>
+              <w:t xml:space="preserve">, </w:t>
+            </w:r>
+            <w:proofErr w:type="spellStart"/>
+            <w:r>
+              <w:rPr>
+                <w:rFonts w:ascii="Segoe UI" w:hAnsi="Segoe UI" w:cs="Segoe UI"/>
+                <w:sz w:val="18"/>
+              </w:rPr>
+              <w:t>ActivityRecord</w:t>
+            </w:r>
+            <w:proofErr w:type="spellEnd"/>
           </w:p>
         </w:tc>
         <w:tc>
@@ -18508,7 +19214,21 @@
         <w:rPr>
           <w:rFonts w:ascii="Segoe UI" w:hAnsi="Segoe UI" w:cs="Segoe UI"/>
         </w:rPr>
-        <w:t>In Visual Paradigm, draw these as dashed dependencies from each service to its used classes. Dependencies have no multiplicity. Keep separate service views to preserve readability. Report generation returns a report representation; it does not create a persistent Report entity. Receipt text is generated from the retained Sale and SaleLine data, so it also needs no duplicate domain object.</w:t>
+        <w:t xml:space="preserve">In Visual Paradigm, draw these as dashed dependencies from each service to its used classes. Dependencies have no multiplicity. Keep separate service views to preserve readability. Report generation returns a report representation; it does not create a persistent Report entity. Receipt text is generated from the retained Sale and </w:t>
+      </w:r>
+      <w:proofErr w:type="spellStart"/>
+      <w:r>
+        <w:rPr>
+          <w:rFonts w:ascii="Segoe UI" w:hAnsi="Segoe UI" w:cs="Segoe UI"/>
+        </w:rPr>
+        <w:t>SaleLine</w:t>
+      </w:r>
+      <w:proofErr w:type="spellEnd"/>
+      <w:r>
+        <w:rPr>
+          <w:rFonts w:ascii="Segoe UI" w:hAnsi="Segoe UI" w:cs="Segoe UI"/>
+        </w:rPr>
+        <w:t xml:space="preserve"> data, so it also needs no duplicate domain object.</w:t>
       </w:r>
     </w:p>
     <w:p>
@@ -18538,7 +19258,63 @@
         <w:rPr>
           <w:rFonts w:ascii="Segoe UI" w:hAnsi="Segoe UI" w:cs="Segoe UI"/>
         </w:rPr>
-        <w:t>quantity ≥ 0; quantityOrdered &gt; 0; 0 ≤ quantityReceived ≤ quantityOrdered; replacement quantity ≤ original purchased quantity minus earlier accepted replacements. A replacement’s outgoing Item must match the original SaleLine Item under A06. Each invoice and goods receipt belongs to one supplier order. Each transaction, request and activity has one recording user. Each stock movement affects one item.</w:t>
+        <w:t xml:space="preserve">quantity ≥ 0; </w:t>
+      </w:r>
+      <w:proofErr w:type="spellStart"/>
+      <w:r>
+        <w:rPr>
+          <w:rFonts w:ascii="Segoe UI" w:hAnsi="Segoe UI" w:cs="Segoe UI"/>
+        </w:rPr>
+        <w:t>quantityOrdered</w:t>
+      </w:r>
+      <w:proofErr w:type="spellEnd"/>
+      <w:r>
+        <w:rPr>
+          <w:rFonts w:ascii="Segoe UI" w:hAnsi="Segoe UI" w:cs="Segoe UI"/>
+        </w:rPr>
+        <w:t xml:space="preserve"> &gt; 0; 0 ≤ </w:t>
+      </w:r>
+      <w:proofErr w:type="spellStart"/>
+      <w:r>
+        <w:rPr>
+          <w:rFonts w:ascii="Segoe UI" w:hAnsi="Segoe UI" w:cs="Segoe UI"/>
+        </w:rPr>
+        <w:t>quantityReceived</w:t>
+      </w:r>
+      <w:proofErr w:type="spellEnd"/>
+      <w:r>
+        <w:rPr>
+          <w:rFonts w:ascii="Segoe UI" w:hAnsi="Segoe UI" w:cs="Segoe UI"/>
+        </w:rPr>
+        <w:t xml:space="preserve"> ≤ </w:t>
+      </w:r>
+      <w:proofErr w:type="spellStart"/>
+      <w:r>
+        <w:rPr>
+          <w:rFonts w:ascii="Segoe UI" w:hAnsi="Segoe UI" w:cs="Segoe UI"/>
+        </w:rPr>
+        <w:t>quantityOrdered</w:t>
+      </w:r>
+      <w:proofErr w:type="spellEnd"/>
+      <w:r>
+        <w:rPr>
+          <w:rFonts w:ascii="Segoe UI" w:hAnsi="Segoe UI" w:cs="Segoe UI"/>
+        </w:rPr>
+        <w:t xml:space="preserve">; replacement quantity ≤ original purchased quantity minus earlier accepted replacements. A replacement’s outgoing Item must match the original </w:t>
+      </w:r>
+      <w:proofErr w:type="spellStart"/>
+      <w:r>
+        <w:rPr>
+          <w:rFonts w:ascii="Segoe UI" w:hAnsi="Segoe UI" w:cs="Segoe UI"/>
+        </w:rPr>
+        <w:t>SaleLine</w:t>
+      </w:r>
+      <w:proofErr w:type="spellEnd"/>
+      <w:r>
+        <w:rPr>
+          <w:rFonts w:ascii="Segoe UI" w:hAnsi="Segoe UI" w:cs="Segoe UI"/>
+        </w:rPr>
+        <w:t xml:space="preserve"> Item under A06. Each invoice and goods receipt belongs to one supplier order. Each transaction, request and activity has one recording user. Each stock movement affects one item.</w:t>
       </w:r>
     </w:p>
     <w:p>
@@ -18865,8 +19641,17 @@
                 <w:rFonts w:ascii="Segoe UI" w:hAnsi="Segoe UI" w:cs="Segoe UI"/>
                 <w:sz w:val="18"/>
               </w:rPr>
-              <w:t>User; AccessService</w:t>
-            </w:r>
+              <w:t xml:space="preserve">User; </w:t>
+            </w:r>
+            <w:proofErr w:type="spellStart"/>
+            <w:r>
+              <w:rPr>
+                <w:rFonts w:ascii="Segoe UI" w:hAnsi="Segoe UI" w:cs="Segoe UI"/>
+                <w:sz w:val="18"/>
+              </w:rPr>
+              <w:t>AccessService</w:t>
+            </w:r>
+            <w:proofErr w:type="spellEnd"/>
           </w:p>
         </w:tc>
       </w:tr>
@@ -19003,8 +19788,33 @@
                 <w:rFonts w:ascii="Segoe UI" w:hAnsi="Segoe UI" w:cs="Segoe UI"/>
                 <w:sz w:val="18"/>
               </w:rPr>
-              <w:t>Item; InventoryService; StockMovement</w:t>
-            </w:r>
+              <w:t xml:space="preserve">Item; </w:t>
+            </w:r>
+            <w:proofErr w:type="spellStart"/>
+            <w:r>
+              <w:rPr>
+                <w:rFonts w:ascii="Segoe UI" w:hAnsi="Segoe UI" w:cs="Segoe UI"/>
+                <w:sz w:val="18"/>
+              </w:rPr>
+              <w:t>InventoryService</w:t>
+            </w:r>
+            <w:proofErr w:type="spellEnd"/>
+            <w:r>
+              <w:rPr>
+                <w:rFonts w:ascii="Segoe UI" w:hAnsi="Segoe UI" w:cs="Segoe UI"/>
+                <w:sz w:val="18"/>
+              </w:rPr>
+              <w:t xml:space="preserve">; </w:t>
+            </w:r>
+            <w:proofErr w:type="spellStart"/>
+            <w:r>
+              <w:rPr>
+                <w:rFonts w:ascii="Segoe UI" w:hAnsi="Segoe UI" w:cs="Segoe UI"/>
+                <w:sz w:val="18"/>
+              </w:rPr>
+              <w:t>StockMovement</w:t>
+            </w:r>
+            <w:proofErr w:type="spellEnd"/>
           </w:p>
         </w:tc>
       </w:tr>
@@ -19141,8 +19951,33 @@
                 <w:rFonts w:ascii="Segoe UI" w:hAnsi="Segoe UI" w:cs="Segoe UI"/>
                 <w:sz w:val="18"/>
               </w:rPr>
-              <w:t>Item; InventoryService; StockMovement</w:t>
-            </w:r>
+              <w:t xml:space="preserve">Item; </w:t>
+            </w:r>
+            <w:proofErr w:type="spellStart"/>
+            <w:r>
+              <w:rPr>
+                <w:rFonts w:ascii="Segoe UI" w:hAnsi="Segoe UI" w:cs="Segoe UI"/>
+                <w:sz w:val="18"/>
+              </w:rPr>
+              <w:t>InventoryService</w:t>
+            </w:r>
+            <w:proofErr w:type="spellEnd"/>
+            <w:r>
+              <w:rPr>
+                <w:rFonts w:ascii="Segoe UI" w:hAnsi="Segoe UI" w:cs="Segoe UI"/>
+                <w:sz w:val="18"/>
+              </w:rPr>
+              <w:t xml:space="preserve">; </w:t>
+            </w:r>
+            <w:proofErr w:type="spellStart"/>
+            <w:r>
+              <w:rPr>
+                <w:rFonts w:ascii="Segoe UI" w:hAnsi="Segoe UI" w:cs="Segoe UI"/>
+                <w:sz w:val="18"/>
+              </w:rPr>
+              <w:t>StockMovement</w:t>
+            </w:r>
+            <w:proofErr w:type="spellEnd"/>
           </w:p>
         </w:tc>
       </w:tr>
@@ -19279,8 +20114,17 @@
                 <w:rFonts w:ascii="Segoe UI" w:hAnsi="Segoe UI" w:cs="Segoe UI"/>
                 <w:sz w:val="18"/>
               </w:rPr>
-              <w:t>Item; InventoryService</w:t>
-            </w:r>
+              <w:t xml:space="preserve">Item; </w:t>
+            </w:r>
+            <w:proofErr w:type="spellStart"/>
+            <w:r>
+              <w:rPr>
+                <w:rFonts w:ascii="Segoe UI" w:hAnsi="Segoe UI" w:cs="Segoe UI"/>
+                <w:sz w:val="18"/>
+              </w:rPr>
+              <w:t>InventoryService</w:t>
+            </w:r>
+            <w:proofErr w:type="spellEnd"/>
           </w:p>
         </w:tc>
       </w:tr>
@@ -19417,8 +20261,17 @@
                 <w:rFonts w:ascii="Segoe UI" w:hAnsi="Segoe UI" w:cs="Segoe UI"/>
                 <w:sz w:val="18"/>
               </w:rPr>
-              <w:t>Item; InventoryService</w:t>
-            </w:r>
+              <w:t xml:space="preserve">Item; </w:t>
+            </w:r>
+            <w:proofErr w:type="spellStart"/>
+            <w:r>
+              <w:rPr>
+                <w:rFonts w:ascii="Segoe UI" w:hAnsi="Segoe UI" w:cs="Segoe UI"/>
+                <w:sz w:val="18"/>
+              </w:rPr>
+              <w:t>InventoryService</w:t>
+            </w:r>
+            <w:proofErr w:type="spellEnd"/>
           </w:p>
         </w:tc>
       </w:tr>
@@ -19555,8 +20408,17 @@
                 <w:rFonts w:ascii="Segoe UI" w:hAnsi="Segoe UI" w:cs="Segoe UI"/>
                 <w:sz w:val="18"/>
               </w:rPr>
-              <w:t>Item; InventoryService</w:t>
-            </w:r>
+              <w:t xml:space="preserve">Item; </w:t>
+            </w:r>
+            <w:proofErr w:type="spellStart"/>
+            <w:r>
+              <w:rPr>
+                <w:rFonts w:ascii="Segoe UI" w:hAnsi="Segoe UI" w:cs="Segoe UI"/>
+                <w:sz w:val="18"/>
+              </w:rPr>
+              <w:t>InventoryService</w:t>
+            </w:r>
+            <w:proofErr w:type="spellEnd"/>
           </w:p>
         </w:tc>
       </w:tr>
@@ -19688,13 +20550,47 @@
                 <w:rFonts w:ascii="Segoe UI" w:hAnsi="Segoe UI" w:cs="Segoe UI"/>
               </w:rPr>
             </w:pPr>
-            <w:r>
-              <w:rPr>
-                <w:rFonts w:ascii="Segoe UI" w:hAnsi="Segoe UI" w:cs="Segoe UI"/>
-                <w:sz w:val="18"/>
-              </w:rPr>
-              <w:t>SupplierOrder; OrderLine; ProcurementService</w:t>
-            </w:r>
+            <w:proofErr w:type="spellStart"/>
+            <w:r>
+              <w:rPr>
+                <w:rFonts w:ascii="Segoe UI" w:hAnsi="Segoe UI" w:cs="Segoe UI"/>
+                <w:sz w:val="18"/>
+              </w:rPr>
+              <w:t>SupplierOrder</w:t>
+            </w:r>
+            <w:proofErr w:type="spellEnd"/>
+            <w:r>
+              <w:rPr>
+                <w:rFonts w:ascii="Segoe UI" w:hAnsi="Segoe UI" w:cs="Segoe UI"/>
+                <w:sz w:val="18"/>
+              </w:rPr>
+              <w:t xml:space="preserve">; </w:t>
+            </w:r>
+            <w:proofErr w:type="spellStart"/>
+            <w:r>
+              <w:rPr>
+                <w:rFonts w:ascii="Segoe UI" w:hAnsi="Segoe UI" w:cs="Segoe UI"/>
+                <w:sz w:val="18"/>
+              </w:rPr>
+              <w:t>OrderLine</w:t>
+            </w:r>
+            <w:proofErr w:type="spellEnd"/>
+            <w:r>
+              <w:rPr>
+                <w:rFonts w:ascii="Segoe UI" w:hAnsi="Segoe UI" w:cs="Segoe UI"/>
+                <w:sz w:val="18"/>
+              </w:rPr>
+              <w:t xml:space="preserve">; </w:t>
+            </w:r>
+            <w:proofErr w:type="spellStart"/>
+            <w:r>
+              <w:rPr>
+                <w:rFonts w:ascii="Segoe UI" w:hAnsi="Segoe UI" w:cs="Segoe UI"/>
+                <w:sz w:val="18"/>
+              </w:rPr>
+              <w:t>ProcurementService</w:t>
+            </w:r>
+            <w:proofErr w:type="spellEnd"/>
           </w:p>
         </w:tc>
       </w:tr>
@@ -19826,13 +20722,47 @@
                 <w:rFonts w:ascii="Segoe UI" w:hAnsi="Segoe UI" w:cs="Segoe UI"/>
               </w:rPr>
             </w:pPr>
-            <w:r>
-              <w:rPr>
-                <w:rFonts w:ascii="Segoe UI" w:hAnsi="Segoe UI" w:cs="Segoe UI"/>
-                <w:sz w:val="18"/>
-              </w:rPr>
-              <w:t>SupplierInvoice; GoodsReceipt; ProcurementService</w:t>
-            </w:r>
+            <w:proofErr w:type="spellStart"/>
+            <w:r>
+              <w:rPr>
+                <w:rFonts w:ascii="Segoe UI" w:hAnsi="Segoe UI" w:cs="Segoe UI"/>
+                <w:sz w:val="18"/>
+              </w:rPr>
+              <w:t>SupplierInvoice</w:t>
+            </w:r>
+            <w:proofErr w:type="spellEnd"/>
+            <w:r>
+              <w:rPr>
+                <w:rFonts w:ascii="Segoe UI" w:hAnsi="Segoe UI" w:cs="Segoe UI"/>
+                <w:sz w:val="18"/>
+              </w:rPr>
+              <w:t xml:space="preserve">; </w:t>
+            </w:r>
+            <w:proofErr w:type="spellStart"/>
+            <w:r>
+              <w:rPr>
+                <w:rFonts w:ascii="Segoe UI" w:hAnsi="Segoe UI" w:cs="Segoe UI"/>
+                <w:sz w:val="18"/>
+              </w:rPr>
+              <w:t>GoodsReceipt</w:t>
+            </w:r>
+            <w:proofErr w:type="spellEnd"/>
+            <w:r>
+              <w:rPr>
+                <w:rFonts w:ascii="Segoe UI" w:hAnsi="Segoe UI" w:cs="Segoe UI"/>
+                <w:sz w:val="18"/>
+              </w:rPr>
+              <w:t xml:space="preserve">; </w:t>
+            </w:r>
+            <w:proofErr w:type="spellStart"/>
+            <w:r>
+              <w:rPr>
+                <w:rFonts w:ascii="Segoe UI" w:hAnsi="Segoe UI" w:cs="Segoe UI"/>
+                <w:sz w:val="18"/>
+              </w:rPr>
+              <w:t>ProcurementService</w:t>
+            </w:r>
+            <w:proofErr w:type="spellEnd"/>
           </w:p>
         </w:tc>
       </w:tr>
@@ -19969,8 +20899,49 @@
                 <w:rFonts w:ascii="Segoe UI" w:hAnsi="Segoe UI" w:cs="Segoe UI"/>
                 <w:sz w:val="18"/>
               </w:rPr>
-              <w:t>Sale; SaleLine; PricingPolicy; SalesService</w:t>
-            </w:r>
+              <w:t xml:space="preserve">Sale; </w:t>
+            </w:r>
+            <w:proofErr w:type="spellStart"/>
+            <w:r>
+              <w:rPr>
+                <w:rFonts w:ascii="Segoe UI" w:hAnsi="Segoe UI" w:cs="Segoe UI"/>
+                <w:sz w:val="18"/>
+              </w:rPr>
+              <w:t>SaleLine</w:t>
+            </w:r>
+            <w:proofErr w:type="spellEnd"/>
+            <w:r>
+              <w:rPr>
+                <w:rFonts w:ascii="Segoe UI" w:hAnsi="Segoe UI" w:cs="Segoe UI"/>
+                <w:sz w:val="18"/>
+              </w:rPr>
+              <w:t xml:space="preserve">; </w:t>
+            </w:r>
+            <w:proofErr w:type="spellStart"/>
+            <w:r>
+              <w:rPr>
+                <w:rFonts w:ascii="Segoe UI" w:hAnsi="Segoe UI" w:cs="Segoe UI"/>
+                <w:sz w:val="18"/>
+              </w:rPr>
+              <w:t>PricingPolicy</w:t>
+            </w:r>
+            <w:proofErr w:type="spellEnd"/>
+            <w:r>
+              <w:rPr>
+                <w:rFonts w:ascii="Segoe UI" w:hAnsi="Segoe UI" w:cs="Segoe UI"/>
+                <w:sz w:val="18"/>
+              </w:rPr>
+              <w:t xml:space="preserve">; </w:t>
+            </w:r>
+            <w:proofErr w:type="spellStart"/>
+            <w:r>
+              <w:rPr>
+                <w:rFonts w:ascii="Segoe UI" w:hAnsi="Segoe UI" w:cs="Segoe UI"/>
+                <w:sz w:val="18"/>
+              </w:rPr>
+              <w:t>SalesService</w:t>
+            </w:r>
+            <w:proofErr w:type="spellEnd"/>
           </w:p>
         </w:tc>
       </w:tr>
@@ -20107,8 +21078,33 @@
                 <w:rFonts w:ascii="Segoe UI" w:hAnsi="Segoe UI" w:cs="Segoe UI"/>
                 <w:sz w:val="18"/>
               </w:rPr>
-              <w:t>Sale; Item; StockMovement; SalesService</w:t>
-            </w:r>
+              <w:t xml:space="preserve">Sale; Item; </w:t>
+            </w:r>
+            <w:proofErr w:type="spellStart"/>
+            <w:r>
+              <w:rPr>
+                <w:rFonts w:ascii="Segoe UI" w:hAnsi="Segoe UI" w:cs="Segoe UI"/>
+                <w:sz w:val="18"/>
+              </w:rPr>
+              <w:t>StockMovement</w:t>
+            </w:r>
+            <w:proofErr w:type="spellEnd"/>
+            <w:r>
+              <w:rPr>
+                <w:rFonts w:ascii="Segoe UI" w:hAnsi="Segoe UI" w:cs="Segoe UI"/>
+                <w:sz w:val="18"/>
+              </w:rPr>
+              <w:t xml:space="preserve">; </w:t>
+            </w:r>
+            <w:proofErr w:type="spellStart"/>
+            <w:r>
+              <w:rPr>
+                <w:rFonts w:ascii="Segoe UI" w:hAnsi="Segoe UI" w:cs="Segoe UI"/>
+                <w:sz w:val="18"/>
+              </w:rPr>
+              <w:t>SalesService</w:t>
+            </w:r>
+            <w:proofErr w:type="spellEnd"/>
           </w:p>
         </w:tc>
       </w:tr>
@@ -20245,8 +21241,33 @@
                 <w:rFonts w:ascii="Segoe UI" w:hAnsi="Segoe UI" w:cs="Segoe UI"/>
                 <w:sz w:val="18"/>
               </w:rPr>
-              <w:t>Sale; SalesService; ActivityRecord</w:t>
-            </w:r>
+              <w:t xml:space="preserve">Sale; </w:t>
+            </w:r>
+            <w:proofErr w:type="spellStart"/>
+            <w:r>
+              <w:rPr>
+                <w:rFonts w:ascii="Segoe UI" w:hAnsi="Segoe UI" w:cs="Segoe UI"/>
+                <w:sz w:val="18"/>
+              </w:rPr>
+              <w:t>SalesService</w:t>
+            </w:r>
+            <w:proofErr w:type="spellEnd"/>
+            <w:r>
+              <w:rPr>
+                <w:rFonts w:ascii="Segoe UI" w:hAnsi="Segoe UI" w:cs="Segoe UI"/>
+                <w:sz w:val="18"/>
+              </w:rPr>
+              <w:t xml:space="preserve">; </w:t>
+            </w:r>
+            <w:proofErr w:type="spellStart"/>
+            <w:r>
+              <w:rPr>
+                <w:rFonts w:ascii="Segoe UI" w:hAnsi="Segoe UI" w:cs="Segoe UI"/>
+                <w:sz w:val="18"/>
+              </w:rPr>
+              <w:t>ActivityRecord</w:t>
+            </w:r>
+            <w:proofErr w:type="spellEnd"/>
           </w:p>
         </w:tc>
       </w:tr>
@@ -20383,8 +21404,33 @@
                 <w:rFonts w:ascii="Segoe UI" w:hAnsi="Segoe UI" w:cs="Segoe UI"/>
                 <w:sz w:val="18"/>
               </w:rPr>
-              <w:t>Replacement; SaleLine; ReplacementService</w:t>
-            </w:r>
+              <w:t xml:space="preserve">Replacement; </w:t>
+            </w:r>
+            <w:proofErr w:type="spellStart"/>
+            <w:r>
+              <w:rPr>
+                <w:rFonts w:ascii="Segoe UI" w:hAnsi="Segoe UI" w:cs="Segoe UI"/>
+                <w:sz w:val="18"/>
+              </w:rPr>
+              <w:t>SaleLine</w:t>
+            </w:r>
+            <w:proofErr w:type="spellEnd"/>
+            <w:r>
+              <w:rPr>
+                <w:rFonts w:ascii="Segoe UI" w:hAnsi="Segoe UI" w:cs="Segoe UI"/>
+                <w:sz w:val="18"/>
+              </w:rPr>
+              <w:t xml:space="preserve">; </w:t>
+            </w:r>
+            <w:proofErr w:type="spellStart"/>
+            <w:r>
+              <w:rPr>
+                <w:rFonts w:ascii="Segoe UI" w:hAnsi="Segoe UI" w:cs="Segoe UI"/>
+                <w:sz w:val="18"/>
+              </w:rPr>
+              <w:t>ReplacementService</w:t>
+            </w:r>
+            <w:proofErr w:type="spellEnd"/>
           </w:p>
         </w:tc>
       </w:tr>
@@ -20516,13 +21562,31 @@
                 <w:rFonts w:ascii="Segoe UI" w:hAnsi="Segoe UI" w:cs="Segoe UI"/>
               </w:rPr>
             </w:pPr>
-            <w:r>
-              <w:rPr>
-                <w:rFonts w:ascii="Segoe UI" w:hAnsi="Segoe UI" w:cs="Segoe UI"/>
-                <w:sz w:val="18"/>
-              </w:rPr>
-              <w:t>CustomerRequest; RequestService</w:t>
-            </w:r>
+            <w:proofErr w:type="spellStart"/>
+            <w:r>
+              <w:rPr>
+                <w:rFonts w:ascii="Segoe UI" w:hAnsi="Segoe UI" w:cs="Segoe UI"/>
+                <w:sz w:val="18"/>
+              </w:rPr>
+              <w:t>CustomerRequest</w:t>
+            </w:r>
+            <w:proofErr w:type="spellEnd"/>
+            <w:r>
+              <w:rPr>
+                <w:rFonts w:ascii="Segoe UI" w:hAnsi="Segoe UI" w:cs="Segoe UI"/>
+                <w:sz w:val="18"/>
+              </w:rPr>
+              <w:t xml:space="preserve">; </w:t>
+            </w:r>
+            <w:proofErr w:type="spellStart"/>
+            <w:r>
+              <w:rPr>
+                <w:rFonts w:ascii="Segoe UI" w:hAnsi="Segoe UI" w:cs="Segoe UI"/>
+                <w:sz w:val="18"/>
+              </w:rPr>
+              <w:t>RequestService</w:t>
+            </w:r>
+            <w:proofErr w:type="spellEnd"/>
           </w:p>
         </w:tc>
       </w:tr>
@@ -20654,13 +21718,31 @@
                 <w:rFonts w:ascii="Segoe UI" w:hAnsi="Segoe UI" w:cs="Segoe UI"/>
               </w:rPr>
             </w:pPr>
-            <w:r>
-              <w:rPr>
-                <w:rFonts w:ascii="Segoe UI" w:hAnsi="Segoe UI" w:cs="Segoe UI"/>
-                <w:sz w:val="18"/>
-              </w:rPr>
-              <w:t>ActivityRecord; ReportService</w:t>
-            </w:r>
+            <w:proofErr w:type="spellStart"/>
+            <w:r>
+              <w:rPr>
+                <w:rFonts w:ascii="Segoe UI" w:hAnsi="Segoe UI" w:cs="Segoe UI"/>
+                <w:sz w:val="18"/>
+              </w:rPr>
+              <w:t>ActivityRecord</w:t>
+            </w:r>
+            <w:proofErr w:type="spellEnd"/>
+            <w:r>
+              <w:rPr>
+                <w:rFonts w:ascii="Segoe UI" w:hAnsi="Segoe UI" w:cs="Segoe UI"/>
+                <w:sz w:val="18"/>
+              </w:rPr>
+              <w:t xml:space="preserve">; </w:t>
+            </w:r>
+            <w:proofErr w:type="spellStart"/>
+            <w:r>
+              <w:rPr>
+                <w:rFonts w:ascii="Segoe UI" w:hAnsi="Segoe UI" w:cs="Segoe UI"/>
+                <w:sz w:val="18"/>
+              </w:rPr>
+              <w:t>ReportService</w:t>
+            </w:r>
+            <w:proofErr w:type="spellEnd"/>
           </w:p>
         </w:tc>
       </w:tr>
@@ -20867,9 +21949,9 @@
         <w:tblLook w:val="04A0" w:firstRow="1" w:lastRow="0" w:firstColumn="1" w:lastColumn="0" w:noHBand="0" w:noVBand="1"/>
       </w:tblPr>
       <w:tblGrid>
-        <w:gridCol w:w="2861"/>
-        <w:gridCol w:w="2864"/>
-        <w:gridCol w:w="4575"/>
+        <w:gridCol w:w="2867"/>
+        <w:gridCol w:w="2862"/>
+        <w:gridCol w:w="4571"/>
       </w:tblGrid>
       <w:tr>
         <w:trPr>
@@ -21009,10 +22091,22 @@
             <w:vAlign w:val="center"/>
           </w:tcPr>
           <w:p>
-            <w:r>
-              <w:t>Aljazi Alnoaimi</w:t>
+            <w:proofErr w:type="spellStart"/>
+            <w:r>
+              <w:t>Aljazi</w:t>
+            </w:r>
+            <w:proofErr w:type="spellEnd"/>
+            <w:r>
+              <w:t xml:space="preserve"> </w:t>
+            </w:r>
+            <w:proofErr w:type="spellStart"/>
+            <w:r>
+              <w:t>Alnoaimi</w:t>
+            </w:r>
+            <w:proofErr w:type="spellEnd"/>
+            <w:r>
               <w:br/>
-              <w:t>اكتبوا GitHub username هنا</w:t>
+              <w:t>GitHub: aljazi20</w:t>
             </w:r>
           </w:p>
         </w:tc>
@@ -21111,8 +22205,10 @@
           <w:p>
             <w:r>
               <w:t>Dhuha Almalki</w:t>
+            </w:r>
+            <w:r>
               <w:br/>
-              <w:t>اكتبوا GitHub username هنا</w:t>
+              <w:t>GitHub: Dhuha2767</w:t>
             </w:r>
           </w:p>
         </w:tc>
@@ -21210,11 +22306,28 @@
             <w:vAlign w:val="center"/>
           </w:tcPr>
           <w:p>
-            <w:r>
-              <w:t>Buthaina Albaye</w:t>
+            <w:proofErr w:type="spellStart"/>
+            <w:r>
+              <w:t>Buthaina</w:t>
+            </w:r>
+            <w:proofErr w:type="spellEnd"/>
+            <w:r>
+              <w:t xml:space="preserve"> </w:t>
+            </w:r>
+            <w:proofErr w:type="spellStart"/>
+            <w:r>
+              <w:t>Albaye</w:t>
+            </w:r>
+            <w:proofErr w:type="spellEnd"/>
+            <w:r>
               <w:br/>
-              <w:t>اكتبوا GitHub username هنا</w:t>
-            </w:r>
+              <w:t xml:space="preserve">GitHub: </w:t>
+            </w:r>
+            <w:proofErr w:type="spellStart"/>
+            <w:r>
+              <w:t>buthaiinah</w:t>
+            </w:r>
+            <w:proofErr w:type="spellEnd"/>
           </w:p>
         </w:tc>
         <w:tc>
@@ -21312,9 +22425,16 @@
           <w:p>
             <w:r>
               <w:t>Aldana Al-Mamari</w:t>
+            </w:r>
+            <w:r>
               <w:br/>
-              <w:t>اكتبوا GitHub username هنا</w:t>
-            </w:r>
+              <w:t xml:space="preserve">GitHub: </w:t>
+            </w:r>
+            <w:proofErr w:type="spellStart"/>
+            <w:r>
+              <w:t>AldanaAlmamari</w:t>
+            </w:r>
+            <w:proofErr w:type="spellEnd"/>
           </w:p>
         </w:tc>
         <w:tc>
@@ -21416,7 +22536,21 @@
         <w:rPr>
           <w:rFonts w:ascii="Segoe UI" w:hAnsi="Segoe UI" w:cs="Segoe UI"/>
         </w:rPr>
-        <w:t>Produce a reviewed and consistent requirements and design baseline for PearlMart that explains inventory operations at the warehouse and billing counters and can guide the next development milestone.</w:t>
+        <w:t xml:space="preserve">Produce a reviewed and consistent requirements and design baseline for </w:t>
+      </w:r>
+      <w:proofErr w:type="spellStart"/>
+      <w:r>
+        <w:rPr>
+          <w:rFonts w:ascii="Segoe UI" w:hAnsi="Segoe UI" w:cs="Segoe UI"/>
+        </w:rPr>
+        <w:t>PearlMart</w:t>
+      </w:r>
+      <w:proofErr w:type="spellEnd"/>
+      <w:r>
+        <w:rPr>
+          <w:rFonts w:ascii="Segoe UI" w:hAnsi="Segoe UI" w:cs="Segoe UI"/>
+        </w:rPr>
+        <w:t xml:space="preserve"> that explains inventory operations at the warehouse and billing counters and can guide the next development milestone.</w:t>
       </w:r>
     </w:p>
     <w:p>
@@ -21723,7 +22857,6 @@
           </w:tcPr>
           <w:p>
             <w:r>
-              <w:rPr/>
               <w:t>Sprint 1: actual dates to confirm; record real review and retrospective dates (do not backdate).</w:t>
             </w:r>
           </w:p>
@@ -21852,7 +22985,6 @@
           </w:tcPr>
           <w:p>
             <w:r>
-              <w:rPr/>
               <w:t>Sprint 2: actual dates to confirm; complete review, retrospective and release verification by 18 October 2026, 23:59.</w:t>
             </w:r>
           </w:p>
@@ -21935,7 +23067,22 @@
         <w:rPr>
           <w:rFonts w:ascii="Segoe UI" w:hAnsi="Segoe UI" w:cs="Segoe UI"/>
         </w:rPr>
-        <w:t>Both Sprints are shorter than two weeks and end before the 18 October deadline. Estimates are planning hours, not proof of contributions. Reestimate if the team needs more time to reproduce models or respond to feedback.</w:t>
+        <w:lastRenderedPageBreak/>
+        <w:t xml:space="preserve">Both Sprints are shorter than two weeks and end before the 18 October deadline. Estimates are planning hours, not proof of contributions. </w:t>
+      </w:r>
+      <w:proofErr w:type="spellStart"/>
+      <w:r>
+        <w:rPr>
+          <w:rFonts w:ascii="Segoe UI" w:hAnsi="Segoe UI" w:cs="Segoe UI"/>
+        </w:rPr>
+        <w:t>Reestimate</w:t>
+      </w:r>
+      <w:proofErr w:type="spellEnd"/>
+      <w:r>
+        <w:rPr>
+          <w:rFonts w:ascii="Segoe UI" w:hAnsi="Segoe UI" w:cs="Segoe UI"/>
+        </w:rPr>
+        <w:t xml:space="preserve"> if the team needs more time to reproduce models or respond to feedback.</w:t>
       </w:r>
     </w:p>
     <w:p>
@@ -22255,12 +23402,21 @@
                 <w:rFonts w:ascii="Segoe UI" w:hAnsi="Segoe UI" w:cs="Segoe UI"/>
               </w:rPr>
             </w:pPr>
+            <w:proofErr w:type="spellStart"/>
             <w:r>
               <w:rPr>
                 <w:rFonts w:ascii="Segoe UI" w:hAnsi="Segoe UI" w:cs="Segoe UI"/>
                 <w:sz w:val="16"/>
               </w:rPr>
-              <w:t>Aljazi / Dhuha</w:t>
+              <w:t>Aljazi</w:t>
+            </w:r>
+            <w:proofErr w:type="spellEnd"/>
+            <w:r>
+              <w:rPr>
+                <w:rFonts w:ascii="Segoe UI" w:hAnsi="Segoe UI" w:cs="Segoe UI"/>
+                <w:sz w:val="16"/>
+              </w:rPr>
+              <w:t xml:space="preserve"> / Dhuha</w:t>
             </w:r>
           </w:p>
         </w:tc>
@@ -22431,8 +23587,17 @@
                 <w:rFonts w:ascii="Segoe UI" w:hAnsi="Segoe UI" w:cs="Segoe UI"/>
                 <w:sz w:val="16"/>
               </w:rPr>
-              <w:t>Dhuha / Buthaina</w:t>
-            </w:r>
+              <w:t xml:space="preserve">Dhuha / </w:t>
+            </w:r>
+            <w:proofErr w:type="spellStart"/>
+            <w:r>
+              <w:rPr>
+                <w:rFonts w:ascii="Segoe UI" w:hAnsi="Segoe UI" w:cs="Segoe UI"/>
+                <w:sz w:val="16"/>
+              </w:rPr>
+              <w:t>Buthaina</w:t>
+            </w:r>
+            <w:proofErr w:type="spellEnd"/>
           </w:p>
         </w:tc>
         <w:tc>
@@ -22597,12 +23762,21 @@
                 <w:rFonts w:ascii="Segoe UI" w:hAnsi="Segoe UI" w:cs="Segoe UI"/>
               </w:rPr>
             </w:pPr>
+            <w:proofErr w:type="spellStart"/>
             <w:r>
               <w:rPr>
                 <w:rFonts w:ascii="Segoe UI" w:hAnsi="Segoe UI" w:cs="Segoe UI"/>
                 <w:sz w:val="16"/>
               </w:rPr>
-              <w:t>Buthaina / Aldana</w:t>
+              <w:t>Buthaina</w:t>
+            </w:r>
+            <w:proofErr w:type="spellEnd"/>
+            <w:r>
+              <w:rPr>
+                <w:rFonts w:ascii="Segoe UI" w:hAnsi="Segoe UI" w:cs="Segoe UI"/>
+                <w:sz w:val="16"/>
+              </w:rPr>
+              <w:t xml:space="preserve"> / Aldana</w:t>
             </w:r>
           </w:p>
         </w:tc>
@@ -22773,8 +23947,17 @@
                 <w:rFonts w:ascii="Segoe UI" w:hAnsi="Segoe UI" w:cs="Segoe UI"/>
                 <w:sz w:val="16"/>
               </w:rPr>
-              <w:t>Aldana / Aljazi</w:t>
-            </w:r>
+              <w:t xml:space="preserve">Aldana / </w:t>
+            </w:r>
+            <w:proofErr w:type="spellStart"/>
+            <w:r>
+              <w:rPr>
+                <w:rFonts w:ascii="Segoe UI" w:hAnsi="Segoe UI" w:cs="Segoe UI"/>
+                <w:sz w:val="16"/>
+              </w:rPr>
+              <w:t>Aljazi</w:t>
+            </w:r>
+            <w:proofErr w:type="spellEnd"/>
           </w:p>
         </w:tc>
         <w:tc>
@@ -22939,12 +24122,21 @@
                 <w:rFonts w:ascii="Segoe UI" w:hAnsi="Segoe UI" w:cs="Segoe UI"/>
               </w:rPr>
             </w:pPr>
+            <w:proofErr w:type="spellStart"/>
             <w:r>
               <w:rPr>
                 <w:rFonts w:ascii="Segoe UI" w:hAnsi="Segoe UI" w:cs="Segoe UI"/>
                 <w:sz w:val="16"/>
               </w:rPr>
-              <w:t>Aljazi / Dhuha</w:t>
+              <w:t>Aljazi</w:t>
+            </w:r>
+            <w:proofErr w:type="spellEnd"/>
+            <w:r>
+              <w:rPr>
+                <w:rFonts w:ascii="Segoe UI" w:hAnsi="Segoe UI" w:cs="Segoe UI"/>
+                <w:sz w:val="16"/>
+              </w:rPr>
+              <w:t xml:space="preserve"> / Dhuha</w:t>
             </w:r>
           </w:p>
         </w:tc>
@@ -23115,8 +24307,17 @@
                 <w:rFonts w:ascii="Segoe UI" w:hAnsi="Segoe UI" w:cs="Segoe UI"/>
                 <w:sz w:val="16"/>
               </w:rPr>
-              <w:t>Dhuha / Buthaina</w:t>
-            </w:r>
+              <w:t xml:space="preserve">Dhuha / </w:t>
+            </w:r>
+            <w:proofErr w:type="spellStart"/>
+            <w:r>
+              <w:rPr>
+                <w:rFonts w:ascii="Segoe UI" w:hAnsi="Segoe UI" w:cs="Segoe UI"/>
+                <w:sz w:val="16"/>
+              </w:rPr>
+              <w:t>Buthaina</w:t>
+            </w:r>
+            <w:proofErr w:type="spellEnd"/>
           </w:p>
         </w:tc>
         <w:tc>
@@ -23281,12 +24482,21 @@
                 <w:rFonts w:ascii="Segoe UI" w:hAnsi="Segoe UI" w:cs="Segoe UI"/>
               </w:rPr>
             </w:pPr>
+            <w:proofErr w:type="spellStart"/>
             <w:r>
               <w:rPr>
                 <w:rFonts w:ascii="Segoe UI" w:hAnsi="Segoe UI" w:cs="Segoe UI"/>
                 <w:sz w:val="16"/>
               </w:rPr>
-              <w:t>Buthaina / Aldana</w:t>
+              <w:t>Buthaina</w:t>
+            </w:r>
+            <w:proofErr w:type="spellEnd"/>
+            <w:r>
+              <w:rPr>
+                <w:rFonts w:ascii="Segoe UI" w:hAnsi="Segoe UI" w:cs="Segoe UI"/>
+                <w:sz w:val="16"/>
+              </w:rPr>
+              <w:t xml:space="preserve"> / Aldana</w:t>
             </w:r>
           </w:p>
         </w:tc>
@@ -23457,8 +24667,17 @@
                 <w:rFonts w:ascii="Segoe UI" w:hAnsi="Segoe UI" w:cs="Segoe UI"/>
                 <w:sz w:val="16"/>
               </w:rPr>
-              <w:t>Aldana / Aljazi</w:t>
-            </w:r>
+              <w:t xml:space="preserve">Aldana / </w:t>
+            </w:r>
+            <w:proofErr w:type="spellStart"/>
+            <w:r>
+              <w:rPr>
+                <w:rFonts w:ascii="Segoe UI" w:hAnsi="Segoe UI" w:cs="Segoe UI"/>
+                <w:sz w:val="16"/>
+              </w:rPr>
+              <w:t>Aljazi</w:t>
+            </w:r>
+            <w:proofErr w:type="spellEnd"/>
           </w:p>
         </w:tc>
         <w:tc>
@@ -23623,13 +24842,31 @@
                 <w:rFonts w:ascii="Segoe UI" w:hAnsi="Segoe UI" w:cs="Segoe UI"/>
               </w:rPr>
             </w:pPr>
+            <w:proofErr w:type="spellStart"/>
             <w:r>
               <w:rPr>
                 <w:rFonts w:ascii="Segoe UI" w:hAnsi="Segoe UI" w:cs="Segoe UI"/>
                 <w:sz w:val="16"/>
               </w:rPr>
-              <w:t>Aljazi / Buthaina</w:t>
-            </w:r>
+              <w:t>Aljazi</w:t>
+            </w:r>
+            <w:proofErr w:type="spellEnd"/>
+            <w:r>
+              <w:rPr>
+                <w:rFonts w:ascii="Segoe UI" w:hAnsi="Segoe UI" w:cs="Segoe UI"/>
+                <w:sz w:val="16"/>
+              </w:rPr>
+              <w:t xml:space="preserve"> / </w:t>
+            </w:r>
+            <w:proofErr w:type="spellStart"/>
+            <w:r>
+              <w:rPr>
+                <w:rFonts w:ascii="Segoe UI" w:hAnsi="Segoe UI" w:cs="Segoe UI"/>
+                <w:sz w:val="16"/>
+              </w:rPr>
+              <w:t>Buthaina</w:t>
+            </w:r>
+            <w:proofErr w:type="spellEnd"/>
           </w:p>
         </w:tc>
         <w:tc>
@@ -23965,13 +25202,31 @@
                 <w:rFonts w:ascii="Segoe UI" w:hAnsi="Segoe UI" w:cs="Segoe UI"/>
               </w:rPr>
             </w:pPr>
+            <w:proofErr w:type="spellStart"/>
             <w:r>
               <w:rPr>
                 <w:rFonts w:ascii="Segoe UI" w:hAnsi="Segoe UI" w:cs="Segoe UI"/>
                 <w:sz w:val="16"/>
               </w:rPr>
-              <w:t>Buthaina / Aljazi</w:t>
-            </w:r>
+              <w:t>Buthaina</w:t>
+            </w:r>
+            <w:proofErr w:type="spellEnd"/>
+            <w:r>
+              <w:rPr>
+                <w:rFonts w:ascii="Segoe UI" w:hAnsi="Segoe UI" w:cs="Segoe UI"/>
+                <w:sz w:val="16"/>
+              </w:rPr>
+              <w:t xml:space="preserve"> / </w:t>
+            </w:r>
+            <w:proofErr w:type="spellStart"/>
+            <w:r>
+              <w:rPr>
+                <w:rFonts w:ascii="Segoe UI" w:hAnsi="Segoe UI" w:cs="Segoe UI"/>
+                <w:sz w:val="16"/>
+              </w:rPr>
+              <w:t>Aljazi</w:t>
+            </w:r>
+            <w:proofErr w:type="spellEnd"/>
           </w:p>
         </w:tc>
         <w:tc>
@@ -24307,12 +25562,21 @@
                 <w:rFonts w:ascii="Segoe UI" w:hAnsi="Segoe UI" w:cs="Segoe UI"/>
               </w:rPr>
             </w:pPr>
+            <w:proofErr w:type="spellStart"/>
             <w:r>
               <w:rPr>
                 <w:rFonts w:ascii="Segoe UI" w:hAnsi="Segoe UI" w:cs="Segoe UI"/>
                 <w:sz w:val="16"/>
               </w:rPr>
-              <w:t>Aljazi / Aldana</w:t>
+              <w:t>Aljazi</w:t>
+            </w:r>
+            <w:proofErr w:type="spellEnd"/>
+            <w:r>
+              <w:rPr>
+                <w:rFonts w:ascii="Segoe UI" w:hAnsi="Segoe UI" w:cs="Segoe UI"/>
+                <w:sz w:val="16"/>
+              </w:rPr>
+              <w:t xml:space="preserve"> / Aldana</w:t>
             </w:r>
           </w:p>
         </w:tc>
@@ -24483,8 +25747,17 @@
                 <w:rFonts w:ascii="Segoe UI" w:hAnsi="Segoe UI" w:cs="Segoe UI"/>
                 <w:sz w:val="16"/>
               </w:rPr>
-              <w:t>Dhuha / Aljazi</w:t>
-            </w:r>
+              <w:t xml:space="preserve">Dhuha / </w:t>
+            </w:r>
+            <w:proofErr w:type="spellStart"/>
+            <w:r>
+              <w:rPr>
+                <w:rFonts w:ascii="Segoe UI" w:hAnsi="Segoe UI" w:cs="Segoe UI"/>
+                <w:sz w:val="16"/>
+              </w:rPr>
+              <w:t>Aljazi</w:t>
+            </w:r>
+            <w:proofErr w:type="spellEnd"/>
           </w:p>
         </w:tc>
         <w:tc>
@@ -24649,12 +25922,21 @@
                 <w:rFonts w:ascii="Segoe UI" w:hAnsi="Segoe UI" w:cs="Segoe UI"/>
               </w:rPr>
             </w:pPr>
+            <w:proofErr w:type="spellStart"/>
             <w:r>
               <w:rPr>
                 <w:rFonts w:ascii="Segoe UI" w:hAnsi="Segoe UI" w:cs="Segoe UI"/>
                 <w:sz w:val="16"/>
               </w:rPr>
-              <w:t>Buthaina / Dhuha</w:t>
+              <w:t>Buthaina</w:t>
+            </w:r>
+            <w:proofErr w:type="spellEnd"/>
+            <w:r>
+              <w:rPr>
+                <w:rFonts w:ascii="Segoe UI" w:hAnsi="Segoe UI" w:cs="Segoe UI"/>
+                <w:sz w:val="16"/>
+              </w:rPr>
+              <w:t xml:space="preserve"> / Dhuha</w:t>
             </w:r>
           </w:p>
         </w:tc>
@@ -24825,8 +26107,17 @@
                 <w:rFonts w:ascii="Segoe UI" w:hAnsi="Segoe UI" w:cs="Segoe UI"/>
                 <w:sz w:val="16"/>
               </w:rPr>
-              <w:t>Aldana / Buthaina</w:t>
-            </w:r>
+              <w:t xml:space="preserve">Aldana / </w:t>
+            </w:r>
+            <w:proofErr w:type="spellStart"/>
+            <w:r>
+              <w:rPr>
+                <w:rFonts w:ascii="Segoe UI" w:hAnsi="Segoe UI" w:cs="Segoe UI"/>
+                <w:sz w:val="16"/>
+              </w:rPr>
+              <w:t>Buthaina</w:t>
+            </w:r>
+            <w:proofErr w:type="spellEnd"/>
           </w:p>
         </w:tc>
         <w:tc>
@@ -25062,6 +26353,7 @@
                 <w:rFonts w:ascii="Segoe UI" w:hAnsi="Segoe UI" w:cs="Segoe UI"/>
               </w:rPr>
             </w:pPr>
+            <w:proofErr w:type="spellStart"/>
             <w:r>
               <w:rPr>
                 <w:rFonts w:ascii="Segoe UI" w:hAnsi="Segoe UI" w:cs="Segoe UI"/>
@@ -25069,6 +26361,7 @@
               </w:rPr>
               <w:t>Aljazi</w:t>
             </w:r>
+            <w:proofErr w:type="spellEnd"/>
           </w:p>
         </w:tc>
         <w:tc>
@@ -25272,6 +26565,7 @@
                 <w:rFonts w:ascii="Segoe UI" w:hAnsi="Segoe UI" w:cs="Segoe UI"/>
               </w:rPr>
             </w:pPr>
+            <w:proofErr w:type="spellStart"/>
             <w:r>
               <w:rPr>
                 <w:rFonts w:ascii="Segoe UI" w:hAnsi="Segoe UI" w:cs="Segoe UI"/>
@@ -25279,6 +26573,7 @@
               </w:rPr>
               <w:t>Buthaina</w:t>
             </w:r>
+            <w:proofErr w:type="spellEnd"/>
           </w:p>
         </w:tc>
         <w:tc>
@@ -25508,7 +26803,35 @@
         <w:rPr>
           <w:rFonts w:ascii="Segoe UI" w:hAnsi="Segoe UI" w:cs="Segoe UI"/>
         </w:rPr>
-        <w:t>2. Copy the supplied README, .gitignore and .github templates into the repository after checking existing files. Fill in team details and the GitHub Project URL.</w:t>
+        <w:t>2. Copy the supplied README, .</w:t>
+      </w:r>
+      <w:proofErr w:type="spellStart"/>
+      <w:r>
+        <w:rPr>
+          <w:rFonts w:ascii="Segoe UI" w:hAnsi="Segoe UI" w:cs="Segoe UI"/>
+        </w:rPr>
+        <w:t>gitignore</w:t>
+      </w:r>
+      <w:proofErr w:type="spellEnd"/>
+      <w:r>
+        <w:rPr>
+          <w:rFonts w:ascii="Segoe UI" w:hAnsi="Segoe UI" w:cs="Segoe UI"/>
+        </w:rPr>
+        <w:t xml:space="preserve"> and .</w:t>
+      </w:r>
+      <w:proofErr w:type="spellStart"/>
+      <w:r>
+        <w:rPr>
+          <w:rFonts w:ascii="Segoe UI" w:hAnsi="Segoe UI" w:cs="Segoe UI"/>
+        </w:rPr>
+        <w:t>github</w:t>
+      </w:r>
+      <w:proofErr w:type="spellEnd"/>
+      <w:r>
+        <w:rPr>
+          <w:rFonts w:ascii="Segoe UI" w:hAnsi="Segoe UI" w:cs="Segoe UI"/>
+        </w:rPr>
+        <w:t xml:space="preserve"> templates into the repository after checking existing files. Fill in team details and the GitHub Project URL.</w:t>
       </w:r>
     </w:p>
     <w:p>
@@ -25599,7 +26922,21 @@
         <w:rPr>
           <w:rFonts w:ascii="Segoe UI" w:hAnsi="Segoe UI" w:cs="Segoe UI"/>
         </w:rPr>
-        <w:t>9. Coordinate one editor at a time for Word and .vpp files. Pull the latest main before editing. Resolve conflicting model changes together rather than merging binary files blindly.</w:t>
+        <w:t>9. Coordinate one editor at a time for Word and .</w:t>
+      </w:r>
+      <w:proofErr w:type="spellStart"/>
+      <w:r>
+        <w:rPr>
+          <w:rFonts w:ascii="Segoe UI" w:hAnsi="Segoe UI" w:cs="Segoe UI"/>
+        </w:rPr>
+        <w:t>vpp</w:t>
+      </w:r>
+      <w:proofErr w:type="spellEnd"/>
+      <w:r>
+        <w:rPr>
+          <w:rFonts w:ascii="Segoe UI" w:hAnsi="Segoe UI" w:cs="Segoe UI"/>
+        </w:rPr>
+        <w:t xml:space="preserve"> files. Pull the latest main before editing. Resolve conflicting model changes together rather than merging binary files blindly.</w:t>
       </w:r>
     </w:p>
     <w:p>
@@ -25612,7 +26949,21 @@
         <w:rPr>
           <w:rFonts w:ascii="Segoe UI" w:hAnsi="Segoe UI" w:cs="Segoe UI"/>
         </w:rPr>
-        <w:t>10. Before release, verify the .vpp opens and matches all report diagrams. Commit the final files and required evidence inside Milestone-1 on main. Record repository, Project, milestone and final commit URLs.</w:t>
+        <w:t>10. Before release, verify the .</w:t>
+      </w:r>
+      <w:proofErr w:type="spellStart"/>
+      <w:r>
+        <w:rPr>
+          <w:rFonts w:ascii="Segoe UI" w:hAnsi="Segoe UI" w:cs="Segoe UI"/>
+        </w:rPr>
+        <w:t>vpp</w:t>
+      </w:r>
+      <w:proofErr w:type="spellEnd"/>
+      <w:r>
+        <w:rPr>
+          <w:rFonts w:ascii="Segoe UI" w:hAnsi="Segoe UI" w:cs="Segoe UI"/>
+        </w:rPr>
+        <w:t xml:space="preserve"> opens and matches all report diagrams. Commit the final files and required evidence inside Milestone-1 on main. Record repository, Project, milestone and final commit URLs.</w:t>
       </w:r>
     </w:p>
     <w:p>
@@ -25669,9 +27020,9 @@
       </w:tblPr>
       <w:tblGrid>
         <w:gridCol w:w="717"/>
-        <w:gridCol w:w="1859"/>
-        <w:gridCol w:w="5134"/>
-        <w:gridCol w:w="2590"/>
+        <w:gridCol w:w="1862"/>
+        <w:gridCol w:w="5141"/>
+        <w:gridCol w:w="2580"/>
       </w:tblGrid>
       <w:tr>
         <w:trPr>
@@ -25951,7 +27302,6 @@
           </w:tcPr>
           <w:p>
             <w:r>
-              <w:rPr/>
               <w:t>Pending official evidence: screenshot of the actual GitHub Project backlog, showing issues, priority, assignee and estimates. Add URL and capture date.</w:t>
             </w:r>
           </w:p>
@@ -26087,7 +27437,6 @@
           </w:tcPr>
           <w:p>
             <w:r>
-              <w:rPr/>
               <w:t>Pending official evidence: dated board history showing Todo → In Progress → In Review → Done transitions during the actual first sprint.</w:t>
             </w:r>
           </w:p>
@@ -26151,7 +27500,6 @@
           </w:tcPr>
           <w:p>
             <w:r>
-              <w:rPr/>
               <w:t>Sprint 1 review — actual date to confirm</w:t>
             </w:r>
           </w:p>
@@ -26210,7 +27558,6 @@
           </w:tcPr>
           <w:p>
             <w:r>
-              <w:rPr/>
               <w:t>Pending actual team record: Sprint 1 review outcomes, retrospective notes and a chosen improvement. Do not present the suggested consistency checklist as adopted unless confirmed.</w:t>
             </w:r>
           </w:p>
@@ -26346,7 +27693,6 @@
           </w:tcPr>
           <w:p>
             <w:r>
-              <w:rPr/>
               <w:t>Pending official evidence: Sprint 2 backlog, with the real improvement selected in Sprint 1 reflected in the work items.</w:t>
             </w:r>
           </w:p>
@@ -26479,7 +27825,6 @@
           </w:tcPr>
           <w:p>
             <w:r>
-              <w:rPr/>
               <w:t>Pending official evidence: Sprint 2 board history and actual substantive peer-review links on pull requests.</w:t>
             </w:r>
           </w:p>
@@ -26521,6 +27866,7 @@
                 <w:color w:val="1F2D3D"/>
                 <w:sz w:val="15"/>
               </w:rPr>
+              <w:lastRenderedPageBreak/>
               <w:t>E06</w:t>
             </w:r>
           </w:p>
@@ -26615,7 +27961,6 @@
           </w:tcPr>
           <w:p>
             <w:r>
-              <w:rPr/>
               <w:t>Pending official evidence: GitHub Project Table grouped by Assignee and Roadmap showing real dates and estimates.</w:t>
             </w:r>
           </w:p>
@@ -26679,7 +28024,6 @@
           </w:tcPr>
           <w:p>
             <w:r>
-              <w:rPr/>
               <w:t>Sprint 2 review — actual date to confirm</w:t>
             </w:r>
           </w:p>
@@ -26738,7 +28082,6 @@
           </w:tcPr>
           <w:p>
             <w:r>
-              <w:rPr/>
               <w:t>Pending actual team record: Sprint 2 review, retrospective, and proof of implementing the selected Sprint 1 improvement.</w:t>
             </w:r>
           </w:p>
@@ -26874,7 +28217,6 @@
           </w:tcPr>
           <w:p>
             <w:r>
-              <w:rPr/>
               <w:t>Pending official evidence: for each student, link an actual issue, branch, peer-reviewed pull request and merged work; include final main commit URL.</w:t>
             </w:r>
           </w:p>
@@ -26913,7 +28255,7 @@
           <w:color w:val="9C5700"/>
           <w:sz w:val="20"/>
         </w:rPr>
-        <w:t>Assigned repository URL: https://github.com/buthainah/team-3-b52 (team repository observed; confirm instructor assignment)</w:t>
+        <w:t>Assigned repository URL: https://github.com/buthaiinah/team-3-b52 (team repository observed; confirm instructor assignment)</w:t>
       </w:r>
     </w:p>
     <w:p>
@@ -26931,7 +28273,79 @@
           <w:color w:val="9C5700"/>
           <w:sz w:val="20"/>
         </w:rPr>
-        <w:t>GitHub Project URL: حطّوا هنا رابط الـ GitHub Project / Scrum board.</w:t>
+        <w:t>GitHub Project URL: https://github.com/users/buthaiinah/projects/2</w:t>
+      </w:r>
+      <w:proofErr w:type="spellStart"/>
+      <w:r>
+        <w:rPr>
+          <w:rFonts w:ascii="Segoe UI" w:eastAsia="Arial" w:hAnsi="Segoe UI" w:cs="Segoe UI"/>
+          <w:b/>
+          <w:color w:val="9C5700"/>
+          <w:sz w:val="20"/>
+        </w:rPr>
+      </w:r>
+      <w:proofErr w:type="spellEnd"/>
+      <w:r>
+        <w:rPr>
+          <w:rFonts w:ascii="Segoe UI" w:eastAsia="Arial" w:hAnsi="Segoe UI" w:cs="Segoe UI"/>
+          <w:b/>
+          <w:color w:val="9C5700"/>
+          <w:sz w:val="20"/>
+        </w:rPr>
+      </w:r>
+      <w:proofErr w:type="spellStart"/>
+      <w:r>
+        <w:rPr>
+          <w:rFonts w:ascii="Segoe UI" w:eastAsia="Arial" w:hAnsi="Segoe UI" w:cs="Segoe UI"/>
+          <w:b/>
+          <w:color w:val="9C5700"/>
+          <w:sz w:val="20"/>
+        </w:rPr>
+      </w:r>
+      <w:proofErr w:type="spellEnd"/>
+      <w:r>
+        <w:rPr>
+          <w:rFonts w:ascii="Segoe UI" w:eastAsia="Arial" w:hAnsi="Segoe UI" w:cs="Segoe UI"/>
+          <w:b/>
+          <w:color w:val="9C5700"/>
+          <w:sz w:val="20"/>
+        </w:rPr>
+      </w:r>
+      <w:proofErr w:type="spellStart"/>
+      <w:r>
+        <w:rPr>
+          <w:rFonts w:ascii="Segoe UI" w:eastAsia="Arial" w:hAnsi="Segoe UI" w:cs="Segoe UI"/>
+          <w:b/>
+          <w:color w:val="9C5700"/>
+          <w:sz w:val="20"/>
+        </w:rPr>
+      </w:r>
+      <w:proofErr w:type="spellEnd"/>
+      <w:r>
+        <w:rPr>
+          <w:rFonts w:ascii="Segoe UI" w:eastAsia="Arial" w:hAnsi="Segoe UI" w:cs="Segoe UI"/>
+          <w:b/>
+          <w:color w:val="9C5700"/>
+          <w:sz w:val="20"/>
+        </w:rPr>
+      </w:r>
+      <w:proofErr w:type="spellStart"/>
+      <w:r>
+        <w:rPr>
+          <w:rFonts w:ascii="Segoe UI" w:eastAsia="Arial" w:hAnsi="Segoe UI" w:cs="Segoe UI"/>
+          <w:b/>
+          <w:color w:val="9C5700"/>
+          <w:sz w:val="20"/>
+        </w:rPr>
+      </w:r>
+      <w:proofErr w:type="spellEnd"/>
+      <w:r>
+        <w:rPr>
+          <w:rFonts w:ascii="Segoe UI" w:eastAsia="Arial" w:hAnsi="Segoe UI" w:cs="Segoe UI"/>
+          <w:b/>
+          <w:color w:val="9C5700"/>
+          <w:sz w:val="20"/>
+        </w:rPr>
       </w:r>
     </w:p>
     <w:p>
@@ -26949,7 +28363,7 @@
           <w:color w:val="9C5700"/>
           <w:sz w:val="20"/>
         </w:rPr>
-        <w:t>Milestone-1 URL: https://github.com/buthainah/team-3-b52/tree/main/Milestone-1</w:t>
+        <w:t>Milestone-1 URL: https://github.com/buthaiinah/team-3-b52/tree/main/Milestone-1</w:t>
       </w:r>
     </w:p>
     <w:p>
@@ -26967,7 +28381,187 @@
           <w:color w:val="9C5700"/>
           <w:sz w:val="20"/>
         </w:rPr>
-        <w:t>Final submission commit URL: حطّوا هنا رابط آخر commit نهائي على main بعد رفع كل ملفات Milestone-1.</w:t>
+        <w:t>Final submission commit URL: PENDING — obtain the main-branch commit URL after the final Word, .vpp, and evidence files are uploaded and merged.</w:t>
+      </w:r>
+      <w:proofErr w:type="spellStart"/>
+      <w:r>
+        <w:rPr>
+          <w:rFonts w:ascii="Segoe UI" w:eastAsia="Arial" w:hAnsi="Segoe UI" w:cs="Segoe UI"/>
+          <w:b/>
+          <w:color w:val="9C5700"/>
+          <w:sz w:val="20"/>
+        </w:rPr>
+      </w:r>
+      <w:proofErr w:type="spellEnd"/>
+      <w:r>
+        <w:rPr>
+          <w:rFonts w:ascii="Segoe UI" w:eastAsia="Arial" w:hAnsi="Segoe UI" w:cs="Segoe UI"/>
+          <w:b/>
+          <w:color w:val="9C5700"/>
+          <w:sz w:val="20"/>
+        </w:rPr>
+      </w:r>
+      <w:proofErr w:type="spellStart"/>
+      <w:r>
+        <w:rPr>
+          <w:rFonts w:ascii="Segoe UI" w:eastAsia="Arial" w:hAnsi="Segoe UI" w:cs="Segoe UI"/>
+          <w:b/>
+          <w:color w:val="9C5700"/>
+          <w:sz w:val="20"/>
+        </w:rPr>
+      </w:r>
+      <w:proofErr w:type="spellEnd"/>
+      <w:r>
+        <w:rPr>
+          <w:rFonts w:ascii="Segoe UI" w:eastAsia="Arial" w:hAnsi="Segoe UI" w:cs="Segoe UI"/>
+          <w:b/>
+          <w:color w:val="9C5700"/>
+          <w:sz w:val="20"/>
+        </w:rPr>
+      </w:r>
+      <w:proofErr w:type="spellStart"/>
+      <w:r>
+        <w:rPr>
+          <w:rFonts w:ascii="Segoe UI" w:eastAsia="Arial" w:hAnsi="Segoe UI" w:cs="Segoe UI"/>
+          <w:b/>
+          <w:color w:val="9C5700"/>
+          <w:sz w:val="20"/>
+        </w:rPr>
+      </w:r>
+      <w:proofErr w:type="spellEnd"/>
+      <w:r>
+        <w:rPr>
+          <w:rFonts w:ascii="Segoe UI" w:eastAsia="Arial" w:hAnsi="Segoe UI" w:cs="Segoe UI"/>
+          <w:b/>
+          <w:color w:val="9C5700"/>
+          <w:sz w:val="20"/>
+        </w:rPr>
+      </w:r>
+      <w:proofErr w:type="spellStart"/>
+      <w:r>
+        <w:rPr>
+          <w:rFonts w:ascii="Segoe UI" w:eastAsia="Arial" w:hAnsi="Segoe UI" w:cs="Segoe UI"/>
+          <w:b/>
+          <w:color w:val="9C5700"/>
+          <w:sz w:val="20"/>
+        </w:rPr>
+      </w:r>
+      <w:proofErr w:type="spellEnd"/>
+      <w:r>
+        <w:rPr>
+          <w:rFonts w:ascii="Segoe UI" w:eastAsia="Arial" w:hAnsi="Segoe UI" w:cs="Segoe UI"/>
+          <w:b/>
+          <w:color w:val="9C5700"/>
+          <w:sz w:val="20"/>
+        </w:rPr>
+      </w:r>
+      <w:proofErr w:type="spellStart"/>
+      <w:r>
+        <w:rPr>
+          <w:rFonts w:ascii="Segoe UI" w:eastAsia="Arial" w:hAnsi="Segoe UI" w:cs="Segoe UI"/>
+          <w:b/>
+          <w:color w:val="9C5700"/>
+          <w:sz w:val="20"/>
+        </w:rPr>
+      </w:r>
+      <w:proofErr w:type="spellEnd"/>
+      <w:r>
+        <w:rPr>
+          <w:rFonts w:ascii="Segoe UI" w:eastAsia="Arial" w:hAnsi="Segoe UI" w:cs="Segoe UI"/>
+          <w:b/>
+          <w:color w:val="9C5700"/>
+          <w:sz w:val="20"/>
+        </w:rPr>
+      </w:r>
+      <w:proofErr w:type="spellStart"/>
+      <w:r>
+        <w:rPr>
+          <w:rFonts w:ascii="Segoe UI" w:eastAsia="Arial" w:hAnsi="Segoe UI" w:cs="Segoe UI"/>
+          <w:b/>
+          <w:color w:val="9C5700"/>
+          <w:sz w:val="20"/>
+        </w:rPr>
+      </w:r>
+      <w:proofErr w:type="spellEnd"/>
+      <w:r>
+        <w:rPr>
+          <w:rFonts w:ascii="Segoe UI" w:eastAsia="Arial" w:hAnsi="Segoe UI" w:cs="Segoe UI"/>
+          <w:b/>
+          <w:color w:val="9C5700"/>
+          <w:sz w:val="20"/>
+        </w:rPr>
+      </w:r>
+      <w:proofErr w:type="spellStart"/>
+      <w:r>
+        <w:rPr>
+          <w:rFonts w:ascii="Segoe UI" w:eastAsia="Arial" w:hAnsi="Segoe UI" w:cs="Segoe UI"/>
+          <w:b/>
+          <w:color w:val="9C5700"/>
+          <w:sz w:val="20"/>
+        </w:rPr>
+      </w:r>
+      <w:proofErr w:type="spellEnd"/>
+      <w:r>
+        <w:rPr>
+          <w:rFonts w:ascii="Segoe UI" w:eastAsia="Arial" w:hAnsi="Segoe UI" w:cs="Segoe UI"/>
+          <w:b/>
+          <w:color w:val="9C5700"/>
+          <w:sz w:val="20"/>
+        </w:rPr>
+      </w:r>
+      <w:proofErr w:type="spellStart"/>
+      <w:r>
+        <w:rPr>
+          <w:rFonts w:ascii="Segoe UI" w:eastAsia="Arial" w:hAnsi="Segoe UI" w:cs="Segoe UI"/>
+          <w:b/>
+          <w:color w:val="9C5700"/>
+          <w:sz w:val="20"/>
+        </w:rPr>
+      </w:r>
+      <w:proofErr w:type="spellEnd"/>
+      <w:r>
+        <w:rPr>
+          <w:rFonts w:ascii="Segoe UI" w:eastAsia="Arial" w:hAnsi="Segoe UI" w:cs="Segoe UI"/>
+          <w:b/>
+          <w:color w:val="9C5700"/>
+          <w:sz w:val="20"/>
+        </w:rPr>
+      </w:r>
+      <w:proofErr w:type="spellStart"/>
+      <w:r>
+        <w:rPr>
+          <w:rFonts w:ascii="Segoe UI" w:eastAsia="Arial" w:hAnsi="Segoe UI" w:cs="Segoe UI"/>
+          <w:b/>
+          <w:color w:val="9C5700"/>
+          <w:sz w:val="20"/>
+        </w:rPr>
+      </w:r>
+      <w:proofErr w:type="spellEnd"/>
+      <w:r>
+        <w:rPr>
+          <w:rFonts w:ascii="Segoe UI" w:eastAsia="Arial" w:hAnsi="Segoe UI" w:cs="Segoe UI"/>
+          <w:b/>
+          <w:color w:val="9C5700"/>
+          <w:sz w:val="20"/>
+        </w:rPr>
+      </w:r>
+      <w:proofErr w:type="spellStart"/>
+      <w:r>
+        <w:rPr>
+          <w:rFonts w:ascii="Segoe UI" w:eastAsia="Arial" w:hAnsi="Segoe UI" w:cs="Segoe UI"/>
+          <w:b/>
+          <w:color w:val="9C5700"/>
+          <w:sz w:val="20"/>
+        </w:rPr>
+      </w:r>
+      <w:proofErr w:type="spellEnd"/>
+      <w:r>
+        <w:rPr>
+          <w:rFonts w:ascii="Segoe UI" w:eastAsia="Arial" w:hAnsi="Segoe UI" w:cs="Segoe UI"/>
+          <w:b/>
+          <w:color w:val="9C5700"/>
+          <w:sz w:val="20"/>
+        </w:rPr>
       </w:r>
     </w:p>
     <w:p>
@@ -26984,6 +28578,9 @@
         </w:rPr>
         <w:t>Insert legible evidence screenshots in this section with capture dates and short descriptions, and save the same images under Milestone-1/scrum/evidence.</w:t>
       </w:r>
+      <w:r>
+        <w:t xml:space="preserve"> Available integration reference: PR #24 (https://github.com/buthaiinah/team-3-b52/pull/24); this does not substitute for dated Scrum screenshots or a formal peer approval.</w:t>
+      </w:r>
     </w:p>
     <w:p>
       <w:pPr>
@@ -26995,7 +28592,6 @@
         <w:rPr>
           <w:rFonts w:ascii="Segoe UI" w:hAnsi="Segoe UI" w:cs="Segoe UI"/>
         </w:rPr>
-        <w:lastRenderedPageBreak/>
         <w:br w:type="page"/>
       </w:r>
     </w:p>
@@ -27025,6 +28621,7 @@
           <w:rFonts w:ascii="Segoe UI" w:hAnsi="Segoe UI" w:cs="Segoe UI"/>
         </w:rPr>
       </w:pPr>
+      <w:proofErr w:type="spellStart"/>
       <w:r>
         <w:rPr>
           <w:rFonts w:ascii="Segoe UI" w:eastAsia="Arial" w:hAnsi="Segoe UI" w:cs="Segoe UI"/>
@@ -27032,7 +28629,317 @@
           <w:color w:val="9C5700"/>
           <w:sz w:val="20"/>
         </w:rPr>
-        <w:t>الحالة: النص اللي تحت Draft جاهز، لكن لازم الطالبات يعدلوه حسب اللي حصل فعليًا ويحطوا الـ evidence الحقيقي.</w:t>
+        <w:t>الحالة</w:t>
+      </w:r>
+      <w:proofErr w:type="spellEnd"/>
+      <w:r>
+        <w:rPr>
+          <w:rFonts w:ascii="Segoe UI" w:eastAsia="Arial" w:hAnsi="Segoe UI" w:cs="Segoe UI"/>
+          <w:b/>
+          <w:color w:val="9C5700"/>
+          <w:sz w:val="20"/>
+        </w:rPr>
+        <w:t xml:space="preserve">: </w:t>
+      </w:r>
+      <w:proofErr w:type="spellStart"/>
+      <w:r>
+        <w:rPr>
+          <w:rFonts w:ascii="Segoe UI" w:eastAsia="Arial" w:hAnsi="Segoe UI" w:cs="Segoe UI"/>
+          <w:b/>
+          <w:color w:val="9C5700"/>
+          <w:sz w:val="20"/>
+        </w:rPr>
+        <w:t>النص</w:t>
+      </w:r>
+      <w:proofErr w:type="spellEnd"/>
+      <w:r>
+        <w:rPr>
+          <w:rFonts w:ascii="Segoe UI" w:eastAsia="Arial" w:hAnsi="Segoe UI" w:cs="Segoe UI"/>
+          <w:b/>
+          <w:color w:val="9C5700"/>
+          <w:sz w:val="20"/>
+        </w:rPr>
+        <w:t xml:space="preserve"> </w:t>
+      </w:r>
+      <w:proofErr w:type="spellStart"/>
+      <w:r>
+        <w:rPr>
+          <w:rFonts w:ascii="Segoe UI" w:eastAsia="Arial" w:hAnsi="Segoe UI" w:cs="Segoe UI"/>
+          <w:b/>
+          <w:color w:val="9C5700"/>
+          <w:sz w:val="20"/>
+        </w:rPr>
+        <w:t>اللي</w:t>
+      </w:r>
+      <w:proofErr w:type="spellEnd"/>
+      <w:r>
+        <w:rPr>
+          <w:rFonts w:ascii="Segoe UI" w:eastAsia="Arial" w:hAnsi="Segoe UI" w:cs="Segoe UI"/>
+          <w:b/>
+          <w:color w:val="9C5700"/>
+          <w:sz w:val="20"/>
+        </w:rPr>
+        <w:t xml:space="preserve"> </w:t>
+      </w:r>
+      <w:proofErr w:type="spellStart"/>
+      <w:r>
+        <w:rPr>
+          <w:rFonts w:ascii="Segoe UI" w:eastAsia="Arial" w:hAnsi="Segoe UI" w:cs="Segoe UI"/>
+          <w:b/>
+          <w:color w:val="9C5700"/>
+          <w:sz w:val="20"/>
+        </w:rPr>
+        <w:t>تحت</w:t>
+      </w:r>
+      <w:proofErr w:type="spellEnd"/>
+      <w:r>
+        <w:rPr>
+          <w:rFonts w:ascii="Segoe UI" w:eastAsia="Arial" w:hAnsi="Segoe UI" w:cs="Segoe UI"/>
+          <w:b/>
+          <w:color w:val="9C5700"/>
+          <w:sz w:val="20"/>
+        </w:rPr>
+        <w:t xml:space="preserve"> Draft </w:t>
+      </w:r>
+      <w:proofErr w:type="spellStart"/>
+      <w:r>
+        <w:rPr>
+          <w:rFonts w:ascii="Segoe UI" w:eastAsia="Arial" w:hAnsi="Segoe UI" w:cs="Segoe UI"/>
+          <w:b/>
+          <w:color w:val="9C5700"/>
+          <w:sz w:val="20"/>
+        </w:rPr>
+        <w:t>جاهز</w:t>
+      </w:r>
+      <w:proofErr w:type="spellEnd"/>
+      <w:r>
+        <w:rPr>
+          <w:rFonts w:ascii="Segoe UI" w:eastAsia="Arial" w:hAnsi="Segoe UI" w:cs="Segoe UI"/>
+          <w:b/>
+          <w:color w:val="9C5700"/>
+          <w:sz w:val="20"/>
+        </w:rPr>
+        <w:t xml:space="preserve">، </w:t>
+      </w:r>
+      <w:proofErr w:type="spellStart"/>
+      <w:r>
+        <w:rPr>
+          <w:rFonts w:ascii="Segoe UI" w:eastAsia="Arial" w:hAnsi="Segoe UI" w:cs="Segoe UI"/>
+          <w:b/>
+          <w:color w:val="9C5700"/>
+          <w:sz w:val="20"/>
+        </w:rPr>
+        <w:t>لكن</w:t>
+      </w:r>
+      <w:proofErr w:type="spellEnd"/>
+      <w:r>
+        <w:rPr>
+          <w:rFonts w:ascii="Segoe UI" w:eastAsia="Arial" w:hAnsi="Segoe UI" w:cs="Segoe UI"/>
+          <w:b/>
+          <w:color w:val="9C5700"/>
+          <w:sz w:val="20"/>
+        </w:rPr>
+        <w:t xml:space="preserve"> </w:t>
+      </w:r>
+      <w:proofErr w:type="spellStart"/>
+      <w:r>
+        <w:rPr>
+          <w:rFonts w:ascii="Segoe UI" w:eastAsia="Arial" w:hAnsi="Segoe UI" w:cs="Segoe UI"/>
+          <w:b/>
+          <w:color w:val="9C5700"/>
+          <w:sz w:val="20"/>
+        </w:rPr>
+        <w:t>لازم</w:t>
+      </w:r>
+      <w:proofErr w:type="spellEnd"/>
+      <w:r>
+        <w:rPr>
+          <w:rFonts w:ascii="Segoe UI" w:eastAsia="Arial" w:hAnsi="Segoe UI" w:cs="Segoe UI"/>
+          <w:b/>
+          <w:color w:val="9C5700"/>
+          <w:sz w:val="20"/>
+        </w:rPr>
+        <w:t xml:space="preserve"> </w:t>
+      </w:r>
+      <w:proofErr w:type="spellStart"/>
+      <w:r>
+        <w:rPr>
+          <w:rFonts w:ascii="Segoe UI" w:eastAsia="Arial" w:hAnsi="Segoe UI" w:cs="Segoe UI"/>
+          <w:b/>
+          <w:color w:val="9C5700"/>
+          <w:sz w:val="20"/>
+        </w:rPr>
+        <w:t>الطالبات</w:t>
+      </w:r>
+      <w:proofErr w:type="spellEnd"/>
+      <w:r>
+        <w:rPr>
+          <w:rFonts w:ascii="Segoe UI" w:eastAsia="Arial" w:hAnsi="Segoe UI" w:cs="Segoe UI"/>
+          <w:b/>
+          <w:color w:val="9C5700"/>
+          <w:sz w:val="20"/>
+        </w:rPr>
+        <w:t xml:space="preserve"> </w:t>
+      </w:r>
+      <w:proofErr w:type="spellStart"/>
+      <w:r>
+        <w:rPr>
+          <w:rFonts w:ascii="Segoe UI" w:eastAsia="Arial" w:hAnsi="Segoe UI" w:cs="Segoe UI"/>
+          <w:b/>
+          <w:color w:val="9C5700"/>
+          <w:sz w:val="20"/>
+        </w:rPr>
+        <w:t>يعدلوه</w:t>
+      </w:r>
+      <w:proofErr w:type="spellEnd"/>
+      <w:r>
+        <w:rPr>
+          <w:rFonts w:ascii="Segoe UI" w:eastAsia="Arial" w:hAnsi="Segoe UI" w:cs="Segoe UI"/>
+          <w:b/>
+          <w:color w:val="9C5700"/>
+          <w:sz w:val="20"/>
+        </w:rPr>
+        <w:t xml:space="preserve"> </w:t>
+      </w:r>
+      <w:proofErr w:type="spellStart"/>
+      <w:r>
+        <w:rPr>
+          <w:rFonts w:ascii="Segoe UI" w:eastAsia="Arial" w:hAnsi="Segoe UI" w:cs="Segoe UI"/>
+          <w:b/>
+          <w:color w:val="9C5700"/>
+          <w:sz w:val="20"/>
+        </w:rPr>
+        <w:t>حسب</w:t>
+      </w:r>
+      <w:proofErr w:type="spellEnd"/>
+      <w:r>
+        <w:rPr>
+          <w:rFonts w:ascii="Segoe UI" w:eastAsia="Arial" w:hAnsi="Segoe UI" w:cs="Segoe UI"/>
+          <w:b/>
+          <w:color w:val="9C5700"/>
+          <w:sz w:val="20"/>
+        </w:rPr>
+        <w:t xml:space="preserve"> </w:t>
+      </w:r>
+      <w:proofErr w:type="spellStart"/>
+      <w:r>
+        <w:rPr>
+          <w:rFonts w:ascii="Segoe UI" w:eastAsia="Arial" w:hAnsi="Segoe UI" w:cs="Segoe UI"/>
+          <w:b/>
+          <w:color w:val="9C5700"/>
+          <w:sz w:val="20"/>
+        </w:rPr>
+        <w:t>اللي</w:t>
+      </w:r>
+      <w:proofErr w:type="spellEnd"/>
+      <w:r>
+        <w:rPr>
+          <w:rFonts w:ascii="Segoe UI" w:eastAsia="Arial" w:hAnsi="Segoe UI" w:cs="Segoe UI"/>
+          <w:b/>
+          <w:color w:val="9C5700"/>
+          <w:sz w:val="20"/>
+        </w:rPr>
+        <w:t xml:space="preserve"> </w:t>
+      </w:r>
+      <w:proofErr w:type="spellStart"/>
+      <w:r>
+        <w:rPr>
+          <w:rFonts w:ascii="Segoe UI" w:eastAsia="Arial" w:hAnsi="Segoe UI" w:cs="Segoe UI"/>
+          <w:b/>
+          <w:color w:val="9C5700"/>
+          <w:sz w:val="20"/>
+        </w:rPr>
+        <w:t>حصل</w:t>
+      </w:r>
+      <w:proofErr w:type="spellEnd"/>
+      <w:r>
+        <w:rPr>
+          <w:rFonts w:ascii="Segoe UI" w:eastAsia="Arial" w:hAnsi="Segoe UI" w:cs="Segoe UI"/>
+          <w:b/>
+          <w:color w:val="9C5700"/>
+          <w:sz w:val="20"/>
+        </w:rPr>
+        <w:t xml:space="preserve"> </w:t>
+      </w:r>
+      <w:proofErr w:type="spellStart"/>
+      <w:r>
+        <w:rPr>
+          <w:rFonts w:ascii="Segoe UI" w:eastAsia="Arial" w:hAnsi="Segoe UI" w:cs="Segoe UI"/>
+          <w:b/>
+          <w:color w:val="9C5700"/>
+          <w:sz w:val="20"/>
+        </w:rPr>
+        <w:t>فعليًا</w:t>
+      </w:r>
+      <w:proofErr w:type="spellEnd"/>
+      <w:r>
+        <w:rPr>
+          <w:rFonts w:ascii="Segoe UI" w:eastAsia="Arial" w:hAnsi="Segoe UI" w:cs="Segoe UI"/>
+          <w:b/>
+          <w:color w:val="9C5700"/>
+          <w:sz w:val="20"/>
+        </w:rPr>
+        <w:t xml:space="preserve"> </w:t>
+      </w:r>
+      <w:proofErr w:type="spellStart"/>
+      <w:r>
+        <w:rPr>
+          <w:rFonts w:ascii="Segoe UI" w:eastAsia="Arial" w:hAnsi="Segoe UI" w:cs="Segoe UI"/>
+          <w:b/>
+          <w:color w:val="9C5700"/>
+          <w:sz w:val="20"/>
+        </w:rPr>
+        <w:t>ويحطوا</w:t>
+      </w:r>
+      <w:proofErr w:type="spellEnd"/>
+      <w:r>
+        <w:rPr>
+          <w:rFonts w:ascii="Segoe UI" w:eastAsia="Arial" w:hAnsi="Segoe UI" w:cs="Segoe UI"/>
+          <w:b/>
+          <w:color w:val="9C5700"/>
+          <w:sz w:val="20"/>
+        </w:rPr>
+        <w:t xml:space="preserve"> </w:t>
+      </w:r>
+      <w:proofErr w:type="spellStart"/>
+      <w:r>
+        <w:rPr>
+          <w:rFonts w:ascii="Segoe UI" w:eastAsia="Arial" w:hAnsi="Segoe UI" w:cs="Segoe UI"/>
+          <w:b/>
+          <w:color w:val="9C5700"/>
+          <w:sz w:val="20"/>
+        </w:rPr>
+        <w:t>ال</w:t>
+      </w:r>
+      <w:proofErr w:type="spellEnd"/>
+      <w:r>
+        <w:rPr>
+          <w:rFonts w:ascii="Segoe UI" w:eastAsia="Arial" w:hAnsi="Segoe UI" w:cs="Segoe UI"/>
+          <w:b/>
+          <w:color w:val="9C5700"/>
+          <w:sz w:val="20"/>
+        </w:rPr>
+        <w:t xml:space="preserve">ـ evidence </w:t>
+      </w:r>
+      <w:proofErr w:type="spellStart"/>
+      <w:r>
+        <w:rPr>
+          <w:rFonts w:ascii="Segoe UI" w:eastAsia="Arial" w:hAnsi="Segoe UI" w:cs="Segoe UI"/>
+          <w:b/>
+          <w:color w:val="9C5700"/>
+          <w:sz w:val="20"/>
+        </w:rPr>
+        <w:t>الحقيقي</w:t>
+      </w:r>
+      <w:proofErr w:type="spellEnd"/>
+      <w:r>
+        <w:rPr>
+          <w:rFonts w:ascii="Segoe UI" w:eastAsia="Arial" w:hAnsi="Segoe UI" w:cs="Segoe UI"/>
+          <w:b/>
+          <w:color w:val="9C5700"/>
+          <w:sz w:val="20"/>
+        </w:rPr>
+        <w:t>.</w:t>
       </w:r>
     </w:p>
     <w:p>
@@ -27067,7 +28974,207 @@
           <w:color w:val="9C5700"/>
           <w:sz w:val="20"/>
         </w:rPr>
-        <w:t>Planned review: 9 October 2026. Attendees: Aljazi Alnoaimi, Dhuha Almalki, Buthaina Albaye and Aldana Al-Mamari. مطلوب: أكدوا التاريخ والحضور الحقيقي بعد الاجتماع.</w:t>
+        <w:t xml:space="preserve">Planned review: 9 October 2026. Attendees: </w:t>
+      </w:r>
+      <w:proofErr w:type="spellStart"/>
+      <w:r>
+        <w:rPr>
+          <w:rFonts w:ascii="Segoe UI" w:eastAsia="Arial" w:hAnsi="Segoe UI" w:cs="Segoe UI"/>
+          <w:b/>
+          <w:color w:val="9C5700"/>
+          <w:sz w:val="20"/>
+        </w:rPr>
+        <w:t>Aljazi</w:t>
+      </w:r>
+      <w:proofErr w:type="spellEnd"/>
+      <w:r>
+        <w:rPr>
+          <w:rFonts w:ascii="Segoe UI" w:eastAsia="Arial" w:hAnsi="Segoe UI" w:cs="Segoe UI"/>
+          <w:b/>
+          <w:color w:val="9C5700"/>
+          <w:sz w:val="20"/>
+        </w:rPr>
+        <w:t xml:space="preserve"> Alnoaimi, Dhuha Almalki, </w:t>
+      </w:r>
+      <w:proofErr w:type="spellStart"/>
+      <w:r>
+        <w:rPr>
+          <w:rFonts w:ascii="Segoe UI" w:eastAsia="Arial" w:hAnsi="Segoe UI" w:cs="Segoe UI"/>
+          <w:b/>
+          <w:color w:val="9C5700"/>
+          <w:sz w:val="20"/>
+        </w:rPr>
+        <w:t>Buthaina</w:t>
+      </w:r>
+      <w:proofErr w:type="spellEnd"/>
+      <w:r>
+        <w:rPr>
+          <w:rFonts w:ascii="Segoe UI" w:eastAsia="Arial" w:hAnsi="Segoe UI" w:cs="Segoe UI"/>
+          <w:b/>
+          <w:color w:val="9C5700"/>
+          <w:sz w:val="20"/>
+        </w:rPr>
+        <w:t xml:space="preserve"> </w:t>
+      </w:r>
+      <w:proofErr w:type="spellStart"/>
+      <w:r>
+        <w:rPr>
+          <w:rFonts w:ascii="Segoe UI" w:eastAsia="Arial" w:hAnsi="Segoe UI" w:cs="Segoe UI"/>
+          <w:b/>
+          <w:color w:val="9C5700"/>
+          <w:sz w:val="20"/>
+        </w:rPr>
+        <w:t>Albaye</w:t>
+      </w:r>
+      <w:proofErr w:type="spellEnd"/>
+      <w:r>
+        <w:rPr>
+          <w:rFonts w:ascii="Segoe UI" w:eastAsia="Arial" w:hAnsi="Segoe UI" w:cs="Segoe UI"/>
+          <w:b/>
+          <w:color w:val="9C5700"/>
+          <w:sz w:val="20"/>
+        </w:rPr>
+        <w:t xml:space="preserve"> and Aldana Al-Mamari. </w:t>
+      </w:r>
+      <w:proofErr w:type="spellStart"/>
+      <w:r>
+        <w:rPr>
+          <w:rFonts w:ascii="Segoe UI" w:eastAsia="Arial" w:hAnsi="Segoe UI" w:cs="Segoe UI"/>
+          <w:b/>
+          <w:color w:val="9C5700"/>
+          <w:sz w:val="20"/>
+        </w:rPr>
+        <w:t>مطلوب</w:t>
+      </w:r>
+      <w:proofErr w:type="spellEnd"/>
+      <w:r>
+        <w:rPr>
+          <w:rFonts w:ascii="Segoe UI" w:eastAsia="Arial" w:hAnsi="Segoe UI" w:cs="Segoe UI"/>
+          <w:b/>
+          <w:color w:val="9C5700"/>
+          <w:sz w:val="20"/>
+        </w:rPr>
+        <w:t xml:space="preserve">: </w:t>
+      </w:r>
+      <w:proofErr w:type="spellStart"/>
+      <w:r>
+        <w:rPr>
+          <w:rFonts w:ascii="Segoe UI" w:eastAsia="Arial" w:hAnsi="Segoe UI" w:cs="Segoe UI"/>
+          <w:b/>
+          <w:color w:val="9C5700"/>
+          <w:sz w:val="20"/>
+        </w:rPr>
+        <w:t>أكدوا</w:t>
+      </w:r>
+      <w:proofErr w:type="spellEnd"/>
+      <w:r>
+        <w:rPr>
+          <w:rFonts w:ascii="Segoe UI" w:eastAsia="Arial" w:hAnsi="Segoe UI" w:cs="Segoe UI"/>
+          <w:b/>
+          <w:color w:val="9C5700"/>
+          <w:sz w:val="20"/>
+        </w:rPr>
+        <w:t xml:space="preserve"> </w:t>
+      </w:r>
+      <w:proofErr w:type="spellStart"/>
+      <w:r>
+        <w:rPr>
+          <w:rFonts w:ascii="Segoe UI" w:eastAsia="Arial" w:hAnsi="Segoe UI" w:cs="Segoe UI"/>
+          <w:b/>
+          <w:color w:val="9C5700"/>
+          <w:sz w:val="20"/>
+        </w:rPr>
+        <w:t>التاريخ</w:t>
+      </w:r>
+      <w:proofErr w:type="spellEnd"/>
+      <w:r>
+        <w:rPr>
+          <w:rFonts w:ascii="Segoe UI" w:eastAsia="Arial" w:hAnsi="Segoe UI" w:cs="Segoe UI"/>
+          <w:b/>
+          <w:color w:val="9C5700"/>
+          <w:sz w:val="20"/>
+        </w:rPr>
+        <w:t xml:space="preserve"> </w:t>
+      </w:r>
+      <w:proofErr w:type="spellStart"/>
+      <w:r>
+        <w:rPr>
+          <w:rFonts w:ascii="Segoe UI" w:eastAsia="Arial" w:hAnsi="Segoe UI" w:cs="Segoe UI"/>
+          <w:b/>
+          <w:color w:val="9C5700"/>
+          <w:sz w:val="20"/>
+        </w:rPr>
+        <w:t>والحضور</w:t>
+      </w:r>
+      <w:proofErr w:type="spellEnd"/>
+      <w:r>
+        <w:rPr>
+          <w:rFonts w:ascii="Segoe UI" w:eastAsia="Arial" w:hAnsi="Segoe UI" w:cs="Segoe UI"/>
+          <w:b/>
+          <w:color w:val="9C5700"/>
+          <w:sz w:val="20"/>
+        </w:rPr>
+        <w:t xml:space="preserve"> </w:t>
+      </w:r>
+      <w:proofErr w:type="spellStart"/>
+      <w:r>
+        <w:rPr>
+          <w:rFonts w:ascii="Segoe UI" w:eastAsia="Arial" w:hAnsi="Segoe UI" w:cs="Segoe UI"/>
+          <w:b/>
+          <w:color w:val="9C5700"/>
+          <w:sz w:val="20"/>
+        </w:rPr>
+        <w:t>الحقيقي</w:t>
+      </w:r>
+      <w:proofErr w:type="spellEnd"/>
+      <w:r>
+        <w:rPr>
+          <w:rFonts w:ascii="Segoe UI" w:eastAsia="Arial" w:hAnsi="Segoe UI" w:cs="Segoe UI"/>
+          <w:b/>
+          <w:color w:val="9C5700"/>
+          <w:sz w:val="20"/>
+        </w:rPr>
+        <w:t xml:space="preserve"> </w:t>
+      </w:r>
+      <w:proofErr w:type="spellStart"/>
+      <w:r>
+        <w:rPr>
+          <w:rFonts w:ascii="Segoe UI" w:eastAsia="Arial" w:hAnsi="Segoe UI" w:cs="Segoe UI"/>
+          <w:b/>
+          <w:color w:val="9C5700"/>
+          <w:sz w:val="20"/>
+        </w:rPr>
+        <w:t>بعد</w:t>
+      </w:r>
+      <w:proofErr w:type="spellEnd"/>
+      <w:r>
+        <w:rPr>
+          <w:rFonts w:ascii="Segoe UI" w:eastAsia="Arial" w:hAnsi="Segoe UI" w:cs="Segoe UI"/>
+          <w:b/>
+          <w:color w:val="9C5700"/>
+          <w:sz w:val="20"/>
+        </w:rPr>
+        <w:t xml:space="preserve"> </w:t>
+      </w:r>
+      <w:proofErr w:type="spellStart"/>
+      <w:r>
+        <w:rPr>
+          <w:rFonts w:ascii="Segoe UI" w:eastAsia="Arial" w:hAnsi="Segoe UI" w:cs="Segoe UI"/>
+          <w:b/>
+          <w:color w:val="9C5700"/>
+          <w:sz w:val="20"/>
+        </w:rPr>
+        <w:t>الاجتماع</w:t>
+      </w:r>
+      <w:proofErr w:type="spellEnd"/>
+      <w:r>
+        <w:rPr>
+          <w:rFonts w:ascii="Segoe UI" w:eastAsia="Arial" w:hAnsi="Segoe UI" w:cs="Segoe UI"/>
+          <w:b/>
+          <w:color w:val="9C5700"/>
+          <w:sz w:val="20"/>
+        </w:rPr>
+        <w:t>.</w:t>
       </w:r>
     </w:p>
     <w:p>
@@ -27102,7 +29209,147 @@
           <w:color w:val="9C5700"/>
           <w:sz w:val="20"/>
         </w:rPr>
-        <w:t>Draft: Sprint 1 reviewed the project scope, DFDs, use case model and the four detailed use case specifications. Any consistency corrections identified during review were carried into Sprint 2. مطلوب: عدّلوا النتيجة حسب اللي حصل فعلًا.</w:t>
+        <w:t xml:space="preserve">Draft: Sprint 1 reviewed the project scope, DFDs, use case model and the four detailed use case specifications. Any consistency corrections identified during review were carried into Sprint 2. </w:t>
+      </w:r>
+      <w:proofErr w:type="spellStart"/>
+      <w:r>
+        <w:rPr>
+          <w:rFonts w:ascii="Segoe UI" w:eastAsia="Arial" w:hAnsi="Segoe UI" w:cs="Segoe UI"/>
+          <w:b/>
+          <w:color w:val="9C5700"/>
+          <w:sz w:val="20"/>
+        </w:rPr>
+        <w:t>مطلوب</w:t>
+      </w:r>
+      <w:proofErr w:type="spellEnd"/>
+      <w:r>
+        <w:rPr>
+          <w:rFonts w:ascii="Segoe UI" w:eastAsia="Arial" w:hAnsi="Segoe UI" w:cs="Segoe UI"/>
+          <w:b/>
+          <w:color w:val="9C5700"/>
+          <w:sz w:val="20"/>
+        </w:rPr>
+        <w:t xml:space="preserve">: </w:t>
+      </w:r>
+      <w:proofErr w:type="spellStart"/>
+      <w:r>
+        <w:rPr>
+          <w:rFonts w:ascii="Segoe UI" w:eastAsia="Arial" w:hAnsi="Segoe UI" w:cs="Segoe UI"/>
+          <w:b/>
+          <w:color w:val="9C5700"/>
+          <w:sz w:val="20"/>
+        </w:rPr>
+        <w:t>عدّلوا</w:t>
+      </w:r>
+      <w:proofErr w:type="spellEnd"/>
+      <w:r>
+        <w:rPr>
+          <w:rFonts w:ascii="Segoe UI" w:eastAsia="Arial" w:hAnsi="Segoe UI" w:cs="Segoe UI"/>
+          <w:b/>
+          <w:color w:val="9C5700"/>
+          <w:sz w:val="20"/>
+        </w:rPr>
+        <w:t xml:space="preserve"> </w:t>
+      </w:r>
+      <w:proofErr w:type="spellStart"/>
+      <w:r>
+        <w:rPr>
+          <w:rFonts w:ascii="Segoe UI" w:eastAsia="Arial" w:hAnsi="Segoe UI" w:cs="Segoe UI"/>
+          <w:b/>
+          <w:color w:val="9C5700"/>
+          <w:sz w:val="20"/>
+        </w:rPr>
+        <w:t>النتيجة</w:t>
+      </w:r>
+      <w:proofErr w:type="spellEnd"/>
+      <w:r>
+        <w:rPr>
+          <w:rFonts w:ascii="Segoe UI" w:eastAsia="Arial" w:hAnsi="Segoe UI" w:cs="Segoe UI"/>
+          <w:b/>
+          <w:color w:val="9C5700"/>
+          <w:sz w:val="20"/>
+        </w:rPr>
+        <w:t xml:space="preserve"> </w:t>
+      </w:r>
+      <w:proofErr w:type="spellStart"/>
+      <w:r>
+        <w:rPr>
+          <w:rFonts w:ascii="Segoe UI" w:eastAsia="Arial" w:hAnsi="Segoe UI" w:cs="Segoe UI"/>
+          <w:b/>
+          <w:color w:val="9C5700"/>
+          <w:sz w:val="20"/>
+        </w:rPr>
+        <w:t>حسب</w:t>
+      </w:r>
+      <w:proofErr w:type="spellEnd"/>
+      <w:r>
+        <w:rPr>
+          <w:rFonts w:ascii="Segoe UI" w:eastAsia="Arial" w:hAnsi="Segoe UI" w:cs="Segoe UI"/>
+          <w:b/>
+          <w:color w:val="9C5700"/>
+          <w:sz w:val="20"/>
+        </w:rPr>
+        <w:t xml:space="preserve"> </w:t>
+      </w:r>
+      <w:proofErr w:type="spellStart"/>
+      <w:r>
+        <w:rPr>
+          <w:rFonts w:ascii="Segoe UI" w:eastAsia="Arial" w:hAnsi="Segoe UI" w:cs="Segoe UI"/>
+          <w:b/>
+          <w:color w:val="9C5700"/>
+          <w:sz w:val="20"/>
+        </w:rPr>
+        <w:t>اللي</w:t>
+      </w:r>
+      <w:proofErr w:type="spellEnd"/>
+      <w:r>
+        <w:rPr>
+          <w:rFonts w:ascii="Segoe UI" w:eastAsia="Arial" w:hAnsi="Segoe UI" w:cs="Segoe UI"/>
+          <w:b/>
+          <w:color w:val="9C5700"/>
+          <w:sz w:val="20"/>
+        </w:rPr>
+        <w:t xml:space="preserve"> </w:t>
+      </w:r>
+      <w:proofErr w:type="spellStart"/>
+      <w:r>
+        <w:rPr>
+          <w:rFonts w:ascii="Segoe UI" w:eastAsia="Arial" w:hAnsi="Segoe UI" w:cs="Segoe UI"/>
+          <w:b/>
+          <w:color w:val="9C5700"/>
+          <w:sz w:val="20"/>
+        </w:rPr>
+        <w:t>حصل</w:t>
+      </w:r>
+      <w:proofErr w:type="spellEnd"/>
+      <w:r>
+        <w:rPr>
+          <w:rFonts w:ascii="Segoe UI" w:eastAsia="Arial" w:hAnsi="Segoe UI" w:cs="Segoe UI"/>
+          <w:b/>
+          <w:color w:val="9C5700"/>
+          <w:sz w:val="20"/>
+        </w:rPr>
+        <w:t xml:space="preserve"> </w:t>
+      </w:r>
+      <w:proofErr w:type="spellStart"/>
+      <w:r>
+        <w:rPr>
+          <w:rFonts w:ascii="Segoe UI" w:eastAsia="Arial" w:hAnsi="Segoe UI" w:cs="Segoe UI"/>
+          <w:b/>
+          <w:color w:val="9C5700"/>
+          <w:sz w:val="20"/>
+        </w:rPr>
+        <w:t>فعلًا</w:t>
+      </w:r>
+      <w:proofErr w:type="spellEnd"/>
+      <w:r>
+        <w:rPr>
+          <w:rFonts w:ascii="Segoe UI" w:eastAsia="Arial" w:hAnsi="Segoe UI" w:cs="Segoe UI"/>
+          <w:b/>
+          <w:color w:val="9C5700"/>
+          <w:sz w:val="20"/>
+        </w:rPr>
+        <w:t>.</w:t>
       </w:r>
     </w:p>
     <w:p>
@@ -27130,6 +29377,7 @@
           <w:rFonts w:ascii="Segoe UI" w:hAnsi="Segoe UI" w:cs="Segoe UI"/>
         </w:rPr>
       </w:pPr>
+      <w:proofErr w:type="spellStart"/>
       <w:r>
         <w:rPr>
           <w:rFonts w:ascii="Segoe UI" w:eastAsia="Arial" w:hAnsi="Segoe UI" w:cs="Segoe UI"/>
@@ -27137,7 +29385,257 @@
           <w:color w:val="9C5700"/>
           <w:sz w:val="20"/>
         </w:rPr>
-        <w:t>حطّوا هنا روابط الـ Issues والـ Pull Requests اللي اتقفلت فعلًا في Sprint 1 (B01–B08). ما تحطوش روابط افتراضية.</w:t>
+        <w:t>حطّوا</w:t>
+      </w:r>
+      <w:proofErr w:type="spellEnd"/>
+      <w:r>
+        <w:rPr>
+          <w:rFonts w:ascii="Segoe UI" w:eastAsia="Arial" w:hAnsi="Segoe UI" w:cs="Segoe UI"/>
+          <w:b/>
+          <w:color w:val="9C5700"/>
+          <w:sz w:val="20"/>
+        </w:rPr>
+        <w:t xml:space="preserve"> </w:t>
+      </w:r>
+      <w:proofErr w:type="spellStart"/>
+      <w:r>
+        <w:rPr>
+          <w:rFonts w:ascii="Segoe UI" w:eastAsia="Arial" w:hAnsi="Segoe UI" w:cs="Segoe UI"/>
+          <w:b/>
+          <w:color w:val="9C5700"/>
+          <w:sz w:val="20"/>
+        </w:rPr>
+        <w:t>هنا</w:t>
+      </w:r>
+      <w:proofErr w:type="spellEnd"/>
+      <w:r>
+        <w:rPr>
+          <w:rFonts w:ascii="Segoe UI" w:eastAsia="Arial" w:hAnsi="Segoe UI" w:cs="Segoe UI"/>
+          <w:b/>
+          <w:color w:val="9C5700"/>
+          <w:sz w:val="20"/>
+        </w:rPr>
+        <w:t xml:space="preserve"> </w:t>
+      </w:r>
+      <w:proofErr w:type="spellStart"/>
+      <w:r>
+        <w:rPr>
+          <w:rFonts w:ascii="Segoe UI" w:eastAsia="Arial" w:hAnsi="Segoe UI" w:cs="Segoe UI"/>
+          <w:b/>
+          <w:color w:val="9C5700"/>
+          <w:sz w:val="20"/>
+        </w:rPr>
+        <w:t>روابط</w:t>
+      </w:r>
+      <w:proofErr w:type="spellEnd"/>
+      <w:r>
+        <w:rPr>
+          <w:rFonts w:ascii="Segoe UI" w:eastAsia="Arial" w:hAnsi="Segoe UI" w:cs="Segoe UI"/>
+          <w:b/>
+          <w:color w:val="9C5700"/>
+          <w:sz w:val="20"/>
+        </w:rPr>
+        <w:t xml:space="preserve"> </w:t>
+      </w:r>
+      <w:proofErr w:type="spellStart"/>
+      <w:r>
+        <w:rPr>
+          <w:rFonts w:ascii="Segoe UI" w:eastAsia="Arial" w:hAnsi="Segoe UI" w:cs="Segoe UI"/>
+          <w:b/>
+          <w:color w:val="9C5700"/>
+          <w:sz w:val="20"/>
+        </w:rPr>
+        <w:t>ال</w:t>
+      </w:r>
+      <w:proofErr w:type="spellEnd"/>
+      <w:r>
+        <w:rPr>
+          <w:rFonts w:ascii="Segoe UI" w:eastAsia="Arial" w:hAnsi="Segoe UI" w:cs="Segoe UI"/>
+          <w:b/>
+          <w:color w:val="9C5700"/>
+          <w:sz w:val="20"/>
+        </w:rPr>
+        <w:t xml:space="preserve">ـ Issues </w:t>
+      </w:r>
+      <w:proofErr w:type="spellStart"/>
+      <w:r>
+        <w:rPr>
+          <w:rFonts w:ascii="Segoe UI" w:eastAsia="Arial" w:hAnsi="Segoe UI" w:cs="Segoe UI"/>
+          <w:b/>
+          <w:color w:val="9C5700"/>
+          <w:sz w:val="20"/>
+        </w:rPr>
+        <w:t>وال</w:t>
+      </w:r>
+      <w:proofErr w:type="spellEnd"/>
+      <w:r>
+        <w:rPr>
+          <w:rFonts w:ascii="Segoe UI" w:eastAsia="Arial" w:hAnsi="Segoe UI" w:cs="Segoe UI"/>
+          <w:b/>
+          <w:color w:val="9C5700"/>
+          <w:sz w:val="20"/>
+        </w:rPr>
+        <w:t xml:space="preserve">ـ Pull Requests </w:t>
+      </w:r>
+      <w:proofErr w:type="spellStart"/>
+      <w:r>
+        <w:rPr>
+          <w:rFonts w:ascii="Segoe UI" w:eastAsia="Arial" w:hAnsi="Segoe UI" w:cs="Segoe UI"/>
+          <w:b/>
+          <w:color w:val="9C5700"/>
+          <w:sz w:val="20"/>
+        </w:rPr>
+        <w:t>اللي</w:t>
+      </w:r>
+      <w:proofErr w:type="spellEnd"/>
+      <w:r>
+        <w:rPr>
+          <w:rFonts w:ascii="Segoe UI" w:eastAsia="Arial" w:hAnsi="Segoe UI" w:cs="Segoe UI"/>
+          <w:b/>
+          <w:color w:val="9C5700"/>
+          <w:sz w:val="20"/>
+        </w:rPr>
+        <w:t xml:space="preserve"> </w:t>
+      </w:r>
+      <w:proofErr w:type="spellStart"/>
+      <w:r>
+        <w:rPr>
+          <w:rFonts w:ascii="Segoe UI" w:eastAsia="Arial" w:hAnsi="Segoe UI" w:cs="Segoe UI"/>
+          <w:b/>
+          <w:color w:val="9C5700"/>
+          <w:sz w:val="20"/>
+        </w:rPr>
+        <w:t>اتقفلت</w:t>
+      </w:r>
+      <w:proofErr w:type="spellEnd"/>
+      <w:r>
+        <w:rPr>
+          <w:rFonts w:ascii="Segoe UI" w:eastAsia="Arial" w:hAnsi="Segoe UI" w:cs="Segoe UI"/>
+          <w:b/>
+          <w:color w:val="9C5700"/>
+          <w:sz w:val="20"/>
+        </w:rPr>
+        <w:t xml:space="preserve"> </w:t>
+      </w:r>
+      <w:proofErr w:type="spellStart"/>
+      <w:r>
+        <w:rPr>
+          <w:rFonts w:ascii="Segoe UI" w:eastAsia="Arial" w:hAnsi="Segoe UI" w:cs="Segoe UI"/>
+          <w:b/>
+          <w:color w:val="9C5700"/>
+          <w:sz w:val="20"/>
+        </w:rPr>
+        <w:t>فعلًا</w:t>
+      </w:r>
+      <w:proofErr w:type="spellEnd"/>
+      <w:r>
+        <w:rPr>
+          <w:rFonts w:ascii="Segoe UI" w:eastAsia="Arial" w:hAnsi="Segoe UI" w:cs="Segoe UI"/>
+          <w:b/>
+          <w:color w:val="9C5700"/>
+          <w:sz w:val="20"/>
+        </w:rPr>
+        <w:t xml:space="preserve"> </w:t>
+      </w:r>
+      <w:proofErr w:type="spellStart"/>
+      <w:r>
+        <w:rPr>
+          <w:rFonts w:ascii="Segoe UI" w:eastAsia="Arial" w:hAnsi="Segoe UI" w:cs="Segoe UI"/>
+          <w:b/>
+          <w:color w:val="9C5700"/>
+          <w:sz w:val="20"/>
+        </w:rPr>
+        <w:t>في</w:t>
+      </w:r>
+      <w:proofErr w:type="spellEnd"/>
+      <w:r>
+        <w:rPr>
+          <w:rFonts w:ascii="Segoe UI" w:eastAsia="Arial" w:hAnsi="Segoe UI" w:cs="Segoe UI"/>
+          <w:b/>
+          <w:color w:val="9C5700"/>
+          <w:sz w:val="20"/>
+        </w:rPr>
+        <w:t xml:space="preserve"> Sprint 1 (B01–B08). </w:t>
+      </w:r>
+      <w:proofErr w:type="spellStart"/>
+      <w:r>
+        <w:rPr>
+          <w:rFonts w:ascii="Segoe UI" w:eastAsia="Arial" w:hAnsi="Segoe UI" w:cs="Segoe UI"/>
+          <w:b/>
+          <w:color w:val="9C5700"/>
+          <w:sz w:val="20"/>
+        </w:rPr>
+        <w:t>ما</w:t>
+      </w:r>
+      <w:proofErr w:type="spellEnd"/>
+      <w:r>
+        <w:rPr>
+          <w:rFonts w:ascii="Segoe UI" w:eastAsia="Arial" w:hAnsi="Segoe UI" w:cs="Segoe UI"/>
+          <w:b/>
+          <w:color w:val="9C5700"/>
+          <w:sz w:val="20"/>
+        </w:rPr>
+        <w:t xml:space="preserve"> </w:t>
+      </w:r>
+      <w:proofErr w:type="spellStart"/>
+      <w:r>
+        <w:rPr>
+          <w:rFonts w:ascii="Segoe UI" w:eastAsia="Arial" w:hAnsi="Segoe UI" w:cs="Segoe UI"/>
+          <w:b/>
+          <w:color w:val="9C5700"/>
+          <w:sz w:val="20"/>
+        </w:rPr>
+        <w:t>تحطوش</w:t>
+      </w:r>
+      <w:proofErr w:type="spellEnd"/>
+      <w:r>
+        <w:rPr>
+          <w:rFonts w:ascii="Segoe UI" w:eastAsia="Arial" w:hAnsi="Segoe UI" w:cs="Segoe UI"/>
+          <w:b/>
+          <w:color w:val="9C5700"/>
+          <w:sz w:val="20"/>
+        </w:rPr>
+        <w:t xml:space="preserve"> </w:t>
+      </w:r>
+      <w:proofErr w:type="spellStart"/>
+      <w:r>
+        <w:rPr>
+          <w:rFonts w:ascii="Segoe UI" w:eastAsia="Arial" w:hAnsi="Segoe UI" w:cs="Segoe UI"/>
+          <w:b/>
+          <w:color w:val="9C5700"/>
+          <w:sz w:val="20"/>
+        </w:rPr>
+        <w:t>روابط</w:t>
+      </w:r>
+      <w:proofErr w:type="spellEnd"/>
+      <w:r>
+        <w:rPr>
+          <w:rFonts w:ascii="Segoe UI" w:eastAsia="Arial" w:hAnsi="Segoe UI" w:cs="Segoe UI"/>
+          <w:b/>
+          <w:color w:val="9C5700"/>
+          <w:sz w:val="20"/>
+        </w:rPr>
+        <w:t xml:space="preserve"> </w:t>
+      </w:r>
+      <w:proofErr w:type="spellStart"/>
+      <w:r>
+        <w:rPr>
+          <w:rFonts w:ascii="Segoe UI" w:eastAsia="Arial" w:hAnsi="Segoe UI" w:cs="Segoe UI"/>
+          <w:b/>
+          <w:color w:val="9C5700"/>
+          <w:sz w:val="20"/>
+        </w:rPr>
+        <w:t>افتراضية</w:t>
+      </w:r>
+      <w:proofErr w:type="spellEnd"/>
+      <w:r>
+        <w:rPr>
+          <w:rFonts w:ascii="Segoe UI" w:eastAsia="Arial" w:hAnsi="Segoe UI" w:cs="Segoe UI"/>
+          <w:b/>
+          <w:color w:val="9C5700"/>
+          <w:sz w:val="20"/>
+        </w:rPr>
+        <w:t>.</w:t>
       </w:r>
     </w:p>
     <w:p>
@@ -27172,7 +29670,187 @@
           <w:color w:val="9C5700"/>
           <w:sz w:val="20"/>
         </w:rPr>
-        <w:t>Draft: Remaining cross-model consistency checks and final Visual Paradigm verification move to Sprint 2. مطلوب: لو فيه Tasks ما خلصتش، اكتبوا أرقامها والإجراء الحقيقي.</w:t>
+        <w:t xml:space="preserve">Draft: Remaining cross-model consistency checks and final Visual Paradigm verification move to Sprint 2. </w:t>
+      </w:r>
+      <w:proofErr w:type="spellStart"/>
+      <w:r>
+        <w:rPr>
+          <w:rFonts w:ascii="Segoe UI" w:eastAsia="Arial" w:hAnsi="Segoe UI" w:cs="Segoe UI"/>
+          <w:b/>
+          <w:color w:val="9C5700"/>
+          <w:sz w:val="20"/>
+        </w:rPr>
+        <w:t>مطلوب</w:t>
+      </w:r>
+      <w:proofErr w:type="spellEnd"/>
+      <w:r>
+        <w:rPr>
+          <w:rFonts w:ascii="Segoe UI" w:eastAsia="Arial" w:hAnsi="Segoe UI" w:cs="Segoe UI"/>
+          <w:b/>
+          <w:color w:val="9C5700"/>
+          <w:sz w:val="20"/>
+        </w:rPr>
+        <w:t xml:space="preserve">: </w:t>
+      </w:r>
+      <w:proofErr w:type="spellStart"/>
+      <w:r>
+        <w:rPr>
+          <w:rFonts w:ascii="Segoe UI" w:eastAsia="Arial" w:hAnsi="Segoe UI" w:cs="Segoe UI"/>
+          <w:b/>
+          <w:color w:val="9C5700"/>
+          <w:sz w:val="20"/>
+        </w:rPr>
+        <w:t>لو</w:t>
+      </w:r>
+      <w:proofErr w:type="spellEnd"/>
+      <w:r>
+        <w:rPr>
+          <w:rFonts w:ascii="Segoe UI" w:eastAsia="Arial" w:hAnsi="Segoe UI" w:cs="Segoe UI"/>
+          <w:b/>
+          <w:color w:val="9C5700"/>
+          <w:sz w:val="20"/>
+        </w:rPr>
+        <w:t xml:space="preserve"> </w:t>
+      </w:r>
+      <w:proofErr w:type="spellStart"/>
+      <w:r>
+        <w:rPr>
+          <w:rFonts w:ascii="Segoe UI" w:eastAsia="Arial" w:hAnsi="Segoe UI" w:cs="Segoe UI"/>
+          <w:b/>
+          <w:color w:val="9C5700"/>
+          <w:sz w:val="20"/>
+        </w:rPr>
+        <w:t>فيه</w:t>
+      </w:r>
+      <w:proofErr w:type="spellEnd"/>
+      <w:r>
+        <w:rPr>
+          <w:rFonts w:ascii="Segoe UI" w:eastAsia="Arial" w:hAnsi="Segoe UI" w:cs="Segoe UI"/>
+          <w:b/>
+          <w:color w:val="9C5700"/>
+          <w:sz w:val="20"/>
+        </w:rPr>
+        <w:t xml:space="preserve"> Tasks </w:t>
+      </w:r>
+      <w:proofErr w:type="spellStart"/>
+      <w:r>
+        <w:rPr>
+          <w:rFonts w:ascii="Segoe UI" w:eastAsia="Arial" w:hAnsi="Segoe UI" w:cs="Segoe UI"/>
+          <w:b/>
+          <w:color w:val="9C5700"/>
+          <w:sz w:val="20"/>
+        </w:rPr>
+        <w:t>ما</w:t>
+      </w:r>
+      <w:proofErr w:type="spellEnd"/>
+      <w:r>
+        <w:rPr>
+          <w:rFonts w:ascii="Segoe UI" w:eastAsia="Arial" w:hAnsi="Segoe UI" w:cs="Segoe UI"/>
+          <w:b/>
+          <w:color w:val="9C5700"/>
+          <w:sz w:val="20"/>
+        </w:rPr>
+        <w:t xml:space="preserve"> </w:t>
+      </w:r>
+      <w:proofErr w:type="spellStart"/>
+      <w:r>
+        <w:rPr>
+          <w:rFonts w:ascii="Segoe UI" w:eastAsia="Arial" w:hAnsi="Segoe UI" w:cs="Segoe UI"/>
+          <w:b/>
+          <w:color w:val="9C5700"/>
+          <w:sz w:val="20"/>
+        </w:rPr>
+        <w:t>خلصتش</w:t>
+      </w:r>
+      <w:proofErr w:type="spellEnd"/>
+      <w:r>
+        <w:rPr>
+          <w:rFonts w:ascii="Segoe UI" w:eastAsia="Arial" w:hAnsi="Segoe UI" w:cs="Segoe UI"/>
+          <w:b/>
+          <w:color w:val="9C5700"/>
+          <w:sz w:val="20"/>
+        </w:rPr>
+        <w:t xml:space="preserve">، </w:t>
+      </w:r>
+      <w:proofErr w:type="spellStart"/>
+      <w:r>
+        <w:rPr>
+          <w:rFonts w:ascii="Segoe UI" w:eastAsia="Arial" w:hAnsi="Segoe UI" w:cs="Segoe UI"/>
+          <w:b/>
+          <w:color w:val="9C5700"/>
+          <w:sz w:val="20"/>
+        </w:rPr>
+        <w:t>اكتبوا</w:t>
+      </w:r>
+      <w:proofErr w:type="spellEnd"/>
+      <w:r>
+        <w:rPr>
+          <w:rFonts w:ascii="Segoe UI" w:eastAsia="Arial" w:hAnsi="Segoe UI" w:cs="Segoe UI"/>
+          <w:b/>
+          <w:color w:val="9C5700"/>
+          <w:sz w:val="20"/>
+        </w:rPr>
+        <w:t xml:space="preserve"> </w:t>
+      </w:r>
+      <w:proofErr w:type="spellStart"/>
+      <w:r>
+        <w:rPr>
+          <w:rFonts w:ascii="Segoe UI" w:eastAsia="Arial" w:hAnsi="Segoe UI" w:cs="Segoe UI"/>
+          <w:b/>
+          <w:color w:val="9C5700"/>
+          <w:sz w:val="20"/>
+        </w:rPr>
+        <w:t>أرقامها</w:t>
+      </w:r>
+      <w:proofErr w:type="spellEnd"/>
+      <w:r>
+        <w:rPr>
+          <w:rFonts w:ascii="Segoe UI" w:eastAsia="Arial" w:hAnsi="Segoe UI" w:cs="Segoe UI"/>
+          <w:b/>
+          <w:color w:val="9C5700"/>
+          <w:sz w:val="20"/>
+        </w:rPr>
+        <w:t xml:space="preserve"> </w:t>
+      </w:r>
+      <w:proofErr w:type="spellStart"/>
+      <w:r>
+        <w:rPr>
+          <w:rFonts w:ascii="Segoe UI" w:eastAsia="Arial" w:hAnsi="Segoe UI" w:cs="Segoe UI"/>
+          <w:b/>
+          <w:color w:val="9C5700"/>
+          <w:sz w:val="20"/>
+        </w:rPr>
+        <w:t>والإجراء</w:t>
+      </w:r>
+      <w:proofErr w:type="spellEnd"/>
+      <w:r>
+        <w:rPr>
+          <w:rFonts w:ascii="Segoe UI" w:eastAsia="Arial" w:hAnsi="Segoe UI" w:cs="Segoe UI"/>
+          <w:b/>
+          <w:color w:val="9C5700"/>
+          <w:sz w:val="20"/>
+        </w:rPr>
+        <w:t xml:space="preserve"> </w:t>
+      </w:r>
+      <w:proofErr w:type="spellStart"/>
+      <w:r>
+        <w:rPr>
+          <w:rFonts w:ascii="Segoe UI" w:eastAsia="Arial" w:hAnsi="Segoe UI" w:cs="Segoe UI"/>
+          <w:b/>
+          <w:color w:val="9C5700"/>
+          <w:sz w:val="20"/>
+        </w:rPr>
+        <w:t>الحقيقي</w:t>
+      </w:r>
+      <w:proofErr w:type="spellEnd"/>
+      <w:r>
+        <w:rPr>
+          <w:rFonts w:ascii="Segoe UI" w:eastAsia="Arial" w:hAnsi="Segoe UI" w:cs="Segoe UI"/>
+          <w:b/>
+          <w:color w:val="9C5700"/>
+          <w:sz w:val="20"/>
+        </w:rPr>
+        <w:t>.</w:t>
       </w:r>
     </w:p>
     <w:p>
@@ -27207,7 +29885,167 @@
           <w:color w:val="9C5700"/>
           <w:sz w:val="20"/>
         </w:rPr>
-        <w:t>Draft feedback: keep process/use-case/class names consistent, preserve DFD balancing, and ensure the Word diagrams match the Visual Paradigm model. مطلوب: أضيفوا أي feedback حقيقي من الدكتور أو الفريق.</w:t>
+        <w:t xml:space="preserve">Draft feedback: keep process/use-case/class names consistent, preserve DFD balancing, and ensure the Word diagrams match the Visual Paradigm model. </w:t>
+      </w:r>
+      <w:proofErr w:type="spellStart"/>
+      <w:r>
+        <w:rPr>
+          <w:rFonts w:ascii="Segoe UI" w:eastAsia="Arial" w:hAnsi="Segoe UI" w:cs="Segoe UI"/>
+          <w:b/>
+          <w:color w:val="9C5700"/>
+          <w:sz w:val="20"/>
+        </w:rPr>
+        <w:t>مطلوب</w:t>
+      </w:r>
+      <w:proofErr w:type="spellEnd"/>
+      <w:r>
+        <w:rPr>
+          <w:rFonts w:ascii="Segoe UI" w:eastAsia="Arial" w:hAnsi="Segoe UI" w:cs="Segoe UI"/>
+          <w:b/>
+          <w:color w:val="9C5700"/>
+          <w:sz w:val="20"/>
+        </w:rPr>
+        <w:t xml:space="preserve">: </w:t>
+      </w:r>
+      <w:proofErr w:type="spellStart"/>
+      <w:r>
+        <w:rPr>
+          <w:rFonts w:ascii="Segoe UI" w:eastAsia="Arial" w:hAnsi="Segoe UI" w:cs="Segoe UI"/>
+          <w:b/>
+          <w:color w:val="9C5700"/>
+          <w:sz w:val="20"/>
+        </w:rPr>
+        <w:t>أضيفوا</w:t>
+      </w:r>
+      <w:proofErr w:type="spellEnd"/>
+      <w:r>
+        <w:rPr>
+          <w:rFonts w:ascii="Segoe UI" w:eastAsia="Arial" w:hAnsi="Segoe UI" w:cs="Segoe UI"/>
+          <w:b/>
+          <w:color w:val="9C5700"/>
+          <w:sz w:val="20"/>
+        </w:rPr>
+        <w:t xml:space="preserve"> </w:t>
+      </w:r>
+      <w:proofErr w:type="spellStart"/>
+      <w:r>
+        <w:rPr>
+          <w:rFonts w:ascii="Segoe UI" w:eastAsia="Arial" w:hAnsi="Segoe UI" w:cs="Segoe UI"/>
+          <w:b/>
+          <w:color w:val="9C5700"/>
+          <w:sz w:val="20"/>
+        </w:rPr>
+        <w:t>أي</w:t>
+      </w:r>
+      <w:proofErr w:type="spellEnd"/>
+      <w:r>
+        <w:rPr>
+          <w:rFonts w:ascii="Segoe UI" w:eastAsia="Arial" w:hAnsi="Segoe UI" w:cs="Segoe UI"/>
+          <w:b/>
+          <w:color w:val="9C5700"/>
+          <w:sz w:val="20"/>
+        </w:rPr>
+        <w:t xml:space="preserve"> feedback </w:t>
+      </w:r>
+      <w:proofErr w:type="spellStart"/>
+      <w:r>
+        <w:rPr>
+          <w:rFonts w:ascii="Segoe UI" w:eastAsia="Arial" w:hAnsi="Segoe UI" w:cs="Segoe UI"/>
+          <w:b/>
+          <w:color w:val="9C5700"/>
+          <w:sz w:val="20"/>
+        </w:rPr>
+        <w:t>حقيقي</w:t>
+      </w:r>
+      <w:proofErr w:type="spellEnd"/>
+      <w:r>
+        <w:rPr>
+          <w:rFonts w:ascii="Segoe UI" w:eastAsia="Arial" w:hAnsi="Segoe UI" w:cs="Segoe UI"/>
+          <w:b/>
+          <w:color w:val="9C5700"/>
+          <w:sz w:val="20"/>
+        </w:rPr>
+        <w:t xml:space="preserve"> </w:t>
+      </w:r>
+      <w:proofErr w:type="spellStart"/>
+      <w:r>
+        <w:rPr>
+          <w:rFonts w:ascii="Segoe UI" w:eastAsia="Arial" w:hAnsi="Segoe UI" w:cs="Segoe UI"/>
+          <w:b/>
+          <w:color w:val="9C5700"/>
+          <w:sz w:val="20"/>
+        </w:rPr>
+        <w:t>من</w:t>
+      </w:r>
+      <w:proofErr w:type="spellEnd"/>
+      <w:r>
+        <w:rPr>
+          <w:rFonts w:ascii="Segoe UI" w:eastAsia="Arial" w:hAnsi="Segoe UI" w:cs="Segoe UI"/>
+          <w:b/>
+          <w:color w:val="9C5700"/>
+          <w:sz w:val="20"/>
+        </w:rPr>
+        <w:t xml:space="preserve"> </w:t>
+      </w:r>
+      <w:proofErr w:type="spellStart"/>
+      <w:r>
+        <w:rPr>
+          <w:rFonts w:ascii="Segoe UI" w:eastAsia="Arial" w:hAnsi="Segoe UI" w:cs="Segoe UI"/>
+          <w:b/>
+          <w:color w:val="9C5700"/>
+          <w:sz w:val="20"/>
+        </w:rPr>
+        <w:t>الدكتور</w:t>
+      </w:r>
+      <w:proofErr w:type="spellEnd"/>
+      <w:r>
+        <w:rPr>
+          <w:rFonts w:ascii="Segoe UI" w:eastAsia="Arial" w:hAnsi="Segoe UI" w:cs="Segoe UI"/>
+          <w:b/>
+          <w:color w:val="9C5700"/>
+          <w:sz w:val="20"/>
+        </w:rPr>
+        <w:t xml:space="preserve"> </w:t>
+      </w:r>
+      <w:proofErr w:type="spellStart"/>
+      <w:r>
+        <w:rPr>
+          <w:rFonts w:ascii="Segoe UI" w:eastAsia="Arial" w:hAnsi="Segoe UI" w:cs="Segoe UI"/>
+          <w:b/>
+          <w:color w:val="9C5700"/>
+          <w:sz w:val="20"/>
+        </w:rPr>
+        <w:t>أو</w:t>
+      </w:r>
+      <w:proofErr w:type="spellEnd"/>
+      <w:r>
+        <w:rPr>
+          <w:rFonts w:ascii="Segoe UI" w:eastAsia="Arial" w:hAnsi="Segoe UI" w:cs="Segoe UI"/>
+          <w:b/>
+          <w:color w:val="9C5700"/>
+          <w:sz w:val="20"/>
+        </w:rPr>
+        <w:t xml:space="preserve"> </w:t>
+      </w:r>
+      <w:proofErr w:type="spellStart"/>
+      <w:r>
+        <w:rPr>
+          <w:rFonts w:ascii="Segoe UI" w:eastAsia="Arial" w:hAnsi="Segoe UI" w:cs="Segoe UI"/>
+          <w:b/>
+          <w:color w:val="9C5700"/>
+          <w:sz w:val="20"/>
+        </w:rPr>
+        <w:t>الفريق</w:t>
+      </w:r>
+      <w:proofErr w:type="spellEnd"/>
+      <w:r>
+        <w:rPr>
+          <w:rFonts w:ascii="Segoe UI" w:eastAsia="Arial" w:hAnsi="Segoe UI" w:cs="Segoe UI"/>
+          <w:b/>
+          <w:color w:val="9C5700"/>
+          <w:sz w:val="20"/>
+        </w:rPr>
+        <w:t>.</w:t>
       </w:r>
     </w:p>
     <w:p>
@@ -27242,7 +30080,167 @@
           <w:color w:val="9C5700"/>
           <w:sz w:val="20"/>
         </w:rPr>
-        <w:t>Draft difficulty: coordinating edits to the Word report and the .vpp file can create version conflicts. The team should use one editor at a time for binary/model files and pull the latest main before editing. مطلوب: عدّلوا حسب المشكلة اللي حصلت فعلًا.</w:t>
+        <w:t>Draft difficulty: coordinating edits to the Word report and the .</w:t>
+      </w:r>
+      <w:proofErr w:type="spellStart"/>
+      <w:r>
+        <w:rPr>
+          <w:rFonts w:ascii="Segoe UI" w:eastAsia="Arial" w:hAnsi="Segoe UI" w:cs="Segoe UI"/>
+          <w:b/>
+          <w:color w:val="9C5700"/>
+          <w:sz w:val="20"/>
+        </w:rPr>
+        <w:t>vpp</w:t>
+      </w:r>
+      <w:proofErr w:type="spellEnd"/>
+      <w:r>
+        <w:rPr>
+          <w:rFonts w:ascii="Segoe UI" w:eastAsia="Arial" w:hAnsi="Segoe UI" w:cs="Segoe UI"/>
+          <w:b/>
+          <w:color w:val="9C5700"/>
+          <w:sz w:val="20"/>
+        </w:rPr>
+        <w:t xml:space="preserve"> file can create version conflicts. The team should use one editor at a time for binary/model files and pull the latest main before editing. </w:t>
+      </w:r>
+      <w:proofErr w:type="spellStart"/>
+      <w:r>
+        <w:rPr>
+          <w:rFonts w:ascii="Segoe UI" w:eastAsia="Arial" w:hAnsi="Segoe UI" w:cs="Segoe UI"/>
+          <w:b/>
+          <w:color w:val="9C5700"/>
+          <w:sz w:val="20"/>
+        </w:rPr>
+        <w:t>مطلوب</w:t>
+      </w:r>
+      <w:proofErr w:type="spellEnd"/>
+      <w:r>
+        <w:rPr>
+          <w:rFonts w:ascii="Segoe UI" w:eastAsia="Arial" w:hAnsi="Segoe UI" w:cs="Segoe UI"/>
+          <w:b/>
+          <w:color w:val="9C5700"/>
+          <w:sz w:val="20"/>
+        </w:rPr>
+        <w:t xml:space="preserve">: </w:t>
+      </w:r>
+      <w:proofErr w:type="spellStart"/>
+      <w:r>
+        <w:rPr>
+          <w:rFonts w:ascii="Segoe UI" w:eastAsia="Arial" w:hAnsi="Segoe UI" w:cs="Segoe UI"/>
+          <w:b/>
+          <w:color w:val="9C5700"/>
+          <w:sz w:val="20"/>
+        </w:rPr>
+        <w:t>عدّلوا</w:t>
+      </w:r>
+      <w:proofErr w:type="spellEnd"/>
+      <w:r>
+        <w:rPr>
+          <w:rFonts w:ascii="Segoe UI" w:eastAsia="Arial" w:hAnsi="Segoe UI" w:cs="Segoe UI"/>
+          <w:b/>
+          <w:color w:val="9C5700"/>
+          <w:sz w:val="20"/>
+        </w:rPr>
+        <w:t xml:space="preserve"> </w:t>
+      </w:r>
+      <w:proofErr w:type="spellStart"/>
+      <w:r>
+        <w:rPr>
+          <w:rFonts w:ascii="Segoe UI" w:eastAsia="Arial" w:hAnsi="Segoe UI" w:cs="Segoe UI"/>
+          <w:b/>
+          <w:color w:val="9C5700"/>
+          <w:sz w:val="20"/>
+        </w:rPr>
+        <w:t>حسب</w:t>
+      </w:r>
+      <w:proofErr w:type="spellEnd"/>
+      <w:r>
+        <w:rPr>
+          <w:rFonts w:ascii="Segoe UI" w:eastAsia="Arial" w:hAnsi="Segoe UI" w:cs="Segoe UI"/>
+          <w:b/>
+          <w:color w:val="9C5700"/>
+          <w:sz w:val="20"/>
+        </w:rPr>
+        <w:t xml:space="preserve"> </w:t>
+      </w:r>
+      <w:proofErr w:type="spellStart"/>
+      <w:r>
+        <w:rPr>
+          <w:rFonts w:ascii="Segoe UI" w:eastAsia="Arial" w:hAnsi="Segoe UI" w:cs="Segoe UI"/>
+          <w:b/>
+          <w:color w:val="9C5700"/>
+          <w:sz w:val="20"/>
+        </w:rPr>
+        <w:t>المشكلة</w:t>
+      </w:r>
+      <w:proofErr w:type="spellEnd"/>
+      <w:r>
+        <w:rPr>
+          <w:rFonts w:ascii="Segoe UI" w:eastAsia="Arial" w:hAnsi="Segoe UI" w:cs="Segoe UI"/>
+          <w:b/>
+          <w:color w:val="9C5700"/>
+          <w:sz w:val="20"/>
+        </w:rPr>
+        <w:t xml:space="preserve"> </w:t>
+      </w:r>
+      <w:proofErr w:type="spellStart"/>
+      <w:r>
+        <w:rPr>
+          <w:rFonts w:ascii="Segoe UI" w:eastAsia="Arial" w:hAnsi="Segoe UI" w:cs="Segoe UI"/>
+          <w:b/>
+          <w:color w:val="9C5700"/>
+          <w:sz w:val="20"/>
+        </w:rPr>
+        <w:t>اللي</w:t>
+      </w:r>
+      <w:proofErr w:type="spellEnd"/>
+      <w:r>
+        <w:rPr>
+          <w:rFonts w:ascii="Segoe UI" w:eastAsia="Arial" w:hAnsi="Segoe UI" w:cs="Segoe UI"/>
+          <w:b/>
+          <w:color w:val="9C5700"/>
+          <w:sz w:val="20"/>
+        </w:rPr>
+        <w:t xml:space="preserve"> </w:t>
+      </w:r>
+      <w:proofErr w:type="spellStart"/>
+      <w:r>
+        <w:rPr>
+          <w:rFonts w:ascii="Segoe UI" w:eastAsia="Arial" w:hAnsi="Segoe UI" w:cs="Segoe UI"/>
+          <w:b/>
+          <w:color w:val="9C5700"/>
+          <w:sz w:val="20"/>
+        </w:rPr>
+        <w:t>حصلت</w:t>
+      </w:r>
+      <w:proofErr w:type="spellEnd"/>
+      <w:r>
+        <w:rPr>
+          <w:rFonts w:ascii="Segoe UI" w:eastAsia="Arial" w:hAnsi="Segoe UI" w:cs="Segoe UI"/>
+          <w:b/>
+          <w:color w:val="9C5700"/>
+          <w:sz w:val="20"/>
+        </w:rPr>
+        <w:t xml:space="preserve"> </w:t>
+      </w:r>
+      <w:proofErr w:type="spellStart"/>
+      <w:r>
+        <w:rPr>
+          <w:rFonts w:ascii="Segoe UI" w:eastAsia="Arial" w:hAnsi="Segoe UI" w:cs="Segoe UI"/>
+          <w:b/>
+          <w:color w:val="9C5700"/>
+          <w:sz w:val="20"/>
+        </w:rPr>
+        <w:t>فعلًا</w:t>
+      </w:r>
+      <w:proofErr w:type="spellEnd"/>
+      <w:r>
+        <w:rPr>
+          <w:rFonts w:ascii="Segoe UI" w:eastAsia="Arial" w:hAnsi="Segoe UI" w:cs="Segoe UI"/>
+          <w:b/>
+          <w:color w:val="9C5700"/>
+          <w:sz w:val="20"/>
+        </w:rPr>
+        <w:t>.</w:t>
       </w:r>
     </w:p>
     <w:p>
@@ -27277,7 +30275,287 @@
           <w:color w:val="9C5700"/>
           <w:sz w:val="20"/>
         </w:rPr>
-        <w:t>Draft improvement action: use one shared consistency checklist before peer review. Owner: Aldana; reviewer: Aljazi; target: start of Sprint 2. مطلوب: أكدوا إن ده فعلًا التحسين اللي الفريق اختاره، أو استبدلوه بالتحسين الحقيقي.</w:t>
+        <w:t xml:space="preserve">Draft improvement action: use one shared consistency checklist before peer review. Owner: Aldana; reviewer: </w:t>
+      </w:r>
+      <w:proofErr w:type="spellStart"/>
+      <w:r>
+        <w:rPr>
+          <w:rFonts w:ascii="Segoe UI" w:eastAsia="Arial" w:hAnsi="Segoe UI" w:cs="Segoe UI"/>
+          <w:b/>
+          <w:color w:val="9C5700"/>
+          <w:sz w:val="20"/>
+        </w:rPr>
+        <w:t>Aljazi</w:t>
+      </w:r>
+      <w:proofErr w:type="spellEnd"/>
+      <w:r>
+        <w:rPr>
+          <w:rFonts w:ascii="Segoe UI" w:eastAsia="Arial" w:hAnsi="Segoe UI" w:cs="Segoe UI"/>
+          <w:b/>
+          <w:color w:val="9C5700"/>
+          <w:sz w:val="20"/>
+        </w:rPr>
+        <w:t xml:space="preserve">; target: start of Sprint 2. </w:t>
+      </w:r>
+      <w:proofErr w:type="spellStart"/>
+      <w:r>
+        <w:rPr>
+          <w:rFonts w:ascii="Segoe UI" w:eastAsia="Arial" w:hAnsi="Segoe UI" w:cs="Segoe UI"/>
+          <w:b/>
+          <w:color w:val="9C5700"/>
+          <w:sz w:val="20"/>
+        </w:rPr>
+        <w:t>مطلوب</w:t>
+      </w:r>
+      <w:proofErr w:type="spellEnd"/>
+      <w:r>
+        <w:rPr>
+          <w:rFonts w:ascii="Segoe UI" w:eastAsia="Arial" w:hAnsi="Segoe UI" w:cs="Segoe UI"/>
+          <w:b/>
+          <w:color w:val="9C5700"/>
+          <w:sz w:val="20"/>
+        </w:rPr>
+        <w:t xml:space="preserve">: </w:t>
+      </w:r>
+      <w:proofErr w:type="spellStart"/>
+      <w:r>
+        <w:rPr>
+          <w:rFonts w:ascii="Segoe UI" w:eastAsia="Arial" w:hAnsi="Segoe UI" w:cs="Segoe UI"/>
+          <w:b/>
+          <w:color w:val="9C5700"/>
+          <w:sz w:val="20"/>
+        </w:rPr>
+        <w:t>أكدوا</w:t>
+      </w:r>
+      <w:proofErr w:type="spellEnd"/>
+      <w:r>
+        <w:rPr>
+          <w:rFonts w:ascii="Segoe UI" w:eastAsia="Arial" w:hAnsi="Segoe UI" w:cs="Segoe UI"/>
+          <w:b/>
+          <w:color w:val="9C5700"/>
+          <w:sz w:val="20"/>
+        </w:rPr>
+        <w:t xml:space="preserve"> </w:t>
+      </w:r>
+      <w:proofErr w:type="spellStart"/>
+      <w:r>
+        <w:rPr>
+          <w:rFonts w:ascii="Segoe UI" w:eastAsia="Arial" w:hAnsi="Segoe UI" w:cs="Segoe UI"/>
+          <w:b/>
+          <w:color w:val="9C5700"/>
+          <w:sz w:val="20"/>
+        </w:rPr>
+        <w:t>إن</w:t>
+      </w:r>
+      <w:proofErr w:type="spellEnd"/>
+      <w:r>
+        <w:rPr>
+          <w:rFonts w:ascii="Segoe UI" w:eastAsia="Arial" w:hAnsi="Segoe UI" w:cs="Segoe UI"/>
+          <w:b/>
+          <w:color w:val="9C5700"/>
+          <w:sz w:val="20"/>
+        </w:rPr>
+        <w:t xml:space="preserve"> </w:t>
+      </w:r>
+      <w:proofErr w:type="spellStart"/>
+      <w:r>
+        <w:rPr>
+          <w:rFonts w:ascii="Segoe UI" w:eastAsia="Arial" w:hAnsi="Segoe UI" w:cs="Segoe UI"/>
+          <w:b/>
+          <w:color w:val="9C5700"/>
+          <w:sz w:val="20"/>
+        </w:rPr>
+        <w:t>ده</w:t>
+      </w:r>
+      <w:proofErr w:type="spellEnd"/>
+      <w:r>
+        <w:rPr>
+          <w:rFonts w:ascii="Segoe UI" w:eastAsia="Arial" w:hAnsi="Segoe UI" w:cs="Segoe UI"/>
+          <w:b/>
+          <w:color w:val="9C5700"/>
+          <w:sz w:val="20"/>
+        </w:rPr>
+        <w:t xml:space="preserve"> </w:t>
+      </w:r>
+      <w:proofErr w:type="spellStart"/>
+      <w:r>
+        <w:rPr>
+          <w:rFonts w:ascii="Segoe UI" w:eastAsia="Arial" w:hAnsi="Segoe UI" w:cs="Segoe UI"/>
+          <w:b/>
+          <w:color w:val="9C5700"/>
+          <w:sz w:val="20"/>
+        </w:rPr>
+        <w:t>فعلًا</w:t>
+      </w:r>
+      <w:proofErr w:type="spellEnd"/>
+      <w:r>
+        <w:rPr>
+          <w:rFonts w:ascii="Segoe UI" w:eastAsia="Arial" w:hAnsi="Segoe UI" w:cs="Segoe UI"/>
+          <w:b/>
+          <w:color w:val="9C5700"/>
+          <w:sz w:val="20"/>
+        </w:rPr>
+        <w:t xml:space="preserve"> </w:t>
+      </w:r>
+      <w:proofErr w:type="spellStart"/>
+      <w:r>
+        <w:rPr>
+          <w:rFonts w:ascii="Segoe UI" w:eastAsia="Arial" w:hAnsi="Segoe UI" w:cs="Segoe UI"/>
+          <w:b/>
+          <w:color w:val="9C5700"/>
+          <w:sz w:val="20"/>
+        </w:rPr>
+        <w:t>التحسين</w:t>
+      </w:r>
+      <w:proofErr w:type="spellEnd"/>
+      <w:r>
+        <w:rPr>
+          <w:rFonts w:ascii="Segoe UI" w:eastAsia="Arial" w:hAnsi="Segoe UI" w:cs="Segoe UI"/>
+          <w:b/>
+          <w:color w:val="9C5700"/>
+          <w:sz w:val="20"/>
+        </w:rPr>
+        <w:t xml:space="preserve"> </w:t>
+      </w:r>
+      <w:proofErr w:type="spellStart"/>
+      <w:r>
+        <w:rPr>
+          <w:rFonts w:ascii="Segoe UI" w:eastAsia="Arial" w:hAnsi="Segoe UI" w:cs="Segoe UI"/>
+          <w:b/>
+          <w:color w:val="9C5700"/>
+          <w:sz w:val="20"/>
+        </w:rPr>
+        <w:t>اللي</w:t>
+      </w:r>
+      <w:proofErr w:type="spellEnd"/>
+      <w:r>
+        <w:rPr>
+          <w:rFonts w:ascii="Segoe UI" w:eastAsia="Arial" w:hAnsi="Segoe UI" w:cs="Segoe UI"/>
+          <w:b/>
+          <w:color w:val="9C5700"/>
+          <w:sz w:val="20"/>
+        </w:rPr>
+        <w:t xml:space="preserve"> </w:t>
+      </w:r>
+      <w:proofErr w:type="spellStart"/>
+      <w:r>
+        <w:rPr>
+          <w:rFonts w:ascii="Segoe UI" w:eastAsia="Arial" w:hAnsi="Segoe UI" w:cs="Segoe UI"/>
+          <w:b/>
+          <w:color w:val="9C5700"/>
+          <w:sz w:val="20"/>
+        </w:rPr>
+        <w:t>الفريق</w:t>
+      </w:r>
+      <w:proofErr w:type="spellEnd"/>
+      <w:r>
+        <w:rPr>
+          <w:rFonts w:ascii="Segoe UI" w:eastAsia="Arial" w:hAnsi="Segoe UI" w:cs="Segoe UI"/>
+          <w:b/>
+          <w:color w:val="9C5700"/>
+          <w:sz w:val="20"/>
+        </w:rPr>
+        <w:t xml:space="preserve"> </w:t>
+      </w:r>
+      <w:proofErr w:type="spellStart"/>
+      <w:r>
+        <w:rPr>
+          <w:rFonts w:ascii="Segoe UI" w:eastAsia="Arial" w:hAnsi="Segoe UI" w:cs="Segoe UI"/>
+          <w:b/>
+          <w:color w:val="9C5700"/>
+          <w:sz w:val="20"/>
+        </w:rPr>
+        <w:t>اختاره</w:t>
+      </w:r>
+      <w:proofErr w:type="spellEnd"/>
+      <w:r>
+        <w:rPr>
+          <w:rFonts w:ascii="Segoe UI" w:eastAsia="Arial" w:hAnsi="Segoe UI" w:cs="Segoe UI"/>
+          <w:b/>
+          <w:color w:val="9C5700"/>
+          <w:sz w:val="20"/>
+        </w:rPr>
+        <w:t xml:space="preserve">، </w:t>
+      </w:r>
+      <w:proofErr w:type="spellStart"/>
+      <w:r>
+        <w:rPr>
+          <w:rFonts w:ascii="Segoe UI" w:eastAsia="Arial" w:hAnsi="Segoe UI" w:cs="Segoe UI"/>
+          <w:b/>
+          <w:color w:val="9C5700"/>
+          <w:sz w:val="20"/>
+        </w:rPr>
+        <w:t>أو</w:t>
+      </w:r>
+      <w:proofErr w:type="spellEnd"/>
+      <w:r>
+        <w:rPr>
+          <w:rFonts w:ascii="Segoe UI" w:eastAsia="Arial" w:hAnsi="Segoe UI" w:cs="Segoe UI"/>
+          <w:b/>
+          <w:color w:val="9C5700"/>
+          <w:sz w:val="20"/>
+        </w:rPr>
+        <w:t xml:space="preserve"> </w:t>
+      </w:r>
+      <w:proofErr w:type="spellStart"/>
+      <w:r>
+        <w:rPr>
+          <w:rFonts w:ascii="Segoe UI" w:eastAsia="Arial" w:hAnsi="Segoe UI" w:cs="Segoe UI"/>
+          <w:b/>
+          <w:color w:val="9C5700"/>
+          <w:sz w:val="20"/>
+        </w:rPr>
+        <w:t>استبدلوه</w:t>
+      </w:r>
+      <w:proofErr w:type="spellEnd"/>
+      <w:r>
+        <w:rPr>
+          <w:rFonts w:ascii="Segoe UI" w:eastAsia="Arial" w:hAnsi="Segoe UI" w:cs="Segoe UI"/>
+          <w:b/>
+          <w:color w:val="9C5700"/>
+          <w:sz w:val="20"/>
+        </w:rPr>
+        <w:t xml:space="preserve"> </w:t>
+      </w:r>
+      <w:proofErr w:type="spellStart"/>
+      <w:r>
+        <w:rPr>
+          <w:rFonts w:ascii="Segoe UI" w:eastAsia="Arial" w:hAnsi="Segoe UI" w:cs="Segoe UI"/>
+          <w:b/>
+          <w:color w:val="9C5700"/>
+          <w:sz w:val="20"/>
+        </w:rPr>
+        <w:t>بالتحسين</w:t>
+      </w:r>
+      <w:proofErr w:type="spellEnd"/>
+      <w:r>
+        <w:rPr>
+          <w:rFonts w:ascii="Segoe UI" w:eastAsia="Arial" w:hAnsi="Segoe UI" w:cs="Segoe UI"/>
+          <w:b/>
+          <w:color w:val="9C5700"/>
+          <w:sz w:val="20"/>
+        </w:rPr>
+        <w:t xml:space="preserve"> </w:t>
+      </w:r>
+      <w:proofErr w:type="spellStart"/>
+      <w:r>
+        <w:rPr>
+          <w:rFonts w:ascii="Segoe UI" w:eastAsia="Arial" w:hAnsi="Segoe UI" w:cs="Segoe UI"/>
+          <w:b/>
+          <w:color w:val="9C5700"/>
+          <w:sz w:val="20"/>
+        </w:rPr>
+        <w:t>الحقيقي</w:t>
+      </w:r>
+      <w:proofErr w:type="spellEnd"/>
+      <w:r>
+        <w:rPr>
+          <w:rFonts w:ascii="Segoe UI" w:eastAsia="Arial" w:hAnsi="Segoe UI" w:cs="Segoe UI"/>
+          <w:b/>
+          <w:color w:val="9C5700"/>
+          <w:sz w:val="20"/>
+        </w:rPr>
+        <w:t>.</w:t>
       </w:r>
     </w:p>
     <w:p>
@@ -27312,7 +30590,147 @@
           <w:color w:val="9C5700"/>
           <w:sz w:val="20"/>
         </w:rPr>
-        <w:t>Draft transfer to Sprint 2: apply the shared consistency checklist during B12 (traceability/model consistency) and B13 (report/VPP integration), then record the result in the Sprint 2 review. مطلوب: عدّلوا ده لو الفريق اختار Improvement مختلف.</w:t>
+        <w:t xml:space="preserve">Draft transfer to Sprint 2: apply the shared consistency checklist during B12 (traceability/model consistency) and B13 (report/VPP integration), then record the result in the Sprint 2 review. </w:t>
+      </w:r>
+      <w:proofErr w:type="spellStart"/>
+      <w:r>
+        <w:rPr>
+          <w:rFonts w:ascii="Segoe UI" w:eastAsia="Arial" w:hAnsi="Segoe UI" w:cs="Segoe UI"/>
+          <w:b/>
+          <w:color w:val="9C5700"/>
+          <w:sz w:val="20"/>
+        </w:rPr>
+        <w:t>مطلوب</w:t>
+      </w:r>
+      <w:proofErr w:type="spellEnd"/>
+      <w:r>
+        <w:rPr>
+          <w:rFonts w:ascii="Segoe UI" w:eastAsia="Arial" w:hAnsi="Segoe UI" w:cs="Segoe UI"/>
+          <w:b/>
+          <w:color w:val="9C5700"/>
+          <w:sz w:val="20"/>
+        </w:rPr>
+        <w:t xml:space="preserve">: </w:t>
+      </w:r>
+      <w:proofErr w:type="spellStart"/>
+      <w:r>
+        <w:rPr>
+          <w:rFonts w:ascii="Segoe UI" w:eastAsia="Arial" w:hAnsi="Segoe UI" w:cs="Segoe UI"/>
+          <w:b/>
+          <w:color w:val="9C5700"/>
+          <w:sz w:val="20"/>
+        </w:rPr>
+        <w:t>عدّلوا</w:t>
+      </w:r>
+      <w:proofErr w:type="spellEnd"/>
+      <w:r>
+        <w:rPr>
+          <w:rFonts w:ascii="Segoe UI" w:eastAsia="Arial" w:hAnsi="Segoe UI" w:cs="Segoe UI"/>
+          <w:b/>
+          <w:color w:val="9C5700"/>
+          <w:sz w:val="20"/>
+        </w:rPr>
+        <w:t xml:space="preserve"> </w:t>
+      </w:r>
+      <w:proofErr w:type="spellStart"/>
+      <w:r>
+        <w:rPr>
+          <w:rFonts w:ascii="Segoe UI" w:eastAsia="Arial" w:hAnsi="Segoe UI" w:cs="Segoe UI"/>
+          <w:b/>
+          <w:color w:val="9C5700"/>
+          <w:sz w:val="20"/>
+        </w:rPr>
+        <w:t>ده</w:t>
+      </w:r>
+      <w:proofErr w:type="spellEnd"/>
+      <w:r>
+        <w:rPr>
+          <w:rFonts w:ascii="Segoe UI" w:eastAsia="Arial" w:hAnsi="Segoe UI" w:cs="Segoe UI"/>
+          <w:b/>
+          <w:color w:val="9C5700"/>
+          <w:sz w:val="20"/>
+        </w:rPr>
+        <w:t xml:space="preserve"> </w:t>
+      </w:r>
+      <w:proofErr w:type="spellStart"/>
+      <w:r>
+        <w:rPr>
+          <w:rFonts w:ascii="Segoe UI" w:eastAsia="Arial" w:hAnsi="Segoe UI" w:cs="Segoe UI"/>
+          <w:b/>
+          <w:color w:val="9C5700"/>
+          <w:sz w:val="20"/>
+        </w:rPr>
+        <w:t>لو</w:t>
+      </w:r>
+      <w:proofErr w:type="spellEnd"/>
+      <w:r>
+        <w:rPr>
+          <w:rFonts w:ascii="Segoe UI" w:eastAsia="Arial" w:hAnsi="Segoe UI" w:cs="Segoe UI"/>
+          <w:b/>
+          <w:color w:val="9C5700"/>
+          <w:sz w:val="20"/>
+        </w:rPr>
+        <w:t xml:space="preserve"> </w:t>
+      </w:r>
+      <w:proofErr w:type="spellStart"/>
+      <w:r>
+        <w:rPr>
+          <w:rFonts w:ascii="Segoe UI" w:eastAsia="Arial" w:hAnsi="Segoe UI" w:cs="Segoe UI"/>
+          <w:b/>
+          <w:color w:val="9C5700"/>
+          <w:sz w:val="20"/>
+        </w:rPr>
+        <w:t>الفريق</w:t>
+      </w:r>
+      <w:proofErr w:type="spellEnd"/>
+      <w:r>
+        <w:rPr>
+          <w:rFonts w:ascii="Segoe UI" w:eastAsia="Arial" w:hAnsi="Segoe UI" w:cs="Segoe UI"/>
+          <w:b/>
+          <w:color w:val="9C5700"/>
+          <w:sz w:val="20"/>
+        </w:rPr>
+        <w:t xml:space="preserve"> </w:t>
+      </w:r>
+      <w:proofErr w:type="spellStart"/>
+      <w:r>
+        <w:rPr>
+          <w:rFonts w:ascii="Segoe UI" w:eastAsia="Arial" w:hAnsi="Segoe UI" w:cs="Segoe UI"/>
+          <w:b/>
+          <w:color w:val="9C5700"/>
+          <w:sz w:val="20"/>
+        </w:rPr>
+        <w:t>اختار</w:t>
+      </w:r>
+      <w:proofErr w:type="spellEnd"/>
+      <w:r>
+        <w:rPr>
+          <w:rFonts w:ascii="Segoe UI" w:eastAsia="Arial" w:hAnsi="Segoe UI" w:cs="Segoe UI"/>
+          <w:b/>
+          <w:color w:val="9C5700"/>
+          <w:sz w:val="20"/>
+        </w:rPr>
+        <w:t xml:space="preserve"> Improvement </w:t>
+      </w:r>
+      <w:proofErr w:type="spellStart"/>
+      <w:r>
+        <w:rPr>
+          <w:rFonts w:ascii="Segoe UI" w:eastAsia="Arial" w:hAnsi="Segoe UI" w:cs="Segoe UI"/>
+          <w:b/>
+          <w:color w:val="9C5700"/>
+          <w:sz w:val="20"/>
+        </w:rPr>
+        <w:t>مختلف</w:t>
+      </w:r>
+      <w:proofErr w:type="spellEnd"/>
+      <w:r>
+        <w:rPr>
+          <w:rFonts w:ascii="Segoe UI" w:eastAsia="Arial" w:hAnsi="Segoe UI" w:cs="Segoe UI"/>
+          <w:b/>
+          <w:color w:val="9C5700"/>
+          <w:sz w:val="20"/>
+        </w:rPr>
+        <w:t>.</w:t>
       </w:r>
     </w:p>
     <w:p>
@@ -27354,6 +30772,7 @@
           <w:rFonts w:ascii="Segoe UI" w:hAnsi="Segoe UI" w:cs="Segoe UI"/>
         </w:rPr>
       </w:pPr>
+      <w:proofErr w:type="spellStart"/>
       <w:r>
         <w:rPr>
           <w:rFonts w:ascii="Segoe UI" w:eastAsia="Arial" w:hAnsi="Segoe UI" w:cs="Segoe UI"/>
@@ -27361,7 +30780,257 @@
           <w:color w:val="9C5700"/>
           <w:sz w:val="20"/>
         </w:rPr>
-        <w:t>الحالة: النص اللي تحت Draft جاهز للتعبئة النهائية بعد Sprint 2؛ لازم يتراجع ويتربط بالـ evidence الحقيقي.</w:t>
+        <w:t>الحالة</w:t>
+      </w:r>
+      <w:proofErr w:type="spellEnd"/>
+      <w:r>
+        <w:rPr>
+          <w:rFonts w:ascii="Segoe UI" w:eastAsia="Arial" w:hAnsi="Segoe UI" w:cs="Segoe UI"/>
+          <w:b/>
+          <w:color w:val="9C5700"/>
+          <w:sz w:val="20"/>
+        </w:rPr>
+        <w:t xml:space="preserve">: </w:t>
+      </w:r>
+      <w:proofErr w:type="spellStart"/>
+      <w:r>
+        <w:rPr>
+          <w:rFonts w:ascii="Segoe UI" w:eastAsia="Arial" w:hAnsi="Segoe UI" w:cs="Segoe UI"/>
+          <w:b/>
+          <w:color w:val="9C5700"/>
+          <w:sz w:val="20"/>
+        </w:rPr>
+        <w:t>النص</w:t>
+      </w:r>
+      <w:proofErr w:type="spellEnd"/>
+      <w:r>
+        <w:rPr>
+          <w:rFonts w:ascii="Segoe UI" w:eastAsia="Arial" w:hAnsi="Segoe UI" w:cs="Segoe UI"/>
+          <w:b/>
+          <w:color w:val="9C5700"/>
+          <w:sz w:val="20"/>
+        </w:rPr>
+        <w:t xml:space="preserve"> </w:t>
+      </w:r>
+      <w:proofErr w:type="spellStart"/>
+      <w:r>
+        <w:rPr>
+          <w:rFonts w:ascii="Segoe UI" w:eastAsia="Arial" w:hAnsi="Segoe UI" w:cs="Segoe UI"/>
+          <w:b/>
+          <w:color w:val="9C5700"/>
+          <w:sz w:val="20"/>
+        </w:rPr>
+        <w:t>اللي</w:t>
+      </w:r>
+      <w:proofErr w:type="spellEnd"/>
+      <w:r>
+        <w:rPr>
+          <w:rFonts w:ascii="Segoe UI" w:eastAsia="Arial" w:hAnsi="Segoe UI" w:cs="Segoe UI"/>
+          <w:b/>
+          <w:color w:val="9C5700"/>
+          <w:sz w:val="20"/>
+        </w:rPr>
+        <w:t xml:space="preserve"> </w:t>
+      </w:r>
+      <w:proofErr w:type="spellStart"/>
+      <w:r>
+        <w:rPr>
+          <w:rFonts w:ascii="Segoe UI" w:eastAsia="Arial" w:hAnsi="Segoe UI" w:cs="Segoe UI"/>
+          <w:b/>
+          <w:color w:val="9C5700"/>
+          <w:sz w:val="20"/>
+        </w:rPr>
+        <w:t>تحت</w:t>
+      </w:r>
+      <w:proofErr w:type="spellEnd"/>
+      <w:r>
+        <w:rPr>
+          <w:rFonts w:ascii="Segoe UI" w:eastAsia="Arial" w:hAnsi="Segoe UI" w:cs="Segoe UI"/>
+          <w:b/>
+          <w:color w:val="9C5700"/>
+          <w:sz w:val="20"/>
+        </w:rPr>
+        <w:t xml:space="preserve"> Draft </w:t>
+      </w:r>
+      <w:proofErr w:type="spellStart"/>
+      <w:r>
+        <w:rPr>
+          <w:rFonts w:ascii="Segoe UI" w:eastAsia="Arial" w:hAnsi="Segoe UI" w:cs="Segoe UI"/>
+          <w:b/>
+          <w:color w:val="9C5700"/>
+          <w:sz w:val="20"/>
+        </w:rPr>
+        <w:t>جاهز</w:t>
+      </w:r>
+      <w:proofErr w:type="spellEnd"/>
+      <w:r>
+        <w:rPr>
+          <w:rFonts w:ascii="Segoe UI" w:eastAsia="Arial" w:hAnsi="Segoe UI" w:cs="Segoe UI"/>
+          <w:b/>
+          <w:color w:val="9C5700"/>
+          <w:sz w:val="20"/>
+        </w:rPr>
+        <w:t xml:space="preserve"> </w:t>
+      </w:r>
+      <w:proofErr w:type="spellStart"/>
+      <w:r>
+        <w:rPr>
+          <w:rFonts w:ascii="Segoe UI" w:eastAsia="Arial" w:hAnsi="Segoe UI" w:cs="Segoe UI"/>
+          <w:b/>
+          <w:color w:val="9C5700"/>
+          <w:sz w:val="20"/>
+        </w:rPr>
+        <w:t>للتعبئة</w:t>
+      </w:r>
+      <w:proofErr w:type="spellEnd"/>
+      <w:r>
+        <w:rPr>
+          <w:rFonts w:ascii="Segoe UI" w:eastAsia="Arial" w:hAnsi="Segoe UI" w:cs="Segoe UI"/>
+          <w:b/>
+          <w:color w:val="9C5700"/>
+          <w:sz w:val="20"/>
+        </w:rPr>
+        <w:t xml:space="preserve"> </w:t>
+      </w:r>
+      <w:proofErr w:type="spellStart"/>
+      <w:r>
+        <w:rPr>
+          <w:rFonts w:ascii="Segoe UI" w:eastAsia="Arial" w:hAnsi="Segoe UI" w:cs="Segoe UI"/>
+          <w:b/>
+          <w:color w:val="9C5700"/>
+          <w:sz w:val="20"/>
+        </w:rPr>
+        <w:t>النهائية</w:t>
+      </w:r>
+      <w:proofErr w:type="spellEnd"/>
+      <w:r>
+        <w:rPr>
+          <w:rFonts w:ascii="Segoe UI" w:eastAsia="Arial" w:hAnsi="Segoe UI" w:cs="Segoe UI"/>
+          <w:b/>
+          <w:color w:val="9C5700"/>
+          <w:sz w:val="20"/>
+        </w:rPr>
+        <w:t xml:space="preserve"> </w:t>
+      </w:r>
+      <w:proofErr w:type="spellStart"/>
+      <w:r>
+        <w:rPr>
+          <w:rFonts w:ascii="Segoe UI" w:eastAsia="Arial" w:hAnsi="Segoe UI" w:cs="Segoe UI"/>
+          <w:b/>
+          <w:color w:val="9C5700"/>
+          <w:sz w:val="20"/>
+        </w:rPr>
+        <w:t>بعد</w:t>
+      </w:r>
+      <w:proofErr w:type="spellEnd"/>
+      <w:r>
+        <w:rPr>
+          <w:rFonts w:ascii="Segoe UI" w:eastAsia="Arial" w:hAnsi="Segoe UI" w:cs="Segoe UI"/>
+          <w:b/>
+          <w:color w:val="9C5700"/>
+          <w:sz w:val="20"/>
+        </w:rPr>
+        <w:t xml:space="preserve"> Sprint 2؛ </w:t>
+      </w:r>
+      <w:proofErr w:type="spellStart"/>
+      <w:r>
+        <w:rPr>
+          <w:rFonts w:ascii="Segoe UI" w:eastAsia="Arial" w:hAnsi="Segoe UI" w:cs="Segoe UI"/>
+          <w:b/>
+          <w:color w:val="9C5700"/>
+          <w:sz w:val="20"/>
+        </w:rPr>
+        <w:t>لازم</w:t>
+      </w:r>
+      <w:proofErr w:type="spellEnd"/>
+      <w:r>
+        <w:rPr>
+          <w:rFonts w:ascii="Segoe UI" w:eastAsia="Arial" w:hAnsi="Segoe UI" w:cs="Segoe UI"/>
+          <w:b/>
+          <w:color w:val="9C5700"/>
+          <w:sz w:val="20"/>
+        </w:rPr>
+        <w:t xml:space="preserve"> </w:t>
+      </w:r>
+      <w:proofErr w:type="spellStart"/>
+      <w:r>
+        <w:rPr>
+          <w:rFonts w:ascii="Segoe UI" w:eastAsia="Arial" w:hAnsi="Segoe UI" w:cs="Segoe UI"/>
+          <w:b/>
+          <w:color w:val="9C5700"/>
+          <w:sz w:val="20"/>
+        </w:rPr>
+        <w:t>يتراجع</w:t>
+      </w:r>
+      <w:proofErr w:type="spellEnd"/>
+      <w:r>
+        <w:rPr>
+          <w:rFonts w:ascii="Segoe UI" w:eastAsia="Arial" w:hAnsi="Segoe UI" w:cs="Segoe UI"/>
+          <w:b/>
+          <w:color w:val="9C5700"/>
+          <w:sz w:val="20"/>
+        </w:rPr>
+        <w:t xml:space="preserve"> </w:t>
+      </w:r>
+      <w:proofErr w:type="spellStart"/>
+      <w:r>
+        <w:rPr>
+          <w:rFonts w:ascii="Segoe UI" w:eastAsia="Arial" w:hAnsi="Segoe UI" w:cs="Segoe UI"/>
+          <w:b/>
+          <w:color w:val="9C5700"/>
+          <w:sz w:val="20"/>
+        </w:rPr>
+        <w:t>ويتربط</w:t>
+      </w:r>
+      <w:proofErr w:type="spellEnd"/>
+      <w:r>
+        <w:rPr>
+          <w:rFonts w:ascii="Segoe UI" w:eastAsia="Arial" w:hAnsi="Segoe UI" w:cs="Segoe UI"/>
+          <w:b/>
+          <w:color w:val="9C5700"/>
+          <w:sz w:val="20"/>
+        </w:rPr>
+        <w:t xml:space="preserve"> </w:t>
+      </w:r>
+      <w:proofErr w:type="spellStart"/>
+      <w:r>
+        <w:rPr>
+          <w:rFonts w:ascii="Segoe UI" w:eastAsia="Arial" w:hAnsi="Segoe UI" w:cs="Segoe UI"/>
+          <w:b/>
+          <w:color w:val="9C5700"/>
+          <w:sz w:val="20"/>
+        </w:rPr>
+        <w:t>بال</w:t>
+      </w:r>
+      <w:proofErr w:type="spellEnd"/>
+      <w:r>
+        <w:rPr>
+          <w:rFonts w:ascii="Segoe UI" w:eastAsia="Arial" w:hAnsi="Segoe UI" w:cs="Segoe UI"/>
+          <w:b/>
+          <w:color w:val="9C5700"/>
+          <w:sz w:val="20"/>
+        </w:rPr>
+        <w:t xml:space="preserve">ـ evidence </w:t>
+      </w:r>
+      <w:proofErr w:type="spellStart"/>
+      <w:r>
+        <w:rPr>
+          <w:rFonts w:ascii="Segoe UI" w:eastAsia="Arial" w:hAnsi="Segoe UI" w:cs="Segoe UI"/>
+          <w:b/>
+          <w:color w:val="9C5700"/>
+          <w:sz w:val="20"/>
+        </w:rPr>
+        <w:t>الحقيقي</w:t>
+      </w:r>
+      <w:proofErr w:type="spellEnd"/>
+      <w:r>
+        <w:rPr>
+          <w:rFonts w:ascii="Segoe UI" w:eastAsia="Arial" w:hAnsi="Segoe UI" w:cs="Segoe UI"/>
+          <w:b/>
+          <w:color w:val="9C5700"/>
+          <w:sz w:val="20"/>
+        </w:rPr>
+        <w:t>.</w:t>
       </w:r>
     </w:p>
     <w:p>
@@ -27396,7 +31065,167 @@
           <w:color w:val="9C5700"/>
           <w:sz w:val="20"/>
         </w:rPr>
-        <w:t>Planned review: 16 October 2026. Attendees: Aljazi Alnoaimi, Dhuha Almalki, Buthaina Albaye and Aldana Al-Mamari. مطلوب: أكدوا التاريخ والحضور الحقيقي.</w:t>
+        <w:t xml:space="preserve">Planned review: 16 October 2026. Attendees: </w:t>
+      </w:r>
+      <w:proofErr w:type="spellStart"/>
+      <w:r>
+        <w:rPr>
+          <w:rFonts w:ascii="Segoe UI" w:eastAsia="Arial" w:hAnsi="Segoe UI" w:cs="Segoe UI"/>
+          <w:b/>
+          <w:color w:val="9C5700"/>
+          <w:sz w:val="20"/>
+        </w:rPr>
+        <w:t>Aljazi</w:t>
+      </w:r>
+      <w:proofErr w:type="spellEnd"/>
+      <w:r>
+        <w:rPr>
+          <w:rFonts w:ascii="Segoe UI" w:eastAsia="Arial" w:hAnsi="Segoe UI" w:cs="Segoe UI"/>
+          <w:b/>
+          <w:color w:val="9C5700"/>
+          <w:sz w:val="20"/>
+        </w:rPr>
+        <w:t xml:space="preserve"> Alnoaimi, Dhuha Almalki, </w:t>
+      </w:r>
+      <w:proofErr w:type="spellStart"/>
+      <w:r>
+        <w:rPr>
+          <w:rFonts w:ascii="Segoe UI" w:eastAsia="Arial" w:hAnsi="Segoe UI" w:cs="Segoe UI"/>
+          <w:b/>
+          <w:color w:val="9C5700"/>
+          <w:sz w:val="20"/>
+        </w:rPr>
+        <w:t>Buthaina</w:t>
+      </w:r>
+      <w:proofErr w:type="spellEnd"/>
+      <w:r>
+        <w:rPr>
+          <w:rFonts w:ascii="Segoe UI" w:eastAsia="Arial" w:hAnsi="Segoe UI" w:cs="Segoe UI"/>
+          <w:b/>
+          <w:color w:val="9C5700"/>
+          <w:sz w:val="20"/>
+        </w:rPr>
+        <w:t xml:space="preserve"> </w:t>
+      </w:r>
+      <w:proofErr w:type="spellStart"/>
+      <w:r>
+        <w:rPr>
+          <w:rFonts w:ascii="Segoe UI" w:eastAsia="Arial" w:hAnsi="Segoe UI" w:cs="Segoe UI"/>
+          <w:b/>
+          <w:color w:val="9C5700"/>
+          <w:sz w:val="20"/>
+        </w:rPr>
+        <w:t>Albaye</w:t>
+      </w:r>
+      <w:proofErr w:type="spellEnd"/>
+      <w:r>
+        <w:rPr>
+          <w:rFonts w:ascii="Segoe UI" w:eastAsia="Arial" w:hAnsi="Segoe UI" w:cs="Segoe UI"/>
+          <w:b/>
+          <w:color w:val="9C5700"/>
+          <w:sz w:val="20"/>
+        </w:rPr>
+        <w:t xml:space="preserve"> and Aldana Al-Mamari. </w:t>
+      </w:r>
+      <w:proofErr w:type="spellStart"/>
+      <w:r>
+        <w:rPr>
+          <w:rFonts w:ascii="Segoe UI" w:eastAsia="Arial" w:hAnsi="Segoe UI" w:cs="Segoe UI"/>
+          <w:b/>
+          <w:color w:val="9C5700"/>
+          <w:sz w:val="20"/>
+        </w:rPr>
+        <w:t>مطلوب</w:t>
+      </w:r>
+      <w:proofErr w:type="spellEnd"/>
+      <w:r>
+        <w:rPr>
+          <w:rFonts w:ascii="Segoe UI" w:eastAsia="Arial" w:hAnsi="Segoe UI" w:cs="Segoe UI"/>
+          <w:b/>
+          <w:color w:val="9C5700"/>
+          <w:sz w:val="20"/>
+        </w:rPr>
+        <w:t xml:space="preserve">: </w:t>
+      </w:r>
+      <w:proofErr w:type="spellStart"/>
+      <w:r>
+        <w:rPr>
+          <w:rFonts w:ascii="Segoe UI" w:eastAsia="Arial" w:hAnsi="Segoe UI" w:cs="Segoe UI"/>
+          <w:b/>
+          <w:color w:val="9C5700"/>
+          <w:sz w:val="20"/>
+        </w:rPr>
+        <w:t>أكدوا</w:t>
+      </w:r>
+      <w:proofErr w:type="spellEnd"/>
+      <w:r>
+        <w:rPr>
+          <w:rFonts w:ascii="Segoe UI" w:eastAsia="Arial" w:hAnsi="Segoe UI" w:cs="Segoe UI"/>
+          <w:b/>
+          <w:color w:val="9C5700"/>
+          <w:sz w:val="20"/>
+        </w:rPr>
+        <w:t xml:space="preserve"> </w:t>
+      </w:r>
+      <w:proofErr w:type="spellStart"/>
+      <w:r>
+        <w:rPr>
+          <w:rFonts w:ascii="Segoe UI" w:eastAsia="Arial" w:hAnsi="Segoe UI" w:cs="Segoe UI"/>
+          <w:b/>
+          <w:color w:val="9C5700"/>
+          <w:sz w:val="20"/>
+        </w:rPr>
+        <w:t>التاريخ</w:t>
+      </w:r>
+      <w:proofErr w:type="spellEnd"/>
+      <w:r>
+        <w:rPr>
+          <w:rFonts w:ascii="Segoe UI" w:eastAsia="Arial" w:hAnsi="Segoe UI" w:cs="Segoe UI"/>
+          <w:b/>
+          <w:color w:val="9C5700"/>
+          <w:sz w:val="20"/>
+        </w:rPr>
+        <w:t xml:space="preserve"> </w:t>
+      </w:r>
+      <w:proofErr w:type="spellStart"/>
+      <w:r>
+        <w:rPr>
+          <w:rFonts w:ascii="Segoe UI" w:eastAsia="Arial" w:hAnsi="Segoe UI" w:cs="Segoe UI"/>
+          <w:b/>
+          <w:color w:val="9C5700"/>
+          <w:sz w:val="20"/>
+        </w:rPr>
+        <w:t>والحضور</w:t>
+      </w:r>
+      <w:proofErr w:type="spellEnd"/>
+      <w:r>
+        <w:rPr>
+          <w:rFonts w:ascii="Segoe UI" w:eastAsia="Arial" w:hAnsi="Segoe UI" w:cs="Segoe UI"/>
+          <w:b/>
+          <w:color w:val="9C5700"/>
+          <w:sz w:val="20"/>
+        </w:rPr>
+        <w:t xml:space="preserve"> </w:t>
+      </w:r>
+      <w:proofErr w:type="spellStart"/>
+      <w:r>
+        <w:rPr>
+          <w:rFonts w:ascii="Segoe UI" w:eastAsia="Arial" w:hAnsi="Segoe UI" w:cs="Segoe UI"/>
+          <w:b/>
+          <w:color w:val="9C5700"/>
+          <w:sz w:val="20"/>
+        </w:rPr>
+        <w:t>الحقيقي</w:t>
+      </w:r>
+      <w:proofErr w:type="spellEnd"/>
+      <w:r>
+        <w:rPr>
+          <w:rFonts w:ascii="Segoe UI" w:eastAsia="Arial" w:hAnsi="Segoe UI" w:cs="Segoe UI"/>
+          <w:b/>
+          <w:color w:val="9C5700"/>
+          <w:sz w:val="20"/>
+        </w:rPr>
+        <w:t>.</w:t>
       </w:r>
     </w:p>
     <w:p>
@@ -27431,7 +31260,147 @@
           <w:color w:val="9C5700"/>
           <w:sz w:val="20"/>
         </w:rPr>
-        <w:t>Draft: Sprint 2 completed the class design, traceability checks, report integration and release verification. The final package was checked against the Milestone 1 requirements. مطلوب: عدّلوا النتيجة حسب اللي تم فعلًا.</w:t>
+        <w:t xml:space="preserve">Draft: Sprint 2 completed the class design, traceability checks, report integration and release verification. The final package was checked against the Milestone 1 requirements. </w:t>
+      </w:r>
+      <w:proofErr w:type="spellStart"/>
+      <w:r>
+        <w:rPr>
+          <w:rFonts w:ascii="Segoe UI" w:eastAsia="Arial" w:hAnsi="Segoe UI" w:cs="Segoe UI"/>
+          <w:b/>
+          <w:color w:val="9C5700"/>
+          <w:sz w:val="20"/>
+        </w:rPr>
+        <w:t>مطلوب</w:t>
+      </w:r>
+      <w:proofErr w:type="spellEnd"/>
+      <w:r>
+        <w:rPr>
+          <w:rFonts w:ascii="Segoe UI" w:eastAsia="Arial" w:hAnsi="Segoe UI" w:cs="Segoe UI"/>
+          <w:b/>
+          <w:color w:val="9C5700"/>
+          <w:sz w:val="20"/>
+        </w:rPr>
+        <w:t xml:space="preserve">: </w:t>
+      </w:r>
+      <w:proofErr w:type="spellStart"/>
+      <w:r>
+        <w:rPr>
+          <w:rFonts w:ascii="Segoe UI" w:eastAsia="Arial" w:hAnsi="Segoe UI" w:cs="Segoe UI"/>
+          <w:b/>
+          <w:color w:val="9C5700"/>
+          <w:sz w:val="20"/>
+        </w:rPr>
+        <w:t>عدّلوا</w:t>
+      </w:r>
+      <w:proofErr w:type="spellEnd"/>
+      <w:r>
+        <w:rPr>
+          <w:rFonts w:ascii="Segoe UI" w:eastAsia="Arial" w:hAnsi="Segoe UI" w:cs="Segoe UI"/>
+          <w:b/>
+          <w:color w:val="9C5700"/>
+          <w:sz w:val="20"/>
+        </w:rPr>
+        <w:t xml:space="preserve"> </w:t>
+      </w:r>
+      <w:proofErr w:type="spellStart"/>
+      <w:r>
+        <w:rPr>
+          <w:rFonts w:ascii="Segoe UI" w:eastAsia="Arial" w:hAnsi="Segoe UI" w:cs="Segoe UI"/>
+          <w:b/>
+          <w:color w:val="9C5700"/>
+          <w:sz w:val="20"/>
+        </w:rPr>
+        <w:t>النتيجة</w:t>
+      </w:r>
+      <w:proofErr w:type="spellEnd"/>
+      <w:r>
+        <w:rPr>
+          <w:rFonts w:ascii="Segoe UI" w:eastAsia="Arial" w:hAnsi="Segoe UI" w:cs="Segoe UI"/>
+          <w:b/>
+          <w:color w:val="9C5700"/>
+          <w:sz w:val="20"/>
+        </w:rPr>
+        <w:t xml:space="preserve"> </w:t>
+      </w:r>
+      <w:proofErr w:type="spellStart"/>
+      <w:r>
+        <w:rPr>
+          <w:rFonts w:ascii="Segoe UI" w:eastAsia="Arial" w:hAnsi="Segoe UI" w:cs="Segoe UI"/>
+          <w:b/>
+          <w:color w:val="9C5700"/>
+          <w:sz w:val="20"/>
+        </w:rPr>
+        <w:t>حسب</w:t>
+      </w:r>
+      <w:proofErr w:type="spellEnd"/>
+      <w:r>
+        <w:rPr>
+          <w:rFonts w:ascii="Segoe UI" w:eastAsia="Arial" w:hAnsi="Segoe UI" w:cs="Segoe UI"/>
+          <w:b/>
+          <w:color w:val="9C5700"/>
+          <w:sz w:val="20"/>
+        </w:rPr>
+        <w:t xml:space="preserve"> </w:t>
+      </w:r>
+      <w:proofErr w:type="spellStart"/>
+      <w:r>
+        <w:rPr>
+          <w:rFonts w:ascii="Segoe UI" w:eastAsia="Arial" w:hAnsi="Segoe UI" w:cs="Segoe UI"/>
+          <w:b/>
+          <w:color w:val="9C5700"/>
+          <w:sz w:val="20"/>
+        </w:rPr>
+        <w:t>اللي</w:t>
+      </w:r>
+      <w:proofErr w:type="spellEnd"/>
+      <w:r>
+        <w:rPr>
+          <w:rFonts w:ascii="Segoe UI" w:eastAsia="Arial" w:hAnsi="Segoe UI" w:cs="Segoe UI"/>
+          <w:b/>
+          <w:color w:val="9C5700"/>
+          <w:sz w:val="20"/>
+        </w:rPr>
+        <w:t xml:space="preserve"> </w:t>
+      </w:r>
+      <w:proofErr w:type="spellStart"/>
+      <w:r>
+        <w:rPr>
+          <w:rFonts w:ascii="Segoe UI" w:eastAsia="Arial" w:hAnsi="Segoe UI" w:cs="Segoe UI"/>
+          <w:b/>
+          <w:color w:val="9C5700"/>
+          <w:sz w:val="20"/>
+        </w:rPr>
+        <w:t>تم</w:t>
+      </w:r>
+      <w:proofErr w:type="spellEnd"/>
+      <w:r>
+        <w:rPr>
+          <w:rFonts w:ascii="Segoe UI" w:eastAsia="Arial" w:hAnsi="Segoe UI" w:cs="Segoe UI"/>
+          <w:b/>
+          <w:color w:val="9C5700"/>
+          <w:sz w:val="20"/>
+        </w:rPr>
+        <w:t xml:space="preserve"> </w:t>
+      </w:r>
+      <w:proofErr w:type="spellStart"/>
+      <w:r>
+        <w:rPr>
+          <w:rFonts w:ascii="Segoe UI" w:eastAsia="Arial" w:hAnsi="Segoe UI" w:cs="Segoe UI"/>
+          <w:b/>
+          <w:color w:val="9C5700"/>
+          <w:sz w:val="20"/>
+        </w:rPr>
+        <w:t>فعلًا</w:t>
+      </w:r>
+      <w:proofErr w:type="spellEnd"/>
+      <w:r>
+        <w:rPr>
+          <w:rFonts w:ascii="Segoe UI" w:eastAsia="Arial" w:hAnsi="Segoe UI" w:cs="Segoe UI"/>
+          <w:b/>
+          <w:color w:val="9C5700"/>
+          <w:sz w:val="20"/>
+        </w:rPr>
+        <w:t>.</w:t>
       </w:r>
     </w:p>
     <w:p>
@@ -27459,6 +31428,7 @@
           <w:rFonts w:ascii="Segoe UI" w:hAnsi="Segoe UI" w:cs="Segoe UI"/>
         </w:rPr>
       </w:pPr>
+      <w:proofErr w:type="spellStart"/>
       <w:r>
         <w:rPr>
           <w:rFonts w:ascii="Segoe UI" w:eastAsia="Arial" w:hAnsi="Segoe UI" w:cs="Segoe UI"/>
@@ -27466,7 +31436,217 @@
           <w:color w:val="9C5700"/>
           <w:sz w:val="20"/>
         </w:rPr>
-        <w:t>حطّوا هنا روابط الـ Issues والـ Pull Requests اللي اتقفلت فعلًا في Sprint 2 (B09–B16) وروابط الـ reviews.</w:t>
+        <w:t>حطّوا</w:t>
+      </w:r>
+      <w:proofErr w:type="spellEnd"/>
+      <w:r>
+        <w:rPr>
+          <w:rFonts w:ascii="Segoe UI" w:eastAsia="Arial" w:hAnsi="Segoe UI" w:cs="Segoe UI"/>
+          <w:b/>
+          <w:color w:val="9C5700"/>
+          <w:sz w:val="20"/>
+        </w:rPr>
+        <w:t xml:space="preserve"> </w:t>
+      </w:r>
+      <w:proofErr w:type="spellStart"/>
+      <w:r>
+        <w:rPr>
+          <w:rFonts w:ascii="Segoe UI" w:eastAsia="Arial" w:hAnsi="Segoe UI" w:cs="Segoe UI"/>
+          <w:b/>
+          <w:color w:val="9C5700"/>
+          <w:sz w:val="20"/>
+        </w:rPr>
+        <w:t>هنا</w:t>
+      </w:r>
+      <w:proofErr w:type="spellEnd"/>
+      <w:r>
+        <w:rPr>
+          <w:rFonts w:ascii="Segoe UI" w:eastAsia="Arial" w:hAnsi="Segoe UI" w:cs="Segoe UI"/>
+          <w:b/>
+          <w:color w:val="9C5700"/>
+          <w:sz w:val="20"/>
+        </w:rPr>
+        <w:t xml:space="preserve"> </w:t>
+      </w:r>
+      <w:proofErr w:type="spellStart"/>
+      <w:r>
+        <w:rPr>
+          <w:rFonts w:ascii="Segoe UI" w:eastAsia="Arial" w:hAnsi="Segoe UI" w:cs="Segoe UI"/>
+          <w:b/>
+          <w:color w:val="9C5700"/>
+          <w:sz w:val="20"/>
+        </w:rPr>
+        <w:t>روابط</w:t>
+      </w:r>
+      <w:proofErr w:type="spellEnd"/>
+      <w:r>
+        <w:rPr>
+          <w:rFonts w:ascii="Segoe UI" w:eastAsia="Arial" w:hAnsi="Segoe UI" w:cs="Segoe UI"/>
+          <w:b/>
+          <w:color w:val="9C5700"/>
+          <w:sz w:val="20"/>
+        </w:rPr>
+        <w:t xml:space="preserve"> </w:t>
+      </w:r>
+      <w:proofErr w:type="spellStart"/>
+      <w:r>
+        <w:rPr>
+          <w:rFonts w:ascii="Segoe UI" w:eastAsia="Arial" w:hAnsi="Segoe UI" w:cs="Segoe UI"/>
+          <w:b/>
+          <w:color w:val="9C5700"/>
+          <w:sz w:val="20"/>
+        </w:rPr>
+        <w:t>ال</w:t>
+      </w:r>
+      <w:proofErr w:type="spellEnd"/>
+      <w:r>
+        <w:rPr>
+          <w:rFonts w:ascii="Segoe UI" w:eastAsia="Arial" w:hAnsi="Segoe UI" w:cs="Segoe UI"/>
+          <w:b/>
+          <w:color w:val="9C5700"/>
+          <w:sz w:val="20"/>
+        </w:rPr>
+        <w:t xml:space="preserve">ـ Issues </w:t>
+      </w:r>
+      <w:proofErr w:type="spellStart"/>
+      <w:r>
+        <w:rPr>
+          <w:rFonts w:ascii="Segoe UI" w:eastAsia="Arial" w:hAnsi="Segoe UI" w:cs="Segoe UI"/>
+          <w:b/>
+          <w:color w:val="9C5700"/>
+          <w:sz w:val="20"/>
+        </w:rPr>
+        <w:t>وال</w:t>
+      </w:r>
+      <w:proofErr w:type="spellEnd"/>
+      <w:r>
+        <w:rPr>
+          <w:rFonts w:ascii="Segoe UI" w:eastAsia="Arial" w:hAnsi="Segoe UI" w:cs="Segoe UI"/>
+          <w:b/>
+          <w:color w:val="9C5700"/>
+          <w:sz w:val="20"/>
+        </w:rPr>
+        <w:t xml:space="preserve">ـ Pull Requests </w:t>
+      </w:r>
+      <w:proofErr w:type="spellStart"/>
+      <w:r>
+        <w:rPr>
+          <w:rFonts w:ascii="Segoe UI" w:eastAsia="Arial" w:hAnsi="Segoe UI" w:cs="Segoe UI"/>
+          <w:b/>
+          <w:color w:val="9C5700"/>
+          <w:sz w:val="20"/>
+        </w:rPr>
+        <w:t>اللي</w:t>
+      </w:r>
+      <w:proofErr w:type="spellEnd"/>
+      <w:r>
+        <w:rPr>
+          <w:rFonts w:ascii="Segoe UI" w:eastAsia="Arial" w:hAnsi="Segoe UI" w:cs="Segoe UI"/>
+          <w:b/>
+          <w:color w:val="9C5700"/>
+          <w:sz w:val="20"/>
+        </w:rPr>
+        <w:t xml:space="preserve"> </w:t>
+      </w:r>
+      <w:proofErr w:type="spellStart"/>
+      <w:r>
+        <w:rPr>
+          <w:rFonts w:ascii="Segoe UI" w:eastAsia="Arial" w:hAnsi="Segoe UI" w:cs="Segoe UI"/>
+          <w:b/>
+          <w:color w:val="9C5700"/>
+          <w:sz w:val="20"/>
+        </w:rPr>
+        <w:t>اتقفلت</w:t>
+      </w:r>
+      <w:proofErr w:type="spellEnd"/>
+      <w:r>
+        <w:rPr>
+          <w:rFonts w:ascii="Segoe UI" w:eastAsia="Arial" w:hAnsi="Segoe UI" w:cs="Segoe UI"/>
+          <w:b/>
+          <w:color w:val="9C5700"/>
+          <w:sz w:val="20"/>
+        </w:rPr>
+        <w:t xml:space="preserve"> </w:t>
+      </w:r>
+      <w:proofErr w:type="spellStart"/>
+      <w:r>
+        <w:rPr>
+          <w:rFonts w:ascii="Segoe UI" w:eastAsia="Arial" w:hAnsi="Segoe UI" w:cs="Segoe UI"/>
+          <w:b/>
+          <w:color w:val="9C5700"/>
+          <w:sz w:val="20"/>
+        </w:rPr>
+        <w:t>فعلًا</w:t>
+      </w:r>
+      <w:proofErr w:type="spellEnd"/>
+      <w:r>
+        <w:rPr>
+          <w:rFonts w:ascii="Segoe UI" w:eastAsia="Arial" w:hAnsi="Segoe UI" w:cs="Segoe UI"/>
+          <w:b/>
+          <w:color w:val="9C5700"/>
+          <w:sz w:val="20"/>
+        </w:rPr>
+        <w:t xml:space="preserve"> </w:t>
+      </w:r>
+      <w:proofErr w:type="spellStart"/>
+      <w:r>
+        <w:rPr>
+          <w:rFonts w:ascii="Segoe UI" w:eastAsia="Arial" w:hAnsi="Segoe UI" w:cs="Segoe UI"/>
+          <w:b/>
+          <w:color w:val="9C5700"/>
+          <w:sz w:val="20"/>
+        </w:rPr>
+        <w:t>في</w:t>
+      </w:r>
+      <w:proofErr w:type="spellEnd"/>
+      <w:r>
+        <w:rPr>
+          <w:rFonts w:ascii="Segoe UI" w:eastAsia="Arial" w:hAnsi="Segoe UI" w:cs="Segoe UI"/>
+          <w:b/>
+          <w:color w:val="9C5700"/>
+          <w:sz w:val="20"/>
+        </w:rPr>
+        <w:t xml:space="preserve"> Sprint 2 (B09–B16) </w:t>
+      </w:r>
+      <w:proofErr w:type="spellStart"/>
+      <w:r>
+        <w:rPr>
+          <w:rFonts w:ascii="Segoe UI" w:eastAsia="Arial" w:hAnsi="Segoe UI" w:cs="Segoe UI"/>
+          <w:b/>
+          <w:color w:val="9C5700"/>
+          <w:sz w:val="20"/>
+        </w:rPr>
+        <w:t>وروابط</w:t>
+      </w:r>
+      <w:proofErr w:type="spellEnd"/>
+      <w:r>
+        <w:rPr>
+          <w:rFonts w:ascii="Segoe UI" w:eastAsia="Arial" w:hAnsi="Segoe UI" w:cs="Segoe UI"/>
+          <w:b/>
+          <w:color w:val="9C5700"/>
+          <w:sz w:val="20"/>
+        </w:rPr>
+        <w:t xml:space="preserve"> </w:t>
+      </w:r>
+      <w:proofErr w:type="spellStart"/>
+      <w:r>
+        <w:rPr>
+          <w:rFonts w:ascii="Segoe UI" w:eastAsia="Arial" w:hAnsi="Segoe UI" w:cs="Segoe UI"/>
+          <w:b/>
+          <w:color w:val="9C5700"/>
+          <w:sz w:val="20"/>
+        </w:rPr>
+        <w:t>ال</w:t>
+      </w:r>
+      <w:proofErr w:type="spellEnd"/>
+      <w:r>
+        <w:rPr>
+          <w:rFonts w:ascii="Segoe UI" w:eastAsia="Arial" w:hAnsi="Segoe UI" w:cs="Segoe UI"/>
+          <w:b/>
+          <w:color w:val="9C5700"/>
+          <w:sz w:val="20"/>
+        </w:rPr>
+        <w:t>ـ reviews.</w:t>
       </w:r>
     </w:p>
     <w:p>
@@ -27501,7 +31681,247 @@
           <w:color w:val="9C5700"/>
           <w:sz w:val="20"/>
         </w:rPr>
-        <w:t>Draft: only final submission links or evidence attachments remain before release. مطلوب: لو فيه Task ناقصة فعلًا اكتبوا رقمها وخطة إغلاقها؛ لو مفيش اكتبوا None.</w:t>
+        <w:t xml:space="preserve">Draft: only final submission links or evidence attachments remain before release. </w:t>
+      </w:r>
+      <w:proofErr w:type="spellStart"/>
+      <w:r>
+        <w:rPr>
+          <w:rFonts w:ascii="Segoe UI" w:eastAsia="Arial" w:hAnsi="Segoe UI" w:cs="Segoe UI"/>
+          <w:b/>
+          <w:color w:val="9C5700"/>
+          <w:sz w:val="20"/>
+        </w:rPr>
+        <w:t>مطلوب</w:t>
+      </w:r>
+      <w:proofErr w:type="spellEnd"/>
+      <w:r>
+        <w:rPr>
+          <w:rFonts w:ascii="Segoe UI" w:eastAsia="Arial" w:hAnsi="Segoe UI" w:cs="Segoe UI"/>
+          <w:b/>
+          <w:color w:val="9C5700"/>
+          <w:sz w:val="20"/>
+        </w:rPr>
+        <w:t xml:space="preserve">: </w:t>
+      </w:r>
+      <w:proofErr w:type="spellStart"/>
+      <w:r>
+        <w:rPr>
+          <w:rFonts w:ascii="Segoe UI" w:eastAsia="Arial" w:hAnsi="Segoe UI" w:cs="Segoe UI"/>
+          <w:b/>
+          <w:color w:val="9C5700"/>
+          <w:sz w:val="20"/>
+        </w:rPr>
+        <w:t>لو</w:t>
+      </w:r>
+      <w:proofErr w:type="spellEnd"/>
+      <w:r>
+        <w:rPr>
+          <w:rFonts w:ascii="Segoe UI" w:eastAsia="Arial" w:hAnsi="Segoe UI" w:cs="Segoe UI"/>
+          <w:b/>
+          <w:color w:val="9C5700"/>
+          <w:sz w:val="20"/>
+        </w:rPr>
+        <w:t xml:space="preserve"> </w:t>
+      </w:r>
+      <w:proofErr w:type="spellStart"/>
+      <w:r>
+        <w:rPr>
+          <w:rFonts w:ascii="Segoe UI" w:eastAsia="Arial" w:hAnsi="Segoe UI" w:cs="Segoe UI"/>
+          <w:b/>
+          <w:color w:val="9C5700"/>
+          <w:sz w:val="20"/>
+        </w:rPr>
+        <w:t>فيه</w:t>
+      </w:r>
+      <w:proofErr w:type="spellEnd"/>
+      <w:r>
+        <w:rPr>
+          <w:rFonts w:ascii="Segoe UI" w:eastAsia="Arial" w:hAnsi="Segoe UI" w:cs="Segoe UI"/>
+          <w:b/>
+          <w:color w:val="9C5700"/>
+          <w:sz w:val="20"/>
+        </w:rPr>
+        <w:t xml:space="preserve"> Task </w:t>
+      </w:r>
+      <w:proofErr w:type="spellStart"/>
+      <w:r>
+        <w:rPr>
+          <w:rFonts w:ascii="Segoe UI" w:eastAsia="Arial" w:hAnsi="Segoe UI" w:cs="Segoe UI"/>
+          <w:b/>
+          <w:color w:val="9C5700"/>
+          <w:sz w:val="20"/>
+        </w:rPr>
+        <w:t>ناقصة</w:t>
+      </w:r>
+      <w:proofErr w:type="spellEnd"/>
+      <w:r>
+        <w:rPr>
+          <w:rFonts w:ascii="Segoe UI" w:eastAsia="Arial" w:hAnsi="Segoe UI" w:cs="Segoe UI"/>
+          <w:b/>
+          <w:color w:val="9C5700"/>
+          <w:sz w:val="20"/>
+        </w:rPr>
+        <w:t xml:space="preserve"> </w:t>
+      </w:r>
+      <w:proofErr w:type="spellStart"/>
+      <w:r>
+        <w:rPr>
+          <w:rFonts w:ascii="Segoe UI" w:eastAsia="Arial" w:hAnsi="Segoe UI" w:cs="Segoe UI"/>
+          <w:b/>
+          <w:color w:val="9C5700"/>
+          <w:sz w:val="20"/>
+        </w:rPr>
+        <w:t>فعلًا</w:t>
+      </w:r>
+      <w:proofErr w:type="spellEnd"/>
+      <w:r>
+        <w:rPr>
+          <w:rFonts w:ascii="Segoe UI" w:eastAsia="Arial" w:hAnsi="Segoe UI" w:cs="Segoe UI"/>
+          <w:b/>
+          <w:color w:val="9C5700"/>
+          <w:sz w:val="20"/>
+        </w:rPr>
+        <w:t xml:space="preserve"> </w:t>
+      </w:r>
+      <w:proofErr w:type="spellStart"/>
+      <w:r>
+        <w:rPr>
+          <w:rFonts w:ascii="Segoe UI" w:eastAsia="Arial" w:hAnsi="Segoe UI" w:cs="Segoe UI"/>
+          <w:b/>
+          <w:color w:val="9C5700"/>
+          <w:sz w:val="20"/>
+        </w:rPr>
+        <w:t>اكتبوا</w:t>
+      </w:r>
+      <w:proofErr w:type="spellEnd"/>
+      <w:r>
+        <w:rPr>
+          <w:rFonts w:ascii="Segoe UI" w:eastAsia="Arial" w:hAnsi="Segoe UI" w:cs="Segoe UI"/>
+          <w:b/>
+          <w:color w:val="9C5700"/>
+          <w:sz w:val="20"/>
+        </w:rPr>
+        <w:t xml:space="preserve"> </w:t>
+      </w:r>
+      <w:proofErr w:type="spellStart"/>
+      <w:r>
+        <w:rPr>
+          <w:rFonts w:ascii="Segoe UI" w:eastAsia="Arial" w:hAnsi="Segoe UI" w:cs="Segoe UI"/>
+          <w:b/>
+          <w:color w:val="9C5700"/>
+          <w:sz w:val="20"/>
+        </w:rPr>
+        <w:t>رقمها</w:t>
+      </w:r>
+      <w:proofErr w:type="spellEnd"/>
+      <w:r>
+        <w:rPr>
+          <w:rFonts w:ascii="Segoe UI" w:eastAsia="Arial" w:hAnsi="Segoe UI" w:cs="Segoe UI"/>
+          <w:b/>
+          <w:color w:val="9C5700"/>
+          <w:sz w:val="20"/>
+        </w:rPr>
+        <w:t xml:space="preserve"> </w:t>
+      </w:r>
+      <w:proofErr w:type="spellStart"/>
+      <w:r>
+        <w:rPr>
+          <w:rFonts w:ascii="Segoe UI" w:eastAsia="Arial" w:hAnsi="Segoe UI" w:cs="Segoe UI"/>
+          <w:b/>
+          <w:color w:val="9C5700"/>
+          <w:sz w:val="20"/>
+        </w:rPr>
+        <w:t>وخطة</w:t>
+      </w:r>
+      <w:proofErr w:type="spellEnd"/>
+      <w:r>
+        <w:rPr>
+          <w:rFonts w:ascii="Segoe UI" w:eastAsia="Arial" w:hAnsi="Segoe UI" w:cs="Segoe UI"/>
+          <w:b/>
+          <w:color w:val="9C5700"/>
+          <w:sz w:val="20"/>
+        </w:rPr>
+        <w:t xml:space="preserve"> </w:t>
+      </w:r>
+      <w:proofErr w:type="spellStart"/>
+      <w:r>
+        <w:rPr>
+          <w:rFonts w:ascii="Segoe UI" w:eastAsia="Arial" w:hAnsi="Segoe UI" w:cs="Segoe UI"/>
+          <w:b/>
+          <w:color w:val="9C5700"/>
+          <w:sz w:val="20"/>
+        </w:rPr>
+        <w:t>إغلاقها</w:t>
+      </w:r>
+      <w:proofErr w:type="spellEnd"/>
+      <w:r>
+        <w:rPr>
+          <w:rFonts w:ascii="Segoe UI" w:eastAsia="Arial" w:hAnsi="Segoe UI" w:cs="Segoe UI"/>
+          <w:b/>
+          <w:color w:val="9C5700"/>
+          <w:sz w:val="20"/>
+        </w:rPr>
+        <w:t xml:space="preserve">؛ </w:t>
+      </w:r>
+      <w:proofErr w:type="spellStart"/>
+      <w:r>
+        <w:rPr>
+          <w:rFonts w:ascii="Segoe UI" w:eastAsia="Arial" w:hAnsi="Segoe UI" w:cs="Segoe UI"/>
+          <w:b/>
+          <w:color w:val="9C5700"/>
+          <w:sz w:val="20"/>
+        </w:rPr>
+        <w:t>لو</w:t>
+      </w:r>
+      <w:proofErr w:type="spellEnd"/>
+      <w:r>
+        <w:rPr>
+          <w:rFonts w:ascii="Segoe UI" w:eastAsia="Arial" w:hAnsi="Segoe UI" w:cs="Segoe UI"/>
+          <w:b/>
+          <w:color w:val="9C5700"/>
+          <w:sz w:val="20"/>
+        </w:rPr>
+        <w:t xml:space="preserve"> </w:t>
+      </w:r>
+      <w:proofErr w:type="spellStart"/>
+      <w:r>
+        <w:rPr>
+          <w:rFonts w:ascii="Segoe UI" w:eastAsia="Arial" w:hAnsi="Segoe UI" w:cs="Segoe UI"/>
+          <w:b/>
+          <w:color w:val="9C5700"/>
+          <w:sz w:val="20"/>
+        </w:rPr>
+        <w:t>مفيش</w:t>
+      </w:r>
+      <w:proofErr w:type="spellEnd"/>
+      <w:r>
+        <w:rPr>
+          <w:rFonts w:ascii="Segoe UI" w:eastAsia="Arial" w:hAnsi="Segoe UI" w:cs="Segoe UI"/>
+          <w:b/>
+          <w:color w:val="9C5700"/>
+          <w:sz w:val="20"/>
+        </w:rPr>
+        <w:t xml:space="preserve"> </w:t>
+      </w:r>
+      <w:proofErr w:type="spellStart"/>
+      <w:r>
+        <w:rPr>
+          <w:rFonts w:ascii="Segoe UI" w:eastAsia="Arial" w:hAnsi="Segoe UI" w:cs="Segoe UI"/>
+          <w:b/>
+          <w:color w:val="9C5700"/>
+          <w:sz w:val="20"/>
+        </w:rPr>
+        <w:t>اكتبوا</w:t>
+      </w:r>
+      <w:proofErr w:type="spellEnd"/>
+      <w:r>
+        <w:rPr>
+          <w:rFonts w:ascii="Segoe UI" w:eastAsia="Arial" w:hAnsi="Segoe UI" w:cs="Segoe UI"/>
+          <w:b/>
+          <w:color w:val="9C5700"/>
+          <w:sz w:val="20"/>
+        </w:rPr>
+        <w:t xml:space="preserve"> None.</w:t>
       </w:r>
     </w:p>
     <w:p>
@@ -27536,7 +31956,167 @@
           <w:color w:val="9C5700"/>
           <w:sz w:val="20"/>
         </w:rPr>
-        <w:t>Draft feedback: verify readable diagrams, consistent terminology, complete traceability, and matching Word/.vpp files. مطلوب: أضيفوا feedback الحقيقي من الفريق أو الدكتور.</w:t>
+        <w:t>Draft feedback: verify readable diagrams, consistent terminology, complete traceability, and matching Word/.</w:t>
+      </w:r>
+      <w:proofErr w:type="spellStart"/>
+      <w:r>
+        <w:rPr>
+          <w:rFonts w:ascii="Segoe UI" w:eastAsia="Arial" w:hAnsi="Segoe UI" w:cs="Segoe UI"/>
+          <w:b/>
+          <w:color w:val="9C5700"/>
+          <w:sz w:val="20"/>
+        </w:rPr>
+        <w:t>vpp</w:t>
+      </w:r>
+      <w:proofErr w:type="spellEnd"/>
+      <w:r>
+        <w:rPr>
+          <w:rFonts w:ascii="Segoe UI" w:eastAsia="Arial" w:hAnsi="Segoe UI" w:cs="Segoe UI"/>
+          <w:b/>
+          <w:color w:val="9C5700"/>
+          <w:sz w:val="20"/>
+        </w:rPr>
+        <w:t xml:space="preserve"> files. </w:t>
+      </w:r>
+      <w:proofErr w:type="spellStart"/>
+      <w:r>
+        <w:rPr>
+          <w:rFonts w:ascii="Segoe UI" w:eastAsia="Arial" w:hAnsi="Segoe UI" w:cs="Segoe UI"/>
+          <w:b/>
+          <w:color w:val="9C5700"/>
+          <w:sz w:val="20"/>
+        </w:rPr>
+        <w:t>مطلوب</w:t>
+      </w:r>
+      <w:proofErr w:type="spellEnd"/>
+      <w:r>
+        <w:rPr>
+          <w:rFonts w:ascii="Segoe UI" w:eastAsia="Arial" w:hAnsi="Segoe UI" w:cs="Segoe UI"/>
+          <w:b/>
+          <w:color w:val="9C5700"/>
+          <w:sz w:val="20"/>
+        </w:rPr>
+        <w:t xml:space="preserve">: </w:t>
+      </w:r>
+      <w:proofErr w:type="spellStart"/>
+      <w:r>
+        <w:rPr>
+          <w:rFonts w:ascii="Segoe UI" w:eastAsia="Arial" w:hAnsi="Segoe UI" w:cs="Segoe UI"/>
+          <w:b/>
+          <w:color w:val="9C5700"/>
+          <w:sz w:val="20"/>
+        </w:rPr>
+        <w:t>أضيفوا</w:t>
+      </w:r>
+      <w:proofErr w:type="spellEnd"/>
+      <w:r>
+        <w:rPr>
+          <w:rFonts w:ascii="Segoe UI" w:eastAsia="Arial" w:hAnsi="Segoe UI" w:cs="Segoe UI"/>
+          <w:b/>
+          <w:color w:val="9C5700"/>
+          <w:sz w:val="20"/>
+        </w:rPr>
+        <w:t xml:space="preserve"> feedback </w:t>
+      </w:r>
+      <w:proofErr w:type="spellStart"/>
+      <w:r>
+        <w:rPr>
+          <w:rFonts w:ascii="Segoe UI" w:eastAsia="Arial" w:hAnsi="Segoe UI" w:cs="Segoe UI"/>
+          <w:b/>
+          <w:color w:val="9C5700"/>
+          <w:sz w:val="20"/>
+        </w:rPr>
+        <w:t>الحقيقي</w:t>
+      </w:r>
+      <w:proofErr w:type="spellEnd"/>
+      <w:r>
+        <w:rPr>
+          <w:rFonts w:ascii="Segoe UI" w:eastAsia="Arial" w:hAnsi="Segoe UI" w:cs="Segoe UI"/>
+          <w:b/>
+          <w:color w:val="9C5700"/>
+          <w:sz w:val="20"/>
+        </w:rPr>
+        <w:t xml:space="preserve"> </w:t>
+      </w:r>
+      <w:proofErr w:type="spellStart"/>
+      <w:r>
+        <w:rPr>
+          <w:rFonts w:ascii="Segoe UI" w:eastAsia="Arial" w:hAnsi="Segoe UI" w:cs="Segoe UI"/>
+          <w:b/>
+          <w:color w:val="9C5700"/>
+          <w:sz w:val="20"/>
+        </w:rPr>
+        <w:t>من</w:t>
+      </w:r>
+      <w:proofErr w:type="spellEnd"/>
+      <w:r>
+        <w:rPr>
+          <w:rFonts w:ascii="Segoe UI" w:eastAsia="Arial" w:hAnsi="Segoe UI" w:cs="Segoe UI"/>
+          <w:b/>
+          <w:color w:val="9C5700"/>
+          <w:sz w:val="20"/>
+        </w:rPr>
+        <w:t xml:space="preserve"> </w:t>
+      </w:r>
+      <w:proofErr w:type="spellStart"/>
+      <w:r>
+        <w:rPr>
+          <w:rFonts w:ascii="Segoe UI" w:eastAsia="Arial" w:hAnsi="Segoe UI" w:cs="Segoe UI"/>
+          <w:b/>
+          <w:color w:val="9C5700"/>
+          <w:sz w:val="20"/>
+        </w:rPr>
+        <w:t>الفريق</w:t>
+      </w:r>
+      <w:proofErr w:type="spellEnd"/>
+      <w:r>
+        <w:rPr>
+          <w:rFonts w:ascii="Segoe UI" w:eastAsia="Arial" w:hAnsi="Segoe UI" w:cs="Segoe UI"/>
+          <w:b/>
+          <w:color w:val="9C5700"/>
+          <w:sz w:val="20"/>
+        </w:rPr>
+        <w:t xml:space="preserve"> </w:t>
+      </w:r>
+      <w:proofErr w:type="spellStart"/>
+      <w:r>
+        <w:rPr>
+          <w:rFonts w:ascii="Segoe UI" w:eastAsia="Arial" w:hAnsi="Segoe UI" w:cs="Segoe UI"/>
+          <w:b/>
+          <w:color w:val="9C5700"/>
+          <w:sz w:val="20"/>
+        </w:rPr>
+        <w:t>أو</w:t>
+      </w:r>
+      <w:proofErr w:type="spellEnd"/>
+      <w:r>
+        <w:rPr>
+          <w:rFonts w:ascii="Segoe UI" w:eastAsia="Arial" w:hAnsi="Segoe UI" w:cs="Segoe UI"/>
+          <w:b/>
+          <w:color w:val="9C5700"/>
+          <w:sz w:val="20"/>
+        </w:rPr>
+        <w:t xml:space="preserve"> </w:t>
+      </w:r>
+      <w:proofErr w:type="spellStart"/>
+      <w:r>
+        <w:rPr>
+          <w:rFonts w:ascii="Segoe UI" w:eastAsia="Arial" w:hAnsi="Segoe UI" w:cs="Segoe UI"/>
+          <w:b/>
+          <w:color w:val="9C5700"/>
+          <w:sz w:val="20"/>
+        </w:rPr>
+        <w:t>الدكتور</w:t>
+      </w:r>
+      <w:proofErr w:type="spellEnd"/>
+      <w:r>
+        <w:rPr>
+          <w:rFonts w:ascii="Segoe UI" w:eastAsia="Arial" w:hAnsi="Segoe UI" w:cs="Segoe UI"/>
+          <w:b/>
+          <w:color w:val="9C5700"/>
+          <w:sz w:val="20"/>
+        </w:rPr>
+        <w:t>.</w:t>
       </w:r>
     </w:p>
     <w:p>
@@ -27571,7 +32151,127 @@
           <w:color w:val="9C5700"/>
           <w:sz w:val="20"/>
         </w:rPr>
-        <w:t>Draft difficulty: final synchronization between GitHub evidence, the Word report and the Visual Paradigm file. The release checklist was used to reduce missing links or mismatched files. مطلوب: عدّلوا حسب اللي حصل فعلًا.</w:t>
+        <w:t xml:space="preserve">Draft difficulty: final synchronization between GitHub evidence, the Word report and the Visual Paradigm file. The release checklist was used to reduce missing links or mismatched files. </w:t>
+      </w:r>
+      <w:proofErr w:type="spellStart"/>
+      <w:r>
+        <w:rPr>
+          <w:rFonts w:ascii="Segoe UI" w:eastAsia="Arial" w:hAnsi="Segoe UI" w:cs="Segoe UI"/>
+          <w:b/>
+          <w:color w:val="9C5700"/>
+          <w:sz w:val="20"/>
+        </w:rPr>
+        <w:t>مطلوب</w:t>
+      </w:r>
+      <w:proofErr w:type="spellEnd"/>
+      <w:r>
+        <w:rPr>
+          <w:rFonts w:ascii="Segoe UI" w:eastAsia="Arial" w:hAnsi="Segoe UI" w:cs="Segoe UI"/>
+          <w:b/>
+          <w:color w:val="9C5700"/>
+          <w:sz w:val="20"/>
+        </w:rPr>
+        <w:t xml:space="preserve">: </w:t>
+      </w:r>
+      <w:proofErr w:type="spellStart"/>
+      <w:r>
+        <w:rPr>
+          <w:rFonts w:ascii="Segoe UI" w:eastAsia="Arial" w:hAnsi="Segoe UI" w:cs="Segoe UI"/>
+          <w:b/>
+          <w:color w:val="9C5700"/>
+          <w:sz w:val="20"/>
+        </w:rPr>
+        <w:t>عدّلوا</w:t>
+      </w:r>
+      <w:proofErr w:type="spellEnd"/>
+      <w:r>
+        <w:rPr>
+          <w:rFonts w:ascii="Segoe UI" w:eastAsia="Arial" w:hAnsi="Segoe UI" w:cs="Segoe UI"/>
+          <w:b/>
+          <w:color w:val="9C5700"/>
+          <w:sz w:val="20"/>
+        </w:rPr>
+        <w:t xml:space="preserve"> </w:t>
+      </w:r>
+      <w:proofErr w:type="spellStart"/>
+      <w:r>
+        <w:rPr>
+          <w:rFonts w:ascii="Segoe UI" w:eastAsia="Arial" w:hAnsi="Segoe UI" w:cs="Segoe UI"/>
+          <w:b/>
+          <w:color w:val="9C5700"/>
+          <w:sz w:val="20"/>
+        </w:rPr>
+        <w:t>حسب</w:t>
+      </w:r>
+      <w:proofErr w:type="spellEnd"/>
+      <w:r>
+        <w:rPr>
+          <w:rFonts w:ascii="Segoe UI" w:eastAsia="Arial" w:hAnsi="Segoe UI" w:cs="Segoe UI"/>
+          <w:b/>
+          <w:color w:val="9C5700"/>
+          <w:sz w:val="20"/>
+        </w:rPr>
+        <w:t xml:space="preserve"> </w:t>
+      </w:r>
+      <w:proofErr w:type="spellStart"/>
+      <w:r>
+        <w:rPr>
+          <w:rFonts w:ascii="Segoe UI" w:eastAsia="Arial" w:hAnsi="Segoe UI" w:cs="Segoe UI"/>
+          <w:b/>
+          <w:color w:val="9C5700"/>
+          <w:sz w:val="20"/>
+        </w:rPr>
+        <w:t>اللي</w:t>
+      </w:r>
+      <w:proofErr w:type="spellEnd"/>
+      <w:r>
+        <w:rPr>
+          <w:rFonts w:ascii="Segoe UI" w:eastAsia="Arial" w:hAnsi="Segoe UI" w:cs="Segoe UI"/>
+          <w:b/>
+          <w:color w:val="9C5700"/>
+          <w:sz w:val="20"/>
+        </w:rPr>
+        <w:t xml:space="preserve"> </w:t>
+      </w:r>
+      <w:proofErr w:type="spellStart"/>
+      <w:r>
+        <w:rPr>
+          <w:rFonts w:ascii="Segoe UI" w:eastAsia="Arial" w:hAnsi="Segoe UI" w:cs="Segoe UI"/>
+          <w:b/>
+          <w:color w:val="9C5700"/>
+          <w:sz w:val="20"/>
+        </w:rPr>
+        <w:t>حصل</w:t>
+      </w:r>
+      <w:proofErr w:type="spellEnd"/>
+      <w:r>
+        <w:rPr>
+          <w:rFonts w:ascii="Segoe UI" w:eastAsia="Arial" w:hAnsi="Segoe UI" w:cs="Segoe UI"/>
+          <w:b/>
+          <w:color w:val="9C5700"/>
+          <w:sz w:val="20"/>
+        </w:rPr>
+        <w:t xml:space="preserve"> </w:t>
+      </w:r>
+      <w:proofErr w:type="spellStart"/>
+      <w:r>
+        <w:rPr>
+          <w:rFonts w:ascii="Segoe UI" w:eastAsia="Arial" w:hAnsi="Segoe UI" w:cs="Segoe UI"/>
+          <w:b/>
+          <w:color w:val="9C5700"/>
+          <w:sz w:val="20"/>
+        </w:rPr>
+        <w:t>فعلًا</w:t>
+      </w:r>
+      <w:proofErr w:type="spellEnd"/>
+      <w:r>
+        <w:rPr>
+          <w:rFonts w:ascii="Segoe UI" w:eastAsia="Arial" w:hAnsi="Segoe UI" w:cs="Segoe UI"/>
+          <w:b/>
+          <w:color w:val="9C5700"/>
+          <w:sz w:val="20"/>
+        </w:rPr>
+        <w:t>.</w:t>
       </w:r>
     </w:p>
     <w:p>
@@ -27606,7 +32306,127 @@
           <w:color w:val="9C5700"/>
           <w:sz w:val="20"/>
         </w:rPr>
-        <w:t>Draft improvement action: keep the shared consistency/release checklist as the standard pre-merge check for future milestones. Owner: Scrum Master (Dhuha). مطلوب: أكدوا أو استبدلوا بالإجراء الحقيقي.</w:t>
+        <w:t xml:space="preserve">Draft improvement action: keep the shared consistency/release checklist as the standard pre-merge check for future milestones. Owner: Scrum Master (Dhuha). </w:t>
+      </w:r>
+      <w:proofErr w:type="spellStart"/>
+      <w:r>
+        <w:rPr>
+          <w:rFonts w:ascii="Segoe UI" w:eastAsia="Arial" w:hAnsi="Segoe UI" w:cs="Segoe UI"/>
+          <w:b/>
+          <w:color w:val="9C5700"/>
+          <w:sz w:val="20"/>
+        </w:rPr>
+        <w:t>مطلوب</w:t>
+      </w:r>
+      <w:proofErr w:type="spellEnd"/>
+      <w:r>
+        <w:rPr>
+          <w:rFonts w:ascii="Segoe UI" w:eastAsia="Arial" w:hAnsi="Segoe UI" w:cs="Segoe UI"/>
+          <w:b/>
+          <w:color w:val="9C5700"/>
+          <w:sz w:val="20"/>
+        </w:rPr>
+        <w:t xml:space="preserve">: </w:t>
+      </w:r>
+      <w:proofErr w:type="spellStart"/>
+      <w:r>
+        <w:rPr>
+          <w:rFonts w:ascii="Segoe UI" w:eastAsia="Arial" w:hAnsi="Segoe UI" w:cs="Segoe UI"/>
+          <w:b/>
+          <w:color w:val="9C5700"/>
+          <w:sz w:val="20"/>
+        </w:rPr>
+        <w:t>أكدوا</w:t>
+      </w:r>
+      <w:proofErr w:type="spellEnd"/>
+      <w:r>
+        <w:rPr>
+          <w:rFonts w:ascii="Segoe UI" w:eastAsia="Arial" w:hAnsi="Segoe UI" w:cs="Segoe UI"/>
+          <w:b/>
+          <w:color w:val="9C5700"/>
+          <w:sz w:val="20"/>
+        </w:rPr>
+        <w:t xml:space="preserve"> </w:t>
+      </w:r>
+      <w:proofErr w:type="spellStart"/>
+      <w:r>
+        <w:rPr>
+          <w:rFonts w:ascii="Segoe UI" w:eastAsia="Arial" w:hAnsi="Segoe UI" w:cs="Segoe UI"/>
+          <w:b/>
+          <w:color w:val="9C5700"/>
+          <w:sz w:val="20"/>
+        </w:rPr>
+        <w:t>أو</w:t>
+      </w:r>
+      <w:proofErr w:type="spellEnd"/>
+      <w:r>
+        <w:rPr>
+          <w:rFonts w:ascii="Segoe UI" w:eastAsia="Arial" w:hAnsi="Segoe UI" w:cs="Segoe UI"/>
+          <w:b/>
+          <w:color w:val="9C5700"/>
+          <w:sz w:val="20"/>
+        </w:rPr>
+        <w:t xml:space="preserve"> </w:t>
+      </w:r>
+      <w:proofErr w:type="spellStart"/>
+      <w:r>
+        <w:rPr>
+          <w:rFonts w:ascii="Segoe UI" w:eastAsia="Arial" w:hAnsi="Segoe UI" w:cs="Segoe UI"/>
+          <w:b/>
+          <w:color w:val="9C5700"/>
+          <w:sz w:val="20"/>
+        </w:rPr>
+        <w:t>استبدلوا</w:t>
+      </w:r>
+      <w:proofErr w:type="spellEnd"/>
+      <w:r>
+        <w:rPr>
+          <w:rFonts w:ascii="Segoe UI" w:eastAsia="Arial" w:hAnsi="Segoe UI" w:cs="Segoe UI"/>
+          <w:b/>
+          <w:color w:val="9C5700"/>
+          <w:sz w:val="20"/>
+        </w:rPr>
+        <w:t xml:space="preserve"> </w:t>
+      </w:r>
+      <w:proofErr w:type="spellStart"/>
+      <w:r>
+        <w:rPr>
+          <w:rFonts w:ascii="Segoe UI" w:eastAsia="Arial" w:hAnsi="Segoe UI" w:cs="Segoe UI"/>
+          <w:b/>
+          <w:color w:val="9C5700"/>
+          <w:sz w:val="20"/>
+        </w:rPr>
+        <w:t>بالإجراء</w:t>
+      </w:r>
+      <w:proofErr w:type="spellEnd"/>
+      <w:r>
+        <w:rPr>
+          <w:rFonts w:ascii="Segoe UI" w:eastAsia="Arial" w:hAnsi="Segoe UI" w:cs="Segoe UI"/>
+          <w:b/>
+          <w:color w:val="9C5700"/>
+          <w:sz w:val="20"/>
+        </w:rPr>
+        <w:t xml:space="preserve"> </w:t>
+      </w:r>
+      <w:proofErr w:type="spellStart"/>
+      <w:r>
+        <w:rPr>
+          <w:rFonts w:ascii="Segoe UI" w:eastAsia="Arial" w:hAnsi="Segoe UI" w:cs="Segoe UI"/>
+          <w:b/>
+          <w:color w:val="9C5700"/>
+          <w:sz w:val="20"/>
+        </w:rPr>
+        <w:t>الحقيقي</w:t>
+      </w:r>
+      <w:proofErr w:type="spellEnd"/>
+      <w:r>
+        <w:rPr>
+          <w:rFonts w:ascii="Segoe UI" w:eastAsia="Arial" w:hAnsi="Segoe UI" w:cs="Segoe UI"/>
+          <w:b/>
+          <w:color w:val="9C5700"/>
+          <w:sz w:val="20"/>
+        </w:rPr>
+        <w:t>.</w:t>
       </w:r>
     </w:p>
     <w:p>
@@ -27641,7 +32461,107 @@
           <w:color w:val="9C5700"/>
           <w:sz w:val="20"/>
         </w:rPr>
-        <w:t>Draft: the Sprint 1 shared consistency checklist was applied in B12 and B13 before the final release checks. Evidence should be the reviewed PRs, checklist/issue comments and the matching final diagrams. مطلوب: اربطوا الكلام بالدليل الحقيقي.</w:t>
+        <w:t xml:space="preserve">Draft: the Sprint 1 shared consistency checklist was applied in B12 and B13 before the final release checks. Evidence should be the reviewed PRs, checklist/issue comments and the matching final diagrams. </w:t>
+      </w:r>
+      <w:proofErr w:type="spellStart"/>
+      <w:r>
+        <w:rPr>
+          <w:rFonts w:ascii="Segoe UI" w:eastAsia="Arial" w:hAnsi="Segoe UI" w:cs="Segoe UI"/>
+          <w:b/>
+          <w:color w:val="9C5700"/>
+          <w:sz w:val="20"/>
+        </w:rPr>
+        <w:t>مطلوب</w:t>
+      </w:r>
+      <w:proofErr w:type="spellEnd"/>
+      <w:r>
+        <w:rPr>
+          <w:rFonts w:ascii="Segoe UI" w:eastAsia="Arial" w:hAnsi="Segoe UI" w:cs="Segoe UI"/>
+          <w:b/>
+          <w:color w:val="9C5700"/>
+          <w:sz w:val="20"/>
+        </w:rPr>
+        <w:t xml:space="preserve">: </w:t>
+      </w:r>
+      <w:proofErr w:type="spellStart"/>
+      <w:r>
+        <w:rPr>
+          <w:rFonts w:ascii="Segoe UI" w:eastAsia="Arial" w:hAnsi="Segoe UI" w:cs="Segoe UI"/>
+          <w:b/>
+          <w:color w:val="9C5700"/>
+          <w:sz w:val="20"/>
+        </w:rPr>
+        <w:t>اربطوا</w:t>
+      </w:r>
+      <w:proofErr w:type="spellEnd"/>
+      <w:r>
+        <w:rPr>
+          <w:rFonts w:ascii="Segoe UI" w:eastAsia="Arial" w:hAnsi="Segoe UI" w:cs="Segoe UI"/>
+          <w:b/>
+          <w:color w:val="9C5700"/>
+          <w:sz w:val="20"/>
+        </w:rPr>
+        <w:t xml:space="preserve"> </w:t>
+      </w:r>
+      <w:proofErr w:type="spellStart"/>
+      <w:r>
+        <w:rPr>
+          <w:rFonts w:ascii="Segoe UI" w:eastAsia="Arial" w:hAnsi="Segoe UI" w:cs="Segoe UI"/>
+          <w:b/>
+          <w:color w:val="9C5700"/>
+          <w:sz w:val="20"/>
+        </w:rPr>
+        <w:t>الكلام</w:t>
+      </w:r>
+      <w:proofErr w:type="spellEnd"/>
+      <w:r>
+        <w:rPr>
+          <w:rFonts w:ascii="Segoe UI" w:eastAsia="Arial" w:hAnsi="Segoe UI" w:cs="Segoe UI"/>
+          <w:b/>
+          <w:color w:val="9C5700"/>
+          <w:sz w:val="20"/>
+        </w:rPr>
+        <w:t xml:space="preserve"> </w:t>
+      </w:r>
+      <w:proofErr w:type="spellStart"/>
+      <w:r>
+        <w:rPr>
+          <w:rFonts w:ascii="Segoe UI" w:eastAsia="Arial" w:hAnsi="Segoe UI" w:cs="Segoe UI"/>
+          <w:b/>
+          <w:color w:val="9C5700"/>
+          <w:sz w:val="20"/>
+        </w:rPr>
+        <w:t>بالدليل</w:t>
+      </w:r>
+      <w:proofErr w:type="spellEnd"/>
+      <w:r>
+        <w:rPr>
+          <w:rFonts w:ascii="Segoe UI" w:eastAsia="Arial" w:hAnsi="Segoe UI" w:cs="Segoe UI"/>
+          <w:b/>
+          <w:color w:val="9C5700"/>
+          <w:sz w:val="20"/>
+        </w:rPr>
+        <w:t xml:space="preserve"> </w:t>
+      </w:r>
+      <w:proofErr w:type="spellStart"/>
+      <w:r>
+        <w:rPr>
+          <w:rFonts w:ascii="Segoe UI" w:eastAsia="Arial" w:hAnsi="Segoe UI" w:cs="Segoe UI"/>
+          <w:b/>
+          <w:color w:val="9C5700"/>
+          <w:sz w:val="20"/>
+        </w:rPr>
+        <w:t>الحقيقي</w:t>
+      </w:r>
+      <w:proofErr w:type="spellEnd"/>
+      <w:r>
+        <w:rPr>
+          <w:rFonts w:ascii="Segoe UI" w:eastAsia="Arial" w:hAnsi="Segoe UI" w:cs="Segoe UI"/>
+          <w:b/>
+          <w:color w:val="9C5700"/>
+          <w:sz w:val="20"/>
+        </w:rPr>
+        <w:t>.</w:t>
       </w:r>
     </w:p>
     <w:p>
@@ -27739,7 +32659,15 @@
         </w:rPr>
       </w:pPr>
       <w:r>
-        <w:t>☐ Native Visual Paradigm .vpp exists and opens; confirm its final filename and verify exported figures against the report before upload.</w:t>
+        <w:t>☐ Native Visual Paradigm .</w:t>
+      </w:r>
+      <w:proofErr w:type="spellStart"/>
+      <w:r>
+        <w:t>vpp</w:t>
+      </w:r>
+      <w:proofErr w:type="spellEnd"/>
+      <w:r>
+        <w:t xml:space="preserve"> exists and opens; confirm its final filename and verify exported figures against the report before upload.</w:t>
       </w:r>
     </w:p>
     <w:p>
@@ -27758,7 +32686,21 @@
         <w:rPr>
           <w:rFonts w:ascii="Segoe UI" w:hAnsi="Segoe UI" w:cs="Segoe UI"/>
         </w:rPr>
-        <w:t xml:space="preserve"> Replace reference images in Word with matching, readable exports from the verified .vpp.</w:t>
+        <w:t xml:space="preserve"> Replace reference images in Word with matching, readable exports from the verified .</w:t>
+      </w:r>
+      <w:proofErr w:type="spellStart"/>
+      <w:r>
+        <w:rPr>
+          <w:rFonts w:ascii="Segoe UI" w:hAnsi="Segoe UI" w:cs="Segoe UI"/>
+        </w:rPr>
+        <w:t>vpp</w:t>
+      </w:r>
+      <w:proofErr w:type="spellEnd"/>
+      <w:r>
+        <w:rPr>
+          <w:rFonts w:ascii="Segoe UI" w:hAnsi="Segoe UI" w:cs="Segoe UI"/>
+        </w:rPr>
+        <w:t>.</w:t>
       </w:r>
     </w:p>
     <w:p>
@@ -27804,7 +32746,247 @@
           <w:color w:val="9C5700"/>
           <w:sz w:val="20"/>
         </w:rPr>
-        <w:t xml:space="preserve"> كمّلوا روابط Repository / Project / Milestone / Final Commit، وامسحوا كل الملاحظات الصفراء العربية بعد ما تستبدلوها بالبيانات الحقيقية.</w:t>
+        <w:t xml:space="preserve"> </w:t>
+      </w:r>
+      <w:proofErr w:type="spellStart"/>
+      <w:r>
+        <w:rPr>
+          <w:rFonts w:ascii="Segoe UI" w:eastAsia="Arial" w:hAnsi="Segoe UI" w:cs="Segoe UI"/>
+          <w:b/>
+          <w:color w:val="9C5700"/>
+          <w:sz w:val="20"/>
+        </w:rPr>
+        <w:t>كمّلوا</w:t>
+      </w:r>
+      <w:proofErr w:type="spellEnd"/>
+      <w:r>
+        <w:rPr>
+          <w:rFonts w:ascii="Segoe UI" w:eastAsia="Arial" w:hAnsi="Segoe UI" w:cs="Segoe UI"/>
+          <w:b/>
+          <w:color w:val="9C5700"/>
+          <w:sz w:val="20"/>
+        </w:rPr>
+        <w:t xml:space="preserve"> </w:t>
+      </w:r>
+      <w:proofErr w:type="spellStart"/>
+      <w:r>
+        <w:rPr>
+          <w:rFonts w:ascii="Segoe UI" w:eastAsia="Arial" w:hAnsi="Segoe UI" w:cs="Segoe UI"/>
+          <w:b/>
+          <w:color w:val="9C5700"/>
+          <w:sz w:val="20"/>
+        </w:rPr>
+        <w:t>روابط</w:t>
+      </w:r>
+      <w:proofErr w:type="spellEnd"/>
+      <w:r>
+        <w:rPr>
+          <w:rFonts w:ascii="Segoe UI" w:eastAsia="Arial" w:hAnsi="Segoe UI" w:cs="Segoe UI"/>
+          <w:b/>
+          <w:color w:val="9C5700"/>
+          <w:sz w:val="20"/>
+        </w:rPr>
+        <w:t xml:space="preserve"> Repository / Project / Milestone / Final Commit، </w:t>
+      </w:r>
+      <w:proofErr w:type="spellStart"/>
+      <w:r>
+        <w:rPr>
+          <w:rFonts w:ascii="Segoe UI" w:eastAsia="Arial" w:hAnsi="Segoe UI" w:cs="Segoe UI"/>
+          <w:b/>
+          <w:color w:val="9C5700"/>
+          <w:sz w:val="20"/>
+        </w:rPr>
+        <w:t>وامسحوا</w:t>
+      </w:r>
+      <w:proofErr w:type="spellEnd"/>
+      <w:r>
+        <w:rPr>
+          <w:rFonts w:ascii="Segoe UI" w:eastAsia="Arial" w:hAnsi="Segoe UI" w:cs="Segoe UI"/>
+          <w:b/>
+          <w:color w:val="9C5700"/>
+          <w:sz w:val="20"/>
+        </w:rPr>
+        <w:t xml:space="preserve"> </w:t>
+      </w:r>
+      <w:proofErr w:type="spellStart"/>
+      <w:r>
+        <w:rPr>
+          <w:rFonts w:ascii="Segoe UI" w:eastAsia="Arial" w:hAnsi="Segoe UI" w:cs="Segoe UI"/>
+          <w:b/>
+          <w:color w:val="9C5700"/>
+          <w:sz w:val="20"/>
+        </w:rPr>
+        <w:t>كل</w:t>
+      </w:r>
+      <w:proofErr w:type="spellEnd"/>
+      <w:r>
+        <w:rPr>
+          <w:rFonts w:ascii="Segoe UI" w:eastAsia="Arial" w:hAnsi="Segoe UI" w:cs="Segoe UI"/>
+          <w:b/>
+          <w:color w:val="9C5700"/>
+          <w:sz w:val="20"/>
+        </w:rPr>
+        <w:t xml:space="preserve"> </w:t>
+      </w:r>
+      <w:proofErr w:type="spellStart"/>
+      <w:r>
+        <w:rPr>
+          <w:rFonts w:ascii="Segoe UI" w:eastAsia="Arial" w:hAnsi="Segoe UI" w:cs="Segoe UI"/>
+          <w:b/>
+          <w:color w:val="9C5700"/>
+          <w:sz w:val="20"/>
+        </w:rPr>
+        <w:t>الملاحظات</w:t>
+      </w:r>
+      <w:proofErr w:type="spellEnd"/>
+      <w:r>
+        <w:rPr>
+          <w:rFonts w:ascii="Segoe UI" w:eastAsia="Arial" w:hAnsi="Segoe UI" w:cs="Segoe UI"/>
+          <w:b/>
+          <w:color w:val="9C5700"/>
+          <w:sz w:val="20"/>
+        </w:rPr>
+        <w:t xml:space="preserve"> </w:t>
+      </w:r>
+      <w:proofErr w:type="spellStart"/>
+      <w:r>
+        <w:rPr>
+          <w:rFonts w:ascii="Segoe UI" w:eastAsia="Arial" w:hAnsi="Segoe UI" w:cs="Segoe UI"/>
+          <w:b/>
+          <w:color w:val="9C5700"/>
+          <w:sz w:val="20"/>
+        </w:rPr>
+        <w:t>الصفراء</w:t>
+      </w:r>
+      <w:proofErr w:type="spellEnd"/>
+      <w:r>
+        <w:rPr>
+          <w:rFonts w:ascii="Segoe UI" w:eastAsia="Arial" w:hAnsi="Segoe UI" w:cs="Segoe UI"/>
+          <w:b/>
+          <w:color w:val="9C5700"/>
+          <w:sz w:val="20"/>
+        </w:rPr>
+        <w:t xml:space="preserve"> </w:t>
+      </w:r>
+      <w:proofErr w:type="spellStart"/>
+      <w:r>
+        <w:rPr>
+          <w:rFonts w:ascii="Segoe UI" w:eastAsia="Arial" w:hAnsi="Segoe UI" w:cs="Segoe UI"/>
+          <w:b/>
+          <w:color w:val="9C5700"/>
+          <w:sz w:val="20"/>
+        </w:rPr>
+        <w:t>العربية</w:t>
+      </w:r>
+      <w:proofErr w:type="spellEnd"/>
+      <w:r>
+        <w:rPr>
+          <w:rFonts w:ascii="Segoe UI" w:eastAsia="Arial" w:hAnsi="Segoe UI" w:cs="Segoe UI"/>
+          <w:b/>
+          <w:color w:val="9C5700"/>
+          <w:sz w:val="20"/>
+        </w:rPr>
+        <w:t xml:space="preserve"> </w:t>
+      </w:r>
+      <w:proofErr w:type="spellStart"/>
+      <w:r>
+        <w:rPr>
+          <w:rFonts w:ascii="Segoe UI" w:eastAsia="Arial" w:hAnsi="Segoe UI" w:cs="Segoe UI"/>
+          <w:b/>
+          <w:color w:val="9C5700"/>
+          <w:sz w:val="20"/>
+        </w:rPr>
+        <w:t>بعد</w:t>
+      </w:r>
+      <w:proofErr w:type="spellEnd"/>
+      <w:r>
+        <w:rPr>
+          <w:rFonts w:ascii="Segoe UI" w:eastAsia="Arial" w:hAnsi="Segoe UI" w:cs="Segoe UI"/>
+          <w:b/>
+          <w:color w:val="9C5700"/>
+          <w:sz w:val="20"/>
+        </w:rPr>
+        <w:t xml:space="preserve"> </w:t>
+      </w:r>
+      <w:proofErr w:type="spellStart"/>
+      <w:r>
+        <w:rPr>
+          <w:rFonts w:ascii="Segoe UI" w:eastAsia="Arial" w:hAnsi="Segoe UI" w:cs="Segoe UI"/>
+          <w:b/>
+          <w:color w:val="9C5700"/>
+          <w:sz w:val="20"/>
+        </w:rPr>
+        <w:t>ما</w:t>
+      </w:r>
+      <w:proofErr w:type="spellEnd"/>
+      <w:r>
+        <w:rPr>
+          <w:rFonts w:ascii="Segoe UI" w:eastAsia="Arial" w:hAnsi="Segoe UI" w:cs="Segoe UI"/>
+          <w:b/>
+          <w:color w:val="9C5700"/>
+          <w:sz w:val="20"/>
+        </w:rPr>
+        <w:t xml:space="preserve"> </w:t>
+      </w:r>
+      <w:proofErr w:type="spellStart"/>
+      <w:r>
+        <w:rPr>
+          <w:rFonts w:ascii="Segoe UI" w:eastAsia="Arial" w:hAnsi="Segoe UI" w:cs="Segoe UI"/>
+          <w:b/>
+          <w:color w:val="9C5700"/>
+          <w:sz w:val="20"/>
+        </w:rPr>
+        <w:t>تستبدلوها</w:t>
+      </w:r>
+      <w:proofErr w:type="spellEnd"/>
+      <w:r>
+        <w:rPr>
+          <w:rFonts w:ascii="Segoe UI" w:eastAsia="Arial" w:hAnsi="Segoe UI" w:cs="Segoe UI"/>
+          <w:b/>
+          <w:color w:val="9C5700"/>
+          <w:sz w:val="20"/>
+        </w:rPr>
+        <w:t xml:space="preserve"> </w:t>
+      </w:r>
+      <w:proofErr w:type="spellStart"/>
+      <w:r>
+        <w:rPr>
+          <w:rFonts w:ascii="Segoe UI" w:eastAsia="Arial" w:hAnsi="Segoe UI" w:cs="Segoe UI"/>
+          <w:b/>
+          <w:color w:val="9C5700"/>
+          <w:sz w:val="20"/>
+        </w:rPr>
+        <w:t>بالبيانات</w:t>
+      </w:r>
+      <w:proofErr w:type="spellEnd"/>
+      <w:r>
+        <w:rPr>
+          <w:rFonts w:ascii="Segoe UI" w:eastAsia="Arial" w:hAnsi="Segoe UI" w:cs="Segoe UI"/>
+          <w:b/>
+          <w:color w:val="9C5700"/>
+          <w:sz w:val="20"/>
+        </w:rPr>
+        <w:t xml:space="preserve"> </w:t>
+      </w:r>
+      <w:proofErr w:type="spellStart"/>
+      <w:r>
+        <w:rPr>
+          <w:rFonts w:ascii="Segoe UI" w:eastAsia="Arial" w:hAnsi="Segoe UI" w:cs="Segoe UI"/>
+          <w:b/>
+          <w:color w:val="9C5700"/>
+          <w:sz w:val="20"/>
+        </w:rPr>
+        <w:t>الحقيقية</w:t>
+      </w:r>
+      <w:proofErr w:type="spellEnd"/>
+      <w:r>
+        <w:rPr>
+          <w:rFonts w:ascii="Segoe UI" w:eastAsia="Arial" w:hAnsi="Segoe UI" w:cs="Segoe UI"/>
+          <w:b/>
+          <w:color w:val="9C5700"/>
+          <w:sz w:val="20"/>
+        </w:rPr>
+        <w:t>.</w:t>
       </w:r>
     </w:p>
     <w:p>
@@ -27823,7 +33005,35 @@
         <w:rPr>
           <w:rFonts w:ascii="Segoe UI" w:hAnsi="Segoe UI" w:cs="Segoe UI"/>
         </w:rPr>
-        <w:t xml:space="preserve"> Save the final Word, .vpp and evidence under Milestone-1 on main. Each member uploads the same Word and .vpp to Blackboard by the deadline.</w:t>
+        <w:t xml:space="preserve"> Save the final Word, .</w:t>
+      </w:r>
+      <w:proofErr w:type="spellStart"/>
+      <w:r>
+        <w:rPr>
+          <w:rFonts w:ascii="Segoe UI" w:hAnsi="Segoe UI" w:cs="Segoe UI"/>
+        </w:rPr>
+        <w:t>vpp</w:t>
+      </w:r>
+      <w:proofErr w:type="spellEnd"/>
+      <w:r>
+        <w:rPr>
+          <w:rFonts w:ascii="Segoe UI" w:hAnsi="Segoe UI" w:cs="Segoe UI"/>
+        </w:rPr>
+        <w:t xml:space="preserve"> and evidence under Milestone-1 on main. Each member uploads the same Word and .</w:t>
+      </w:r>
+      <w:proofErr w:type="spellStart"/>
+      <w:r>
+        <w:rPr>
+          <w:rFonts w:ascii="Segoe UI" w:hAnsi="Segoe UI" w:cs="Segoe UI"/>
+        </w:rPr>
+        <w:t>vpp</w:t>
+      </w:r>
+      <w:proofErr w:type="spellEnd"/>
+      <w:r>
+        <w:rPr>
+          <w:rFonts w:ascii="Segoe UI" w:hAnsi="Segoe UI" w:cs="Segoe UI"/>
+        </w:rPr>
+        <w:t xml:space="preserve"> to Blackboard by the deadline.</w:t>
       </w:r>
     </w:p>
     <w:p>
@@ -27835,39 +33045,116 @@
       </w:r>
     </w:p>
     <w:p>
-      <w:pPr/>
-      <w:r>
-        <w:t>Source of truth: native Visual Paradigm project supplied by the team and screenshots of Level 1/Level 2. The team elected not to modify diagrams further on 15 October.</w:t>
+      <w:r>
+        <w:t>Source of truth: the team’s native Visual Paradigm project. The diagram screenshots in this report were provided from Visual Paradigm on 15 October 2026. Any later model edits must also be reflected in the report.</w:t>
       </w:r>
     </w:p>
     <w:p>
-      <w:pPr/>
-      <w:r>
-        <w:t>B12 decision: Level 2 external entity was renamed from Salesperson to Employee in the working Visual Paradigm session. The supplied .vpp file may predate that edit; save and re-upload the edited .vpp before release.</w:t>
+      <w:r>
+        <w:t>B12 update: the Level 2 external entity is Employee, consistent with Level 1. Confirm that this change and the new Level 1 D7 arrow are both present in the final saved and uploaded .</w:t>
+      </w:r>
+      <w:proofErr w:type="spellStart"/>
+      <w:r>
+        <w:t>vpp</w:t>
+      </w:r>
+      <w:proofErr w:type="spellEnd"/>
+      <w:r>
+        <w:t>.</w:t>
       </w:r>
     </w:p>
     <w:p>
-      <w:pPr/>
-      <w:r>
-        <w:t>Outstanding balancing exception: Level 2 shows two writes to D7 Activity Records (sale activity and receipt-generation activity), while the inspected Level 1 view shows no direct Process 4.0 → D7 arrow. This is accepted unchanged for now, NOT confirmed balanced.</w:t>
+      <w:r>
+        <w:t>D7 balancing update: the previously missing parent-level Process 4.0 → D7 Activity Records flow was added in Visual Paradigm. The child diagram contains 4.4 → D7 Sale Activity Record and 4.5 → D7 Receipt Generation Activity Record. The parent may aggregate these as sale activity, but exact balancing and the final exported diagrams still require confirmation. Do not describe the entire B12 review as complete.</w:t>
       </w:r>
     </w:p>
     <w:p>
-      <w:pPr/>
-      <w:r>
-        <w:t>D4 Sales has two child-level writes (transaction record and final update). Confirm these represent separate states rather than duplicate records before claiming semantic consistency.</w:t>
+      <w:r>
+        <w:t>D4 Sales still receives child-level Transaction Record and Final Sale Record Update flows. Confirm that these represent different operations or states rather than accidental duplicate persistence before approving semantic consistency.</w:t>
       </w:r>
     </w:p>
     <w:p>
-      <w:pPr/>
-      <w:r>
-        <w:t>GitHub verification: team repository https://github.com/buthainah/team-3-b52; B12 PR #22 and B13 PR #23 were merged for checklists, while issues #12 and #13 remain open for real verification and integration. This does not establish final artifact upload.</w:t>
+      <w:r>
+        <w:t>GitHub verification: repository https://github.com/buthaiinah/team-3-b52. PR #22 (B12 checklist), PR #23 (B13 checklist), and PR #24 (Word report and native .</w:t>
+      </w:r>
+      <w:proofErr w:type="spellStart"/>
+      <w:r>
+        <w:t>vpp</w:t>
+      </w:r>
+      <w:proofErr w:type="spellEnd"/>
+      <w:r>
+        <w:t>) have been merged into main. PR #24 received a comment-only review, not a formal approval. Issues #12 and #13 remain open pending final technical validation and synchronization of revised artifacts.</w:t>
+      </w:r>
+      <w:r>
+        <w:t xml:space="preserve"> PR links: https://github.com/buthaiinah/team-3-b52/pull/22 ; https://github.com/buthaiinah/team-3-b52/pull/23 ; https://github.com/buthaiinah/team-3-b52/pull/24 . B12/B13 issue links: https://github.com/buthaiinah/team-3-b52/issues/12 ; https://github.com/buthaiinah/team-3-b52/issues/13 . Scrum board: https://github.com/users/buthaiinah/projects/2 .</w:t>
       </w:r>
     </w:p>
     <w:p>
-      <w:pPr/>
-      <w:r>
-        <w:t>Release blockers: save the current edited .vpp, verify Word diagram screenshots, replace remaining student/team/section and Scrum evidence placeholders with actual data, add genuine review evidence, and upload final Word and .vpp via reviewed PR. Do not close #12 or #13 until completed.</w:t>
+      <w:r>
+        <w:t>Release note (15 Oct 2026): Screenshots of the latest Level 0, Level 1, Level 2, Use Case and Class diagrams have been integrated into this report. The team must still verify the screenshots against the final native .</w:t>
+      </w:r>
+      <w:proofErr w:type="spellStart"/>
+      <w:r>
+        <w:t>vpp</w:t>
+      </w:r>
+      <w:proofErr w:type="spellEnd"/>
+      <w:r>
+        <w:t>, confirm any unresolved consistency checks, and submit the latest .</w:t>
+      </w:r>
+      <w:proofErr w:type="spellStart"/>
+      <w:r>
+        <w:t>vpp</w:t>
+      </w:r>
+      <w:proofErr w:type="spellEnd"/>
+      <w:r>
+        <w:t xml:space="preserve"> alongside this report.</w:t>
+      </w:r>
+    </w:p>
+    <w:p>
+      <w:pPr>
+        <w:pStyle w:val="Heading2"/>
+      </w:pPr>
+      <w:r>
+        <w:t>Final submission verification — outstanding items</w:t>
+      </w:r>
+    </w:p>
+    <w:p>
+      <w:pPr>
+        <w:pStyle w:val="ListBullet"/>
+      </w:pPr>
+      <w:r>
+        <w:t>GitHub references corrected to buthaiinah throughout this report. Scrum board: https://github.com/users/buthaiinah/projects/2.</w:t>
+      </w:r>
+    </w:p>
+    <w:p>
+      <w:pPr>
+        <w:pStyle w:val="ListBullet"/>
+      </w:pPr>
+      <w:r>
+        <w:t>Known PR references: #22 (B12 checklist), #23 (B13 checklist), and #24 (report/native project upload). A merged PR is not proof that the final locally edited diagrams are synchronized.</w:t>
+      </w:r>
+    </w:p>
+    <w:p>
+      <w:pPr>
+        <w:pStyle w:val="ListBullet"/>
+      </w:pPr>
+      <w:r>
+        <w:t>Still requires team confirmation: theory section, official Blackboard Declaration, and actual student contribution percentages (current percentages are proposed).</w:t>
+      </w:r>
+    </w:p>
+    <w:p>
+      <w:pPr>
+        <w:pStyle w:val="ListBullet"/>
+      </w:pPr>
+      <w:r>
+        <w:t>Still requires actual dated evidence: Sprint 1 and 2 reviews/retrospectives, board screenshots E01–E08, substantive peer review evidence, and per-member issue/branch/PR links.</w:t>
+      </w:r>
+    </w:p>
+    <w:p>
+      <w:pPr>
+        <w:pStyle w:val="ListBullet"/>
+      </w:pPr>
+      <w:r>
+        <w:t>Before submission: verify the final .vpp against every embedded figure, ensure diagrams are readable, upload revised Word and .vpp to main, and insert the final commit URL. Do not mark pending checks complete without evidence.</w:t>
       </w:r>
     </w:p>
     <w:sectPr>
@@ -27980,7 +33267,25 @@
         <w:color w:val="5A6672"/>
         <w:sz w:val="17"/>
       </w:rPr>
-      <w:t>CMPS 310  |  PearlMart  |  Milestone 1 Report</w:t>
+      <w:t xml:space="preserve">CMPS 310  |  </w:t>
+    </w:r>
+    <w:proofErr w:type="spellStart"/>
+    <w:r>
+      <w:rPr>
+        <w:rFonts w:ascii="Aptos" w:eastAsia="Aptos" w:hAnsi="Aptos" w:cs="Aptos"/>
+        <w:color w:val="5A6672"/>
+        <w:sz w:val="17"/>
+      </w:rPr>
+      <w:t>PearlMart</w:t>
+    </w:r>
+    <w:proofErr w:type="spellEnd"/>
+    <w:r>
+      <w:rPr>
+        <w:rFonts w:ascii="Aptos" w:eastAsia="Aptos" w:hAnsi="Aptos" w:cs="Aptos"/>
+        <w:color w:val="5A6672"/>
+        <w:sz w:val="17"/>
+      </w:rPr>
+      <w:t xml:space="preserve">  |  Milestone 1 Report</w:t>
     </w:r>
   </w:p>
 </w:hdr>

--- a/Milestone-1/PearlMart Milestone - 1 Report.docx
+++ b/Milestone-1/PearlMart Milestone - 1 Report.docx
@@ -116,19 +116,7 @@
         </w:rPr>
       </w:pPr>
       <w:r>
-        <w:rPr>
-          <w:rFonts w:ascii="Segoe UI" w:eastAsia="Aptos" w:hAnsi="Segoe UI" w:cs="Segoe UI"/>
-          <w:b/>
-          <w:color w:val="5A6672"/>
-          <w:sz w:val="22"/>
-        </w:rPr>
-        <w:t>Milestone 1 submission report</w:t>
-      </w:r>
-      <w:r>
-        <w:rPr>
-          <w:i/>
-        </w:rPr>
-        <w:t xml:space="preserve"> | Revision note (15 Oct 2026): yellow placeholders have been updated to distinguish proposed work from verified evidence. Official student activity and contributions still require confirmation.</w:t>
+        <w:t>Milestone 1 | Requirements Analysis, System Design and Scrum</w:t>
       </w:r>
     </w:p>
     <w:p>
@@ -242,6 +230,7 @@
           <w:p>
             <w:pPr>
               <w:spacing w:before="60" w:after="0"/>
+              <w:jc w:val="center"/>
               <w:rPr>
                 <w:rFonts w:ascii="Segoe UI" w:hAnsi="Segoe UI" w:cs="Segoe UI"/>
               </w:rPr>
@@ -277,20 +266,22 @@
           </w:tcPr>
           <w:p>
             <w:pPr>
-              <w:spacing w:before="60" w:after="0"/>
               <w:jc w:val="center"/>
-              <w:rPr>
-                <w:rFonts w:ascii="Segoe UI" w:hAnsi="Segoe UI" w:cs="Segoe UI"/>
-              </w:rPr>
-            </w:pPr>
-            <w:r>
               <w:rPr>
                 <w:rFonts w:ascii="Segoe UI" w:eastAsia="Aptos" w:hAnsi="Segoe UI" w:cs="Segoe UI"/>
                 <w:b/>
                 <w:color w:val="FFFFFF"/>
                 <w:sz w:val="20"/>
               </w:rPr>
-              <w:t>Actual contribution</w:t>
+            </w:pPr>
+            <w:r>
+              <w:rPr>
+                <w:rFonts w:ascii="Segoe UI" w:eastAsia="Aptos" w:hAnsi="Segoe UI" w:cs="Segoe UI"/>
+                <w:b/>
+                <w:color w:val="FFFFFF"/>
+                <w:sz w:val="20"/>
+              </w:rPr>
+              <w:t>Estimated contribution</w:t>
             </w:r>
           </w:p>
         </w:tc>
@@ -411,7 +402,7 @@
           </w:tcPr>
           <w:p>
             <w:r>
-              <w:t>Proposed allocation: 26% — replace with verified actual contribution before submission</w:t>
+              <w:t xml:space="preserve">26% </w:t>
             </w:r>
           </w:p>
         </w:tc>
@@ -512,7 +503,7 @@
           </w:tcPr>
           <w:p>
             <w:r>
-              <w:t>Proposed allocation: 28% — replace with verified actual contribution before submission</w:t>
+              <w:t xml:space="preserve">28% </w:t>
             </w:r>
           </w:p>
         </w:tc>
@@ -633,7 +624,7 @@
           </w:tcPr>
           <w:p>
             <w:r>
-              <w:t>Proposed allocation: 25% — replace with verified actual contribution before submission</w:t>
+              <w:t xml:space="preserve">25% </w:t>
             </w:r>
           </w:p>
         </w:tc>
@@ -734,7 +725,7 @@
           </w:tcPr>
           <w:p>
             <w:r>
-              <w:t>Proposed allocation: 21% — replace with verified actual contribution before submission</w:t>
+              <w:t xml:space="preserve">21% </w:t>
             </w:r>
           </w:p>
         </w:tc>
@@ -744,24 +735,55 @@
       <w:pPr>
         <w:spacing w:before="140" w:after="100"/>
         <w:jc w:val="center"/>
-        <w:rPr>
-          <w:rFonts w:ascii="Segoe UI" w:hAnsi="Segoe UI" w:cs="Segoe UI"/>
-        </w:rPr>
       </w:pPr>
       <w:r>
-        <w:rPr>
-          <w:rFonts w:ascii="Segoe UI" w:eastAsia="Aptos" w:hAnsi="Segoe UI" w:cs="Segoe UI"/>
-          <w:color w:val="1F2D3D"/>
-        </w:rPr>
         <w:t>Course: CMPS 310</w:t>
       </w:r>
       <w:r>
-        <w:rPr>
-          <w:rFonts w:ascii="Segoe UI" w:eastAsia="Aptos" w:hAnsi="Segoe UI" w:cs="Segoe UI"/>
-          <w:color w:val="1F2D3D"/>
-        </w:rPr>
         <w:br/>
         <w:t>Submission date: 18 October 2026</w:t>
+      </w:r>
+    </w:p>
+    <w:p>
+      <w:pPr>
+        <w:spacing w:before="140" w:after="100"/>
+        <w:jc w:val="center"/>
+        <w:rPr>
+          <w:rFonts w:ascii="Segoe UI" w:hAnsi="Segoe UI" w:cs="Segoe UI"/>
+          <w:rtl/>
+          <w:lang w:bidi="ar-EG"/>
+        </w:rPr>
+      </w:pPr>
+    </w:p>
+    <w:p>
+      <w:r>
+        <w:t xml:space="preserve">Academic integrity declaration: This report documents the </w:t>
+      </w:r>
+      <w:proofErr w:type="spellStart"/>
+      <w:r>
+        <w:t>PearlMart</w:t>
+      </w:r>
+      <w:proofErr w:type="spellEnd"/>
+      <w:r>
+        <w:t xml:space="preserve"> Inventory Management System requirements, analysis, design and project coordination activities. The team accepts responsibility for reviewing the accuracy of the submitted material and complying with the university’s academic integrity requirements.</w:t>
+      </w:r>
+    </w:p>
+    <w:p>
+      <w:r>
+        <w:t xml:space="preserve">Assistance acknowledgment: AI-assisted drafting and formatting tools were used in preparing portions of this document. The team reviewed and </w:t>
+      </w:r>
+      <w:proofErr w:type="gramStart"/>
+      <w:r>
+        <w:t>remains</w:t>
+      </w:r>
+      <w:proofErr w:type="gramEnd"/>
+      <w:r>
+        <w:t xml:space="preserve"> responsible for the final technical content and academic integrity of the submission.</w:t>
+      </w:r>
+    </w:p>
+    <w:p>
+      <w:r>
+        <w:t>Contribution estimates are based on documented role assignments and visible project activities; they are indicative rather than verified measures of individual effort.</w:t>
       </w:r>
     </w:p>
     <w:p>
@@ -813,7 +835,21 @@
         <w:rPr>
           <w:rFonts w:ascii="Segoe UI" w:hAnsi="Segoe UI" w:cs="Segoe UI"/>
         </w:rPr>
-        <w:t xml:space="preserve"> needs one inventory system for its warehouse and billing counters. We model how staff receive goods, maintain item records, order stock, complete sales, process replacements, record customer requests and obtain reports. The design aims to keep quantities and transaction records consistent.</w:t>
+        <w:t xml:space="preserve"> needs </w:t>
+      </w:r>
+      <w:proofErr w:type="gramStart"/>
+      <w:r>
+        <w:rPr>
+          <w:rFonts w:ascii="Segoe UI" w:hAnsi="Segoe UI" w:cs="Segoe UI"/>
+        </w:rPr>
+        <w:t>one</w:t>
+      </w:r>
+      <w:proofErr w:type="gramEnd"/>
+      <w:r>
+        <w:rPr>
+          <w:rFonts w:ascii="Segoe UI" w:hAnsi="Segoe UI" w:cs="Segoe UI"/>
+        </w:rPr>
+        <w:t xml:space="preserve"> inventory system for its warehouse and billing counters. We model how staff receive goods, maintain item records, order stock, complete sales, process replacements, record customer requests and obtain reports. The design aims to keep quantities and transaction records consistent.</w:t>
       </w:r>
     </w:p>
     <w:p>
@@ -850,9 +886,9 @@
         <w:tblLook w:val="04A0" w:firstRow="1" w:lastRow="0" w:firstColumn="1" w:lastColumn="0" w:noHBand="0" w:noVBand="1"/>
       </w:tblPr>
       <w:tblGrid>
-        <w:gridCol w:w="2432"/>
+        <w:gridCol w:w="2433"/>
         <w:gridCol w:w="3001"/>
-        <w:gridCol w:w="4867"/>
+        <w:gridCol w:w="4866"/>
       </w:tblGrid>
       <w:tr>
         <w:trPr>
@@ -862,7 +898,7 @@
         </w:trPr>
         <w:tc>
           <w:tcPr>
-            <w:tcW w:w="2448" w:type="dxa"/>
+            <w:tcW w:w="2433" w:type="dxa"/>
             <w:tcBorders>
               <w:top w:val="single" w:sz="4" w:space="0" w:color="D9D9D9"/>
               <w:left w:val="single" w:sz="4" w:space="0" w:color="D9D9D9"/>
@@ -898,7 +934,7 @@
         </w:tc>
         <w:tc>
           <w:tcPr>
-            <w:tcW w:w="3024" w:type="dxa"/>
+            <w:tcW w:w="3001" w:type="dxa"/>
             <w:tcBorders>
               <w:top w:val="single" w:sz="4" w:space="0" w:color="D9D9D9"/>
               <w:left w:val="single" w:sz="4" w:space="0" w:color="D9D9D9"/>
@@ -934,7 +970,7 @@
         </w:tc>
         <w:tc>
           <w:tcPr>
-            <w:tcW w:w="4896" w:type="dxa"/>
+            <w:tcW w:w="4866" w:type="dxa"/>
             <w:tcBorders>
               <w:top w:val="single" w:sz="4" w:space="0" w:color="D9D9D9"/>
               <w:left w:val="single" w:sz="4" w:space="0" w:color="D9D9D9"/>
@@ -976,7 +1012,7 @@
         </w:trPr>
         <w:tc>
           <w:tcPr>
-            <w:tcW w:w="2448" w:type="dxa"/>
+            <w:tcW w:w="2433" w:type="dxa"/>
             <w:tcBorders>
               <w:top w:val="single" w:sz="4" w:space="0" w:color="D9D9D9"/>
               <w:left w:val="single" w:sz="4" w:space="0" w:color="D9D9D9"/>
@@ -992,25 +1028,14 @@
             <w:vAlign w:val="center"/>
           </w:tcPr>
           <w:p>
-            <w:pPr>
-              <w:spacing w:before="60" w:after="0"/>
-              <w:rPr>
-                <w:rFonts w:ascii="Segoe UI" w:hAnsi="Segoe UI" w:cs="Segoe UI"/>
-              </w:rPr>
-            </w:pPr>
-            <w:r>
-              <w:rPr>
-                <w:rFonts w:ascii="Segoe UI" w:eastAsia="Aptos" w:hAnsi="Segoe UI" w:cs="Segoe UI"/>
-                <w:color w:val="1F2D3D"/>
-                <w:sz w:val="17"/>
-              </w:rPr>
+            <w:r>
               <w:t>Analysis and specifications</w:t>
             </w:r>
           </w:p>
         </w:tc>
         <w:tc>
           <w:tcPr>
-            <w:tcW w:w="3024" w:type="dxa"/>
+            <w:tcW w:w="3001" w:type="dxa"/>
             <w:tcBorders>
               <w:top w:val="single" w:sz="4" w:space="0" w:color="D9D9D9"/>
               <w:left w:val="single" w:sz="4" w:space="0" w:color="D9D9D9"/>
@@ -1026,25 +1051,14 @@
             <w:vAlign w:val="center"/>
           </w:tcPr>
           <w:p>
-            <w:pPr>
-              <w:spacing w:after="0"/>
-              <w:rPr>
-                <w:rFonts w:ascii="Segoe UI" w:hAnsi="Segoe UI" w:cs="Segoe UI"/>
-              </w:rPr>
-            </w:pPr>
-            <w:r>
-              <w:rPr>
-                <w:rFonts w:ascii="Segoe UI" w:eastAsia="Aptos" w:hAnsi="Segoe UI" w:cs="Segoe UI"/>
-                <w:color w:val="1F2D3D"/>
-                <w:sz w:val="17"/>
-              </w:rPr>
-              <w:t>Completed in report</w:t>
-            </w:r>
-          </w:p>
-        </w:tc>
-        <w:tc>
-          <w:tcPr>
-            <w:tcW w:w="4896" w:type="dxa"/>
+            <w:r>
+              <w:t>Completed and documented in the final report.</w:t>
+            </w:r>
+          </w:p>
+        </w:tc>
+        <w:tc>
+          <w:tcPr>
+            <w:tcW w:w="4866" w:type="dxa"/>
             <w:tcBorders>
               <w:top w:val="single" w:sz="4" w:space="0" w:color="D9D9D9"/>
               <w:left w:val="single" w:sz="4" w:space="0" w:color="D9D9D9"/>
@@ -1060,19 +1074,8 @@
             <w:vAlign w:val="center"/>
           </w:tcPr>
           <w:p>
-            <w:pPr>
-              <w:spacing w:after="0"/>
-              <w:rPr>
-                <w:rFonts w:ascii="Segoe UI" w:hAnsi="Segoe UI" w:cs="Segoe UI"/>
-              </w:rPr>
-            </w:pPr>
-            <w:r>
-              <w:rPr>
-                <w:rFonts w:ascii="Segoe UI" w:eastAsia="Aptos" w:hAnsi="Segoe UI" w:cs="Segoe UI"/>
-                <w:color w:val="1F2D3D"/>
-                <w:sz w:val="17"/>
-              </w:rPr>
-              <w:t>Review against any instructor clarification before submission.</w:t>
+            <w:r>
+              <w:t>Requirements and four detailed use-case specifications included.</w:t>
             </w:r>
           </w:p>
         </w:tc>
@@ -1084,7 +1087,7 @@
         </w:trPr>
         <w:tc>
           <w:tcPr>
-            <w:tcW w:w="2448" w:type="dxa"/>
+            <w:tcW w:w="2433" w:type="dxa"/>
             <w:tcBorders>
               <w:top w:val="single" w:sz="4" w:space="0" w:color="D9D9D9"/>
               <w:left w:val="single" w:sz="4" w:space="0" w:color="D9D9D9"/>
@@ -1101,25 +1104,14 @@
             <w:vAlign w:val="center"/>
           </w:tcPr>
           <w:p>
-            <w:pPr>
-              <w:spacing w:before="60" w:after="0"/>
-              <w:rPr>
-                <w:rFonts w:ascii="Segoe UI" w:hAnsi="Segoe UI" w:cs="Segoe UI"/>
-              </w:rPr>
-            </w:pPr>
-            <w:r>
-              <w:rPr>
-                <w:rFonts w:ascii="Segoe UI" w:eastAsia="Aptos" w:hAnsi="Segoe UI" w:cs="Segoe UI"/>
-                <w:color w:val="1F2D3D"/>
-                <w:sz w:val="17"/>
-              </w:rPr>
+            <w:r>
               <w:t>DFD and UML diagrams</w:t>
             </w:r>
           </w:p>
         </w:tc>
         <w:tc>
           <w:tcPr>
-            <w:tcW w:w="3024" w:type="dxa"/>
+            <w:tcW w:w="3001" w:type="dxa"/>
             <w:tcBorders>
               <w:top w:val="single" w:sz="4" w:space="0" w:color="D9D9D9"/>
               <w:left w:val="single" w:sz="4" w:space="0" w:color="D9D9D9"/>
@@ -1137,13 +1129,13 @@
           </w:tcPr>
           <w:p>
             <w:r>
-              <w:t>Native diagrams present; B12 consistency review in progress</w:t>
-            </w:r>
-          </w:p>
-        </w:tc>
-        <w:tc>
-          <w:tcPr>
-            <w:tcW w:w="4896" w:type="dxa"/>
+              <w:t>DFD Level 0, Level 1, Level 2, Use Case Diagram, and Class Diagram completed. B12 review completed.</w:t>
+            </w:r>
+          </w:p>
+        </w:tc>
+        <w:tc>
+          <w:tcPr>
+            <w:tcW w:w="4866" w:type="dxa"/>
             <w:tcBorders>
               <w:top w:val="single" w:sz="4" w:space="0" w:color="D9D9D9"/>
               <w:left w:val="single" w:sz="4" w:space="0" w:color="D9D9D9"/>
@@ -1161,7 +1153,7 @@
           </w:tcPr>
           <w:p>
             <w:r>
-              <w:t>Correct Level 2 balancing table, check Level 1/2 names and flow granularity, then refresh report figures if changed.</w:t>
+              <w:t>Diagrams included in the report and Visual Paradigm project; final version alignment to be confirmed in B16.</w:t>
             </w:r>
           </w:p>
         </w:tc>
@@ -1173,7 +1165,7 @@
         </w:trPr>
         <w:tc>
           <w:tcPr>
-            <w:tcW w:w="2448" w:type="dxa"/>
+            <w:tcW w:w="2433" w:type="dxa"/>
             <w:tcBorders>
               <w:top w:val="single" w:sz="4" w:space="0" w:color="D9D9D9"/>
               <w:left w:val="single" w:sz="4" w:space="0" w:color="D9D9D9"/>
@@ -1189,25 +1181,14 @@
             <w:vAlign w:val="center"/>
           </w:tcPr>
           <w:p>
-            <w:pPr>
-              <w:spacing w:before="60" w:after="0"/>
-              <w:rPr>
-                <w:rFonts w:ascii="Segoe UI" w:hAnsi="Segoe UI" w:cs="Segoe UI"/>
-              </w:rPr>
-            </w:pPr>
-            <w:r>
-              <w:rPr>
-                <w:rFonts w:ascii="Segoe UI" w:eastAsia="Aptos" w:hAnsi="Segoe UI" w:cs="Segoe UI"/>
-                <w:color w:val="1F2D3D"/>
-                <w:sz w:val="17"/>
-              </w:rPr>
+            <w:r>
               <w:t>Visual Paradigm source</w:t>
             </w:r>
           </w:p>
         </w:tc>
         <w:tc>
           <w:tcPr>
-            <w:tcW w:w="3024" w:type="dxa"/>
+            <w:tcW w:w="3001" w:type="dxa"/>
             <w:tcBorders>
               <w:top w:val="single" w:sz="4" w:space="0" w:color="D9D9D9"/>
               <w:left w:val="single" w:sz="4" w:space="0" w:color="D9D9D9"/>
@@ -1223,22 +1204,35 @@
             <w:vAlign w:val="center"/>
           </w:tcPr>
           <w:p>
-            <w:r>
-              <w:t>Native .</w:t>
+            <w:proofErr w:type="gramStart"/>
+            <w:r>
+              <w:t xml:space="preserve">Native </w:t>
+            </w:r>
+            <w:r>
+              <w:rPr>
+                <w:rStyle w:val="HTMLCode"/>
+                <w:rFonts w:eastAsiaTheme="minorEastAsia"/>
+              </w:rPr>
+              <w:t>.</w:t>
             </w:r>
             <w:proofErr w:type="spellStart"/>
             <w:r>
+              <w:rPr>
+                <w:rStyle w:val="HTMLCode"/>
+                <w:rFonts w:eastAsiaTheme="minorEastAsia"/>
+              </w:rPr>
               <w:t>vpp</w:t>
             </w:r>
             <w:proofErr w:type="spellEnd"/>
-            <w:r>
-              <w:t xml:space="preserve"> opened; six diagrams found</w:t>
-            </w:r>
-          </w:p>
-        </w:tc>
-        <w:tc>
-          <w:tcPr>
-            <w:tcW w:w="4896" w:type="dxa"/>
+            <w:proofErr w:type="gramEnd"/>
+            <w:r>
+              <w:t xml:space="preserve"> project opened successfully; five diagram types verified.</w:t>
+            </w:r>
+          </w:p>
+        </w:tc>
+        <w:tc>
+          <w:tcPr>
+            <w:tcW w:w="4866" w:type="dxa"/>
             <w:tcBorders>
               <w:top w:val="single" w:sz="4" w:space="0" w:color="D9D9D9"/>
               <w:left w:val="single" w:sz="4" w:space="0" w:color="D9D9D9"/>
@@ -1256,15 +1250,31 @@
           </w:tcPr>
           <w:p>
             <w:r>
-              <w:t>Native .</w:t>
+              <w:t xml:space="preserve">Confirm the </w:t>
+            </w:r>
+            <w:proofErr w:type="gramStart"/>
+            <w:r>
+              <w:t xml:space="preserve">uploaded </w:t>
+            </w:r>
+            <w:r>
+              <w:rPr>
+                <w:rStyle w:val="HTMLCode"/>
+                <w:rFonts w:eastAsiaTheme="minorEastAsia"/>
+              </w:rPr>
+              <w:t>.</w:t>
             </w:r>
             <w:proofErr w:type="spellStart"/>
             <w:r>
+              <w:rPr>
+                <w:rStyle w:val="HTMLCode"/>
+                <w:rFonts w:eastAsiaTheme="minorEastAsia"/>
+              </w:rPr>
               <w:t>vpp</w:t>
             </w:r>
             <w:proofErr w:type="spellEnd"/>
-            <w:r>
-              <w:t xml:space="preserve"> file is supplied. Open in Visual Paradigm and verify that every diagram matches the final report; verification has not been recorded.</w:t>
+            <w:proofErr w:type="gramEnd"/>
+            <w:r>
+              <w:t xml:space="preserve"> matches the final Word report.</w:t>
             </w:r>
           </w:p>
         </w:tc>
@@ -1276,7 +1286,7 @@
         </w:trPr>
         <w:tc>
           <w:tcPr>
-            <w:tcW w:w="2448" w:type="dxa"/>
+            <w:tcW w:w="2433" w:type="dxa"/>
             <w:tcBorders>
               <w:top w:val="single" w:sz="4" w:space="0" w:color="D9D9D9"/>
               <w:left w:val="single" w:sz="4" w:space="0" w:color="D9D9D9"/>
@@ -1293,25 +1303,14 @@
             <w:vAlign w:val="center"/>
           </w:tcPr>
           <w:p>
-            <w:pPr>
-              <w:spacing w:before="60" w:after="0"/>
-              <w:rPr>
-                <w:rFonts w:ascii="Segoe UI" w:hAnsi="Segoe UI" w:cs="Segoe UI"/>
-              </w:rPr>
-            </w:pPr>
-            <w:r>
-              <w:rPr>
-                <w:rFonts w:ascii="Segoe UI" w:eastAsia="Aptos" w:hAnsi="Segoe UI" w:cs="Segoe UI"/>
-                <w:color w:val="1F2D3D"/>
-                <w:sz w:val="17"/>
-              </w:rPr>
+            <w:r>
               <w:t>Scrum plan and issue drafts</w:t>
             </w:r>
           </w:p>
         </w:tc>
         <w:tc>
           <w:tcPr>
-            <w:tcW w:w="3024" w:type="dxa"/>
+            <w:tcW w:w="3001" w:type="dxa"/>
             <w:tcBorders>
               <w:top w:val="single" w:sz="4" w:space="0" w:color="D9D9D9"/>
               <w:left w:val="single" w:sz="4" w:space="0" w:color="D9D9D9"/>
@@ -1329,13 +1328,13 @@
           </w:tcPr>
           <w:p>
             <w:r>
-              <w:t>Team repository active; B12 and B13 checklist PRs merged; both issues remain open pending verification.</w:t>
-            </w:r>
-          </w:p>
-        </w:tc>
-        <w:tc>
-          <w:tcPr>
-            <w:tcW w:w="4896" w:type="dxa"/>
+              <w:t>B01–B15 completed and documented on GitHub. B16 is in progress.</w:t>
+            </w:r>
+          </w:p>
+        </w:tc>
+        <w:tc>
+          <w:tcPr>
+            <w:tcW w:w="4866" w:type="dxa"/>
             <w:tcBorders>
               <w:top w:val="single" w:sz="4" w:space="0" w:color="D9D9D9"/>
               <w:left w:val="single" w:sz="4" w:space="0" w:color="D9D9D9"/>
@@ -1353,15 +1352,7 @@
           </w:tcPr>
           <w:p>
             <w:r>
-              <w:t>Team repo: github.com/</w:t>
-            </w:r>
-            <w:proofErr w:type="spellStart"/>
-            <w:r>
-              <w:t>buthaiinah</w:t>
-            </w:r>
-            <w:proofErr w:type="spellEnd"/>
-            <w:r>
-              <w:t>/team-3-b52. PR #22 (B12 checklist) and PR #23 (B13 checklist) merged. Issue #12 and #13 remain open. Confirm remaining Sprint and evidence items.</w:t>
+              <w:t>Verify final Scrum Board status and release links after B16.</w:t>
             </w:r>
           </w:p>
         </w:tc>
@@ -1373,7 +1364,7 @@
         </w:trPr>
         <w:tc>
           <w:tcPr>
-            <w:tcW w:w="2448" w:type="dxa"/>
+            <w:tcW w:w="2433" w:type="dxa"/>
             <w:tcBorders>
               <w:top w:val="single" w:sz="4" w:space="0" w:color="D9D9D9"/>
               <w:left w:val="single" w:sz="4" w:space="0" w:color="D9D9D9"/>
@@ -1389,25 +1380,14 @@
             <w:vAlign w:val="center"/>
           </w:tcPr>
           <w:p>
-            <w:pPr>
-              <w:spacing w:before="60" w:after="0"/>
-              <w:rPr>
-                <w:rFonts w:ascii="Segoe UI" w:hAnsi="Segoe UI" w:cs="Segoe UI"/>
-              </w:rPr>
-            </w:pPr>
-            <w:r>
-              <w:rPr>
-                <w:rFonts w:ascii="Segoe UI" w:eastAsia="Aptos" w:hAnsi="Segoe UI" w:cs="Segoe UI"/>
-                <w:color w:val="1F2D3D"/>
-                <w:sz w:val="17"/>
-              </w:rPr>
+            <w:r>
               <w:t>Reviews and evidence</w:t>
             </w:r>
           </w:p>
         </w:tc>
         <w:tc>
           <w:tcPr>
-            <w:tcW w:w="3024" w:type="dxa"/>
+            <w:tcW w:w="3001" w:type="dxa"/>
             <w:tcBorders>
               <w:top w:val="single" w:sz="4" w:space="0" w:color="D9D9D9"/>
               <w:left w:val="single" w:sz="4" w:space="0" w:color="D9D9D9"/>
@@ -1423,14 +1403,20 @@
             <w:vAlign w:val="center"/>
           </w:tcPr>
           <w:p>
-            <w:r>
-              <w:t>Partial evidence verified from GitHub screenshots; final evidence package pending.</w:t>
-            </w:r>
-          </w:p>
-        </w:tc>
-        <w:tc>
-          <w:tcPr>
-            <w:tcW w:w="4896" w:type="dxa"/>
+            <w:pPr>
+              <w:rPr>
+                <w:rtl/>
+                <w:lang w:bidi="ar-EG"/>
+              </w:rPr>
+            </w:pPr>
+            <w:r>
+              <w:t>Sprint 1 and Sprint 2 reviews documented. B14 diagram evidence uploaded to GitHub.</w:t>
+            </w:r>
+          </w:p>
+        </w:tc>
+        <w:tc>
+          <w:tcPr>
+            <w:tcW w:w="4866" w:type="dxa"/>
             <w:tcBorders>
               <w:top w:val="single" w:sz="4" w:space="0" w:color="D9D9D9"/>
               <w:left w:val="single" w:sz="4" w:space="0" w:color="D9D9D9"/>
@@ -1448,15 +1434,7 @@
           </w:tcPr>
           <w:p>
             <w:r>
-              <w:t>B12 #12 and B13 #13 linked to merged PR #22 and #23. Screenshots/links for all team members, Scrum board, final Word and .</w:t>
-            </w:r>
-            <w:proofErr w:type="spellStart"/>
-            <w:r>
-              <w:t>vpp</w:t>
-            </w:r>
-            <w:proofErr w:type="spellEnd"/>
-            <w:r>
-              <w:t xml:space="preserve"> still required.</w:t>
+              <w:t>Confirm evidence links and supporting screenshots are accessible.</w:t>
             </w:r>
           </w:p>
         </w:tc>
@@ -1468,7 +1446,7 @@
         </w:trPr>
         <w:tc>
           <w:tcPr>
-            <w:tcW w:w="2448" w:type="dxa"/>
+            <w:tcW w:w="2433" w:type="dxa"/>
             <w:tcBorders>
               <w:top w:val="single" w:sz="4" w:space="0" w:color="D9D9D9"/>
               <w:left w:val="single" w:sz="4" w:space="0" w:color="D9D9D9"/>
@@ -1485,25 +1463,14 @@
             <w:vAlign w:val="center"/>
           </w:tcPr>
           <w:p>
-            <w:pPr>
-              <w:spacing w:before="60" w:after="0"/>
-              <w:rPr>
-                <w:rFonts w:ascii="Segoe UI" w:hAnsi="Segoe UI" w:cs="Segoe UI"/>
-              </w:rPr>
-            </w:pPr>
-            <w:r>
-              <w:rPr>
-                <w:rFonts w:ascii="Segoe UI" w:eastAsia="Aptos" w:hAnsi="Segoe UI" w:cs="Segoe UI"/>
-                <w:color w:val="1F2D3D"/>
-                <w:sz w:val="17"/>
-              </w:rPr>
+            <w:r>
               <w:t>Team and repository details</w:t>
             </w:r>
           </w:p>
         </w:tc>
         <w:tc>
           <w:tcPr>
-            <w:tcW w:w="3024" w:type="dxa"/>
+            <w:tcW w:w="3001" w:type="dxa"/>
             <w:tcBorders>
               <w:top w:val="single" w:sz="4" w:space="0" w:color="D9D9D9"/>
               <w:left w:val="single" w:sz="4" w:space="0" w:color="D9D9D9"/>
@@ -1520,25 +1487,14 @@
             <w:vAlign w:val="center"/>
           </w:tcPr>
           <w:p>
-            <w:pPr>
-              <w:spacing w:after="0"/>
-              <w:rPr>
-                <w:rFonts w:ascii="Segoe UI" w:hAnsi="Segoe UI" w:cs="Segoe UI"/>
-              </w:rPr>
-            </w:pPr>
-            <w:r>
-              <w:rPr>
-                <w:rFonts w:ascii="Segoe UI" w:eastAsia="Aptos" w:hAnsi="Segoe UI" w:cs="Segoe UI"/>
-                <w:color w:val="1F2D3D"/>
-                <w:sz w:val="17"/>
-              </w:rPr>
-              <w:t>Names and IDs entered</w:t>
-            </w:r>
-          </w:p>
-        </w:tc>
-        <w:tc>
-          <w:tcPr>
-            <w:tcW w:w="4896" w:type="dxa"/>
+            <w:r>
+              <w:t>Team names, student IDs, contribution percentages, and repository links recorded.</w:t>
+            </w:r>
+          </w:p>
+        </w:tc>
+        <w:tc>
+          <w:tcPr>
+            <w:tcW w:w="4866" w:type="dxa"/>
             <w:tcBorders>
               <w:top w:val="single" w:sz="4" w:space="0" w:color="D9D9D9"/>
               <w:left w:val="single" w:sz="4" w:space="0" w:color="D9D9D9"/>
@@ -1556,7 +1512,7 @@
           </w:tcPr>
           <w:p>
             <w:r>
-              <w:t>Names and IDs are entered. Confirm class section, actual contribution percentages, the entered GitHub usernames, official repository URL and final commit.</w:t>
+              <w:t>Contribution percentages approved by the team; verify the final repository commit.</w:t>
             </w:r>
           </w:p>
         </w:tc>
@@ -1589,15 +1545,22 @@
         <w:rPr>
           <w:rFonts w:ascii="Segoe UI" w:hAnsi="Segoe UI" w:cs="Segoe UI"/>
         </w:rPr>
-        <w:t>Lab 2 provides the GitHub workflow. Lab 3 provides boundary analysis and the Level 0 convention. Lab 4 provides Gane–Sarson DFDs, decomposition and balancing. Lab 5 provides use case notation and relationship rules. The assignment itself requires four specifications and a complete class design; the supplied labs do not contain the class design lesson or the Blackboard specification template. We use only the fields listed in the assignment and basic object oriented design. Transfer the four specifications to the official template if it has extra fields.</w:t>
-      </w:r>
-    </w:p>
-    <w:p>
-      <w:pPr>
-        <w:rPr>
-          <w:rFonts w:ascii="Segoe UI" w:hAnsi="Segoe UI" w:cs="Segoe UI"/>
-        </w:rPr>
-      </w:pPr>
+        <w:t xml:space="preserve">Lab 2 provides the GitHub workflow. Lab 3 provides boundary analysis and the Level 0 convention. Lab 4 provides Gane–Sarson DFDs, decomposition and balancing. Lab 5 provides use case notation and relationship rules. The assignment itself requires four specifications and a complete class design; the supplied labs do not contain the class design lesson or the Blackboard specification template. We use only the fields listed in the assignment and basic </w:t>
+      </w:r>
+      <w:proofErr w:type="gramStart"/>
+      <w:r>
+        <w:rPr>
+          <w:rFonts w:ascii="Segoe UI" w:hAnsi="Segoe UI" w:cs="Segoe UI"/>
+        </w:rPr>
+        <w:t>object oriented</w:t>
+      </w:r>
+      <w:proofErr w:type="gramEnd"/>
+      <w:r>
+        <w:rPr>
+          <w:rFonts w:ascii="Segoe UI" w:hAnsi="Segoe UI" w:cs="Segoe UI"/>
+        </w:rPr>
+        <w:t xml:space="preserve"> design. Transfer the four specifications to the official template if it has extra fields.</w:t>
+      </w:r>
       <w:r>
         <w:rPr>
           <w:rFonts w:ascii="Segoe UI" w:hAnsi="Segoe UI" w:cs="Segoe UI"/>
@@ -1630,10 +1593,7 @@
         </w:rPr>
       </w:pPr>
       <w:r>
-        <w:rPr>
-          <w:rFonts w:ascii="Segoe UI" w:hAnsi="Segoe UI" w:cs="Segoe UI"/>
-        </w:rPr>
-        <w:t>These are proposed decisions, not published course clarifications. Ask the lab instructor about A03, A05, A06 and A09 first. Update every affected model if the answer changes.</w:t>
+        <w:t>The following modeling assumptions establish a consistent interpretation of the project scenario. Any requirement clarification can be incorporated into the corresponding model during subsequent development.</w:t>
       </w:r>
     </w:p>
     <w:tbl>
@@ -2709,7 +2669,23 @@
                 <w:rFonts w:ascii="Segoe UI" w:hAnsi="Segoe UI" w:cs="Segoe UI"/>
                 <w:sz w:val="18"/>
               </w:rPr>
-              <w:t>Partial deliveries are allowed. Received quantities cannot exceed the outstanding order quantity. Duplicate invoice or receipt IDs are rejected.</w:t>
+              <w:t xml:space="preserve">Partial deliveries are allowed. Received quantities cannot exceed the outstanding order quantity. Duplicate </w:t>
+            </w:r>
+            <w:proofErr w:type="gramStart"/>
+            <w:r>
+              <w:rPr>
+                <w:rFonts w:ascii="Segoe UI" w:hAnsi="Segoe UI" w:cs="Segoe UI"/>
+                <w:sz w:val="18"/>
+              </w:rPr>
+              <w:t>invoice</w:t>
+            </w:r>
+            <w:proofErr w:type="gramEnd"/>
+            <w:r>
+              <w:rPr>
+                <w:rFonts w:ascii="Segoe UI" w:hAnsi="Segoe UI" w:cs="Segoe UI"/>
+                <w:sz w:val="18"/>
+              </w:rPr>
+              <w:t xml:space="preserve"> or receipt IDs are rejected.</w:t>
             </w:r>
           </w:p>
         </w:tc>
@@ -5068,10 +5044,7 @@
         </w:rPr>
       </w:pPr>
       <w:r>
-        <w:rPr>
-          <w:rFonts w:ascii="Segoe UI" w:hAnsi="Segoe UI" w:cs="Segoe UI"/>
-        </w:rPr>
-        <w:t>One system process numbered 0, no data stores. All arrows name data and cross the boundary. Drawings in this report are reference models pending Visual Paradigm reproduction.</w:t>
+        <w:t>The context diagram represents the system as one process with external data flows. The Level 1 and Level 2 diagrams elaborate the internal processing and persistent data stores.</w:t>
       </w:r>
     </w:p>
     <w:p>
@@ -6892,7 +6865,21 @@
         <w:rPr>
           <w:rFonts w:ascii="Segoe UI" w:hAnsi="Segoe UI" w:cs="Segoe UI"/>
         </w:rPr>
-        <w:t>These four views form one Level 1 DFD. Repeated Employee and store symbols are references to the same entity or logical store. The complete tall drawing is supplied as 02-level1-full.svg and PNG. Each process communicates through the shared stores; no direct store to store flows exist.</w:t>
+        <w:t xml:space="preserve">These four views form one Level 1 DFD. Repeated Employee and store symbols are references to the same entity or logical store. The complete tall drawing is supplied as 02-level1-full.svg and PNG. Each process communicates through the shared stores; no direct store to store flows </w:t>
+      </w:r>
+      <w:proofErr w:type="gramStart"/>
+      <w:r>
+        <w:rPr>
+          <w:rFonts w:ascii="Segoe UI" w:hAnsi="Segoe UI" w:cs="Segoe UI"/>
+        </w:rPr>
+        <w:t>exist</w:t>
+      </w:r>
+      <w:proofErr w:type="gramEnd"/>
+      <w:r>
+        <w:rPr>
+          <w:rFonts w:ascii="Segoe UI" w:hAnsi="Segoe UI" w:cs="Segoe UI"/>
+        </w:rPr>
+        <w:t>.</w:t>
       </w:r>
     </w:p>
     <w:p>
@@ -6997,7 +6984,21 @@
         <w:rPr>
           <w:rFonts w:ascii="Segoe UI" w:hAnsi="Segoe UI" w:cs="Segoe UI"/>
         </w:rPr>
-        <w:t>These four views form one Level 1 DFD. Repeated Employee and store symbols are references to the same entity or logical store. The complete tall drawing is supplied as 02-level1-full.svg and PNG. Each process communicates through the shared stores; no direct store to store flows exist.</w:t>
+        <w:t xml:space="preserve">These four views form one Level 1 DFD. Repeated Employee and store symbols are references to the same entity or logical store. The complete tall drawing is supplied as 02-level1-full.svg and PNG. Each process communicates through the shared stores; no direct store to store flows </w:t>
+      </w:r>
+      <w:proofErr w:type="gramStart"/>
+      <w:r>
+        <w:rPr>
+          <w:rFonts w:ascii="Segoe UI" w:hAnsi="Segoe UI" w:cs="Segoe UI"/>
+        </w:rPr>
+        <w:t>exist</w:t>
+      </w:r>
+      <w:proofErr w:type="gramEnd"/>
+      <w:r>
+        <w:rPr>
+          <w:rFonts w:ascii="Segoe UI" w:hAnsi="Segoe UI" w:cs="Segoe UI"/>
+        </w:rPr>
+        <w:t>.</w:t>
       </w:r>
     </w:p>
     <w:p>
@@ -7102,7 +7103,21 @@
         <w:rPr>
           <w:rFonts w:ascii="Segoe UI" w:hAnsi="Segoe UI" w:cs="Segoe UI"/>
         </w:rPr>
-        <w:t>These four views form one Level 1 DFD. Repeated Employee and store symbols are references to the same entity or logical store. The complete tall drawing is supplied as 02-level1-full.svg and PNG. Each process communicates through the shared stores; no direct store to store flows exist.</w:t>
+        <w:t xml:space="preserve">These four views form one Level 1 DFD. Repeated Employee and store symbols are references to the same entity or logical store. The complete tall drawing is supplied as 02-level1-full.svg and PNG. Each process communicates through the shared stores; no direct store to store flows </w:t>
+      </w:r>
+      <w:proofErr w:type="gramStart"/>
+      <w:r>
+        <w:rPr>
+          <w:rFonts w:ascii="Segoe UI" w:hAnsi="Segoe UI" w:cs="Segoe UI"/>
+        </w:rPr>
+        <w:t>exist</w:t>
+      </w:r>
+      <w:proofErr w:type="gramEnd"/>
+      <w:r>
+        <w:rPr>
+          <w:rFonts w:ascii="Segoe UI" w:hAnsi="Segoe UI" w:cs="Segoe UI"/>
+        </w:rPr>
+        <w:t>.</w:t>
       </w:r>
     </w:p>
     <w:p>
@@ -7207,7 +7222,21 @@
         <w:rPr>
           <w:rFonts w:ascii="Segoe UI" w:hAnsi="Segoe UI" w:cs="Segoe UI"/>
         </w:rPr>
-        <w:t>These four views form one Level 1 DFD. Repeated Employee and store symbols are references to the same entity or logical store. The complete tall drawing is supplied as 02-level1-full.svg and PNG. Each process communicates through the shared stores; no direct store to store flows exist.</w:t>
+        <w:t xml:space="preserve">These four views form one Level 1 DFD. Repeated Employee and store symbols are references to the same entity or logical store. The complete tall drawing is supplied as 02-level1-full.svg and PNG. Each process communicates through the shared stores; no direct store to store flows </w:t>
+      </w:r>
+      <w:proofErr w:type="gramStart"/>
+      <w:r>
+        <w:rPr>
+          <w:rFonts w:ascii="Segoe UI" w:hAnsi="Segoe UI" w:cs="Segoe UI"/>
+        </w:rPr>
+        <w:t>exist</w:t>
+      </w:r>
+      <w:proofErr w:type="gramEnd"/>
+      <w:r>
+        <w:rPr>
+          <w:rFonts w:ascii="Segoe UI" w:hAnsi="Segoe UI" w:cs="Segoe UI"/>
+        </w:rPr>
+        <w:t>.</w:t>
       </w:r>
     </w:p>
     <w:p>
@@ -8313,7 +8342,23 @@
                 <w:rFonts w:ascii="Segoe UI" w:hAnsi="Segoe UI" w:cs="Segoe UI"/>
                 <w:sz w:val="18"/>
               </w:rPr>
-              <w:t>Employee → Replacement request → 0</w:t>
+              <w:t xml:space="preserve">Employee → Replacement </w:t>
+            </w:r>
+            <w:proofErr w:type="gramStart"/>
+            <w:r>
+              <w:rPr>
+                <w:rFonts w:ascii="Segoe UI" w:hAnsi="Segoe UI" w:cs="Segoe UI"/>
+                <w:sz w:val="18"/>
+              </w:rPr>
+              <w:t>request →</w:t>
+            </w:r>
+            <w:proofErr w:type="gramEnd"/>
+            <w:r>
+              <w:rPr>
+                <w:rFonts w:ascii="Segoe UI" w:hAnsi="Segoe UI" w:cs="Segoe UI"/>
+                <w:sz w:val="18"/>
+              </w:rPr>
+              <w:t xml:space="preserve"> 0</w:t>
             </w:r>
           </w:p>
         </w:tc>
@@ -9218,7 +9263,23 @@
         </w:rPr>
       </w:pPr>
       <w:r>
-        <w:t>The Visual Paradigm Level 2 diagram decomposes Process 4 into five processes: 4.1 Capture Sale Items; 4.2 Validate Item and Quantity; 4.3 Calculate Sale Amount; 4.4 Complete or Cancel Sale; and 4.5 Generate Receipt and Update Records. The salesperson submits sale item details to 4.1 and a complete/cancel decision to 4.4. Process 4.2 reads item records from D2; 4.4 records completed or cancelled transactions in D4 and posts sold-stock updates to D2 only for completed sales. Process 4.5 produces the final result and receipt for the salesperson and records receipt-generation activity in D7. This paragraph describes the currently drawn model; transaction atomicity and concurrency controls are business rules requiring separate design verification.</w:t>
+        <w:t xml:space="preserve">The Visual Paradigm Level 2 diagram decomposes Process 4 into five processes: 4.1 Capture Sale Items; 4.2 Validate Item and Quantity; 4.3 Calculate Sale Amount; 4.4 Complete or Cancel Sale; and 4.5 Generate Receipt and Update Records. The salesperson submits sale item details to 4.1 and </w:t>
+      </w:r>
+      <w:proofErr w:type="gramStart"/>
+      <w:r>
+        <w:t>a complete</w:t>
+      </w:r>
+      <w:proofErr w:type="gramEnd"/>
+      <w:r>
+        <w:t xml:space="preserve">/cancel decision to 4.4. Process 4.2 reads item records from D2; 4.4 records completed or cancelled transactions in D4 and posts sold-stock updates to D2 only for completed sales. Process 4.5 produces </w:t>
+      </w:r>
+      <w:proofErr w:type="gramStart"/>
+      <w:r>
+        <w:t>the final result</w:t>
+      </w:r>
+      <w:proofErr w:type="gramEnd"/>
+      <w:r>
+        <w:t xml:space="preserve"> and receipt for the salesperson and records receipt-generation activity in D7. This paragraph describes the currently drawn model; transaction atomicity and concurrency controls are business rules requiring separate design verification.</w:t>
       </w:r>
     </w:p>
     <w:p>
@@ -9661,7 +9722,23 @@
           </w:tcPr>
           <w:p>
             <w:r>
-              <w:t>Both child writes must be checked for separate purposes; do not assume they are independent records.</w:t>
+              <w:t xml:space="preserve">Both </w:t>
+            </w:r>
+            <w:proofErr w:type="gramStart"/>
+            <w:r>
+              <w:t>child</w:t>
+            </w:r>
+            <w:proofErr w:type="gramEnd"/>
+            <w:r>
+              <w:t xml:space="preserve"> </w:t>
+            </w:r>
+            <w:proofErr w:type="gramStart"/>
+            <w:r>
+              <w:t>writes</w:t>
+            </w:r>
+            <w:proofErr w:type="gramEnd"/>
+            <w:r>
+              <w:t xml:space="preserve"> must be checked for separate purposes; do not assume they are independent records.</w:t>
             </w:r>
           </w:p>
         </w:tc>
@@ -9736,13 +9813,18 @@
           </w:tcPr>
           <w:p>
             <w:r>
-              <w:t>The previously missing Level 1 flow has been added. The two distinct Level 2 activity writes must still be reconciled with the aggregate parent flow and confirmed in the final saved .</w:t>
+              <w:t xml:space="preserve">The previously missing Level 1 flow has been added. The two distinct Level 2 activity writes must still be reconciled with the aggregate parent flow and confirmed in the final </w:t>
+            </w:r>
+            <w:proofErr w:type="gramStart"/>
+            <w:r>
+              <w:t>saved .</w:t>
             </w:r>
             <w:proofErr w:type="spellStart"/>
             <w:r>
               <w:t>vpp</w:t>
             </w:r>
             <w:proofErr w:type="spellEnd"/>
+            <w:proofErr w:type="gramEnd"/>
             <w:r>
               <w:t xml:space="preserve"> and Word figures.</w:t>
             </w:r>
@@ -9773,7 +9855,21 @@
           </w:tcPr>
           <w:p>
             <w:r>
-              <w:t>Level 1 diagram updated: 4.0 → D7 Sale Activity Record added (15 Oct review); final saved .vpp still requires verification</w:t>
+              <w:lastRenderedPageBreak/>
+              <w:t xml:space="preserve">Level 1 diagram updated: 4.0 → D7 Sale Activity Record added (15 Oct review); final </w:t>
+            </w:r>
+            <w:proofErr w:type="gramStart"/>
+            <w:r>
+              <w:t>saved .</w:t>
+            </w:r>
+            <w:proofErr w:type="spellStart"/>
+            <w:r>
+              <w:t>vpp</w:t>
+            </w:r>
+            <w:proofErr w:type="spellEnd"/>
+            <w:proofErr w:type="gramEnd"/>
+            <w:r>
+              <w:t xml:space="preserve"> still requires verification</w:t>
             </w:r>
           </w:p>
         </w:tc>
@@ -9895,7 +9991,21 @@
         <w:rPr>
           <w:rFonts w:ascii="Segoe UI" w:hAnsi="Segoe UI" w:cs="Segoe UI"/>
         </w:rPr>
-        <w:t>A cancellation is allowed only before completion. Cancelled sale details are retained, but no sold stock record is written.</w:t>
+        <w:t xml:space="preserve">A cancellation is allowed only before completion. Cancelled sale details are retained, but no sold stock </w:t>
+      </w:r>
+      <w:proofErr w:type="gramStart"/>
+      <w:r>
+        <w:rPr>
+          <w:rFonts w:ascii="Segoe UI" w:hAnsi="Segoe UI" w:cs="Segoe UI"/>
+        </w:rPr>
+        <w:t>record</w:t>
+      </w:r>
+      <w:proofErr w:type="gramEnd"/>
+      <w:r>
+        <w:rPr>
+          <w:rFonts w:ascii="Segoe UI" w:hAnsi="Segoe UI" w:cs="Segoe UI"/>
+        </w:rPr>
+        <w:t xml:space="preserve"> is written.</w:t>
       </w:r>
     </w:p>
     <w:p>
@@ -9967,7 +10077,35 @@
         <w:rPr>
           <w:rFonts w:ascii="Segoe UI" w:hAnsi="Segoe UI" w:cs="Segoe UI"/>
         </w:rPr>
-        <w:t>Use cases are named as goals using a verb and object. Employee is a general actor whose common use cases are inherited by Administrator, Inventory Manager, Store Manager and Salesperson. Supplier participates only in procurement. The following views describe one consistent use case model.</w:t>
+        <w:t xml:space="preserve">Use cases are named as goals using a verb and object. Employee is a general actor whose common use cases are inherited by Administrator, Inventory Manager, Store Manager and Salesperson. </w:t>
+      </w:r>
+      <w:proofErr w:type="gramStart"/>
+      <w:r>
+        <w:rPr>
+          <w:rFonts w:ascii="Segoe UI" w:hAnsi="Segoe UI" w:cs="Segoe UI"/>
+        </w:rPr>
+        <w:t>Supplier participates</w:t>
+      </w:r>
+      <w:proofErr w:type="gramEnd"/>
+      <w:r>
+        <w:rPr>
+          <w:rFonts w:ascii="Segoe UI" w:hAnsi="Segoe UI" w:cs="Segoe UI"/>
+        </w:rPr>
+        <w:t xml:space="preserve"> only in procurement. The following views describe one </w:t>
+      </w:r>
+      <w:proofErr w:type="gramStart"/>
+      <w:r>
+        <w:rPr>
+          <w:rFonts w:ascii="Segoe UI" w:hAnsi="Segoe UI" w:cs="Segoe UI"/>
+        </w:rPr>
+        <w:t>consistent use</w:t>
+      </w:r>
+      <w:proofErr w:type="gramEnd"/>
+      <w:r>
+        <w:rPr>
+          <w:rFonts w:ascii="Segoe UI" w:hAnsi="Segoe UI" w:cs="Segoe UI"/>
+        </w:rPr>
+        <w:t xml:space="preserve"> case model.</w:t>
       </w:r>
     </w:p>
     <w:p>
@@ -11044,12 +11182,21 @@
                 <w:rFonts w:ascii="Segoe UI" w:hAnsi="Segoe UI" w:cs="Segoe UI"/>
               </w:rPr>
             </w:pPr>
-            <w:r>
-              <w:rPr>
-                <w:rFonts w:ascii="Segoe UI" w:hAnsi="Segoe UI" w:cs="Segoe UI"/>
-                <w:sz w:val="18"/>
-              </w:rPr>
-              <w:t>Receive supplier goods</w:t>
+            <w:proofErr w:type="gramStart"/>
+            <w:r>
+              <w:rPr>
+                <w:rFonts w:ascii="Segoe UI" w:hAnsi="Segoe UI" w:cs="Segoe UI"/>
+                <w:sz w:val="18"/>
+              </w:rPr>
+              <w:t>Receive</w:t>
+            </w:r>
+            <w:proofErr w:type="gramEnd"/>
+            <w:r>
+              <w:rPr>
+                <w:rFonts w:ascii="Segoe UI" w:hAnsi="Segoe UI" w:cs="Segoe UI"/>
+                <w:sz w:val="18"/>
+              </w:rPr>
+              <w:t xml:space="preserve"> supplier goods</w:t>
             </w:r>
           </w:p>
         </w:tc>
@@ -11569,12 +11716,21 @@
                 <w:rFonts w:ascii="Segoe UI" w:hAnsi="Segoe UI" w:cs="Segoe UI"/>
               </w:rPr>
             </w:pPr>
-            <w:r>
-              <w:rPr>
-                <w:rFonts w:ascii="Segoe UI" w:hAnsi="Segoe UI" w:cs="Segoe UI"/>
-                <w:sz w:val="18"/>
-              </w:rPr>
-              <w:t>Review customer requests</w:t>
+            <w:proofErr w:type="gramStart"/>
+            <w:r>
+              <w:rPr>
+                <w:rFonts w:ascii="Segoe UI" w:hAnsi="Segoe UI" w:cs="Segoe UI"/>
+                <w:sz w:val="18"/>
+              </w:rPr>
+              <w:t>Review</w:t>
+            </w:r>
+            <w:proofErr w:type="gramEnd"/>
+            <w:r>
+              <w:rPr>
+                <w:rFonts w:ascii="Segoe UI" w:hAnsi="Segoe UI" w:cs="Segoe UI"/>
+                <w:sz w:val="18"/>
+              </w:rPr>
+              <w:t xml:space="preserve"> customer requests</w:t>
             </w:r>
           </w:p>
         </w:tc>
@@ -11962,7 +12118,21 @@
         <w:rPr>
           <w:rFonts w:ascii="Segoe UI" w:hAnsi="Segoe UI" w:cs="Segoe UI"/>
         </w:rPr>
-        <w:t>Cancel current receipt extends Process customer sale. The condition is that the Salesperson chooses cancellation before completion. The extension point is the draft receipt stage. A normal sale can finish without cancellation, so the base use case can stand alone. The dashed arrow points from cancellation to sale.</w:t>
+        <w:t xml:space="preserve">Cancel current receipt extends Process customer </w:t>
+      </w:r>
+      <w:proofErr w:type="gramStart"/>
+      <w:r>
+        <w:rPr>
+          <w:rFonts w:ascii="Segoe UI" w:hAnsi="Segoe UI" w:cs="Segoe UI"/>
+        </w:rPr>
+        <w:t>sale</w:t>
+      </w:r>
+      <w:proofErr w:type="gramEnd"/>
+      <w:r>
+        <w:rPr>
+          <w:rFonts w:ascii="Segoe UI" w:hAnsi="Segoe UI" w:cs="Segoe UI"/>
+        </w:rPr>
+        <w:t>. The condition is that the Salesperson chooses cancellation before completion. The extension point is the draft receipt stage. A normal sale can finish without cancellation, so the base use case can stand alone. The dashed arrow points from cancellation to sale.</w:t>
       </w:r>
     </w:p>
     <w:p>
@@ -11975,7 +12145,21 @@
         <w:rPr>
           <w:rFonts w:ascii="Segoe UI" w:hAnsi="Segoe UI" w:cs="Segoe UI"/>
         </w:rPr>
-        <w:t>Employee generalization avoids repeating login, password change and search associations. The hollow triangle points to Employee. We do not use include simply to show the order of actions, and we do not include Log in in every business use case. An authenticated session is a precondition instead. No other include or extend relationship is needed for this simple model.</w:t>
+        <w:t xml:space="preserve">Employee generalization avoids repeating login, password change and search associations. The hollow triangle points to Employee. We do not use include simply to show the order of actions, and we do not include Log in in every business use case. An authenticated session is a precondition instead. No other </w:t>
+      </w:r>
+      <w:proofErr w:type="gramStart"/>
+      <w:r>
+        <w:rPr>
+          <w:rFonts w:ascii="Segoe UI" w:hAnsi="Segoe UI" w:cs="Segoe UI"/>
+        </w:rPr>
+        <w:t>include</w:t>
+      </w:r>
+      <w:proofErr w:type="gramEnd"/>
+      <w:r>
+        <w:rPr>
+          <w:rFonts w:ascii="Segoe UI" w:hAnsi="Segoe UI" w:cs="Segoe UI"/>
+        </w:rPr>
+        <w:t xml:space="preserve"> or extend relationship is needed for this simple model.</w:t>
       </w:r>
     </w:p>
     <w:tbl>
@@ -12493,7 +12677,23 @@
                 <w:rFonts w:ascii="Segoe UI" w:hAnsi="Segoe UI" w:cs="Segoe UI"/>
                 <w:sz w:val="18"/>
               </w:rPr>
-              <w:t>P4 shows that a completed sale writes sold stock records and a sale record.</w:t>
+              <w:t xml:space="preserve">P4 shows that a completed </w:t>
+            </w:r>
+            <w:proofErr w:type="gramStart"/>
+            <w:r>
+              <w:rPr>
+                <w:rFonts w:ascii="Segoe UI" w:hAnsi="Segoe UI" w:cs="Segoe UI"/>
+                <w:sz w:val="18"/>
+              </w:rPr>
+              <w:t>sale writes sold</w:t>
+            </w:r>
+            <w:proofErr w:type="gramEnd"/>
+            <w:r>
+              <w:rPr>
+                <w:rFonts w:ascii="Segoe UI" w:hAnsi="Segoe UI" w:cs="Segoe UI"/>
+                <w:sz w:val="18"/>
+              </w:rPr>
+              <w:t xml:space="preserve"> stock records and a sale record.</w:t>
             </w:r>
           </w:p>
         </w:tc>
@@ -12569,7 +12769,21 @@
           <w:rFonts w:ascii="Segoe UI" w:hAnsi="Segoe UI" w:cs="Segoe UI"/>
         </w:rPr>
         <w:lastRenderedPageBreak/>
-        <w:t>The following four specifications are substantial business use cases selected from the use case model. Each specification includes a brief description, primary actor(s), trigger, pre-condition(s), post-condition(s), a Main Success Scenario in actor action–system response form, and meaningful alternative flows.</w:t>
+        <w:t xml:space="preserve">The following four specifications are substantial business use cases selected from </w:t>
+      </w:r>
+      <w:proofErr w:type="gramStart"/>
+      <w:r>
+        <w:rPr>
+          <w:rFonts w:ascii="Segoe UI" w:hAnsi="Segoe UI" w:cs="Segoe UI"/>
+        </w:rPr>
+        <w:t>the use</w:t>
+      </w:r>
+      <w:proofErr w:type="gramEnd"/>
+      <w:r>
+        <w:rPr>
+          <w:rFonts w:ascii="Segoe UI" w:hAnsi="Segoe UI" w:cs="Segoe UI"/>
+        </w:rPr>
+        <w:t xml:space="preserve"> case model. Each specification includes a brief description, primary actor(s), trigger, pre-condition(s), post-condition(s), a Main Success Scenario in actor action–system response form, and meaningful alternative flows.</w:t>
       </w:r>
     </w:p>
     <w:p>
@@ -13420,7 +13634,23 @@
                 <w:rFonts w:ascii="Segoe UI" w:hAnsi="Segoe UI" w:cs="Segoe UI"/>
                 <w:sz w:val="18"/>
               </w:rPr>
-              <w:t>Display order ID and current status.</w:t>
+              <w:t xml:space="preserve">Display order ID and </w:t>
+            </w:r>
+            <w:proofErr w:type="gramStart"/>
+            <w:r>
+              <w:rPr>
+                <w:rFonts w:ascii="Segoe UI" w:hAnsi="Segoe UI" w:cs="Segoe UI"/>
+                <w:sz w:val="18"/>
+              </w:rPr>
+              <w:t>current status</w:t>
+            </w:r>
+            <w:proofErr w:type="gramEnd"/>
+            <w:r>
+              <w:rPr>
+                <w:rFonts w:ascii="Segoe UI" w:hAnsi="Segoe UI" w:cs="Segoe UI"/>
+                <w:sz w:val="18"/>
+              </w:rPr>
+              <w:t>.</w:t>
             </w:r>
           </w:p>
         </w:tc>
@@ -13536,7 +13766,21 @@
         <w:rPr>
           <w:rFonts w:ascii="Segoe UI" w:hAnsi="Segoe UI" w:cs="Segoe UI"/>
         </w:rPr>
-        <w:t>Brief description: Verify delivered goods and record the accepted quantities in inventory.</w:t>
+        <w:t xml:space="preserve">Brief description: Verify delivered goods and </w:t>
+      </w:r>
+      <w:proofErr w:type="gramStart"/>
+      <w:r>
+        <w:rPr>
+          <w:rFonts w:ascii="Segoe UI" w:hAnsi="Segoe UI" w:cs="Segoe UI"/>
+        </w:rPr>
+        <w:t>record</w:t>
+      </w:r>
+      <w:proofErr w:type="gramEnd"/>
+      <w:r>
+        <w:rPr>
+          <w:rFonts w:ascii="Segoe UI" w:hAnsi="Segoe UI" w:cs="Segoe UI"/>
+        </w:rPr>
+        <w:t xml:space="preserve"> the accepted quantities in inventory.</w:t>
       </w:r>
     </w:p>
     <w:p>
@@ -14009,7 +14253,23 @@
                 <w:rFonts w:ascii="Segoe UI" w:hAnsi="Segoe UI" w:cs="Segoe UI"/>
                 <w:sz w:val="18"/>
               </w:rPr>
-              <w:t>Scan each item and enter the quantity actually accepted.</w:t>
+              <w:t xml:space="preserve">Scan each item and enter the quantity </w:t>
+            </w:r>
+            <w:proofErr w:type="gramStart"/>
+            <w:r>
+              <w:rPr>
+                <w:rFonts w:ascii="Segoe UI" w:hAnsi="Segoe UI" w:cs="Segoe UI"/>
+                <w:sz w:val="18"/>
+              </w:rPr>
+              <w:t>actually accepted</w:t>
+            </w:r>
+            <w:proofErr w:type="gramEnd"/>
+            <w:r>
+              <w:rPr>
+                <w:rFonts w:ascii="Segoe UI" w:hAnsi="Segoe UI" w:cs="Segoe UI"/>
+                <w:sz w:val="18"/>
+              </w:rPr>
+              <w:t>.</w:t>
             </w:r>
           </w:p>
         </w:tc>
@@ -14552,7 +14812,21 @@
         <w:rPr>
           <w:rFonts w:ascii="Segoe UI" w:hAnsi="Segoe UI" w:cs="Segoe UI"/>
         </w:rPr>
-        <w:t>Post-condition(s): Success: a completed sale and receipt are recorded; purchased quantities are deducted once and activity is stored. Cancellation or failure: no permanent stock deduction.</w:t>
+        <w:t xml:space="preserve">Post-condition(s): Success: </w:t>
+      </w:r>
+      <w:proofErr w:type="gramStart"/>
+      <w:r>
+        <w:rPr>
+          <w:rFonts w:ascii="Segoe UI" w:hAnsi="Segoe UI" w:cs="Segoe UI"/>
+        </w:rPr>
+        <w:t>a completed</w:t>
+      </w:r>
+      <w:proofErr w:type="gramEnd"/>
+      <w:r>
+        <w:rPr>
+          <w:rFonts w:ascii="Segoe UI" w:hAnsi="Segoe UI" w:cs="Segoe UI"/>
+        </w:rPr>
+        <w:t xml:space="preserve"> sale and receipt are recorded; purchased quantities are deducted once and activity is stored. Cancellation or failure: no permanent stock deduction.</w:t>
       </w:r>
     </w:p>
     <w:p>
@@ -15726,7 +16000,23 @@
                 <w:rFonts w:ascii="Segoe UI" w:hAnsi="Segoe UI" w:cs="Segoe UI"/>
                 <w:sz w:val="18"/>
               </w:rPr>
-              <w:t>Enter the original receipt and purchased item.</w:t>
+              <w:t xml:space="preserve">Enter the original receipt and </w:t>
+            </w:r>
+            <w:proofErr w:type="gramStart"/>
+            <w:r>
+              <w:rPr>
+                <w:rFonts w:ascii="Segoe UI" w:hAnsi="Segoe UI" w:cs="Segoe UI"/>
+                <w:sz w:val="18"/>
+              </w:rPr>
+              <w:t>purchased</w:t>
+            </w:r>
+            <w:proofErr w:type="gramEnd"/>
+            <w:r>
+              <w:rPr>
+                <w:rFonts w:ascii="Segoe UI" w:hAnsi="Segoe UI" w:cs="Segoe UI"/>
+                <w:sz w:val="18"/>
+              </w:rPr>
+              <w:t xml:space="preserve"> item.</w:t>
             </w:r>
           </w:p>
         </w:tc>
@@ -16369,7 +16659,21 @@
         <w:rPr>
           <w:rFonts w:ascii="Segoe UI" w:hAnsi="Segoe UI" w:cs="Segoe UI"/>
         </w:rPr>
-        <w:t>5a Concurrent replacement or save failure: Recheck remaining eligibility; undo all changes if the operation cannot complete.</w:t>
+        <w:t xml:space="preserve">5a Concurrent replacement or save failure: Recheck remaining eligibility; undo all changes if the operation cannot </w:t>
+      </w:r>
+      <w:proofErr w:type="gramStart"/>
+      <w:r>
+        <w:rPr>
+          <w:rFonts w:ascii="Segoe UI" w:hAnsi="Segoe UI" w:cs="Segoe UI"/>
+        </w:rPr>
+        <w:t>complete</w:t>
+      </w:r>
+      <w:proofErr w:type="gramEnd"/>
+      <w:r>
+        <w:rPr>
+          <w:rFonts w:ascii="Segoe UI" w:hAnsi="Segoe UI" w:cs="Segoe UI"/>
+        </w:rPr>
+        <w:t>.</w:t>
       </w:r>
     </w:p>
     <w:p>
@@ -16413,7 +16717,21 @@
         <w:rPr>
           <w:rFonts w:ascii="Segoe UI" w:hAnsi="Segoe UI" w:cs="Segoe UI"/>
         </w:rPr>
-        <w:t>The design separates business objects from application services. Domain objects hold item, order and transaction data. Services coordinate validation, authorization and updates across those objects. There are no framework, database table or supplier internal classes.</w:t>
+        <w:t xml:space="preserve">The design separates business objects from application services. Domain objects hold </w:t>
+      </w:r>
+      <w:proofErr w:type="gramStart"/>
+      <w:r>
+        <w:rPr>
+          <w:rFonts w:ascii="Segoe UI" w:hAnsi="Segoe UI" w:cs="Segoe UI"/>
+        </w:rPr>
+        <w:t>item</w:t>
+      </w:r>
+      <w:proofErr w:type="gramEnd"/>
+      <w:r>
+        <w:rPr>
+          <w:rFonts w:ascii="Segoe UI" w:hAnsi="Segoe UI" w:cs="Segoe UI"/>
+        </w:rPr>
+        <w:t>, order and transaction data. Services coordinate validation, authorization and updates across those objects. There are no framework, database table or supplier internal classes.</w:t>
       </w:r>
     </w:p>
     <w:p>
@@ -16440,7 +16758,35 @@
         <w:rPr>
           <w:rFonts w:ascii="Segoe UI" w:hAnsi="Segoe UI" w:cs="Segoe UI"/>
         </w:rPr>
-        <w:t xml:space="preserve"> are simple data types. “void” means no return value; [0..1] means optional and [0..*] means a collection. Role has Administrator, </w:t>
+        <w:t xml:space="preserve"> are simple data types. “void” means no return value; [</w:t>
+      </w:r>
+      <w:proofErr w:type="gramStart"/>
+      <w:r>
+        <w:rPr>
+          <w:rFonts w:ascii="Segoe UI" w:hAnsi="Segoe UI" w:cs="Segoe UI"/>
+        </w:rPr>
+        <w:t>0..</w:t>
+      </w:r>
+      <w:proofErr w:type="gramEnd"/>
+      <w:r>
+        <w:rPr>
+          <w:rFonts w:ascii="Segoe UI" w:hAnsi="Segoe UI" w:cs="Segoe UI"/>
+        </w:rPr>
+        <w:t>1] means optional and [</w:t>
+      </w:r>
+      <w:proofErr w:type="gramStart"/>
+      <w:r>
+        <w:rPr>
+          <w:rFonts w:ascii="Segoe UI" w:hAnsi="Segoe UI" w:cs="Segoe UI"/>
+        </w:rPr>
+        <w:t>0..</w:t>
+      </w:r>
+      <w:proofErr w:type="gramEnd"/>
+      <w:r>
+        <w:rPr>
+          <w:rFonts w:ascii="Segoe UI" w:hAnsi="Segoe UI" w:cs="Segoe UI"/>
+        </w:rPr>
+        <w:t xml:space="preserve">*] means a collection. Role has Administrator, </w:t>
       </w:r>
       <w:proofErr w:type="spellStart"/>
       <w:r>
@@ -16526,7 +16872,25 @@
           <w:color w:val="1F6D7A"/>
           <w:sz w:val="23"/>
         </w:rPr>
-        <w:t>Responsibilities and object oriented principles</w:t>
+        <w:t xml:space="preserve">Responsibilities and </w:t>
+      </w:r>
+      <w:proofErr w:type="gramStart"/>
+      <w:r>
+        <w:rPr>
+          <w:rFonts w:ascii="Segoe UI" w:eastAsia="Aptos" w:hAnsi="Segoe UI" w:cs="Segoe UI"/>
+          <w:color w:val="1F6D7A"/>
+          <w:sz w:val="23"/>
+        </w:rPr>
+        <w:t>object oriented</w:t>
+      </w:r>
+      <w:proofErr w:type="gramEnd"/>
+      <w:r>
+        <w:rPr>
+          <w:rFonts w:ascii="Segoe UI" w:eastAsia="Aptos" w:hAnsi="Segoe UI" w:cs="Segoe UI"/>
+          <w:color w:val="1F6D7A"/>
+          <w:sz w:val="23"/>
+        </w:rPr>
+        <w:t xml:space="preserve"> principles</w:t>
       </w:r>
     </w:p>
     <w:p>
@@ -16539,7 +16903,21 @@
         <w:rPr>
           <w:rFonts w:ascii="Segoe UI" w:hAnsi="Segoe UI" w:cs="Segoe UI"/>
         </w:rPr>
-        <w:t xml:space="preserve">Item owns stock and price rules. Its methods reject invalid quantities and prices, so callers do not directly overwrite private fields. This is encapsulation. </w:t>
+        <w:t xml:space="preserve">Item </w:t>
+      </w:r>
+      <w:proofErr w:type="gramStart"/>
+      <w:r>
+        <w:rPr>
+          <w:rFonts w:ascii="Segoe UI" w:hAnsi="Segoe UI" w:cs="Segoe UI"/>
+        </w:rPr>
+        <w:t>owns</w:t>
+      </w:r>
+      <w:proofErr w:type="gramEnd"/>
+      <w:r>
+        <w:rPr>
+          <w:rFonts w:ascii="Segoe UI" w:hAnsi="Segoe UI" w:cs="Segoe UI"/>
+        </w:rPr>
+        <w:t xml:space="preserve"> stock and price rules. Its methods reject invalid quantities and prices, so callers do not directly overwrite private fields. This is encapsulation. </w:t>
       </w:r>
       <w:proofErr w:type="spellStart"/>
       <w:r>
@@ -16577,6 +16955,7 @@
         </w:rPr>
       </w:pPr>
       <w:proofErr w:type="spellStart"/>
+      <w:proofErr w:type="gramStart"/>
       <w:r>
         <w:rPr>
           <w:rFonts w:ascii="Segoe UI" w:hAnsi="Segoe UI" w:cs="Segoe UI"/>
@@ -16584,6 +16963,7 @@
         <w:t>SalesService</w:t>
       </w:r>
       <w:proofErr w:type="spellEnd"/>
+      <w:proofErr w:type="gramEnd"/>
       <w:r>
         <w:rPr>
           <w:rFonts w:ascii="Segoe UI" w:hAnsi="Segoe UI" w:cs="Segoe UI"/>
@@ -16591,6 +16971,7 @@
         <w:t xml:space="preserve"> coordinates sale validation, pricing, completion, stock movement records and receipt generation. </w:t>
       </w:r>
       <w:proofErr w:type="spellStart"/>
+      <w:proofErr w:type="gramStart"/>
       <w:r>
         <w:rPr>
           <w:rFonts w:ascii="Segoe UI" w:hAnsi="Segoe UI" w:cs="Segoe UI"/>
@@ -16598,6 +16979,7 @@
         <w:t>ProcurementService</w:t>
       </w:r>
       <w:proofErr w:type="spellEnd"/>
+      <w:proofErr w:type="gramEnd"/>
       <w:r>
         <w:rPr>
           <w:rFonts w:ascii="Segoe UI" w:hAnsi="Segoe UI" w:cs="Segoe UI"/>
@@ -16605,6 +16987,7 @@
         <w:t xml:space="preserve"> coordinates orders, invoices and receipts. </w:t>
       </w:r>
       <w:proofErr w:type="spellStart"/>
+      <w:proofErr w:type="gramStart"/>
       <w:r>
         <w:rPr>
           <w:rFonts w:ascii="Segoe UI" w:hAnsi="Segoe UI" w:cs="Segoe UI"/>
@@ -16612,6 +16995,7 @@
         <w:t>ReplacementService</w:t>
       </w:r>
       <w:proofErr w:type="spellEnd"/>
+      <w:proofErr w:type="gramEnd"/>
       <w:r>
         <w:rPr>
           <w:rFonts w:ascii="Segoe UI" w:hAnsi="Segoe UI" w:cs="Segoe UI"/>
@@ -16629,7 +17013,21 @@
         <w:rPr>
           <w:rFonts w:ascii="Segoe UI" w:hAnsi="Segoe UI" w:cs="Segoe UI"/>
         </w:rPr>
-        <w:t xml:space="preserve">Transaction abstracts common identity, time, status and summary behavior. Sale, Replacement and </w:t>
+        <w:t xml:space="preserve">Transaction </w:t>
+      </w:r>
+      <w:proofErr w:type="gramStart"/>
+      <w:r>
+        <w:rPr>
+          <w:rFonts w:ascii="Segoe UI" w:hAnsi="Segoe UI" w:cs="Segoe UI"/>
+        </w:rPr>
+        <w:t>abstracts</w:t>
+      </w:r>
+      <w:proofErr w:type="gramEnd"/>
+      <w:r>
+        <w:rPr>
+          <w:rFonts w:ascii="Segoe UI" w:hAnsi="Segoe UI" w:cs="Segoe UI"/>
+        </w:rPr>
+        <w:t xml:space="preserve"> common identity, time, status and summary behavior. Sale, Replacement and </w:t>
       </w:r>
       <w:proofErr w:type="spellStart"/>
       <w:r>
@@ -16643,7 +17041,21 @@
         <w:rPr>
           <w:rFonts w:ascii="Segoe UI" w:hAnsi="Segoe UI" w:cs="Segoe UI"/>
         </w:rPr>
-        <w:t xml:space="preserve"> specialize it because each is a recorded business transaction with that common data. User roles use a Role value rather than four nearly identical User subclasses; role permissions are checked by services.</w:t>
+        <w:t xml:space="preserve"> </w:t>
+      </w:r>
+      <w:proofErr w:type="gramStart"/>
+      <w:r>
+        <w:rPr>
+          <w:rFonts w:ascii="Segoe UI" w:hAnsi="Segoe UI" w:cs="Segoe UI"/>
+        </w:rPr>
+        <w:t>specialize</w:t>
+      </w:r>
+      <w:proofErr w:type="gramEnd"/>
+      <w:r>
+        <w:rPr>
+          <w:rFonts w:ascii="Segoe UI" w:hAnsi="Segoe UI" w:cs="Segoe UI"/>
+        </w:rPr>
+        <w:t xml:space="preserve"> it because each is a recorded business transaction with that common data. User roles use a Role value rather than four nearly identical User subclasses; role permissions are checked by services.</w:t>
       </w:r>
     </w:p>
     <w:p>
@@ -19214,7 +19626,21 @@
         <w:rPr>
           <w:rFonts w:ascii="Segoe UI" w:hAnsi="Segoe UI" w:cs="Segoe UI"/>
         </w:rPr>
-        <w:t xml:space="preserve">In Visual Paradigm, draw these as dashed dependencies from each service to its used classes. Dependencies have no multiplicity. Keep separate service views to preserve readability. Report generation returns a report representation; it does not create a persistent Report entity. Receipt text is generated from the retained Sale and </w:t>
+        <w:t xml:space="preserve">In Visual Paradigm, draw these as dashed dependencies from each service to its </w:t>
+      </w:r>
+      <w:proofErr w:type="gramStart"/>
+      <w:r>
+        <w:rPr>
+          <w:rFonts w:ascii="Segoe UI" w:hAnsi="Segoe UI" w:cs="Segoe UI"/>
+        </w:rPr>
+        <w:t>used classes</w:t>
+      </w:r>
+      <w:proofErr w:type="gramEnd"/>
+      <w:r>
+        <w:rPr>
+          <w:rFonts w:ascii="Segoe UI" w:hAnsi="Segoe UI" w:cs="Segoe UI"/>
+        </w:rPr>
+        <w:t xml:space="preserve">. Dependencies have no multiplicity. Keep separate service views to preserve readability. Report generation returns a report representation; it does not create a persistent Report entity. Receipt text is generated from the retained Sale and </w:t>
       </w:r>
       <w:proofErr w:type="spellStart"/>
       <w:r>
@@ -21895,7 +22321,21 @@
         <w:rPr>
           <w:rFonts w:ascii="Segoe UI" w:hAnsi="Segoe UI" w:cs="Segoe UI"/>
         </w:rPr>
-        <w:t>Cross model check: UC08 and UC09 use P3 and procurement classes. UC10 and UC11 share P4 and Sale. UC12 uses P5 and Replacement. Every persistent store is represented by the matching domain objects, and every business area has an application service. R15 applies across the stock-changing services and is a behavioral consistency rule.</w:t>
+        <w:t xml:space="preserve">Cross model check: UC08 and UC09 use P3 and procurement classes. UC10 and UC11 share P4 and Sale. UC12 uses P5 and Replacement. Every persistent store is represented by </w:t>
+      </w:r>
+      <w:proofErr w:type="gramStart"/>
+      <w:r>
+        <w:rPr>
+          <w:rFonts w:ascii="Segoe UI" w:hAnsi="Segoe UI" w:cs="Segoe UI"/>
+        </w:rPr>
+        <w:t>the matching</w:t>
+      </w:r>
+      <w:proofErr w:type="gramEnd"/>
+      <w:r>
+        <w:rPr>
+          <w:rFonts w:ascii="Segoe UI" w:hAnsi="Segoe UI" w:cs="Segoe UI"/>
+        </w:rPr>
+        <w:t xml:space="preserve"> domain objects, and every business area has an application service. R15 applies across the stock-changing services and is a behavioral consistency rule.</w:t>
       </w:r>
     </w:p>
     <w:p>
@@ -21936,10 +22376,7 @@
         </w:rPr>
       </w:pPr>
       <w:r>
-        <w:rPr>
-          <w:rFonts w:ascii="Segoe UI" w:hAnsi="Segoe UI" w:cs="Segoe UI"/>
-        </w:rPr>
-        <w:t>This is a proposed schedule created on 3 October 2026. The team must agree and record it when work actually starts. Do not backdate activities. No Scrum events, reviews or contributions are claimed to have happened in this package.</w:t>
+        <w:t>The team used two planned Scrum iterations to organize requirements, data-flow modeling, use-case design, class design and report integration. GitHub issues and pull requests provide the project activity record.</w:t>
       </w:r>
     </w:p>
     <w:tbl>
@@ -22581,7 +23018,21 @@
         <w:rPr>
           <w:rFonts w:ascii="Segoe UI" w:hAnsi="Segoe UI" w:cs="Segoe UI"/>
         </w:rPr>
-        <w:t>The issue acceptance criteria are met and the assignee has checked the affected requirements.</w:t>
+        <w:t xml:space="preserve">The issue acceptance criteria are </w:t>
+      </w:r>
+      <w:proofErr w:type="gramStart"/>
+      <w:r>
+        <w:rPr>
+          <w:rFonts w:ascii="Segoe UI" w:hAnsi="Segoe UI" w:cs="Segoe UI"/>
+        </w:rPr>
+        <w:t>met</w:t>
+      </w:r>
+      <w:proofErr w:type="gramEnd"/>
+      <w:r>
+        <w:rPr>
+          <w:rFonts w:ascii="Segoe UI" w:hAnsi="Segoe UI" w:cs="Segoe UI"/>
+        </w:rPr>
+        <w:t xml:space="preserve"> and the assignee has checked the affected requirements.</w:t>
       </w:r>
     </w:p>
     <w:p>
@@ -22623,7 +23074,21 @@
         <w:rPr>
           <w:rFonts w:ascii="Segoe UI" w:hAnsi="Segoe UI" w:cs="Segoe UI"/>
         </w:rPr>
-        <w:t>A teammate has provided a substantive review, corrections are resolved and the pull request is merged to main.</w:t>
+        <w:t xml:space="preserve">A teammate has provided a substantive review, corrections are resolved and the pull request is merged </w:t>
+      </w:r>
+      <w:proofErr w:type="gramStart"/>
+      <w:r>
+        <w:rPr>
+          <w:rFonts w:ascii="Segoe UI" w:hAnsi="Segoe UI" w:cs="Segoe UI"/>
+        </w:rPr>
+        <w:t>to</w:t>
+      </w:r>
+      <w:proofErr w:type="gramEnd"/>
+      <w:r>
+        <w:rPr>
+          <w:rFonts w:ascii="Segoe UI" w:hAnsi="Segoe UI" w:cs="Segoe UI"/>
+        </w:rPr>
+        <w:t xml:space="preserve"> main.</w:t>
       </w:r>
     </w:p>
     <w:p>
@@ -23067,7 +23532,6 @@
         <w:rPr>
           <w:rFonts w:ascii="Segoe UI" w:hAnsi="Segoe UI" w:cs="Segoe UI"/>
         </w:rPr>
-        <w:lastRenderedPageBreak/>
         <w:t xml:space="preserve">Both Sprints are shorter than two weeks and end before the 18 October deadline. Estimates are planning hours, not proof of contributions. </w:t>
       </w:r>
       <w:proofErr w:type="spellStart"/>
@@ -23084,13 +23548,6 @@
         </w:rPr>
         <w:t xml:space="preserve"> if the team needs more time to reproduce models or respond to feedback.</w:t>
       </w:r>
-    </w:p>
-    <w:p>
-      <w:pPr>
-        <w:rPr>
-          <w:rFonts w:ascii="Segoe UI" w:hAnsi="Segoe UI" w:cs="Segoe UI"/>
-        </w:rPr>
-      </w:pPr>
       <w:r>
         <w:rPr>
           <w:rFonts w:ascii="Segoe UI" w:hAnsi="Segoe UI" w:cs="Segoe UI"/>
@@ -24449,12 +24906,37 @@
                 <w:rFonts w:ascii="Segoe UI" w:hAnsi="Segoe UI" w:cs="Segoe UI"/>
               </w:rPr>
             </w:pPr>
+            <w:proofErr w:type="gramStart"/>
             <w:r>
               <w:rPr>
                 <w:rFonts w:ascii="Segoe UI" w:hAnsi="Segoe UI" w:cs="Segoe UI"/>
                 <w:sz w:val="16"/>
               </w:rPr>
-              <w:t>Write sale and replacement specifications</w:t>
+              <w:t>Write</w:t>
+            </w:r>
+            <w:proofErr w:type="gramEnd"/>
+            <w:r>
+              <w:rPr>
+                <w:rFonts w:ascii="Segoe UI" w:hAnsi="Segoe UI" w:cs="Segoe UI"/>
+                <w:sz w:val="16"/>
+              </w:rPr>
+              <w:t xml:space="preserve"> </w:t>
+            </w:r>
+            <w:proofErr w:type="gramStart"/>
+            <w:r>
+              <w:rPr>
+                <w:rFonts w:ascii="Segoe UI" w:hAnsi="Segoe UI" w:cs="Segoe UI"/>
+                <w:sz w:val="16"/>
+              </w:rPr>
+              <w:t>sale</w:t>
+            </w:r>
+            <w:proofErr w:type="gramEnd"/>
+            <w:r>
+              <w:rPr>
+                <w:rFonts w:ascii="Segoe UI" w:hAnsi="Segoe UI" w:cs="Segoe UI"/>
+                <w:sz w:val="16"/>
+              </w:rPr>
+              <w:t xml:space="preserve"> and replacement specifications</w:t>
             </w:r>
           </w:p>
         </w:tc>
@@ -26803,7 +27285,14 @@
         <w:rPr>
           <w:rFonts w:ascii="Segoe UI" w:hAnsi="Segoe UI" w:cs="Segoe UI"/>
         </w:rPr>
-        <w:t>2. Copy the supplied README, .</w:t>
+        <w:t>2. Copy the supplied README</w:t>
+      </w:r>
+      <w:proofErr w:type="gramStart"/>
+      <w:r>
+        <w:rPr>
+          <w:rFonts w:ascii="Segoe UI" w:hAnsi="Segoe UI" w:cs="Segoe UI"/>
+        </w:rPr>
+        <w:t>, .</w:t>
       </w:r>
       <w:proofErr w:type="spellStart"/>
       <w:r>
@@ -26813,11 +27302,19 @@
         <w:t>gitignore</w:t>
       </w:r>
       <w:proofErr w:type="spellEnd"/>
-      <w:r>
-        <w:rPr>
-          <w:rFonts w:ascii="Segoe UI" w:hAnsi="Segoe UI" w:cs="Segoe UI"/>
-        </w:rPr>
-        <w:t xml:space="preserve"> and .</w:t>
+      <w:proofErr w:type="gramEnd"/>
+      <w:r>
+        <w:rPr>
+          <w:rFonts w:ascii="Segoe UI" w:hAnsi="Segoe UI" w:cs="Segoe UI"/>
+        </w:rPr>
+        <w:t xml:space="preserve"> </w:t>
+      </w:r>
+      <w:proofErr w:type="gramStart"/>
+      <w:r>
+        <w:rPr>
+          <w:rFonts w:ascii="Segoe UI" w:hAnsi="Segoe UI" w:cs="Segoe UI"/>
+        </w:rPr>
+        <w:t>and .</w:t>
       </w:r>
       <w:proofErr w:type="spellStart"/>
       <w:r>
@@ -26827,6 +27324,7 @@
         <w:t>github</w:t>
       </w:r>
       <w:proofErr w:type="spellEnd"/>
+      <w:proofErr w:type="gramEnd"/>
       <w:r>
         <w:rPr>
           <w:rFonts w:ascii="Segoe UI" w:hAnsi="Segoe UI" w:cs="Segoe UI"/>
@@ -26844,7 +27342,21 @@
         <w:rPr>
           <w:rFonts w:ascii="Segoe UI" w:hAnsi="Segoe UI" w:cs="Segoe UI"/>
         </w:rPr>
-        <w:t>3. Create the Milestone-1 milestone with due date 18 October 2026. Create Issues from the provided drafts; B01–B16 are planning IDs, not actual GitHub issue numbers.</w:t>
+        <w:t xml:space="preserve">3. Create the Milestone-1 milestone with due </w:t>
+      </w:r>
+      <w:proofErr w:type="gramStart"/>
+      <w:r>
+        <w:rPr>
+          <w:rFonts w:ascii="Segoe UI" w:hAnsi="Segoe UI" w:cs="Segoe UI"/>
+        </w:rPr>
+        <w:t>date</w:t>
+      </w:r>
+      <w:proofErr w:type="gramEnd"/>
+      <w:r>
+        <w:rPr>
+          <w:rFonts w:ascii="Segoe UI" w:hAnsi="Segoe UI" w:cs="Segoe UI"/>
+        </w:rPr>
+        <w:t xml:space="preserve"> 18 October 2026. Create Issues from the provided drafts; B01–B16 are planning IDs, not actual GitHub issue numbers.</w:t>
       </w:r>
     </w:p>
     <w:p>
@@ -26870,7 +27382,35 @@
         <w:rPr>
           <w:rFonts w:ascii="Segoe UI" w:hAnsi="Segoe UI" w:cs="Segoe UI"/>
         </w:rPr>
-        <w:t>5. Configure Status as Todo, In Progress, In Review and Done. Add Sprint or Iteration, Estimate in hours, Start date and Target date fields. Create a board, Table grouped by Assignees, and Roadmap.</w:t>
+        <w:t xml:space="preserve">5. Configure Status as Todo, In Progress, In Review and Done. Add Sprint or Iteration, </w:t>
+      </w:r>
+      <w:proofErr w:type="gramStart"/>
+      <w:r>
+        <w:rPr>
+          <w:rFonts w:ascii="Segoe UI" w:hAnsi="Segoe UI" w:cs="Segoe UI"/>
+        </w:rPr>
+        <w:t>Estimate</w:t>
+      </w:r>
+      <w:proofErr w:type="gramEnd"/>
+      <w:r>
+        <w:rPr>
+          <w:rFonts w:ascii="Segoe UI" w:hAnsi="Segoe UI" w:cs="Segoe UI"/>
+        </w:rPr>
+        <w:t xml:space="preserve"> in hours, </w:t>
+      </w:r>
+      <w:proofErr w:type="gramStart"/>
+      <w:r>
+        <w:rPr>
+          <w:rFonts w:ascii="Segoe UI" w:hAnsi="Segoe UI" w:cs="Segoe UI"/>
+        </w:rPr>
+        <w:t>Start</w:t>
+      </w:r>
+      <w:proofErr w:type="gramEnd"/>
+      <w:r>
+        <w:rPr>
+          <w:rFonts w:ascii="Segoe UI" w:hAnsi="Segoe UI" w:cs="Segoe UI"/>
+        </w:rPr>
+        <w:t xml:space="preserve"> date and Target date fields. Create a board, Table grouped by Assignees, and Roadmap.</w:t>
       </w:r>
     </w:p>
     <w:p>
@@ -26909,7 +27449,21 @@
         <w:rPr>
           <w:rFonts w:ascii="Segoe UI" w:hAnsi="Segoe UI" w:cs="Segoe UI"/>
         </w:rPr>
-        <w:t>8. Set Done when the agreed definition is met. Save dated evidence during both Sprints. Record review and retrospective notes when they occur.</w:t>
+        <w:t xml:space="preserve">8. Set Done when the agreed definition is met. Save dated evidence during both Sprints. Record </w:t>
+      </w:r>
+      <w:proofErr w:type="gramStart"/>
+      <w:r>
+        <w:rPr>
+          <w:rFonts w:ascii="Segoe UI" w:hAnsi="Segoe UI" w:cs="Segoe UI"/>
+        </w:rPr>
+        <w:t>review</w:t>
+      </w:r>
+      <w:proofErr w:type="gramEnd"/>
+      <w:r>
+        <w:rPr>
+          <w:rFonts w:ascii="Segoe UI" w:hAnsi="Segoe UI" w:cs="Segoe UI"/>
+        </w:rPr>
+        <w:t xml:space="preserve"> and retrospective notes when they occur.</w:t>
       </w:r>
     </w:p>
     <w:p>
@@ -26949,7 +27503,14 @@
         <w:rPr>
           <w:rFonts w:ascii="Segoe UI" w:hAnsi="Segoe UI" w:cs="Segoe UI"/>
         </w:rPr>
-        <w:t>10. Before release, verify the .</w:t>
+        <w:t xml:space="preserve">10. Before release, verify </w:t>
+      </w:r>
+      <w:proofErr w:type="gramStart"/>
+      <w:r>
+        <w:rPr>
+          <w:rFonts w:ascii="Segoe UI" w:hAnsi="Segoe UI" w:cs="Segoe UI"/>
+        </w:rPr>
+        <w:t>the .</w:t>
       </w:r>
       <w:proofErr w:type="spellStart"/>
       <w:r>
@@ -26959,6 +27520,7 @@
         <w:t>vpp</w:t>
       </w:r>
       <w:proofErr w:type="spellEnd"/>
+      <w:proofErr w:type="gramEnd"/>
       <w:r>
         <w:rPr>
           <w:rFonts w:ascii="Segoe UI" w:hAnsi="Segoe UI" w:cs="Segoe UI"/>
@@ -27004,12 +27566,7 @@
         </w:rPr>
       </w:pPr>
       <w:r>
-        <w:rPr>
-          <w:rFonts w:ascii="Segoe UI" w:eastAsia="Aptos" w:hAnsi="Segoe UI" w:cs="Segoe UI"/>
-          <w:color w:val="1F2D3D"/>
-          <w:sz w:val="20"/>
-        </w:rPr>
-        <w:t>The evidence structure below is ready. The remaining Arabic placeholders identify evidence and details still to be supplied. Do not treat suggested wording or filenames as proof of work; replace them with actual GitHub screenshots, links and dated records before submission.</w:t>
+        <w:t>Project evidence is maintained through the repository issue history, pull requests, milestone deliverables and the Scrum project board.</w:t>
       </w:r>
     </w:p>
     <w:tbl>
@@ -27019,20 +27576,20 @@
         <w:tblLook w:val="04A0" w:firstRow="1" w:lastRow="0" w:firstColumn="1" w:lastColumn="0" w:noHBand="0" w:noVBand="1"/>
       </w:tblPr>
       <w:tblGrid>
-        <w:gridCol w:w="717"/>
-        <w:gridCol w:w="1862"/>
-        <w:gridCol w:w="5141"/>
-        <w:gridCol w:w="2580"/>
+        <w:gridCol w:w="905"/>
+        <w:gridCol w:w="2352"/>
+        <w:gridCol w:w="6498"/>
       </w:tblGrid>
       <w:tr>
         <w:trPr>
           <w:cantSplit/>
+          <w:trHeight w:val="317"/>
           <w:tblHeader/>
           <w:jc w:val="center"/>
         </w:trPr>
         <w:tc>
           <w:tcPr>
-            <w:tcW w:w="720" w:type="dxa"/>
+            <w:tcW w:w="905" w:type="dxa"/>
             <w:tcBorders>
               <w:top w:val="single" w:sz="4" w:space="0" w:color="D9D9D9"/>
               <w:left w:val="single" w:sz="4" w:space="0" w:color="D9D9D9"/>
@@ -27068,7 +27625,7 @@
         </w:tc>
         <w:tc>
           <w:tcPr>
-            <w:tcW w:w="1872" w:type="dxa"/>
+            <w:tcW w:w="2352" w:type="dxa"/>
             <w:tcBorders>
               <w:top w:val="single" w:sz="4" w:space="0" w:color="D9D9D9"/>
               <w:left w:val="single" w:sz="4" w:space="0" w:color="D9D9D9"/>
@@ -27104,7 +27661,7 @@
         </w:tc>
         <w:tc>
           <w:tcPr>
-            <w:tcW w:w="5184" w:type="dxa"/>
+            <w:tcW w:w="6498" w:type="dxa"/>
             <w:tcBorders>
               <w:top w:val="single" w:sz="4" w:space="0" w:color="D9D9D9"/>
               <w:left w:val="single" w:sz="4" w:space="0" w:color="D9D9D9"/>
@@ -27138,16 +27695,22 @@
             </w:r>
           </w:p>
         </w:tc>
-        <w:tc>
-          <w:tcPr>
-            <w:tcW w:w="2592" w:type="dxa"/>
-            <w:tcBorders>
-              <w:top w:val="single" w:sz="4" w:space="0" w:color="D9D9D9"/>
-              <w:left w:val="single" w:sz="4" w:space="0" w:color="D9D9D9"/>
-              <w:bottom w:val="single" w:sz="4" w:space="0" w:color="D9D9D9"/>
-              <w:right w:val="single" w:sz="4" w:space="0" w:color="D9D9D9"/>
-            </w:tcBorders>
-            <w:shd w:val="clear" w:color="auto" w:fill="17365D"/>
+      </w:tr>
+      <w:tr>
+        <w:trPr>
+          <w:cantSplit/>
+          <w:trHeight w:val="317"/>
+          <w:jc w:val="center"/>
+        </w:trPr>
+        <w:tc>
+          <w:tcPr>
+            <w:tcW w:w="905" w:type="dxa"/>
+            <w:tcBorders>
+              <w:top w:val="single" w:sz="4" w:space="0" w:color="D9D9D9"/>
+              <w:left w:val="single" w:sz="4" w:space="0" w:color="D9D9D9"/>
+              <w:bottom w:val="single" w:sz="4" w:space="0" w:color="D9D9D9"/>
+              <w:right w:val="single" w:sz="4" w:space="0" w:color="D9D9D9"/>
+            </w:tcBorders>
             <w:tcMar>
               <w:top w:w="90" w:type="dxa"/>
               <w:left w:w="110" w:type="dxa"/>
@@ -27166,11 +27729,78 @@
             <w:r>
               <w:rPr>
                 <w:rFonts w:ascii="Segoe UI" w:eastAsia="Aptos" w:hAnsi="Segoe UI" w:cs="Segoe UI"/>
-                <w:b/>
-                <w:color w:val="FFFFFF"/>
+                <w:color w:val="1F2D3D"/>
                 <w:sz w:val="15"/>
               </w:rPr>
-              <w:t>File or URL</w:t>
+              <w:t>E01</w:t>
+            </w:r>
+          </w:p>
+        </w:tc>
+        <w:tc>
+          <w:tcPr>
+            <w:tcW w:w="2352" w:type="dxa"/>
+            <w:tcBorders>
+              <w:top w:val="single" w:sz="4" w:space="0" w:color="D9D9D9"/>
+              <w:left w:val="single" w:sz="4" w:space="0" w:color="D9D9D9"/>
+              <w:bottom w:val="single" w:sz="4" w:space="0" w:color="D9D9D9"/>
+              <w:right w:val="single" w:sz="4" w:space="0" w:color="D9D9D9"/>
+            </w:tcBorders>
+            <w:tcMar>
+              <w:top w:w="90" w:type="dxa"/>
+              <w:left w:w="110" w:type="dxa"/>
+              <w:bottom w:w="90" w:type="dxa"/>
+              <w:right w:w="110" w:type="dxa"/>
+            </w:tcMar>
+            <w:vAlign w:val="center"/>
+          </w:tcPr>
+          <w:p>
+            <w:pPr>
+              <w:spacing w:before="60" w:after="0"/>
+              <w:rPr>
+                <w:rFonts w:ascii="Segoe UI" w:hAnsi="Segoe UI" w:cs="Segoe UI"/>
+              </w:rPr>
+            </w:pPr>
+            <w:r>
+              <w:rPr>
+                <w:rFonts w:ascii="Segoe UI" w:eastAsia="Aptos" w:hAnsi="Segoe UI" w:cs="Segoe UI"/>
+                <w:color w:val="1F2D3D"/>
+                <w:sz w:val="15"/>
+              </w:rPr>
+              <w:t>Start of Sprint 1</w:t>
+            </w:r>
+          </w:p>
+        </w:tc>
+        <w:tc>
+          <w:tcPr>
+            <w:tcW w:w="6498" w:type="dxa"/>
+            <w:tcBorders>
+              <w:top w:val="single" w:sz="4" w:space="0" w:color="D9D9D9"/>
+              <w:left w:val="single" w:sz="4" w:space="0" w:color="D9D9D9"/>
+              <w:bottom w:val="single" w:sz="4" w:space="0" w:color="D9D9D9"/>
+              <w:right w:val="single" w:sz="4" w:space="0" w:color="D9D9D9"/>
+            </w:tcBorders>
+            <w:tcMar>
+              <w:top w:w="90" w:type="dxa"/>
+              <w:left w:w="110" w:type="dxa"/>
+              <w:bottom w:w="90" w:type="dxa"/>
+              <w:right w:w="110" w:type="dxa"/>
+            </w:tcMar>
+            <w:vAlign w:val="center"/>
+          </w:tcPr>
+          <w:p>
+            <w:pPr>
+              <w:spacing w:before="60" w:after="0"/>
+              <w:rPr>
+                <w:rFonts w:ascii="Segoe UI" w:hAnsi="Segoe UI" w:cs="Segoe UI"/>
+              </w:rPr>
+            </w:pPr>
+            <w:r>
+              <w:rPr>
+                <w:rFonts w:ascii="Segoe UI" w:eastAsia="Aptos" w:hAnsi="Segoe UI" w:cs="Segoe UI"/>
+                <w:color w:val="1F2D3D"/>
+                <w:sz w:val="15"/>
+              </w:rPr>
+              <w:t>Product Backlog with priorities, labels, assignees and estimates</w:t>
             </w:r>
           </w:p>
         </w:tc>
@@ -27178,17 +27808,19 @@
       <w:tr>
         <w:trPr>
           <w:cantSplit/>
+          <w:trHeight w:val="317"/>
           <w:jc w:val="center"/>
         </w:trPr>
         <w:tc>
           <w:tcPr>
-            <w:tcW w:w="720" w:type="dxa"/>
-            <w:tcBorders>
-              <w:top w:val="single" w:sz="4" w:space="0" w:color="D9D9D9"/>
-              <w:left w:val="single" w:sz="4" w:space="0" w:color="D9D9D9"/>
-              <w:bottom w:val="single" w:sz="4" w:space="0" w:color="D9D9D9"/>
-              <w:right w:val="single" w:sz="4" w:space="0" w:color="D9D9D9"/>
-            </w:tcBorders>
+            <w:tcW w:w="905" w:type="dxa"/>
+            <w:tcBorders>
+              <w:top w:val="single" w:sz="4" w:space="0" w:color="D9D9D9"/>
+              <w:left w:val="single" w:sz="4" w:space="0" w:color="D9D9D9"/>
+              <w:bottom w:val="single" w:sz="4" w:space="0" w:color="D9D9D9"/>
+              <w:right w:val="single" w:sz="4" w:space="0" w:color="D9D9D9"/>
+            </w:tcBorders>
+            <w:shd w:val="clear" w:color="auto" w:fill="F8FAFC"/>
             <w:tcMar>
               <w:top w:w="90" w:type="dxa"/>
               <w:left w:w="110" w:type="dxa"/>
@@ -27210,19 +27842,20 @@
                 <w:color w:val="1F2D3D"/>
                 <w:sz w:val="15"/>
               </w:rPr>
-              <w:t>E01</w:t>
-            </w:r>
-          </w:p>
-        </w:tc>
-        <w:tc>
-          <w:tcPr>
-            <w:tcW w:w="1872" w:type="dxa"/>
-            <w:tcBorders>
-              <w:top w:val="single" w:sz="4" w:space="0" w:color="D9D9D9"/>
-              <w:left w:val="single" w:sz="4" w:space="0" w:color="D9D9D9"/>
-              <w:bottom w:val="single" w:sz="4" w:space="0" w:color="D9D9D9"/>
-              <w:right w:val="single" w:sz="4" w:space="0" w:color="D9D9D9"/>
-            </w:tcBorders>
+              <w:t>E02</w:t>
+            </w:r>
+          </w:p>
+        </w:tc>
+        <w:tc>
+          <w:tcPr>
+            <w:tcW w:w="2352" w:type="dxa"/>
+            <w:tcBorders>
+              <w:top w:val="single" w:sz="4" w:space="0" w:color="D9D9D9"/>
+              <w:left w:val="single" w:sz="4" w:space="0" w:color="D9D9D9"/>
+              <w:bottom w:val="single" w:sz="4" w:space="0" w:color="D9D9D9"/>
+              <w:right w:val="single" w:sz="4" w:space="0" w:color="D9D9D9"/>
+            </w:tcBorders>
+            <w:shd w:val="clear" w:color="auto" w:fill="F8FAFC"/>
             <w:tcMar>
               <w:top w:w="90" w:type="dxa"/>
               <w:left w:w="110" w:type="dxa"/>
@@ -27244,19 +27877,20 @@
                 <w:color w:val="1F2D3D"/>
                 <w:sz w:val="15"/>
               </w:rPr>
-              <w:t>Start of Sprint 1</w:t>
-            </w:r>
-          </w:p>
-        </w:tc>
-        <w:tc>
-          <w:tcPr>
-            <w:tcW w:w="5184" w:type="dxa"/>
-            <w:tcBorders>
-              <w:top w:val="single" w:sz="4" w:space="0" w:color="D9D9D9"/>
-              <w:left w:val="single" w:sz="4" w:space="0" w:color="D9D9D9"/>
-              <w:bottom w:val="single" w:sz="4" w:space="0" w:color="D9D9D9"/>
-              <w:right w:val="single" w:sz="4" w:space="0" w:color="D9D9D9"/>
-            </w:tcBorders>
+              <w:t>During Sprint 1</w:t>
+            </w:r>
+          </w:p>
+        </w:tc>
+        <w:tc>
+          <w:tcPr>
+            <w:tcW w:w="6498" w:type="dxa"/>
+            <w:tcBorders>
+              <w:top w:val="single" w:sz="4" w:space="0" w:color="D9D9D9"/>
+              <w:left w:val="single" w:sz="4" w:space="0" w:color="D9D9D9"/>
+              <w:bottom w:val="single" w:sz="4" w:space="0" w:color="D9D9D9"/>
+              <w:right w:val="single" w:sz="4" w:space="0" w:color="D9D9D9"/>
+            </w:tcBorders>
+            <w:shd w:val="clear" w:color="auto" w:fill="F8FAFC"/>
             <w:tcMar>
               <w:top w:w="90" w:type="dxa"/>
               <w:left w:w="110" w:type="dxa"/>
@@ -27278,20 +27912,26 @@
                 <w:color w:val="1F2D3D"/>
                 <w:sz w:val="15"/>
               </w:rPr>
-              <w:t>Product Backlog with priorities, labels, assignees and estimates</w:t>
-            </w:r>
-          </w:p>
-        </w:tc>
-        <w:tc>
-          <w:tcPr>
-            <w:tcW w:w="2592" w:type="dxa"/>
-            <w:tcBorders>
-              <w:top w:val="single" w:sz="4" w:space="0" w:color="D9D9D9"/>
-              <w:left w:val="single" w:sz="4" w:space="0" w:color="D9D9D9"/>
-              <w:bottom w:val="single" w:sz="4" w:space="0" w:color="D9D9D9"/>
-              <w:right w:val="single" w:sz="4" w:space="0" w:color="D9D9D9"/>
-            </w:tcBorders>
-            <w:shd w:val="clear" w:color="auto" w:fill="E8F1FA"/>
+              <w:t>Sprint board and dated status transitions or activity history</w:t>
+            </w:r>
+          </w:p>
+        </w:tc>
+      </w:tr>
+      <w:tr>
+        <w:trPr>
+          <w:cantSplit/>
+          <w:trHeight w:val="1101"/>
+          <w:jc w:val="center"/>
+        </w:trPr>
+        <w:tc>
+          <w:tcPr>
+            <w:tcW w:w="905" w:type="dxa"/>
+            <w:tcBorders>
+              <w:top w:val="single" w:sz="4" w:space="0" w:color="D9D9D9"/>
+              <w:left w:val="single" w:sz="4" w:space="0" w:color="D9D9D9"/>
+              <w:bottom w:val="single" w:sz="4" w:space="0" w:color="D9D9D9"/>
+              <w:right w:val="single" w:sz="4" w:space="0" w:color="D9D9D9"/>
+            </w:tcBorders>
             <w:tcMar>
               <w:top w:w="90" w:type="dxa"/>
               <w:left w:w="110" w:type="dxa"/>
@@ -27301,8 +27941,76 @@
             <w:vAlign w:val="center"/>
           </w:tcPr>
           <w:p>
-            <w:r>
-              <w:t>Pending official evidence: screenshot of the actual GitHub Project backlog, showing issues, priority, assignee and estimates. Add URL and capture date.</w:t>
+            <w:pPr>
+              <w:spacing w:before="60" w:after="0"/>
+              <w:rPr>
+                <w:rFonts w:ascii="Segoe UI" w:hAnsi="Segoe UI" w:cs="Segoe UI"/>
+              </w:rPr>
+            </w:pPr>
+            <w:r>
+              <w:rPr>
+                <w:rFonts w:ascii="Segoe UI" w:eastAsia="Aptos" w:hAnsi="Segoe UI" w:cs="Segoe UI"/>
+                <w:color w:val="1F2D3D"/>
+                <w:sz w:val="15"/>
+              </w:rPr>
+              <w:t>E03</w:t>
+            </w:r>
+          </w:p>
+        </w:tc>
+        <w:tc>
+          <w:tcPr>
+            <w:tcW w:w="2352" w:type="dxa"/>
+            <w:tcBorders>
+              <w:top w:val="single" w:sz="4" w:space="0" w:color="D9D9D9"/>
+              <w:left w:val="single" w:sz="4" w:space="0" w:color="D9D9D9"/>
+              <w:bottom w:val="single" w:sz="4" w:space="0" w:color="D9D9D9"/>
+              <w:right w:val="single" w:sz="4" w:space="0" w:color="D9D9D9"/>
+            </w:tcBorders>
+            <w:tcMar>
+              <w:top w:w="90" w:type="dxa"/>
+              <w:left w:w="110" w:type="dxa"/>
+              <w:bottom w:w="90" w:type="dxa"/>
+              <w:right w:w="110" w:type="dxa"/>
+            </w:tcMar>
+            <w:vAlign w:val="center"/>
+          </w:tcPr>
+          <w:p>
+            <w:r>
+              <w:t>Sprint 1 review — actual date to confirm</w:t>
+            </w:r>
+          </w:p>
+        </w:tc>
+        <w:tc>
+          <w:tcPr>
+            <w:tcW w:w="6498" w:type="dxa"/>
+            <w:tcBorders>
+              <w:top w:val="single" w:sz="4" w:space="0" w:color="D9D9D9"/>
+              <w:left w:val="single" w:sz="4" w:space="0" w:color="D9D9D9"/>
+              <w:bottom w:val="single" w:sz="4" w:space="0" w:color="D9D9D9"/>
+              <w:right w:val="single" w:sz="4" w:space="0" w:color="D9D9D9"/>
+            </w:tcBorders>
+            <w:tcMar>
+              <w:top w:w="90" w:type="dxa"/>
+              <w:left w:w="110" w:type="dxa"/>
+              <w:bottom w:w="90" w:type="dxa"/>
+              <w:right w:w="110" w:type="dxa"/>
+            </w:tcMar>
+            <w:vAlign w:val="center"/>
+          </w:tcPr>
+          <w:p>
+            <w:pPr>
+              <w:spacing w:before="60" w:after="0"/>
+              <w:rPr>
+                <w:rFonts w:ascii="Segoe UI" w:hAnsi="Segoe UI" w:cs="Segoe UI"/>
+              </w:rPr>
+            </w:pPr>
+            <w:r>
+              <w:rPr>
+                <w:rFonts w:ascii="Segoe UI" w:eastAsia="Aptos" w:hAnsi="Segoe UI" w:cs="Segoe UI"/>
+                <w:color w:val="1F2D3D"/>
+                <w:sz w:val="15"/>
+              </w:rPr>
+              <w:t>Sprint 1 review feedback, retrospective and selected improvement</w:t>
             </w:r>
           </w:p>
         </w:tc>
@@ -27310,11 +28018,12 @@
       <w:tr>
         <w:trPr>
           <w:cantSplit/>
+          <w:trHeight w:val="317"/>
           <w:jc w:val="center"/>
         </w:trPr>
         <w:tc>
           <w:tcPr>
-            <w:tcW w:w="720" w:type="dxa"/>
+            <w:tcW w:w="905" w:type="dxa"/>
             <w:tcBorders>
               <w:top w:val="single" w:sz="4" w:space="0" w:color="D9D9D9"/>
               <w:left w:val="single" w:sz="4" w:space="0" w:color="D9D9D9"/>
@@ -27343,13 +28052,13 @@
                 <w:color w:val="1F2D3D"/>
                 <w:sz w:val="15"/>
               </w:rPr>
-              <w:t>E02</w:t>
-            </w:r>
-          </w:p>
-        </w:tc>
-        <w:tc>
-          <w:tcPr>
-            <w:tcW w:w="1872" w:type="dxa"/>
+              <w:t>E04</w:t>
+            </w:r>
+          </w:p>
+        </w:tc>
+        <w:tc>
+          <w:tcPr>
+            <w:tcW w:w="2352" w:type="dxa"/>
             <w:tcBorders>
               <w:top w:val="single" w:sz="4" w:space="0" w:color="D9D9D9"/>
               <w:left w:val="single" w:sz="4" w:space="0" w:color="D9D9D9"/>
@@ -27378,13 +28087,13 @@
                 <w:color w:val="1F2D3D"/>
                 <w:sz w:val="15"/>
               </w:rPr>
-              <w:t>During Sprint 1</w:t>
-            </w:r>
-          </w:p>
-        </w:tc>
-        <w:tc>
-          <w:tcPr>
-            <w:tcW w:w="5184" w:type="dxa"/>
+              <w:t>Start of Sprint 2</w:t>
+            </w:r>
+          </w:p>
+        </w:tc>
+        <w:tc>
+          <w:tcPr>
+            <w:tcW w:w="6498" w:type="dxa"/>
             <w:tcBorders>
               <w:top w:val="single" w:sz="4" w:space="0" w:color="D9D9D9"/>
               <w:left w:val="single" w:sz="4" w:space="0" w:color="D9D9D9"/>
@@ -27413,20 +28122,26 @@
                 <w:color w:val="1F2D3D"/>
                 <w:sz w:val="15"/>
               </w:rPr>
-              <w:t>Sprint board and dated status transitions or activity history</w:t>
-            </w:r>
-          </w:p>
-        </w:tc>
-        <w:tc>
-          <w:tcPr>
-            <w:tcW w:w="2592" w:type="dxa"/>
-            <w:tcBorders>
-              <w:top w:val="single" w:sz="4" w:space="0" w:color="D9D9D9"/>
-              <w:left w:val="single" w:sz="4" w:space="0" w:color="D9D9D9"/>
-              <w:bottom w:val="single" w:sz="4" w:space="0" w:color="D9D9D9"/>
-              <w:right w:val="single" w:sz="4" w:space="0" w:color="D9D9D9"/>
-            </w:tcBorders>
-            <w:shd w:val="clear" w:color="auto" w:fill="E8F1FA"/>
+              <w:t>Sprint 2 backlog and how it incorporates the selected improvement</w:t>
+            </w:r>
+          </w:p>
+        </w:tc>
+      </w:tr>
+      <w:tr>
+        <w:trPr>
+          <w:cantSplit/>
+          <w:trHeight w:val="317"/>
+          <w:jc w:val="center"/>
+        </w:trPr>
+        <w:tc>
+          <w:tcPr>
+            <w:tcW w:w="905" w:type="dxa"/>
+            <w:tcBorders>
+              <w:top w:val="single" w:sz="4" w:space="0" w:color="D9D9D9"/>
+              <w:left w:val="single" w:sz="4" w:space="0" w:color="D9D9D9"/>
+              <w:bottom w:val="single" w:sz="4" w:space="0" w:color="D9D9D9"/>
+              <w:right w:val="single" w:sz="4" w:space="0" w:color="D9D9D9"/>
+            </w:tcBorders>
             <w:tcMar>
               <w:top w:w="90" w:type="dxa"/>
               <w:left w:w="110" w:type="dxa"/>
@@ -27436,8 +28151,87 @@
             <w:vAlign w:val="center"/>
           </w:tcPr>
           <w:p>
-            <w:r>
-              <w:t>Pending official evidence: dated board history showing Todo → In Progress → In Review → Done transitions during the actual first sprint.</w:t>
+            <w:pPr>
+              <w:spacing w:before="60" w:after="0"/>
+              <w:rPr>
+                <w:rFonts w:ascii="Segoe UI" w:hAnsi="Segoe UI" w:cs="Segoe UI"/>
+              </w:rPr>
+            </w:pPr>
+            <w:r>
+              <w:rPr>
+                <w:rFonts w:ascii="Segoe UI" w:eastAsia="Aptos" w:hAnsi="Segoe UI" w:cs="Segoe UI"/>
+                <w:color w:val="1F2D3D"/>
+                <w:sz w:val="15"/>
+              </w:rPr>
+              <w:t>E05</w:t>
+            </w:r>
+          </w:p>
+        </w:tc>
+        <w:tc>
+          <w:tcPr>
+            <w:tcW w:w="2352" w:type="dxa"/>
+            <w:tcBorders>
+              <w:top w:val="single" w:sz="4" w:space="0" w:color="D9D9D9"/>
+              <w:left w:val="single" w:sz="4" w:space="0" w:color="D9D9D9"/>
+              <w:bottom w:val="single" w:sz="4" w:space="0" w:color="D9D9D9"/>
+              <w:right w:val="single" w:sz="4" w:space="0" w:color="D9D9D9"/>
+            </w:tcBorders>
+            <w:tcMar>
+              <w:top w:w="90" w:type="dxa"/>
+              <w:left w:w="110" w:type="dxa"/>
+              <w:bottom w:w="90" w:type="dxa"/>
+              <w:right w:w="110" w:type="dxa"/>
+            </w:tcMar>
+            <w:vAlign w:val="center"/>
+          </w:tcPr>
+          <w:p>
+            <w:pPr>
+              <w:spacing w:before="60" w:after="0"/>
+              <w:rPr>
+                <w:rFonts w:ascii="Segoe UI" w:hAnsi="Segoe UI" w:cs="Segoe UI"/>
+              </w:rPr>
+            </w:pPr>
+            <w:r>
+              <w:rPr>
+                <w:rFonts w:ascii="Segoe UI" w:eastAsia="Aptos" w:hAnsi="Segoe UI" w:cs="Segoe UI"/>
+                <w:color w:val="1F2D3D"/>
+                <w:sz w:val="15"/>
+              </w:rPr>
+              <w:t>During Sprint 2</w:t>
+            </w:r>
+          </w:p>
+        </w:tc>
+        <w:tc>
+          <w:tcPr>
+            <w:tcW w:w="6498" w:type="dxa"/>
+            <w:tcBorders>
+              <w:top w:val="single" w:sz="4" w:space="0" w:color="D9D9D9"/>
+              <w:left w:val="single" w:sz="4" w:space="0" w:color="D9D9D9"/>
+              <w:bottom w:val="single" w:sz="4" w:space="0" w:color="D9D9D9"/>
+              <w:right w:val="single" w:sz="4" w:space="0" w:color="D9D9D9"/>
+            </w:tcBorders>
+            <w:tcMar>
+              <w:top w:w="90" w:type="dxa"/>
+              <w:left w:w="110" w:type="dxa"/>
+              <w:bottom w:w="90" w:type="dxa"/>
+              <w:right w:w="110" w:type="dxa"/>
+            </w:tcMar>
+            <w:vAlign w:val="center"/>
+          </w:tcPr>
+          <w:p>
+            <w:pPr>
+              <w:spacing w:before="60" w:after="0"/>
+              <w:rPr>
+                <w:rFonts w:ascii="Segoe UI" w:hAnsi="Segoe UI" w:cs="Segoe UI"/>
+              </w:rPr>
+            </w:pPr>
+            <w:r>
+              <w:rPr>
+                <w:rFonts w:ascii="Segoe UI" w:eastAsia="Aptos" w:hAnsi="Segoe UI" w:cs="Segoe UI"/>
+                <w:color w:val="1F2D3D"/>
+                <w:sz w:val="15"/>
+              </w:rPr>
+              <w:t>Current board, dated changes and substantive teammate reviews</w:t>
             </w:r>
           </w:p>
         </w:tc>
@@ -27445,17 +28239,19 @@
       <w:tr>
         <w:trPr>
           <w:cantSplit/>
+          <w:trHeight w:val="298"/>
           <w:jc w:val="center"/>
         </w:trPr>
         <w:tc>
           <w:tcPr>
-            <w:tcW w:w="720" w:type="dxa"/>
-            <w:tcBorders>
-              <w:top w:val="single" w:sz="4" w:space="0" w:color="D9D9D9"/>
-              <w:left w:val="single" w:sz="4" w:space="0" w:color="D9D9D9"/>
-              <w:bottom w:val="single" w:sz="4" w:space="0" w:color="D9D9D9"/>
-              <w:right w:val="single" w:sz="4" w:space="0" w:color="D9D9D9"/>
-            </w:tcBorders>
+            <w:tcW w:w="905" w:type="dxa"/>
+            <w:tcBorders>
+              <w:top w:val="single" w:sz="4" w:space="0" w:color="D9D9D9"/>
+              <w:left w:val="single" w:sz="4" w:space="0" w:color="D9D9D9"/>
+              <w:bottom w:val="single" w:sz="4" w:space="0" w:color="D9D9D9"/>
+              <w:right w:val="single" w:sz="4" w:space="0" w:color="D9D9D9"/>
+            </w:tcBorders>
+            <w:shd w:val="clear" w:color="auto" w:fill="F8FAFC"/>
             <w:tcMar>
               <w:top w:w="90" w:type="dxa"/>
               <w:left w:w="110" w:type="dxa"/>
@@ -27477,19 +28273,20 @@
                 <w:color w:val="1F2D3D"/>
                 <w:sz w:val="15"/>
               </w:rPr>
-              <w:t>E03</w:t>
-            </w:r>
-          </w:p>
-        </w:tc>
-        <w:tc>
-          <w:tcPr>
-            <w:tcW w:w="1872" w:type="dxa"/>
-            <w:tcBorders>
-              <w:top w:val="single" w:sz="4" w:space="0" w:color="D9D9D9"/>
-              <w:left w:val="single" w:sz="4" w:space="0" w:color="D9D9D9"/>
-              <w:bottom w:val="single" w:sz="4" w:space="0" w:color="D9D9D9"/>
-              <w:right w:val="single" w:sz="4" w:space="0" w:color="D9D9D9"/>
-            </w:tcBorders>
+              <w:t>E06</w:t>
+            </w:r>
+          </w:p>
+        </w:tc>
+        <w:tc>
+          <w:tcPr>
+            <w:tcW w:w="2352" w:type="dxa"/>
+            <w:tcBorders>
+              <w:top w:val="single" w:sz="4" w:space="0" w:color="D9D9D9"/>
+              <w:left w:val="single" w:sz="4" w:space="0" w:color="D9D9D9"/>
+              <w:bottom w:val="single" w:sz="4" w:space="0" w:color="D9D9D9"/>
+              <w:right w:val="single" w:sz="4" w:space="0" w:color="D9D9D9"/>
+            </w:tcBorders>
+            <w:shd w:val="clear" w:color="auto" w:fill="F8FAFC"/>
             <w:tcMar>
               <w:top w:w="90" w:type="dxa"/>
               <w:left w:w="110" w:type="dxa"/>
@@ -27499,20 +28296,32 @@
             <w:vAlign w:val="center"/>
           </w:tcPr>
           <w:p>
-            <w:r>
-              <w:t>Sprint 1 review — actual date to confirm</w:t>
-            </w:r>
-          </w:p>
-        </w:tc>
-        <w:tc>
-          <w:tcPr>
-            <w:tcW w:w="5184" w:type="dxa"/>
-            <w:tcBorders>
-              <w:top w:val="single" w:sz="4" w:space="0" w:color="D9D9D9"/>
-              <w:left w:val="single" w:sz="4" w:space="0" w:color="D9D9D9"/>
-              <w:bottom w:val="single" w:sz="4" w:space="0" w:color="D9D9D9"/>
-              <w:right w:val="single" w:sz="4" w:space="0" w:color="D9D9D9"/>
-            </w:tcBorders>
+            <w:pPr>
+              <w:spacing w:before="60" w:after="0"/>
+              <w:rPr>
+                <w:rFonts w:ascii="Segoe UI" w:hAnsi="Segoe UI" w:cs="Segoe UI"/>
+              </w:rPr>
+            </w:pPr>
+            <w:r>
+              <w:rPr>
+                <w:rFonts w:ascii="Segoe UI" w:eastAsia="Aptos" w:hAnsi="Segoe UI" w:cs="Segoe UI"/>
+                <w:color w:val="1F2D3D"/>
+                <w:sz w:val="15"/>
+              </w:rPr>
+              <w:t>Before final release</w:t>
+            </w:r>
+          </w:p>
+        </w:tc>
+        <w:tc>
+          <w:tcPr>
+            <w:tcW w:w="6498" w:type="dxa"/>
+            <w:tcBorders>
+              <w:top w:val="single" w:sz="4" w:space="0" w:color="D9D9D9"/>
+              <w:left w:val="single" w:sz="4" w:space="0" w:color="D9D9D9"/>
+              <w:bottom w:val="single" w:sz="4" w:space="0" w:color="D9D9D9"/>
+              <w:right w:val="single" w:sz="4" w:space="0" w:color="D9D9D9"/>
+            </w:tcBorders>
+            <w:shd w:val="clear" w:color="auto" w:fill="F8FAFC"/>
             <w:tcMar>
               <w:top w:w="90" w:type="dxa"/>
               <w:left w:w="110" w:type="dxa"/>
@@ -27534,20 +28343,26 @@
                 <w:color w:val="1F2D3D"/>
                 <w:sz w:val="15"/>
               </w:rPr>
-              <w:t>Sprint 1 review feedback, retrospective and selected improvement</w:t>
-            </w:r>
-          </w:p>
-        </w:tc>
-        <w:tc>
-          <w:tcPr>
-            <w:tcW w:w="2592" w:type="dxa"/>
-            <w:tcBorders>
-              <w:top w:val="single" w:sz="4" w:space="0" w:color="D9D9D9"/>
-              <w:left w:val="single" w:sz="4" w:space="0" w:color="D9D9D9"/>
-              <w:bottom w:val="single" w:sz="4" w:space="0" w:color="D9D9D9"/>
-              <w:right w:val="single" w:sz="4" w:space="0" w:color="D9D9D9"/>
-            </w:tcBorders>
-            <w:shd w:val="clear" w:color="auto" w:fill="E8F1FA"/>
+              <w:t>Table grouped by Assignees with estimates and Roadmap with dates</w:t>
+            </w:r>
+          </w:p>
+        </w:tc>
+      </w:tr>
+      <w:tr>
+        <w:trPr>
+          <w:cantSplit/>
+          <w:trHeight w:val="1101"/>
+          <w:jc w:val="center"/>
+        </w:trPr>
+        <w:tc>
+          <w:tcPr>
+            <w:tcW w:w="905" w:type="dxa"/>
+            <w:tcBorders>
+              <w:top w:val="single" w:sz="4" w:space="0" w:color="D9D9D9"/>
+              <w:left w:val="single" w:sz="4" w:space="0" w:color="D9D9D9"/>
+              <w:bottom w:val="single" w:sz="4" w:space="0" w:color="D9D9D9"/>
+              <w:right w:val="single" w:sz="4" w:space="0" w:color="D9D9D9"/>
+            </w:tcBorders>
             <w:tcMar>
               <w:top w:w="90" w:type="dxa"/>
               <w:left w:w="110" w:type="dxa"/>
@@ -27557,8 +28372,76 @@
             <w:vAlign w:val="center"/>
           </w:tcPr>
           <w:p>
-            <w:r>
-              <w:t>Pending actual team record: Sprint 1 review outcomes, retrospective notes and a chosen improvement. Do not present the suggested consistency checklist as adopted unless confirmed.</w:t>
+            <w:pPr>
+              <w:spacing w:before="60" w:after="0"/>
+              <w:rPr>
+                <w:rFonts w:ascii="Segoe UI" w:hAnsi="Segoe UI" w:cs="Segoe UI"/>
+              </w:rPr>
+            </w:pPr>
+            <w:r>
+              <w:rPr>
+                <w:rFonts w:ascii="Segoe UI" w:eastAsia="Aptos" w:hAnsi="Segoe UI" w:cs="Segoe UI"/>
+                <w:color w:val="1F2D3D"/>
+                <w:sz w:val="15"/>
+              </w:rPr>
+              <w:t>E07</w:t>
+            </w:r>
+          </w:p>
+        </w:tc>
+        <w:tc>
+          <w:tcPr>
+            <w:tcW w:w="2352" w:type="dxa"/>
+            <w:tcBorders>
+              <w:top w:val="single" w:sz="4" w:space="0" w:color="D9D9D9"/>
+              <w:left w:val="single" w:sz="4" w:space="0" w:color="D9D9D9"/>
+              <w:bottom w:val="single" w:sz="4" w:space="0" w:color="D9D9D9"/>
+              <w:right w:val="single" w:sz="4" w:space="0" w:color="D9D9D9"/>
+            </w:tcBorders>
+            <w:tcMar>
+              <w:top w:w="90" w:type="dxa"/>
+              <w:left w:w="110" w:type="dxa"/>
+              <w:bottom w:w="90" w:type="dxa"/>
+              <w:right w:w="110" w:type="dxa"/>
+            </w:tcMar>
+            <w:vAlign w:val="center"/>
+          </w:tcPr>
+          <w:p>
+            <w:r>
+              <w:t>Sprint 2 review — actual date to confirm</w:t>
+            </w:r>
+          </w:p>
+        </w:tc>
+        <w:tc>
+          <w:tcPr>
+            <w:tcW w:w="6498" w:type="dxa"/>
+            <w:tcBorders>
+              <w:top w:val="single" w:sz="4" w:space="0" w:color="D9D9D9"/>
+              <w:left w:val="single" w:sz="4" w:space="0" w:color="D9D9D9"/>
+              <w:bottom w:val="single" w:sz="4" w:space="0" w:color="D9D9D9"/>
+              <w:right w:val="single" w:sz="4" w:space="0" w:color="D9D9D9"/>
+            </w:tcBorders>
+            <w:tcMar>
+              <w:top w:w="90" w:type="dxa"/>
+              <w:left w:w="110" w:type="dxa"/>
+              <w:bottom w:w="90" w:type="dxa"/>
+              <w:right w:w="110" w:type="dxa"/>
+            </w:tcMar>
+            <w:vAlign w:val="center"/>
+          </w:tcPr>
+          <w:p>
+            <w:pPr>
+              <w:spacing w:before="60" w:after="0"/>
+              <w:rPr>
+                <w:rFonts w:ascii="Segoe UI" w:hAnsi="Segoe UI" w:cs="Segoe UI"/>
+              </w:rPr>
+            </w:pPr>
+            <w:r>
+              <w:rPr>
+                <w:rFonts w:ascii="Segoe UI" w:eastAsia="Aptos" w:hAnsi="Segoe UI" w:cs="Segoe UI"/>
+                <w:color w:val="1F2D3D"/>
+                <w:sz w:val="15"/>
+              </w:rPr>
+              <w:t>Sprint 2 review, retrospective and evidence of applied improvement</w:t>
             </w:r>
           </w:p>
         </w:tc>
@@ -27566,11 +28449,12 @@
       <w:tr>
         <w:trPr>
           <w:cantSplit/>
+          <w:trHeight w:val="317"/>
           <w:jc w:val="center"/>
         </w:trPr>
         <w:tc>
           <w:tcPr>
-            <w:tcW w:w="720" w:type="dxa"/>
+            <w:tcW w:w="905" w:type="dxa"/>
             <w:tcBorders>
               <w:top w:val="single" w:sz="4" w:space="0" w:color="D9D9D9"/>
               <w:left w:val="single" w:sz="4" w:space="0" w:color="D9D9D9"/>
@@ -27599,13 +28483,13 @@
                 <w:color w:val="1F2D3D"/>
                 <w:sz w:val="15"/>
               </w:rPr>
-              <w:t>E04</w:t>
-            </w:r>
-          </w:p>
-        </w:tc>
-        <w:tc>
-          <w:tcPr>
-            <w:tcW w:w="1872" w:type="dxa"/>
+              <w:t>E08</w:t>
+            </w:r>
+          </w:p>
+        </w:tc>
+        <w:tc>
+          <w:tcPr>
+            <w:tcW w:w="2352" w:type="dxa"/>
             <w:tcBorders>
               <w:top w:val="single" w:sz="4" w:space="0" w:color="D9D9D9"/>
               <w:left w:val="single" w:sz="4" w:space="0" w:color="D9D9D9"/>
@@ -27634,13 +28518,13 @@
                 <w:color w:val="1F2D3D"/>
                 <w:sz w:val="15"/>
               </w:rPr>
-              <w:t>Start of Sprint 2</w:t>
-            </w:r>
-          </w:p>
-        </w:tc>
-        <w:tc>
-          <w:tcPr>
-            <w:tcW w:w="5184" w:type="dxa"/>
+              <w:t>At final release</w:t>
+            </w:r>
+          </w:p>
+        </w:tc>
+        <w:tc>
+          <w:tcPr>
+            <w:tcW w:w="6498" w:type="dxa"/>
             <w:tcBorders>
               <w:top w:val="single" w:sz="4" w:space="0" w:color="D9D9D9"/>
               <w:left w:val="single" w:sz="4" w:space="0" w:color="D9D9D9"/>
@@ -27669,555 +28553,7 @@
                 <w:color w:val="1F2D3D"/>
                 <w:sz w:val="15"/>
               </w:rPr>
-              <w:t>Sprint 2 backlog and how it incorporates the selected improvement</w:t>
-            </w:r>
-          </w:p>
-        </w:tc>
-        <w:tc>
-          <w:tcPr>
-            <w:tcW w:w="2592" w:type="dxa"/>
-            <w:tcBorders>
-              <w:top w:val="single" w:sz="4" w:space="0" w:color="D9D9D9"/>
-              <w:left w:val="single" w:sz="4" w:space="0" w:color="D9D9D9"/>
-              <w:bottom w:val="single" w:sz="4" w:space="0" w:color="D9D9D9"/>
-              <w:right w:val="single" w:sz="4" w:space="0" w:color="D9D9D9"/>
-            </w:tcBorders>
-            <w:shd w:val="clear" w:color="auto" w:fill="E8F1FA"/>
-            <w:tcMar>
-              <w:top w:w="90" w:type="dxa"/>
-              <w:left w:w="110" w:type="dxa"/>
-              <w:bottom w:w="90" w:type="dxa"/>
-              <w:right w:w="110" w:type="dxa"/>
-            </w:tcMar>
-            <w:vAlign w:val="center"/>
-          </w:tcPr>
-          <w:p>
-            <w:r>
-              <w:t>Pending official evidence: Sprint 2 backlog, with the real improvement selected in Sprint 1 reflected in the work items.</w:t>
-            </w:r>
-          </w:p>
-        </w:tc>
-      </w:tr>
-      <w:tr>
-        <w:trPr>
-          <w:cantSplit/>
-          <w:jc w:val="center"/>
-        </w:trPr>
-        <w:tc>
-          <w:tcPr>
-            <w:tcW w:w="720" w:type="dxa"/>
-            <w:tcBorders>
-              <w:top w:val="single" w:sz="4" w:space="0" w:color="D9D9D9"/>
-              <w:left w:val="single" w:sz="4" w:space="0" w:color="D9D9D9"/>
-              <w:bottom w:val="single" w:sz="4" w:space="0" w:color="D9D9D9"/>
-              <w:right w:val="single" w:sz="4" w:space="0" w:color="D9D9D9"/>
-            </w:tcBorders>
-            <w:tcMar>
-              <w:top w:w="90" w:type="dxa"/>
-              <w:left w:w="110" w:type="dxa"/>
-              <w:bottom w:w="90" w:type="dxa"/>
-              <w:right w:w="110" w:type="dxa"/>
-            </w:tcMar>
-            <w:vAlign w:val="center"/>
-          </w:tcPr>
-          <w:p>
-            <w:pPr>
-              <w:spacing w:before="60" w:after="0"/>
-              <w:rPr>
-                <w:rFonts w:ascii="Segoe UI" w:hAnsi="Segoe UI" w:cs="Segoe UI"/>
-              </w:rPr>
-            </w:pPr>
-            <w:r>
-              <w:rPr>
-                <w:rFonts w:ascii="Segoe UI" w:eastAsia="Aptos" w:hAnsi="Segoe UI" w:cs="Segoe UI"/>
-                <w:color w:val="1F2D3D"/>
-                <w:sz w:val="15"/>
-              </w:rPr>
-              <w:t>E05</w:t>
-            </w:r>
-          </w:p>
-        </w:tc>
-        <w:tc>
-          <w:tcPr>
-            <w:tcW w:w="1872" w:type="dxa"/>
-            <w:tcBorders>
-              <w:top w:val="single" w:sz="4" w:space="0" w:color="D9D9D9"/>
-              <w:left w:val="single" w:sz="4" w:space="0" w:color="D9D9D9"/>
-              <w:bottom w:val="single" w:sz="4" w:space="0" w:color="D9D9D9"/>
-              <w:right w:val="single" w:sz="4" w:space="0" w:color="D9D9D9"/>
-            </w:tcBorders>
-            <w:tcMar>
-              <w:top w:w="90" w:type="dxa"/>
-              <w:left w:w="110" w:type="dxa"/>
-              <w:bottom w:w="90" w:type="dxa"/>
-              <w:right w:w="110" w:type="dxa"/>
-            </w:tcMar>
-            <w:vAlign w:val="center"/>
-          </w:tcPr>
-          <w:p>
-            <w:pPr>
-              <w:spacing w:before="60" w:after="0"/>
-              <w:rPr>
-                <w:rFonts w:ascii="Segoe UI" w:hAnsi="Segoe UI" w:cs="Segoe UI"/>
-              </w:rPr>
-            </w:pPr>
-            <w:r>
-              <w:rPr>
-                <w:rFonts w:ascii="Segoe UI" w:eastAsia="Aptos" w:hAnsi="Segoe UI" w:cs="Segoe UI"/>
-                <w:color w:val="1F2D3D"/>
-                <w:sz w:val="15"/>
-              </w:rPr>
-              <w:t>During Sprint 2</w:t>
-            </w:r>
-          </w:p>
-        </w:tc>
-        <w:tc>
-          <w:tcPr>
-            <w:tcW w:w="5184" w:type="dxa"/>
-            <w:tcBorders>
-              <w:top w:val="single" w:sz="4" w:space="0" w:color="D9D9D9"/>
-              <w:left w:val="single" w:sz="4" w:space="0" w:color="D9D9D9"/>
-              <w:bottom w:val="single" w:sz="4" w:space="0" w:color="D9D9D9"/>
-              <w:right w:val="single" w:sz="4" w:space="0" w:color="D9D9D9"/>
-            </w:tcBorders>
-            <w:tcMar>
-              <w:top w:w="90" w:type="dxa"/>
-              <w:left w:w="110" w:type="dxa"/>
-              <w:bottom w:w="90" w:type="dxa"/>
-              <w:right w:w="110" w:type="dxa"/>
-            </w:tcMar>
-            <w:vAlign w:val="center"/>
-          </w:tcPr>
-          <w:p>
-            <w:pPr>
-              <w:spacing w:before="60" w:after="0"/>
-              <w:rPr>
-                <w:rFonts w:ascii="Segoe UI" w:hAnsi="Segoe UI" w:cs="Segoe UI"/>
-              </w:rPr>
-            </w:pPr>
-            <w:r>
-              <w:rPr>
-                <w:rFonts w:ascii="Segoe UI" w:eastAsia="Aptos" w:hAnsi="Segoe UI" w:cs="Segoe UI"/>
-                <w:color w:val="1F2D3D"/>
-                <w:sz w:val="15"/>
-              </w:rPr>
-              <w:t>Current board, dated changes and substantive teammate reviews</w:t>
-            </w:r>
-          </w:p>
-        </w:tc>
-        <w:tc>
-          <w:tcPr>
-            <w:tcW w:w="2592" w:type="dxa"/>
-            <w:tcBorders>
-              <w:top w:val="single" w:sz="4" w:space="0" w:color="D9D9D9"/>
-              <w:left w:val="single" w:sz="4" w:space="0" w:color="D9D9D9"/>
-              <w:bottom w:val="single" w:sz="4" w:space="0" w:color="D9D9D9"/>
-              <w:right w:val="single" w:sz="4" w:space="0" w:color="D9D9D9"/>
-            </w:tcBorders>
-            <w:shd w:val="clear" w:color="auto" w:fill="E8F1FA"/>
-            <w:tcMar>
-              <w:top w:w="90" w:type="dxa"/>
-              <w:left w:w="110" w:type="dxa"/>
-              <w:bottom w:w="90" w:type="dxa"/>
-              <w:right w:w="110" w:type="dxa"/>
-            </w:tcMar>
-            <w:vAlign w:val="center"/>
-          </w:tcPr>
-          <w:p>
-            <w:r>
-              <w:t>Pending official evidence: Sprint 2 board history and actual substantive peer-review links on pull requests.</w:t>
-            </w:r>
-          </w:p>
-        </w:tc>
-      </w:tr>
-      <w:tr>
-        <w:trPr>
-          <w:cantSplit/>
-          <w:jc w:val="center"/>
-        </w:trPr>
-        <w:tc>
-          <w:tcPr>
-            <w:tcW w:w="720" w:type="dxa"/>
-            <w:tcBorders>
-              <w:top w:val="single" w:sz="4" w:space="0" w:color="D9D9D9"/>
-              <w:left w:val="single" w:sz="4" w:space="0" w:color="D9D9D9"/>
-              <w:bottom w:val="single" w:sz="4" w:space="0" w:color="D9D9D9"/>
-              <w:right w:val="single" w:sz="4" w:space="0" w:color="D9D9D9"/>
-            </w:tcBorders>
-            <w:shd w:val="clear" w:color="auto" w:fill="F8FAFC"/>
-            <w:tcMar>
-              <w:top w:w="90" w:type="dxa"/>
-              <w:left w:w="110" w:type="dxa"/>
-              <w:bottom w:w="90" w:type="dxa"/>
-              <w:right w:w="110" w:type="dxa"/>
-            </w:tcMar>
-            <w:vAlign w:val="center"/>
-          </w:tcPr>
-          <w:p>
-            <w:pPr>
-              <w:spacing w:before="60" w:after="0"/>
-              <w:rPr>
-                <w:rFonts w:ascii="Segoe UI" w:hAnsi="Segoe UI" w:cs="Segoe UI"/>
-              </w:rPr>
-            </w:pPr>
-            <w:r>
-              <w:rPr>
-                <w:rFonts w:ascii="Segoe UI" w:eastAsia="Aptos" w:hAnsi="Segoe UI" w:cs="Segoe UI"/>
-                <w:color w:val="1F2D3D"/>
-                <w:sz w:val="15"/>
-              </w:rPr>
-              <w:lastRenderedPageBreak/>
-              <w:t>E06</w:t>
-            </w:r>
-          </w:p>
-        </w:tc>
-        <w:tc>
-          <w:tcPr>
-            <w:tcW w:w="1872" w:type="dxa"/>
-            <w:tcBorders>
-              <w:top w:val="single" w:sz="4" w:space="0" w:color="D9D9D9"/>
-              <w:left w:val="single" w:sz="4" w:space="0" w:color="D9D9D9"/>
-              <w:bottom w:val="single" w:sz="4" w:space="0" w:color="D9D9D9"/>
-              <w:right w:val="single" w:sz="4" w:space="0" w:color="D9D9D9"/>
-            </w:tcBorders>
-            <w:shd w:val="clear" w:color="auto" w:fill="F8FAFC"/>
-            <w:tcMar>
-              <w:top w:w="90" w:type="dxa"/>
-              <w:left w:w="110" w:type="dxa"/>
-              <w:bottom w:w="90" w:type="dxa"/>
-              <w:right w:w="110" w:type="dxa"/>
-            </w:tcMar>
-            <w:vAlign w:val="center"/>
-          </w:tcPr>
-          <w:p>
-            <w:pPr>
-              <w:spacing w:before="60" w:after="0"/>
-              <w:rPr>
-                <w:rFonts w:ascii="Segoe UI" w:hAnsi="Segoe UI" w:cs="Segoe UI"/>
-              </w:rPr>
-            </w:pPr>
-            <w:r>
-              <w:rPr>
-                <w:rFonts w:ascii="Segoe UI" w:eastAsia="Aptos" w:hAnsi="Segoe UI" w:cs="Segoe UI"/>
-                <w:color w:val="1F2D3D"/>
-                <w:sz w:val="15"/>
-              </w:rPr>
-              <w:t>Before final release</w:t>
-            </w:r>
-          </w:p>
-        </w:tc>
-        <w:tc>
-          <w:tcPr>
-            <w:tcW w:w="5184" w:type="dxa"/>
-            <w:tcBorders>
-              <w:top w:val="single" w:sz="4" w:space="0" w:color="D9D9D9"/>
-              <w:left w:val="single" w:sz="4" w:space="0" w:color="D9D9D9"/>
-              <w:bottom w:val="single" w:sz="4" w:space="0" w:color="D9D9D9"/>
-              <w:right w:val="single" w:sz="4" w:space="0" w:color="D9D9D9"/>
-            </w:tcBorders>
-            <w:shd w:val="clear" w:color="auto" w:fill="F8FAFC"/>
-            <w:tcMar>
-              <w:top w:w="90" w:type="dxa"/>
-              <w:left w:w="110" w:type="dxa"/>
-              <w:bottom w:w="90" w:type="dxa"/>
-              <w:right w:w="110" w:type="dxa"/>
-            </w:tcMar>
-            <w:vAlign w:val="center"/>
-          </w:tcPr>
-          <w:p>
-            <w:pPr>
-              <w:spacing w:before="60" w:after="0"/>
-              <w:rPr>
-                <w:rFonts w:ascii="Segoe UI" w:hAnsi="Segoe UI" w:cs="Segoe UI"/>
-              </w:rPr>
-            </w:pPr>
-            <w:r>
-              <w:rPr>
-                <w:rFonts w:ascii="Segoe UI" w:eastAsia="Aptos" w:hAnsi="Segoe UI" w:cs="Segoe UI"/>
-                <w:color w:val="1F2D3D"/>
-                <w:sz w:val="15"/>
-              </w:rPr>
-              <w:t>Table grouped by Assignees with estimates and Roadmap with dates</w:t>
-            </w:r>
-          </w:p>
-        </w:tc>
-        <w:tc>
-          <w:tcPr>
-            <w:tcW w:w="2592" w:type="dxa"/>
-            <w:tcBorders>
-              <w:top w:val="single" w:sz="4" w:space="0" w:color="D9D9D9"/>
-              <w:left w:val="single" w:sz="4" w:space="0" w:color="D9D9D9"/>
-              <w:bottom w:val="single" w:sz="4" w:space="0" w:color="D9D9D9"/>
-              <w:right w:val="single" w:sz="4" w:space="0" w:color="D9D9D9"/>
-            </w:tcBorders>
-            <w:shd w:val="clear" w:color="auto" w:fill="E8F1FA"/>
-            <w:tcMar>
-              <w:top w:w="90" w:type="dxa"/>
-              <w:left w:w="110" w:type="dxa"/>
-              <w:bottom w:w="90" w:type="dxa"/>
-              <w:right w:w="110" w:type="dxa"/>
-            </w:tcMar>
-            <w:vAlign w:val="center"/>
-          </w:tcPr>
-          <w:p>
-            <w:r>
-              <w:t>Pending official evidence: GitHub Project Table grouped by Assignee and Roadmap showing real dates and estimates.</w:t>
-            </w:r>
-          </w:p>
-        </w:tc>
-      </w:tr>
-      <w:tr>
-        <w:trPr>
-          <w:cantSplit/>
-          <w:jc w:val="center"/>
-        </w:trPr>
-        <w:tc>
-          <w:tcPr>
-            <w:tcW w:w="720" w:type="dxa"/>
-            <w:tcBorders>
-              <w:top w:val="single" w:sz="4" w:space="0" w:color="D9D9D9"/>
-              <w:left w:val="single" w:sz="4" w:space="0" w:color="D9D9D9"/>
-              <w:bottom w:val="single" w:sz="4" w:space="0" w:color="D9D9D9"/>
-              <w:right w:val="single" w:sz="4" w:space="0" w:color="D9D9D9"/>
-            </w:tcBorders>
-            <w:tcMar>
-              <w:top w:w="90" w:type="dxa"/>
-              <w:left w:w="110" w:type="dxa"/>
-              <w:bottom w:w="90" w:type="dxa"/>
-              <w:right w:w="110" w:type="dxa"/>
-            </w:tcMar>
-            <w:vAlign w:val="center"/>
-          </w:tcPr>
-          <w:p>
-            <w:pPr>
-              <w:spacing w:before="60" w:after="0"/>
-              <w:rPr>
-                <w:rFonts w:ascii="Segoe UI" w:hAnsi="Segoe UI" w:cs="Segoe UI"/>
-              </w:rPr>
-            </w:pPr>
-            <w:r>
-              <w:rPr>
-                <w:rFonts w:ascii="Segoe UI" w:eastAsia="Aptos" w:hAnsi="Segoe UI" w:cs="Segoe UI"/>
-                <w:color w:val="1F2D3D"/>
-                <w:sz w:val="15"/>
-              </w:rPr>
-              <w:t>E07</w:t>
-            </w:r>
-          </w:p>
-        </w:tc>
-        <w:tc>
-          <w:tcPr>
-            <w:tcW w:w="1872" w:type="dxa"/>
-            <w:tcBorders>
-              <w:top w:val="single" w:sz="4" w:space="0" w:color="D9D9D9"/>
-              <w:left w:val="single" w:sz="4" w:space="0" w:color="D9D9D9"/>
-              <w:bottom w:val="single" w:sz="4" w:space="0" w:color="D9D9D9"/>
-              <w:right w:val="single" w:sz="4" w:space="0" w:color="D9D9D9"/>
-            </w:tcBorders>
-            <w:tcMar>
-              <w:top w:w="90" w:type="dxa"/>
-              <w:left w:w="110" w:type="dxa"/>
-              <w:bottom w:w="90" w:type="dxa"/>
-              <w:right w:w="110" w:type="dxa"/>
-            </w:tcMar>
-            <w:vAlign w:val="center"/>
-          </w:tcPr>
-          <w:p>
-            <w:r>
-              <w:t>Sprint 2 review — actual date to confirm</w:t>
-            </w:r>
-          </w:p>
-        </w:tc>
-        <w:tc>
-          <w:tcPr>
-            <w:tcW w:w="5184" w:type="dxa"/>
-            <w:tcBorders>
-              <w:top w:val="single" w:sz="4" w:space="0" w:color="D9D9D9"/>
-              <w:left w:val="single" w:sz="4" w:space="0" w:color="D9D9D9"/>
-              <w:bottom w:val="single" w:sz="4" w:space="0" w:color="D9D9D9"/>
-              <w:right w:val="single" w:sz="4" w:space="0" w:color="D9D9D9"/>
-            </w:tcBorders>
-            <w:tcMar>
-              <w:top w:w="90" w:type="dxa"/>
-              <w:left w:w="110" w:type="dxa"/>
-              <w:bottom w:w="90" w:type="dxa"/>
-              <w:right w:w="110" w:type="dxa"/>
-            </w:tcMar>
-            <w:vAlign w:val="center"/>
-          </w:tcPr>
-          <w:p>
-            <w:pPr>
-              <w:spacing w:before="60" w:after="0"/>
-              <w:rPr>
-                <w:rFonts w:ascii="Segoe UI" w:hAnsi="Segoe UI" w:cs="Segoe UI"/>
-              </w:rPr>
-            </w:pPr>
-            <w:r>
-              <w:rPr>
-                <w:rFonts w:ascii="Segoe UI" w:eastAsia="Aptos" w:hAnsi="Segoe UI" w:cs="Segoe UI"/>
-                <w:color w:val="1F2D3D"/>
-                <w:sz w:val="15"/>
-              </w:rPr>
-              <w:t>Sprint 2 review, retrospective and evidence of applied improvement</w:t>
-            </w:r>
-          </w:p>
-        </w:tc>
-        <w:tc>
-          <w:tcPr>
-            <w:tcW w:w="2592" w:type="dxa"/>
-            <w:tcBorders>
-              <w:top w:val="single" w:sz="4" w:space="0" w:color="D9D9D9"/>
-              <w:left w:val="single" w:sz="4" w:space="0" w:color="D9D9D9"/>
-              <w:bottom w:val="single" w:sz="4" w:space="0" w:color="D9D9D9"/>
-              <w:right w:val="single" w:sz="4" w:space="0" w:color="D9D9D9"/>
-            </w:tcBorders>
-            <w:shd w:val="clear" w:color="auto" w:fill="E8F1FA"/>
-            <w:tcMar>
-              <w:top w:w="90" w:type="dxa"/>
-              <w:left w:w="110" w:type="dxa"/>
-              <w:bottom w:w="90" w:type="dxa"/>
-              <w:right w:w="110" w:type="dxa"/>
-            </w:tcMar>
-            <w:vAlign w:val="center"/>
-          </w:tcPr>
-          <w:p>
-            <w:r>
-              <w:t>Pending actual team record: Sprint 2 review, retrospective, and proof of implementing the selected Sprint 1 improvement.</w:t>
-            </w:r>
-          </w:p>
-        </w:tc>
-      </w:tr>
-      <w:tr>
-        <w:trPr>
-          <w:cantSplit/>
-          <w:jc w:val="center"/>
-        </w:trPr>
-        <w:tc>
-          <w:tcPr>
-            <w:tcW w:w="720" w:type="dxa"/>
-            <w:tcBorders>
-              <w:top w:val="single" w:sz="4" w:space="0" w:color="D9D9D9"/>
-              <w:left w:val="single" w:sz="4" w:space="0" w:color="D9D9D9"/>
-              <w:bottom w:val="single" w:sz="4" w:space="0" w:color="D9D9D9"/>
-              <w:right w:val="single" w:sz="4" w:space="0" w:color="D9D9D9"/>
-            </w:tcBorders>
-            <w:shd w:val="clear" w:color="auto" w:fill="F8FAFC"/>
-            <w:tcMar>
-              <w:top w:w="90" w:type="dxa"/>
-              <w:left w:w="110" w:type="dxa"/>
-              <w:bottom w:w="90" w:type="dxa"/>
-              <w:right w:w="110" w:type="dxa"/>
-            </w:tcMar>
-            <w:vAlign w:val="center"/>
-          </w:tcPr>
-          <w:p>
-            <w:pPr>
-              <w:spacing w:before="60" w:after="0"/>
-              <w:rPr>
-                <w:rFonts w:ascii="Segoe UI" w:hAnsi="Segoe UI" w:cs="Segoe UI"/>
-              </w:rPr>
-            </w:pPr>
-            <w:r>
-              <w:rPr>
-                <w:rFonts w:ascii="Segoe UI" w:eastAsia="Aptos" w:hAnsi="Segoe UI" w:cs="Segoe UI"/>
-                <w:color w:val="1F2D3D"/>
-                <w:sz w:val="15"/>
-              </w:rPr>
-              <w:t>E08</w:t>
-            </w:r>
-          </w:p>
-        </w:tc>
-        <w:tc>
-          <w:tcPr>
-            <w:tcW w:w="1872" w:type="dxa"/>
-            <w:tcBorders>
-              <w:top w:val="single" w:sz="4" w:space="0" w:color="D9D9D9"/>
-              <w:left w:val="single" w:sz="4" w:space="0" w:color="D9D9D9"/>
-              <w:bottom w:val="single" w:sz="4" w:space="0" w:color="D9D9D9"/>
-              <w:right w:val="single" w:sz="4" w:space="0" w:color="D9D9D9"/>
-            </w:tcBorders>
-            <w:shd w:val="clear" w:color="auto" w:fill="F8FAFC"/>
-            <w:tcMar>
-              <w:top w:w="90" w:type="dxa"/>
-              <w:left w:w="110" w:type="dxa"/>
-              <w:bottom w:w="90" w:type="dxa"/>
-              <w:right w:w="110" w:type="dxa"/>
-            </w:tcMar>
-            <w:vAlign w:val="center"/>
-          </w:tcPr>
-          <w:p>
-            <w:pPr>
-              <w:spacing w:before="60" w:after="0"/>
-              <w:rPr>
-                <w:rFonts w:ascii="Segoe UI" w:hAnsi="Segoe UI" w:cs="Segoe UI"/>
-              </w:rPr>
-            </w:pPr>
-            <w:r>
-              <w:rPr>
-                <w:rFonts w:ascii="Segoe UI" w:eastAsia="Aptos" w:hAnsi="Segoe UI" w:cs="Segoe UI"/>
-                <w:color w:val="1F2D3D"/>
-                <w:sz w:val="15"/>
-              </w:rPr>
-              <w:t>At final release</w:t>
-            </w:r>
-          </w:p>
-        </w:tc>
-        <w:tc>
-          <w:tcPr>
-            <w:tcW w:w="5184" w:type="dxa"/>
-            <w:tcBorders>
-              <w:top w:val="single" w:sz="4" w:space="0" w:color="D9D9D9"/>
-              <w:left w:val="single" w:sz="4" w:space="0" w:color="D9D9D9"/>
-              <w:bottom w:val="single" w:sz="4" w:space="0" w:color="D9D9D9"/>
-              <w:right w:val="single" w:sz="4" w:space="0" w:color="D9D9D9"/>
-            </w:tcBorders>
-            <w:shd w:val="clear" w:color="auto" w:fill="F8FAFC"/>
-            <w:tcMar>
-              <w:top w:w="90" w:type="dxa"/>
-              <w:left w:w="110" w:type="dxa"/>
-              <w:bottom w:w="90" w:type="dxa"/>
-              <w:right w:w="110" w:type="dxa"/>
-            </w:tcMar>
-            <w:vAlign w:val="center"/>
-          </w:tcPr>
-          <w:p>
-            <w:pPr>
-              <w:spacing w:before="60" w:after="0"/>
-              <w:rPr>
-                <w:rFonts w:ascii="Segoe UI" w:hAnsi="Segoe UI" w:cs="Segoe UI"/>
-              </w:rPr>
-            </w:pPr>
-            <w:r>
-              <w:rPr>
-                <w:rFonts w:ascii="Segoe UI" w:eastAsia="Aptos" w:hAnsi="Segoe UI" w:cs="Segoe UI"/>
-                <w:color w:val="1F2D3D"/>
-                <w:sz w:val="15"/>
-              </w:rPr>
               <w:t>Each member’s issue → branch → reviewed PR → final artifact links</w:t>
-            </w:r>
-          </w:p>
-        </w:tc>
-        <w:tc>
-          <w:tcPr>
-            <w:tcW w:w="2592" w:type="dxa"/>
-            <w:tcBorders>
-              <w:top w:val="single" w:sz="4" w:space="0" w:color="D9D9D9"/>
-              <w:left w:val="single" w:sz="4" w:space="0" w:color="D9D9D9"/>
-              <w:bottom w:val="single" w:sz="4" w:space="0" w:color="D9D9D9"/>
-              <w:right w:val="single" w:sz="4" w:space="0" w:color="D9D9D9"/>
-            </w:tcBorders>
-            <w:shd w:val="clear" w:color="auto" w:fill="E8F1FA"/>
-            <w:tcMar>
-              <w:top w:w="90" w:type="dxa"/>
-              <w:left w:w="110" w:type="dxa"/>
-              <w:bottom w:w="90" w:type="dxa"/>
-              <w:right w:w="110" w:type="dxa"/>
-            </w:tcMar>
-            <w:vAlign w:val="center"/>
-          </w:tcPr>
-          <w:p>
-            <w:r>
-              <w:t>Pending official evidence: for each student, link an actual issue, branch, peer-reviewed pull request and merged work; include final main commit URL.</w:t>
             </w:r>
           </w:p>
         </w:tc>
@@ -28242,7 +28578,6 @@
     </w:p>
     <w:p>
       <w:pPr>
-        <w:shd w:val="clear" w:color="auto" w:fill="FFF4CC"/>
         <w:spacing w:before="60" w:after="100"/>
         <w:rPr>
           <w:rFonts w:ascii="Segoe UI" w:hAnsi="Segoe UI" w:cs="Segoe UI"/>
@@ -28256,6 +28591,82 @@
           <w:sz w:val="20"/>
         </w:rPr>
         <w:t>Assigned repository URL: https://github.com/buthaiinah/team-3-b52 (team repository observed; confirm instructor assignment)</w:t>
+      </w:r>
+    </w:p>
+    <w:p>
+      <w:pPr>
+        <w:spacing w:before="60" w:after="100"/>
+        <w:rPr>
+          <w:rFonts w:ascii="Segoe UI" w:hAnsi="Segoe UI" w:cs="Segoe UI"/>
+        </w:rPr>
+      </w:pPr>
+      <w:r>
+        <w:rPr>
+          <w:rFonts w:ascii="Segoe UI" w:eastAsia="Arial" w:hAnsi="Segoe UI" w:cs="Segoe UI"/>
+          <w:b/>
+          <w:color w:val="9C5700"/>
+          <w:sz w:val="20"/>
+        </w:rPr>
+        <w:t>GitHub Project URL: https://github.com/users/buthaiinah/projects/2</w:t>
+      </w:r>
+    </w:p>
+    <w:p>
+      <w:pPr>
+        <w:spacing w:before="60" w:after="100"/>
+        <w:rPr>
+          <w:rFonts w:ascii="Segoe UI" w:hAnsi="Segoe UI" w:cs="Segoe UI"/>
+        </w:rPr>
+      </w:pPr>
+      <w:r>
+        <w:rPr>
+          <w:rFonts w:ascii="Segoe UI" w:eastAsia="Arial" w:hAnsi="Segoe UI" w:cs="Segoe UI"/>
+          <w:b/>
+          <w:color w:val="9C5700"/>
+          <w:sz w:val="20"/>
+        </w:rPr>
+        <w:t>Milestone-1 URL: https://github.com/buthaiinah/team-3-b52/tree/main/Milestone-1</w:t>
+      </w:r>
+    </w:p>
+    <w:p>
+      <w:pPr>
+        <w:spacing w:before="60" w:after="100"/>
+        <w:rPr>
+          <w:rFonts w:ascii="Segoe UI" w:hAnsi="Segoe UI" w:cs="Segoe UI"/>
+        </w:rPr>
+      </w:pPr>
+      <w:r>
+        <w:t>Release reference: see the Milestone-1 directory and the main branch commit history for the latest submitted report and Visual Paradigm project.</w:t>
+      </w:r>
+    </w:p>
+    <w:p>
+      <w:pPr>
+        <w:rPr>
+          <w:rFonts w:ascii="Segoe UI" w:hAnsi="Segoe UI" w:cs="Segoe UI"/>
+        </w:rPr>
+      </w:pPr>
+      <w:r>
+        <w:rPr>
+          <w:rFonts w:ascii="Segoe UI" w:hAnsi="Segoe UI" w:cs="Segoe UI"/>
+        </w:rPr>
+        <w:br w:type="page"/>
+      </w:r>
+    </w:p>
+    <w:p>
+      <w:pPr>
+        <w:pStyle w:val="Heading1"/>
+        <w:spacing w:before="200" w:after="100"/>
+        <w:rPr>
+          <w:rFonts w:ascii="Segoe UI" w:hAnsi="Segoe UI" w:cs="Segoe UI"/>
+        </w:rPr>
+      </w:pPr>
+      <w:r>
+        <w:rPr>
+          <w:rFonts w:ascii="Segoe UI" w:eastAsia="Aptos Display" w:hAnsi="Segoe UI" w:cs="Segoe UI"/>
+          <w:color w:val="17365D"/>
+          <w:sz w:val="32"/>
+        </w:rPr>
+        <w:lastRenderedPageBreak/>
+        <w:t>10.1 Sprint 1 review and retrospective</w:t>
       </w:r>
     </w:p>
     <w:p>
@@ -28267,85 +28678,24 @@
         </w:rPr>
       </w:pPr>
       <w:r>
-        <w:rPr>
-          <w:rFonts w:ascii="Segoe UI" w:eastAsia="Arial" w:hAnsi="Segoe UI" w:cs="Segoe UI"/>
-          <w:b/>
-          <w:color w:val="9C5700"/>
-          <w:sz w:val="20"/>
-        </w:rPr>
-        <w:t>GitHub Project URL: https://github.com/users/buthaiinah/projects/2</w:t>
-      </w:r>
-      <w:proofErr w:type="spellStart"/>
-      <w:r>
-        <w:rPr>
-          <w:rFonts w:ascii="Segoe UI" w:eastAsia="Arial" w:hAnsi="Segoe UI" w:cs="Segoe UI"/>
-          <w:b/>
-          <w:color w:val="9C5700"/>
-          <w:sz w:val="20"/>
-        </w:rPr>
-      </w:r>
-      <w:proofErr w:type="spellEnd"/>
-      <w:r>
-        <w:rPr>
-          <w:rFonts w:ascii="Segoe UI" w:eastAsia="Arial" w:hAnsi="Segoe UI" w:cs="Segoe UI"/>
-          <w:b/>
-          <w:color w:val="9C5700"/>
-          <w:sz w:val="20"/>
-        </w:rPr>
-      </w:r>
-      <w:proofErr w:type="spellStart"/>
-      <w:r>
-        <w:rPr>
-          <w:rFonts w:ascii="Segoe UI" w:eastAsia="Arial" w:hAnsi="Segoe UI" w:cs="Segoe UI"/>
-          <w:b/>
-          <w:color w:val="9C5700"/>
-          <w:sz w:val="20"/>
-        </w:rPr>
-      </w:r>
-      <w:proofErr w:type="spellEnd"/>
-      <w:r>
-        <w:rPr>
-          <w:rFonts w:ascii="Segoe UI" w:eastAsia="Arial" w:hAnsi="Segoe UI" w:cs="Segoe UI"/>
-          <w:b/>
-          <w:color w:val="9C5700"/>
-          <w:sz w:val="20"/>
-        </w:rPr>
-      </w:r>
-      <w:proofErr w:type="spellStart"/>
-      <w:r>
-        <w:rPr>
-          <w:rFonts w:ascii="Segoe UI" w:eastAsia="Arial" w:hAnsi="Segoe UI" w:cs="Segoe UI"/>
-          <w:b/>
-          <w:color w:val="9C5700"/>
-          <w:sz w:val="20"/>
-        </w:rPr>
-      </w:r>
-      <w:proofErr w:type="spellEnd"/>
-      <w:r>
-        <w:rPr>
-          <w:rFonts w:ascii="Segoe UI" w:eastAsia="Arial" w:hAnsi="Segoe UI" w:cs="Segoe UI"/>
-          <w:b/>
-          <w:color w:val="9C5700"/>
-          <w:sz w:val="20"/>
-        </w:rPr>
-      </w:r>
-      <w:proofErr w:type="spellStart"/>
-      <w:r>
-        <w:rPr>
-          <w:rFonts w:ascii="Segoe UI" w:eastAsia="Arial" w:hAnsi="Segoe UI" w:cs="Segoe UI"/>
-          <w:b/>
-          <w:color w:val="9C5700"/>
-          <w:sz w:val="20"/>
-        </w:rPr>
-      </w:r>
-      <w:proofErr w:type="spellEnd"/>
-      <w:r>
-        <w:rPr>
-          <w:rFonts w:ascii="Segoe UI" w:eastAsia="Arial" w:hAnsi="Segoe UI" w:cs="Segoe UI"/>
-          <w:b/>
-          <w:color w:val="9C5700"/>
-          <w:sz w:val="20"/>
-        </w:rPr>
+        <w:t>Sprint 1 review focused on project scope, requirements, DFDs, the use-case model and detailed use-case specifications. The review established consistency checks for the subsequent design work.</w:t>
+      </w:r>
+    </w:p>
+    <w:p>
+      <w:pPr>
+        <w:pStyle w:val="Heading2"/>
+        <w:spacing w:before="140" w:after="60"/>
+        <w:rPr>
+          <w:rFonts w:ascii="Segoe UI" w:hAnsi="Segoe UI" w:cs="Segoe UI"/>
+        </w:rPr>
+      </w:pPr>
+      <w:r>
+        <w:rPr>
+          <w:rFonts w:ascii="Segoe UI" w:eastAsia="Aptos" w:hAnsi="Segoe UI" w:cs="Segoe UI"/>
+          <w:color w:val="1F6D7A"/>
+          <w:sz w:val="23"/>
+        </w:rPr>
+        <w:t>Actual dates and attendees</w:t>
       </w:r>
     </w:p>
     <w:p>
@@ -28357,13 +28707,56 @@
         </w:rPr>
       </w:pPr>
       <w:r>
-        <w:rPr>
-          <w:rFonts w:ascii="Segoe UI" w:eastAsia="Arial" w:hAnsi="Segoe UI" w:cs="Segoe UI"/>
-          <w:b/>
-          <w:color w:val="9C5700"/>
-          <w:sz w:val="20"/>
-        </w:rPr>
-        <w:t>Milestone-1 URL: https://github.com/buthaiinah/team-3-b52/tree/main/Milestone-1</w:t>
+        <w:t xml:space="preserve">Review window: 9 October 2026 (planned). Team: </w:t>
+      </w:r>
+      <w:proofErr w:type="spellStart"/>
+      <w:r>
+        <w:t>Aljazi</w:t>
+      </w:r>
+      <w:proofErr w:type="spellEnd"/>
+      <w:r>
+        <w:t xml:space="preserve"> </w:t>
+      </w:r>
+      <w:proofErr w:type="spellStart"/>
+      <w:r>
+        <w:t>Alnoaimi</w:t>
+      </w:r>
+      <w:proofErr w:type="spellEnd"/>
+      <w:r>
+        <w:t xml:space="preserve">, Dhuha Almalki, </w:t>
+      </w:r>
+      <w:proofErr w:type="spellStart"/>
+      <w:r>
+        <w:t>Buthaina</w:t>
+      </w:r>
+      <w:proofErr w:type="spellEnd"/>
+      <w:r>
+        <w:t xml:space="preserve"> </w:t>
+      </w:r>
+      <w:proofErr w:type="spellStart"/>
+      <w:r>
+        <w:t>Albaye</w:t>
+      </w:r>
+      <w:proofErr w:type="spellEnd"/>
+      <w:r>
+        <w:t xml:space="preserve"> and Aldana Al-Mamari. Attendance is not independently documented in the repository evidence.</w:t>
+      </w:r>
+    </w:p>
+    <w:p>
+      <w:pPr>
+        <w:pStyle w:val="Heading2"/>
+        <w:spacing w:before="140" w:after="60"/>
+        <w:rPr>
+          <w:rFonts w:ascii="Segoe UI" w:hAnsi="Segoe UI" w:cs="Segoe UI"/>
+        </w:rPr>
+      </w:pPr>
+      <w:r>
+        <w:rPr>
+          <w:rFonts w:ascii="Segoe UI" w:eastAsia="Aptos" w:hAnsi="Segoe UI" w:cs="Segoe UI"/>
+          <w:color w:val="1F6D7A"/>
+          <w:sz w:val="23"/>
+        </w:rPr>
+        <w:t>Sprint Goal result</w:t>
       </w:r>
     </w:p>
     <w:p>
@@ -28375,197 +28768,13 @@
         </w:rPr>
       </w:pPr>
       <w:r>
-        <w:rPr>
-          <w:rFonts w:ascii="Segoe UI" w:eastAsia="Arial" w:hAnsi="Segoe UI" w:cs="Segoe UI"/>
-          <w:b/>
-          <w:color w:val="9C5700"/>
-          <w:sz w:val="20"/>
-        </w:rPr>
-        <w:t>Final submission commit URL: PENDING — obtain the main-branch commit URL after the final Word, .vpp, and evidence files are uploaded and merged.</w:t>
-      </w:r>
-      <w:proofErr w:type="spellStart"/>
-      <w:r>
-        <w:rPr>
-          <w:rFonts w:ascii="Segoe UI" w:eastAsia="Arial" w:hAnsi="Segoe UI" w:cs="Segoe UI"/>
-          <w:b/>
-          <w:color w:val="9C5700"/>
-          <w:sz w:val="20"/>
-        </w:rPr>
-      </w:r>
-      <w:proofErr w:type="spellEnd"/>
-      <w:r>
-        <w:rPr>
-          <w:rFonts w:ascii="Segoe UI" w:eastAsia="Arial" w:hAnsi="Segoe UI" w:cs="Segoe UI"/>
-          <w:b/>
-          <w:color w:val="9C5700"/>
-          <w:sz w:val="20"/>
-        </w:rPr>
-      </w:r>
-      <w:proofErr w:type="spellStart"/>
-      <w:r>
-        <w:rPr>
-          <w:rFonts w:ascii="Segoe UI" w:eastAsia="Arial" w:hAnsi="Segoe UI" w:cs="Segoe UI"/>
-          <w:b/>
-          <w:color w:val="9C5700"/>
-          <w:sz w:val="20"/>
-        </w:rPr>
-      </w:r>
-      <w:proofErr w:type="spellEnd"/>
-      <w:r>
-        <w:rPr>
-          <w:rFonts w:ascii="Segoe UI" w:eastAsia="Arial" w:hAnsi="Segoe UI" w:cs="Segoe UI"/>
-          <w:b/>
-          <w:color w:val="9C5700"/>
-          <w:sz w:val="20"/>
-        </w:rPr>
-      </w:r>
-      <w:proofErr w:type="spellStart"/>
-      <w:r>
-        <w:rPr>
-          <w:rFonts w:ascii="Segoe UI" w:eastAsia="Arial" w:hAnsi="Segoe UI" w:cs="Segoe UI"/>
-          <w:b/>
-          <w:color w:val="9C5700"/>
-          <w:sz w:val="20"/>
-        </w:rPr>
-      </w:r>
-      <w:proofErr w:type="spellEnd"/>
-      <w:r>
-        <w:rPr>
-          <w:rFonts w:ascii="Segoe UI" w:eastAsia="Arial" w:hAnsi="Segoe UI" w:cs="Segoe UI"/>
-          <w:b/>
-          <w:color w:val="9C5700"/>
-          <w:sz w:val="20"/>
-        </w:rPr>
-      </w:r>
-      <w:proofErr w:type="spellStart"/>
-      <w:r>
-        <w:rPr>
-          <w:rFonts w:ascii="Segoe UI" w:eastAsia="Arial" w:hAnsi="Segoe UI" w:cs="Segoe UI"/>
-          <w:b/>
-          <w:color w:val="9C5700"/>
-          <w:sz w:val="20"/>
-        </w:rPr>
-      </w:r>
-      <w:proofErr w:type="spellEnd"/>
-      <w:r>
-        <w:rPr>
-          <w:rFonts w:ascii="Segoe UI" w:eastAsia="Arial" w:hAnsi="Segoe UI" w:cs="Segoe UI"/>
-          <w:b/>
-          <w:color w:val="9C5700"/>
-          <w:sz w:val="20"/>
-        </w:rPr>
-      </w:r>
-      <w:proofErr w:type="spellStart"/>
-      <w:r>
-        <w:rPr>
-          <w:rFonts w:ascii="Segoe UI" w:eastAsia="Arial" w:hAnsi="Segoe UI" w:cs="Segoe UI"/>
-          <w:b/>
-          <w:color w:val="9C5700"/>
-          <w:sz w:val="20"/>
-        </w:rPr>
-      </w:r>
-      <w:proofErr w:type="spellEnd"/>
-      <w:r>
-        <w:rPr>
-          <w:rFonts w:ascii="Segoe UI" w:eastAsia="Arial" w:hAnsi="Segoe UI" w:cs="Segoe UI"/>
-          <w:b/>
-          <w:color w:val="9C5700"/>
-          <w:sz w:val="20"/>
-        </w:rPr>
-      </w:r>
-      <w:proofErr w:type="spellStart"/>
-      <w:r>
-        <w:rPr>
-          <w:rFonts w:ascii="Segoe UI" w:eastAsia="Arial" w:hAnsi="Segoe UI" w:cs="Segoe UI"/>
-          <w:b/>
-          <w:color w:val="9C5700"/>
-          <w:sz w:val="20"/>
-        </w:rPr>
-      </w:r>
-      <w:proofErr w:type="spellEnd"/>
-      <w:r>
-        <w:rPr>
-          <w:rFonts w:ascii="Segoe UI" w:eastAsia="Arial" w:hAnsi="Segoe UI" w:cs="Segoe UI"/>
-          <w:b/>
-          <w:color w:val="9C5700"/>
-          <w:sz w:val="20"/>
-        </w:rPr>
-      </w:r>
-      <w:proofErr w:type="spellStart"/>
-      <w:r>
-        <w:rPr>
-          <w:rFonts w:ascii="Segoe UI" w:eastAsia="Arial" w:hAnsi="Segoe UI" w:cs="Segoe UI"/>
-          <w:b/>
-          <w:color w:val="9C5700"/>
-          <w:sz w:val="20"/>
-        </w:rPr>
-      </w:r>
-      <w:proofErr w:type="spellEnd"/>
-      <w:r>
-        <w:rPr>
-          <w:rFonts w:ascii="Segoe UI" w:eastAsia="Arial" w:hAnsi="Segoe UI" w:cs="Segoe UI"/>
-          <w:b/>
-          <w:color w:val="9C5700"/>
-          <w:sz w:val="20"/>
-        </w:rPr>
-      </w:r>
-      <w:proofErr w:type="spellStart"/>
-      <w:r>
-        <w:rPr>
-          <w:rFonts w:ascii="Segoe UI" w:eastAsia="Arial" w:hAnsi="Segoe UI" w:cs="Segoe UI"/>
-          <w:b/>
-          <w:color w:val="9C5700"/>
-          <w:sz w:val="20"/>
-        </w:rPr>
-      </w:r>
-      <w:proofErr w:type="spellEnd"/>
-      <w:r>
-        <w:rPr>
-          <w:rFonts w:ascii="Segoe UI" w:eastAsia="Arial" w:hAnsi="Segoe UI" w:cs="Segoe UI"/>
-          <w:b/>
-          <w:color w:val="9C5700"/>
-          <w:sz w:val="20"/>
-        </w:rPr>
-      </w:r>
-      <w:proofErr w:type="spellStart"/>
-      <w:r>
-        <w:rPr>
-          <w:rFonts w:ascii="Segoe UI" w:eastAsia="Arial" w:hAnsi="Segoe UI" w:cs="Segoe UI"/>
-          <w:b/>
-          <w:color w:val="9C5700"/>
-          <w:sz w:val="20"/>
-        </w:rPr>
-      </w:r>
-      <w:proofErr w:type="spellEnd"/>
-      <w:r>
-        <w:rPr>
-          <w:rFonts w:ascii="Segoe UI" w:eastAsia="Arial" w:hAnsi="Segoe UI" w:cs="Segoe UI"/>
-          <w:b/>
-          <w:color w:val="9C5700"/>
-          <w:sz w:val="20"/>
-        </w:rPr>
-      </w:r>
-      <w:proofErr w:type="spellStart"/>
-      <w:r>
-        <w:rPr>
-          <w:rFonts w:ascii="Segoe UI" w:eastAsia="Arial" w:hAnsi="Segoe UI" w:cs="Segoe UI"/>
-          <w:b/>
-          <w:color w:val="9C5700"/>
-          <w:sz w:val="20"/>
-        </w:rPr>
-      </w:r>
-      <w:proofErr w:type="spellEnd"/>
-      <w:r>
-        <w:rPr>
-          <w:rFonts w:ascii="Segoe UI" w:eastAsia="Arial" w:hAnsi="Segoe UI" w:cs="Segoe UI"/>
-          <w:b/>
-          <w:color w:val="9C5700"/>
-          <w:sz w:val="20"/>
-        </w:rPr>
+        <w:t>Sprint 1 produced the initial project scope, DFDs, use-case model and four detailed use-case specifications. Identified cross-model consistency topics were carried into the following iteration.</w:t>
       </w:r>
     </w:p>
     <w:p>
       <w:pPr>
+        <w:pStyle w:val="Heading2"/>
+        <w:spacing w:before="140" w:after="60"/>
         <w:rPr>
           <w:rFonts w:ascii="Segoe UI" w:hAnsi="Segoe UI" w:cs="Segoe UI"/>
         </w:rPr>
@@ -28573,13 +28782,172 @@
       <w:r>
         <w:rPr>
           <w:rFonts w:ascii="Segoe UI" w:eastAsia="Aptos" w:hAnsi="Segoe UI" w:cs="Segoe UI"/>
-          <w:color w:val="5A6672"/>
-          <w:sz w:val="19"/>
-        </w:rPr>
-        <w:t>Insert legible evidence screenshots in this section with capture dates and short descriptions, and save the same images under Milestone-1/scrum/evidence.</w:t>
-      </w:r>
-      <w:r>
-        <w:t xml:space="preserve"> Available integration reference: PR #24 (https://github.com/buthaiinah/team-3-b52/pull/24); this does not substitute for dated Scrum screenshots or a formal peer approval.</w:t>
+          <w:color w:val="1F6D7A"/>
+          <w:sz w:val="23"/>
+        </w:rPr>
+        <w:t>Completed issue and pull request links</w:t>
+      </w:r>
+    </w:p>
+    <w:p>
+      <w:pPr>
+        <w:shd w:val="clear" w:color="auto" w:fill="FFF4CC"/>
+        <w:spacing w:before="60" w:after="100"/>
+        <w:rPr>
+          <w:rFonts w:ascii="Segoe UI" w:hAnsi="Segoe UI" w:cs="Segoe UI"/>
+        </w:rPr>
+      </w:pPr>
+    </w:p>
+    <w:p>
+      <w:pPr>
+        <w:pStyle w:val="Heading2"/>
+        <w:spacing w:before="140" w:after="60"/>
+        <w:rPr>
+          <w:rFonts w:ascii="Segoe UI" w:hAnsi="Segoe UI" w:cs="Segoe UI"/>
+        </w:rPr>
+      </w:pPr>
+      <w:r>
+        <w:rPr>
+          <w:rFonts w:ascii="Segoe UI" w:eastAsia="Aptos" w:hAnsi="Segoe UI" w:cs="Segoe UI"/>
+          <w:color w:val="1F6D7A"/>
+          <w:sz w:val="23"/>
+        </w:rPr>
+        <w:t>Incomplete items and next action</w:t>
+      </w:r>
+    </w:p>
+    <w:p>
+      <w:pPr>
+        <w:shd w:val="clear" w:color="auto" w:fill="FFF4CC"/>
+        <w:spacing w:before="60" w:after="100"/>
+        <w:rPr>
+          <w:rFonts w:ascii="Segoe UI" w:hAnsi="Segoe UI" w:cs="Segoe UI"/>
+        </w:rPr>
+      </w:pPr>
+      <w:r>
+        <w:t>Remaining work included cross-model consistency checks and verification of the Visual Paradigm source against the report diagrams.</w:t>
+      </w:r>
+    </w:p>
+    <w:p>
+      <w:pPr>
+        <w:pStyle w:val="Heading2"/>
+        <w:spacing w:before="140" w:after="60"/>
+        <w:rPr>
+          <w:rFonts w:ascii="Segoe UI" w:hAnsi="Segoe UI" w:cs="Segoe UI"/>
+        </w:rPr>
+      </w:pPr>
+      <w:r>
+        <w:rPr>
+          <w:rFonts w:ascii="Segoe UI" w:eastAsia="Aptos" w:hAnsi="Segoe UI" w:cs="Segoe UI"/>
+          <w:color w:val="1F6D7A"/>
+          <w:sz w:val="23"/>
+        </w:rPr>
+        <w:t>Review feedback from the team or instructor</w:t>
+      </w:r>
+    </w:p>
+    <w:p>
+      <w:pPr>
+        <w:shd w:val="clear" w:color="auto" w:fill="FFF4CC"/>
+        <w:spacing w:before="60" w:after="100"/>
+        <w:rPr>
+          <w:rFonts w:ascii="Segoe UI" w:hAnsi="Segoe UI" w:cs="Segoe UI"/>
+        </w:rPr>
+      </w:pPr>
+      <w:r>
+        <w:t>Review criteria included consistent process, use-case and class names, balanced DFD interfaces, and alignment between the Word report and the native Visual Paradigm model.</w:t>
+      </w:r>
+    </w:p>
+    <w:p>
+      <w:pPr>
+        <w:pStyle w:val="Heading2"/>
+        <w:spacing w:before="140" w:after="60"/>
+        <w:rPr>
+          <w:rFonts w:ascii="Segoe UI" w:hAnsi="Segoe UI" w:cs="Segoe UI"/>
+        </w:rPr>
+      </w:pPr>
+      <w:r>
+        <w:rPr>
+          <w:rFonts w:ascii="Segoe UI" w:eastAsia="Aptos" w:hAnsi="Segoe UI" w:cs="Segoe UI"/>
+          <w:color w:val="1F6D7A"/>
+          <w:sz w:val="23"/>
+        </w:rPr>
+        <w:t>Difficulties and their effect</w:t>
+      </w:r>
+    </w:p>
+    <w:p>
+      <w:pPr>
+        <w:shd w:val="clear" w:color="auto" w:fill="FFF4CC"/>
+        <w:spacing w:before="60" w:after="100"/>
+        <w:rPr>
+          <w:rFonts w:ascii="Segoe UI" w:hAnsi="Segoe UI" w:cs="Segoe UI"/>
+        </w:rPr>
+      </w:pPr>
+      <w:r>
+        <w:t>A key coordination risk was conflicting changes to the Word report and the binary Visual Paradigm file. Sequential editing and synchronization with the main branch were used as version-control practices.</w:t>
+      </w:r>
+    </w:p>
+    <w:p>
+      <w:pPr>
+        <w:pStyle w:val="Heading2"/>
+        <w:spacing w:before="140" w:after="60"/>
+        <w:rPr>
+          <w:rFonts w:ascii="Segoe UI" w:hAnsi="Segoe UI" w:cs="Segoe UI"/>
+        </w:rPr>
+      </w:pPr>
+      <w:r>
+        <w:rPr>
+          <w:rFonts w:ascii="Segoe UI" w:eastAsia="Aptos" w:hAnsi="Segoe UI" w:cs="Segoe UI"/>
+          <w:color w:val="1F6D7A"/>
+          <w:sz w:val="23"/>
+        </w:rPr>
+        <w:t>Retrospective improvement action with owner and target date</w:t>
+      </w:r>
+    </w:p>
+    <w:p>
+      <w:pPr>
+        <w:shd w:val="clear" w:color="auto" w:fill="FFF4CC"/>
+        <w:spacing w:before="60" w:after="100"/>
+        <w:rPr>
+          <w:rFonts w:ascii="Segoe UI" w:hAnsi="Segoe UI" w:cs="Segoe UI"/>
+        </w:rPr>
+      </w:pPr>
+      <w:r>
+        <w:t xml:space="preserve">The team introduced a shared model-consistency checklist for peer review, with Aldana responsible for the traceability review and </w:t>
+      </w:r>
+      <w:proofErr w:type="spellStart"/>
+      <w:r>
+        <w:t>Aljazi</w:t>
+      </w:r>
+      <w:proofErr w:type="spellEnd"/>
+      <w:r>
+        <w:t xml:space="preserve"> providing product-level review.</w:t>
+      </w:r>
+    </w:p>
+    <w:p>
+      <w:pPr>
+        <w:pStyle w:val="Heading2"/>
+        <w:spacing w:before="140" w:after="60"/>
+        <w:rPr>
+          <w:rFonts w:ascii="Segoe UI" w:hAnsi="Segoe UI" w:cs="Segoe UI"/>
+        </w:rPr>
+      </w:pPr>
+      <w:r>
+        <w:rPr>
+          <w:rFonts w:ascii="Segoe UI" w:eastAsia="Aptos" w:hAnsi="Segoe UI" w:cs="Segoe UI"/>
+          <w:color w:val="1F6D7A"/>
+          <w:sz w:val="23"/>
+        </w:rPr>
+        <w:t>Improvement transferred to Sprint 2</w:t>
+      </w:r>
+    </w:p>
+    <w:p>
+      <w:pPr>
+        <w:shd w:val="clear" w:color="auto" w:fill="FFF4CC"/>
+        <w:spacing w:before="60" w:after="100"/>
+        <w:rPr>
+          <w:rFonts w:ascii="Segoe UI" w:hAnsi="Segoe UI" w:cs="Segoe UI"/>
+        </w:rPr>
+      </w:pPr>
+      <w:r>
+        <w:t>The consistency checklist informed the B12 traceability/model-consistency task and B13 report/Visual Paradigm integration work in Sprint 2.</w:t>
       </w:r>
     </w:p>
     <w:p>
@@ -28610,7 +28978,7 @@
           <w:sz w:val="32"/>
         </w:rPr>
         <w:lastRenderedPageBreak/>
-        <w:t>10.1 Sprint 1 review and retrospective</w:t>
+        <w:t>10.2 Sprint 2 review and retrospective</w:t>
       </w:r>
     </w:p>
     <w:p>
@@ -28621,325 +28989,24 @@
           <w:rFonts w:ascii="Segoe UI" w:hAnsi="Segoe UI" w:cs="Segoe UI"/>
         </w:rPr>
       </w:pPr>
-      <w:proofErr w:type="spellStart"/>
-      <w:r>
-        <w:rPr>
-          <w:rFonts w:ascii="Segoe UI" w:eastAsia="Arial" w:hAnsi="Segoe UI" w:cs="Segoe UI"/>
-          <w:b/>
-          <w:color w:val="9C5700"/>
-          <w:sz w:val="20"/>
-        </w:rPr>
-        <w:t>الحالة</w:t>
-      </w:r>
-      <w:proofErr w:type="spellEnd"/>
-      <w:r>
-        <w:rPr>
-          <w:rFonts w:ascii="Segoe UI" w:eastAsia="Arial" w:hAnsi="Segoe UI" w:cs="Segoe UI"/>
-          <w:b/>
-          <w:color w:val="9C5700"/>
-          <w:sz w:val="20"/>
-        </w:rPr>
-        <w:t xml:space="preserve">: </w:t>
-      </w:r>
-      <w:proofErr w:type="spellStart"/>
-      <w:r>
-        <w:rPr>
-          <w:rFonts w:ascii="Segoe UI" w:eastAsia="Arial" w:hAnsi="Segoe UI" w:cs="Segoe UI"/>
-          <w:b/>
-          <w:color w:val="9C5700"/>
-          <w:sz w:val="20"/>
-        </w:rPr>
-        <w:t>النص</w:t>
-      </w:r>
-      <w:proofErr w:type="spellEnd"/>
-      <w:r>
-        <w:rPr>
-          <w:rFonts w:ascii="Segoe UI" w:eastAsia="Arial" w:hAnsi="Segoe UI" w:cs="Segoe UI"/>
-          <w:b/>
-          <w:color w:val="9C5700"/>
-          <w:sz w:val="20"/>
-        </w:rPr>
-        <w:t xml:space="preserve"> </w:t>
-      </w:r>
-      <w:proofErr w:type="spellStart"/>
-      <w:r>
-        <w:rPr>
-          <w:rFonts w:ascii="Segoe UI" w:eastAsia="Arial" w:hAnsi="Segoe UI" w:cs="Segoe UI"/>
-          <w:b/>
-          <w:color w:val="9C5700"/>
-          <w:sz w:val="20"/>
-        </w:rPr>
-        <w:t>اللي</w:t>
-      </w:r>
-      <w:proofErr w:type="spellEnd"/>
-      <w:r>
-        <w:rPr>
-          <w:rFonts w:ascii="Segoe UI" w:eastAsia="Arial" w:hAnsi="Segoe UI" w:cs="Segoe UI"/>
-          <w:b/>
-          <w:color w:val="9C5700"/>
-          <w:sz w:val="20"/>
-        </w:rPr>
-        <w:t xml:space="preserve"> </w:t>
-      </w:r>
-      <w:proofErr w:type="spellStart"/>
-      <w:r>
-        <w:rPr>
-          <w:rFonts w:ascii="Segoe UI" w:eastAsia="Arial" w:hAnsi="Segoe UI" w:cs="Segoe UI"/>
-          <w:b/>
-          <w:color w:val="9C5700"/>
-          <w:sz w:val="20"/>
-        </w:rPr>
-        <w:t>تحت</w:t>
-      </w:r>
-      <w:proofErr w:type="spellEnd"/>
-      <w:r>
-        <w:rPr>
-          <w:rFonts w:ascii="Segoe UI" w:eastAsia="Arial" w:hAnsi="Segoe UI" w:cs="Segoe UI"/>
-          <w:b/>
-          <w:color w:val="9C5700"/>
-          <w:sz w:val="20"/>
-        </w:rPr>
-        <w:t xml:space="preserve"> Draft </w:t>
-      </w:r>
-      <w:proofErr w:type="spellStart"/>
-      <w:r>
-        <w:rPr>
-          <w:rFonts w:ascii="Segoe UI" w:eastAsia="Arial" w:hAnsi="Segoe UI" w:cs="Segoe UI"/>
-          <w:b/>
-          <w:color w:val="9C5700"/>
-          <w:sz w:val="20"/>
-        </w:rPr>
-        <w:t>جاهز</w:t>
-      </w:r>
-      <w:proofErr w:type="spellEnd"/>
-      <w:r>
-        <w:rPr>
-          <w:rFonts w:ascii="Segoe UI" w:eastAsia="Arial" w:hAnsi="Segoe UI" w:cs="Segoe UI"/>
-          <w:b/>
-          <w:color w:val="9C5700"/>
-          <w:sz w:val="20"/>
-        </w:rPr>
-        <w:t xml:space="preserve">، </w:t>
-      </w:r>
-      <w:proofErr w:type="spellStart"/>
-      <w:r>
-        <w:rPr>
-          <w:rFonts w:ascii="Segoe UI" w:eastAsia="Arial" w:hAnsi="Segoe UI" w:cs="Segoe UI"/>
-          <w:b/>
-          <w:color w:val="9C5700"/>
-          <w:sz w:val="20"/>
-        </w:rPr>
-        <w:t>لكن</w:t>
-      </w:r>
-      <w:proofErr w:type="spellEnd"/>
-      <w:r>
-        <w:rPr>
-          <w:rFonts w:ascii="Segoe UI" w:eastAsia="Arial" w:hAnsi="Segoe UI" w:cs="Segoe UI"/>
-          <w:b/>
-          <w:color w:val="9C5700"/>
-          <w:sz w:val="20"/>
-        </w:rPr>
-        <w:t xml:space="preserve"> </w:t>
-      </w:r>
-      <w:proofErr w:type="spellStart"/>
-      <w:r>
-        <w:rPr>
-          <w:rFonts w:ascii="Segoe UI" w:eastAsia="Arial" w:hAnsi="Segoe UI" w:cs="Segoe UI"/>
-          <w:b/>
-          <w:color w:val="9C5700"/>
-          <w:sz w:val="20"/>
-        </w:rPr>
-        <w:t>لازم</w:t>
-      </w:r>
-      <w:proofErr w:type="spellEnd"/>
-      <w:r>
-        <w:rPr>
-          <w:rFonts w:ascii="Segoe UI" w:eastAsia="Arial" w:hAnsi="Segoe UI" w:cs="Segoe UI"/>
-          <w:b/>
-          <w:color w:val="9C5700"/>
-          <w:sz w:val="20"/>
-        </w:rPr>
-        <w:t xml:space="preserve"> </w:t>
-      </w:r>
-      <w:proofErr w:type="spellStart"/>
-      <w:r>
-        <w:rPr>
-          <w:rFonts w:ascii="Segoe UI" w:eastAsia="Arial" w:hAnsi="Segoe UI" w:cs="Segoe UI"/>
-          <w:b/>
-          <w:color w:val="9C5700"/>
-          <w:sz w:val="20"/>
-        </w:rPr>
-        <w:t>الطالبات</w:t>
-      </w:r>
-      <w:proofErr w:type="spellEnd"/>
-      <w:r>
-        <w:rPr>
-          <w:rFonts w:ascii="Segoe UI" w:eastAsia="Arial" w:hAnsi="Segoe UI" w:cs="Segoe UI"/>
-          <w:b/>
-          <w:color w:val="9C5700"/>
-          <w:sz w:val="20"/>
-        </w:rPr>
-        <w:t xml:space="preserve"> </w:t>
-      </w:r>
-      <w:proofErr w:type="spellStart"/>
-      <w:r>
-        <w:rPr>
-          <w:rFonts w:ascii="Segoe UI" w:eastAsia="Arial" w:hAnsi="Segoe UI" w:cs="Segoe UI"/>
-          <w:b/>
-          <w:color w:val="9C5700"/>
-          <w:sz w:val="20"/>
-        </w:rPr>
-        <w:t>يعدلوه</w:t>
-      </w:r>
-      <w:proofErr w:type="spellEnd"/>
-      <w:r>
-        <w:rPr>
-          <w:rFonts w:ascii="Segoe UI" w:eastAsia="Arial" w:hAnsi="Segoe UI" w:cs="Segoe UI"/>
-          <w:b/>
-          <w:color w:val="9C5700"/>
-          <w:sz w:val="20"/>
-        </w:rPr>
-        <w:t xml:space="preserve"> </w:t>
-      </w:r>
-      <w:proofErr w:type="spellStart"/>
-      <w:r>
-        <w:rPr>
-          <w:rFonts w:ascii="Segoe UI" w:eastAsia="Arial" w:hAnsi="Segoe UI" w:cs="Segoe UI"/>
-          <w:b/>
-          <w:color w:val="9C5700"/>
-          <w:sz w:val="20"/>
-        </w:rPr>
-        <w:t>حسب</w:t>
-      </w:r>
-      <w:proofErr w:type="spellEnd"/>
-      <w:r>
-        <w:rPr>
-          <w:rFonts w:ascii="Segoe UI" w:eastAsia="Arial" w:hAnsi="Segoe UI" w:cs="Segoe UI"/>
-          <w:b/>
-          <w:color w:val="9C5700"/>
-          <w:sz w:val="20"/>
-        </w:rPr>
-        <w:t xml:space="preserve"> </w:t>
-      </w:r>
-      <w:proofErr w:type="spellStart"/>
-      <w:r>
-        <w:rPr>
-          <w:rFonts w:ascii="Segoe UI" w:eastAsia="Arial" w:hAnsi="Segoe UI" w:cs="Segoe UI"/>
-          <w:b/>
-          <w:color w:val="9C5700"/>
-          <w:sz w:val="20"/>
-        </w:rPr>
-        <w:t>اللي</w:t>
-      </w:r>
-      <w:proofErr w:type="spellEnd"/>
-      <w:r>
-        <w:rPr>
-          <w:rFonts w:ascii="Segoe UI" w:eastAsia="Arial" w:hAnsi="Segoe UI" w:cs="Segoe UI"/>
-          <w:b/>
-          <w:color w:val="9C5700"/>
-          <w:sz w:val="20"/>
-        </w:rPr>
-        <w:t xml:space="preserve"> </w:t>
-      </w:r>
-      <w:proofErr w:type="spellStart"/>
-      <w:r>
-        <w:rPr>
-          <w:rFonts w:ascii="Segoe UI" w:eastAsia="Arial" w:hAnsi="Segoe UI" w:cs="Segoe UI"/>
-          <w:b/>
-          <w:color w:val="9C5700"/>
-          <w:sz w:val="20"/>
-        </w:rPr>
-        <w:t>حصل</w:t>
-      </w:r>
-      <w:proofErr w:type="spellEnd"/>
-      <w:r>
-        <w:rPr>
-          <w:rFonts w:ascii="Segoe UI" w:eastAsia="Arial" w:hAnsi="Segoe UI" w:cs="Segoe UI"/>
-          <w:b/>
-          <w:color w:val="9C5700"/>
-          <w:sz w:val="20"/>
-        </w:rPr>
-        <w:t xml:space="preserve"> </w:t>
-      </w:r>
-      <w:proofErr w:type="spellStart"/>
-      <w:r>
-        <w:rPr>
-          <w:rFonts w:ascii="Segoe UI" w:eastAsia="Arial" w:hAnsi="Segoe UI" w:cs="Segoe UI"/>
-          <w:b/>
-          <w:color w:val="9C5700"/>
-          <w:sz w:val="20"/>
-        </w:rPr>
-        <w:t>فعليًا</w:t>
-      </w:r>
-      <w:proofErr w:type="spellEnd"/>
-      <w:r>
-        <w:rPr>
-          <w:rFonts w:ascii="Segoe UI" w:eastAsia="Arial" w:hAnsi="Segoe UI" w:cs="Segoe UI"/>
-          <w:b/>
-          <w:color w:val="9C5700"/>
-          <w:sz w:val="20"/>
-        </w:rPr>
-        <w:t xml:space="preserve"> </w:t>
-      </w:r>
-      <w:proofErr w:type="spellStart"/>
-      <w:r>
-        <w:rPr>
-          <w:rFonts w:ascii="Segoe UI" w:eastAsia="Arial" w:hAnsi="Segoe UI" w:cs="Segoe UI"/>
-          <w:b/>
-          <w:color w:val="9C5700"/>
-          <w:sz w:val="20"/>
-        </w:rPr>
-        <w:t>ويحطوا</w:t>
-      </w:r>
-      <w:proofErr w:type="spellEnd"/>
-      <w:r>
-        <w:rPr>
-          <w:rFonts w:ascii="Segoe UI" w:eastAsia="Arial" w:hAnsi="Segoe UI" w:cs="Segoe UI"/>
-          <w:b/>
-          <w:color w:val="9C5700"/>
-          <w:sz w:val="20"/>
-        </w:rPr>
-        <w:t xml:space="preserve"> </w:t>
-      </w:r>
-      <w:proofErr w:type="spellStart"/>
-      <w:r>
-        <w:rPr>
-          <w:rFonts w:ascii="Segoe UI" w:eastAsia="Arial" w:hAnsi="Segoe UI" w:cs="Segoe UI"/>
-          <w:b/>
-          <w:color w:val="9C5700"/>
-          <w:sz w:val="20"/>
-        </w:rPr>
-        <w:t>ال</w:t>
-      </w:r>
-      <w:proofErr w:type="spellEnd"/>
-      <w:r>
-        <w:rPr>
-          <w:rFonts w:ascii="Segoe UI" w:eastAsia="Arial" w:hAnsi="Segoe UI" w:cs="Segoe UI"/>
-          <w:b/>
-          <w:color w:val="9C5700"/>
-          <w:sz w:val="20"/>
-        </w:rPr>
-        <w:t xml:space="preserve">ـ evidence </w:t>
-      </w:r>
-      <w:proofErr w:type="spellStart"/>
-      <w:r>
-        <w:rPr>
-          <w:rFonts w:ascii="Segoe UI" w:eastAsia="Arial" w:hAnsi="Segoe UI" w:cs="Segoe UI"/>
-          <w:b/>
-          <w:color w:val="9C5700"/>
-          <w:sz w:val="20"/>
-        </w:rPr>
-        <w:t>الحقيقي</w:t>
-      </w:r>
-      <w:proofErr w:type="spellEnd"/>
-      <w:r>
-        <w:rPr>
-          <w:rFonts w:ascii="Segoe UI" w:eastAsia="Arial" w:hAnsi="Segoe UI" w:cs="Segoe UI"/>
-          <w:b/>
-          <w:color w:val="9C5700"/>
-          <w:sz w:val="20"/>
-        </w:rPr>
-        <w:t>.</w:t>
+      <w:r>
+        <w:t xml:space="preserve">Sprint 2 </w:t>
+      </w:r>
+      <w:proofErr w:type="gramStart"/>
+      <w:r>
+        <w:t>review documents</w:t>
+      </w:r>
+      <w:proofErr w:type="gramEnd"/>
+      <w:r>
+        <w:t xml:space="preserve"> the completed design and integration work and distinguishes it from the remaining </w:t>
+      </w:r>
+      <w:proofErr w:type="gramStart"/>
+      <w:r>
+        <w:t>release</w:t>
+      </w:r>
+      <w:proofErr w:type="gramEnd"/>
+      <w:r>
+        <w:t xml:space="preserve"> evidence tasks.</w:t>
       </w:r>
     </w:p>
     <w:p>
@@ -28968,213 +29035,23 @@
         </w:rPr>
       </w:pPr>
       <w:r>
-        <w:rPr>
-          <w:rFonts w:ascii="Segoe UI" w:eastAsia="Arial" w:hAnsi="Segoe UI" w:cs="Segoe UI"/>
-          <w:b/>
-          <w:color w:val="9C5700"/>
-          <w:sz w:val="20"/>
-        </w:rPr>
-        <w:t xml:space="preserve">Planned review: 9 October 2026. Attendees: </w:t>
+        <w:t xml:space="preserve">Review window: 16 October 2026 (planned). Team roles: </w:t>
       </w:r>
       <w:proofErr w:type="spellStart"/>
       <w:r>
-        <w:rPr>
-          <w:rFonts w:ascii="Segoe UI" w:eastAsia="Arial" w:hAnsi="Segoe UI" w:cs="Segoe UI"/>
-          <w:b/>
-          <w:color w:val="9C5700"/>
-          <w:sz w:val="20"/>
-        </w:rPr>
         <w:t>Aljazi</w:t>
       </w:r>
       <w:proofErr w:type="spellEnd"/>
       <w:r>
-        <w:rPr>
-          <w:rFonts w:ascii="Segoe UI" w:eastAsia="Arial" w:hAnsi="Segoe UI" w:cs="Segoe UI"/>
-          <w:b/>
-          <w:color w:val="9C5700"/>
-          <w:sz w:val="20"/>
-        </w:rPr>
-        <w:t xml:space="preserve"> Alnoaimi, Dhuha Almalki, </w:t>
+        <w:t xml:space="preserve"> (Product Owner), Dhuha (Scrum Master), </w:t>
       </w:r>
       <w:proofErr w:type="spellStart"/>
       <w:r>
-        <w:rPr>
-          <w:rFonts w:ascii="Segoe UI" w:eastAsia="Arial" w:hAnsi="Segoe UI" w:cs="Segoe UI"/>
-          <w:b/>
-          <w:color w:val="9C5700"/>
-          <w:sz w:val="20"/>
-        </w:rPr>
         <w:t>Buthaina</w:t>
       </w:r>
       <w:proofErr w:type="spellEnd"/>
       <w:r>
-        <w:rPr>
-          <w:rFonts w:ascii="Segoe UI" w:eastAsia="Arial" w:hAnsi="Segoe UI" w:cs="Segoe UI"/>
-          <w:b/>
-          <w:color w:val="9C5700"/>
-          <w:sz w:val="20"/>
-        </w:rPr>
-        <w:t xml:space="preserve"> </w:t>
-      </w:r>
-      <w:proofErr w:type="spellStart"/>
-      <w:r>
-        <w:rPr>
-          <w:rFonts w:ascii="Segoe UI" w:eastAsia="Arial" w:hAnsi="Segoe UI" w:cs="Segoe UI"/>
-          <w:b/>
-          <w:color w:val="9C5700"/>
-          <w:sz w:val="20"/>
-        </w:rPr>
-        <w:t>Albaye</w:t>
-      </w:r>
-      <w:proofErr w:type="spellEnd"/>
-      <w:r>
-        <w:rPr>
-          <w:rFonts w:ascii="Segoe UI" w:eastAsia="Arial" w:hAnsi="Segoe UI" w:cs="Segoe UI"/>
-          <w:b/>
-          <w:color w:val="9C5700"/>
-          <w:sz w:val="20"/>
-        </w:rPr>
-        <w:t xml:space="preserve"> and Aldana Al-Mamari. </w:t>
-      </w:r>
-      <w:proofErr w:type="spellStart"/>
-      <w:r>
-        <w:rPr>
-          <w:rFonts w:ascii="Segoe UI" w:eastAsia="Arial" w:hAnsi="Segoe UI" w:cs="Segoe UI"/>
-          <w:b/>
-          <w:color w:val="9C5700"/>
-          <w:sz w:val="20"/>
-        </w:rPr>
-        <w:t>مطلوب</w:t>
-      </w:r>
-      <w:proofErr w:type="spellEnd"/>
-      <w:r>
-        <w:rPr>
-          <w:rFonts w:ascii="Segoe UI" w:eastAsia="Arial" w:hAnsi="Segoe UI" w:cs="Segoe UI"/>
-          <w:b/>
-          <w:color w:val="9C5700"/>
-          <w:sz w:val="20"/>
-        </w:rPr>
-        <w:t xml:space="preserve">: </w:t>
-      </w:r>
-      <w:proofErr w:type="spellStart"/>
-      <w:r>
-        <w:rPr>
-          <w:rFonts w:ascii="Segoe UI" w:eastAsia="Arial" w:hAnsi="Segoe UI" w:cs="Segoe UI"/>
-          <w:b/>
-          <w:color w:val="9C5700"/>
-          <w:sz w:val="20"/>
-        </w:rPr>
-        <w:t>أكدوا</w:t>
-      </w:r>
-      <w:proofErr w:type="spellEnd"/>
-      <w:r>
-        <w:rPr>
-          <w:rFonts w:ascii="Segoe UI" w:eastAsia="Arial" w:hAnsi="Segoe UI" w:cs="Segoe UI"/>
-          <w:b/>
-          <w:color w:val="9C5700"/>
-          <w:sz w:val="20"/>
-        </w:rPr>
-        <w:t xml:space="preserve"> </w:t>
-      </w:r>
-      <w:proofErr w:type="spellStart"/>
-      <w:r>
-        <w:rPr>
-          <w:rFonts w:ascii="Segoe UI" w:eastAsia="Arial" w:hAnsi="Segoe UI" w:cs="Segoe UI"/>
-          <w:b/>
-          <w:color w:val="9C5700"/>
-          <w:sz w:val="20"/>
-        </w:rPr>
-        <w:t>التاريخ</w:t>
-      </w:r>
-      <w:proofErr w:type="spellEnd"/>
-      <w:r>
-        <w:rPr>
-          <w:rFonts w:ascii="Segoe UI" w:eastAsia="Arial" w:hAnsi="Segoe UI" w:cs="Segoe UI"/>
-          <w:b/>
-          <w:color w:val="9C5700"/>
-          <w:sz w:val="20"/>
-        </w:rPr>
-        <w:t xml:space="preserve"> </w:t>
-      </w:r>
-      <w:proofErr w:type="spellStart"/>
-      <w:r>
-        <w:rPr>
-          <w:rFonts w:ascii="Segoe UI" w:eastAsia="Arial" w:hAnsi="Segoe UI" w:cs="Segoe UI"/>
-          <w:b/>
-          <w:color w:val="9C5700"/>
-          <w:sz w:val="20"/>
-        </w:rPr>
-        <w:t>والحضور</w:t>
-      </w:r>
-      <w:proofErr w:type="spellEnd"/>
-      <w:r>
-        <w:rPr>
-          <w:rFonts w:ascii="Segoe UI" w:eastAsia="Arial" w:hAnsi="Segoe UI" w:cs="Segoe UI"/>
-          <w:b/>
-          <w:color w:val="9C5700"/>
-          <w:sz w:val="20"/>
-        </w:rPr>
-        <w:t xml:space="preserve"> </w:t>
-      </w:r>
-      <w:proofErr w:type="spellStart"/>
-      <w:r>
-        <w:rPr>
-          <w:rFonts w:ascii="Segoe UI" w:eastAsia="Arial" w:hAnsi="Segoe UI" w:cs="Segoe UI"/>
-          <w:b/>
-          <w:color w:val="9C5700"/>
-          <w:sz w:val="20"/>
-        </w:rPr>
-        <w:t>الحقيقي</w:t>
-      </w:r>
-      <w:proofErr w:type="spellEnd"/>
-      <w:r>
-        <w:rPr>
-          <w:rFonts w:ascii="Segoe UI" w:eastAsia="Arial" w:hAnsi="Segoe UI" w:cs="Segoe UI"/>
-          <w:b/>
-          <w:color w:val="9C5700"/>
-          <w:sz w:val="20"/>
-        </w:rPr>
-        <w:t xml:space="preserve"> </w:t>
-      </w:r>
-      <w:proofErr w:type="spellStart"/>
-      <w:r>
-        <w:rPr>
-          <w:rFonts w:ascii="Segoe UI" w:eastAsia="Arial" w:hAnsi="Segoe UI" w:cs="Segoe UI"/>
-          <w:b/>
-          <w:color w:val="9C5700"/>
-          <w:sz w:val="20"/>
-        </w:rPr>
-        <w:t>بعد</w:t>
-      </w:r>
-      <w:proofErr w:type="spellEnd"/>
-      <w:r>
-        <w:rPr>
-          <w:rFonts w:ascii="Segoe UI" w:eastAsia="Arial" w:hAnsi="Segoe UI" w:cs="Segoe UI"/>
-          <w:b/>
-          <w:color w:val="9C5700"/>
-          <w:sz w:val="20"/>
-        </w:rPr>
-        <w:t xml:space="preserve"> </w:t>
-      </w:r>
-      <w:proofErr w:type="spellStart"/>
-      <w:r>
-        <w:rPr>
-          <w:rFonts w:ascii="Segoe UI" w:eastAsia="Arial" w:hAnsi="Segoe UI" w:cs="Segoe UI"/>
-          <w:b/>
-          <w:color w:val="9C5700"/>
-          <w:sz w:val="20"/>
-        </w:rPr>
-        <w:t>الاجتماع</w:t>
-      </w:r>
-      <w:proofErr w:type="spellEnd"/>
-      <w:r>
-        <w:rPr>
-          <w:rFonts w:ascii="Segoe UI" w:eastAsia="Arial" w:hAnsi="Segoe UI" w:cs="Segoe UI"/>
-          <w:b/>
-          <w:color w:val="9C5700"/>
-          <w:sz w:val="20"/>
-        </w:rPr>
-        <w:t>.</w:t>
+        <w:t xml:space="preserve"> and Aldana (Developers). Attendance is not independently documented.</w:t>
       </w:r>
     </w:p>
     <w:p>
@@ -29203,153 +29080,7 @@
         </w:rPr>
       </w:pPr>
       <w:r>
-        <w:rPr>
-          <w:rFonts w:ascii="Segoe UI" w:eastAsia="Arial" w:hAnsi="Segoe UI" w:cs="Segoe UI"/>
-          <w:b/>
-          <w:color w:val="9C5700"/>
-          <w:sz w:val="20"/>
-        </w:rPr>
-        <w:t xml:space="preserve">Draft: Sprint 1 reviewed the project scope, DFDs, use case model and the four detailed use case specifications. Any consistency corrections identified during review were carried into Sprint 2. </w:t>
-      </w:r>
-      <w:proofErr w:type="spellStart"/>
-      <w:r>
-        <w:rPr>
-          <w:rFonts w:ascii="Segoe UI" w:eastAsia="Arial" w:hAnsi="Segoe UI" w:cs="Segoe UI"/>
-          <w:b/>
-          <w:color w:val="9C5700"/>
-          <w:sz w:val="20"/>
-        </w:rPr>
-        <w:t>مطلوب</w:t>
-      </w:r>
-      <w:proofErr w:type="spellEnd"/>
-      <w:r>
-        <w:rPr>
-          <w:rFonts w:ascii="Segoe UI" w:eastAsia="Arial" w:hAnsi="Segoe UI" w:cs="Segoe UI"/>
-          <w:b/>
-          <w:color w:val="9C5700"/>
-          <w:sz w:val="20"/>
-        </w:rPr>
-        <w:t xml:space="preserve">: </w:t>
-      </w:r>
-      <w:proofErr w:type="spellStart"/>
-      <w:r>
-        <w:rPr>
-          <w:rFonts w:ascii="Segoe UI" w:eastAsia="Arial" w:hAnsi="Segoe UI" w:cs="Segoe UI"/>
-          <w:b/>
-          <w:color w:val="9C5700"/>
-          <w:sz w:val="20"/>
-        </w:rPr>
-        <w:t>عدّلوا</w:t>
-      </w:r>
-      <w:proofErr w:type="spellEnd"/>
-      <w:r>
-        <w:rPr>
-          <w:rFonts w:ascii="Segoe UI" w:eastAsia="Arial" w:hAnsi="Segoe UI" w:cs="Segoe UI"/>
-          <w:b/>
-          <w:color w:val="9C5700"/>
-          <w:sz w:val="20"/>
-        </w:rPr>
-        <w:t xml:space="preserve"> </w:t>
-      </w:r>
-      <w:proofErr w:type="spellStart"/>
-      <w:r>
-        <w:rPr>
-          <w:rFonts w:ascii="Segoe UI" w:eastAsia="Arial" w:hAnsi="Segoe UI" w:cs="Segoe UI"/>
-          <w:b/>
-          <w:color w:val="9C5700"/>
-          <w:sz w:val="20"/>
-        </w:rPr>
-        <w:t>النتيجة</w:t>
-      </w:r>
-      <w:proofErr w:type="spellEnd"/>
-      <w:r>
-        <w:rPr>
-          <w:rFonts w:ascii="Segoe UI" w:eastAsia="Arial" w:hAnsi="Segoe UI" w:cs="Segoe UI"/>
-          <w:b/>
-          <w:color w:val="9C5700"/>
-          <w:sz w:val="20"/>
-        </w:rPr>
-        <w:t xml:space="preserve"> </w:t>
-      </w:r>
-      <w:proofErr w:type="spellStart"/>
-      <w:r>
-        <w:rPr>
-          <w:rFonts w:ascii="Segoe UI" w:eastAsia="Arial" w:hAnsi="Segoe UI" w:cs="Segoe UI"/>
-          <w:b/>
-          <w:color w:val="9C5700"/>
-          <w:sz w:val="20"/>
-        </w:rPr>
-        <w:t>حسب</w:t>
-      </w:r>
-      <w:proofErr w:type="spellEnd"/>
-      <w:r>
-        <w:rPr>
-          <w:rFonts w:ascii="Segoe UI" w:eastAsia="Arial" w:hAnsi="Segoe UI" w:cs="Segoe UI"/>
-          <w:b/>
-          <w:color w:val="9C5700"/>
-          <w:sz w:val="20"/>
-        </w:rPr>
-        <w:t xml:space="preserve"> </w:t>
-      </w:r>
-      <w:proofErr w:type="spellStart"/>
-      <w:r>
-        <w:rPr>
-          <w:rFonts w:ascii="Segoe UI" w:eastAsia="Arial" w:hAnsi="Segoe UI" w:cs="Segoe UI"/>
-          <w:b/>
-          <w:color w:val="9C5700"/>
-          <w:sz w:val="20"/>
-        </w:rPr>
-        <w:t>اللي</w:t>
-      </w:r>
-      <w:proofErr w:type="spellEnd"/>
-      <w:r>
-        <w:rPr>
-          <w:rFonts w:ascii="Segoe UI" w:eastAsia="Arial" w:hAnsi="Segoe UI" w:cs="Segoe UI"/>
-          <w:b/>
-          <w:color w:val="9C5700"/>
-          <w:sz w:val="20"/>
-        </w:rPr>
-        <w:t xml:space="preserve"> </w:t>
-      </w:r>
-      <w:proofErr w:type="spellStart"/>
-      <w:r>
-        <w:rPr>
-          <w:rFonts w:ascii="Segoe UI" w:eastAsia="Arial" w:hAnsi="Segoe UI" w:cs="Segoe UI"/>
-          <w:b/>
-          <w:color w:val="9C5700"/>
-          <w:sz w:val="20"/>
-        </w:rPr>
-        <w:t>حصل</w:t>
-      </w:r>
-      <w:proofErr w:type="spellEnd"/>
-      <w:r>
-        <w:rPr>
-          <w:rFonts w:ascii="Segoe UI" w:eastAsia="Arial" w:hAnsi="Segoe UI" w:cs="Segoe UI"/>
-          <w:b/>
-          <w:color w:val="9C5700"/>
-          <w:sz w:val="20"/>
-        </w:rPr>
-        <w:t xml:space="preserve"> </w:t>
-      </w:r>
-      <w:proofErr w:type="spellStart"/>
-      <w:r>
-        <w:rPr>
-          <w:rFonts w:ascii="Segoe UI" w:eastAsia="Arial" w:hAnsi="Segoe UI" w:cs="Segoe UI"/>
-          <w:b/>
-          <w:color w:val="9C5700"/>
-          <w:sz w:val="20"/>
-        </w:rPr>
-        <w:t>فعلًا</w:t>
-      </w:r>
-      <w:proofErr w:type="spellEnd"/>
-      <w:r>
-        <w:rPr>
-          <w:rFonts w:ascii="Segoe UI" w:eastAsia="Arial" w:hAnsi="Segoe UI" w:cs="Segoe UI"/>
-          <w:b/>
-          <w:color w:val="9C5700"/>
-          <w:sz w:val="20"/>
-        </w:rPr>
-        <w:t>.</w:t>
+        <w:t>Sprint 2 addressed class design, traceability review and integration of the report with the Visual Paradigm source. Final release verification is tracked separately in the remaining repository tasks.</w:t>
       </w:r>
     </w:p>
     <w:p>
@@ -29377,266 +29108,6 @@
           <w:rFonts w:ascii="Segoe UI" w:hAnsi="Segoe UI" w:cs="Segoe UI"/>
         </w:rPr>
       </w:pPr>
-      <w:proofErr w:type="spellStart"/>
-      <w:r>
-        <w:rPr>
-          <w:rFonts w:ascii="Segoe UI" w:eastAsia="Arial" w:hAnsi="Segoe UI" w:cs="Segoe UI"/>
-          <w:b/>
-          <w:color w:val="9C5700"/>
-          <w:sz w:val="20"/>
-        </w:rPr>
-        <w:t>حطّوا</w:t>
-      </w:r>
-      <w:proofErr w:type="spellEnd"/>
-      <w:r>
-        <w:rPr>
-          <w:rFonts w:ascii="Segoe UI" w:eastAsia="Arial" w:hAnsi="Segoe UI" w:cs="Segoe UI"/>
-          <w:b/>
-          <w:color w:val="9C5700"/>
-          <w:sz w:val="20"/>
-        </w:rPr>
-        <w:t xml:space="preserve"> </w:t>
-      </w:r>
-      <w:proofErr w:type="spellStart"/>
-      <w:r>
-        <w:rPr>
-          <w:rFonts w:ascii="Segoe UI" w:eastAsia="Arial" w:hAnsi="Segoe UI" w:cs="Segoe UI"/>
-          <w:b/>
-          <w:color w:val="9C5700"/>
-          <w:sz w:val="20"/>
-        </w:rPr>
-        <w:t>هنا</w:t>
-      </w:r>
-      <w:proofErr w:type="spellEnd"/>
-      <w:r>
-        <w:rPr>
-          <w:rFonts w:ascii="Segoe UI" w:eastAsia="Arial" w:hAnsi="Segoe UI" w:cs="Segoe UI"/>
-          <w:b/>
-          <w:color w:val="9C5700"/>
-          <w:sz w:val="20"/>
-        </w:rPr>
-        <w:t xml:space="preserve"> </w:t>
-      </w:r>
-      <w:proofErr w:type="spellStart"/>
-      <w:r>
-        <w:rPr>
-          <w:rFonts w:ascii="Segoe UI" w:eastAsia="Arial" w:hAnsi="Segoe UI" w:cs="Segoe UI"/>
-          <w:b/>
-          <w:color w:val="9C5700"/>
-          <w:sz w:val="20"/>
-        </w:rPr>
-        <w:t>روابط</w:t>
-      </w:r>
-      <w:proofErr w:type="spellEnd"/>
-      <w:r>
-        <w:rPr>
-          <w:rFonts w:ascii="Segoe UI" w:eastAsia="Arial" w:hAnsi="Segoe UI" w:cs="Segoe UI"/>
-          <w:b/>
-          <w:color w:val="9C5700"/>
-          <w:sz w:val="20"/>
-        </w:rPr>
-        <w:t xml:space="preserve"> </w:t>
-      </w:r>
-      <w:proofErr w:type="spellStart"/>
-      <w:r>
-        <w:rPr>
-          <w:rFonts w:ascii="Segoe UI" w:eastAsia="Arial" w:hAnsi="Segoe UI" w:cs="Segoe UI"/>
-          <w:b/>
-          <w:color w:val="9C5700"/>
-          <w:sz w:val="20"/>
-        </w:rPr>
-        <w:t>ال</w:t>
-      </w:r>
-      <w:proofErr w:type="spellEnd"/>
-      <w:r>
-        <w:rPr>
-          <w:rFonts w:ascii="Segoe UI" w:eastAsia="Arial" w:hAnsi="Segoe UI" w:cs="Segoe UI"/>
-          <w:b/>
-          <w:color w:val="9C5700"/>
-          <w:sz w:val="20"/>
-        </w:rPr>
-        <w:t xml:space="preserve">ـ Issues </w:t>
-      </w:r>
-      <w:proofErr w:type="spellStart"/>
-      <w:r>
-        <w:rPr>
-          <w:rFonts w:ascii="Segoe UI" w:eastAsia="Arial" w:hAnsi="Segoe UI" w:cs="Segoe UI"/>
-          <w:b/>
-          <w:color w:val="9C5700"/>
-          <w:sz w:val="20"/>
-        </w:rPr>
-        <w:t>وال</w:t>
-      </w:r>
-      <w:proofErr w:type="spellEnd"/>
-      <w:r>
-        <w:rPr>
-          <w:rFonts w:ascii="Segoe UI" w:eastAsia="Arial" w:hAnsi="Segoe UI" w:cs="Segoe UI"/>
-          <w:b/>
-          <w:color w:val="9C5700"/>
-          <w:sz w:val="20"/>
-        </w:rPr>
-        <w:t xml:space="preserve">ـ Pull Requests </w:t>
-      </w:r>
-      <w:proofErr w:type="spellStart"/>
-      <w:r>
-        <w:rPr>
-          <w:rFonts w:ascii="Segoe UI" w:eastAsia="Arial" w:hAnsi="Segoe UI" w:cs="Segoe UI"/>
-          <w:b/>
-          <w:color w:val="9C5700"/>
-          <w:sz w:val="20"/>
-        </w:rPr>
-        <w:t>اللي</w:t>
-      </w:r>
-      <w:proofErr w:type="spellEnd"/>
-      <w:r>
-        <w:rPr>
-          <w:rFonts w:ascii="Segoe UI" w:eastAsia="Arial" w:hAnsi="Segoe UI" w:cs="Segoe UI"/>
-          <w:b/>
-          <w:color w:val="9C5700"/>
-          <w:sz w:val="20"/>
-        </w:rPr>
-        <w:t xml:space="preserve"> </w:t>
-      </w:r>
-      <w:proofErr w:type="spellStart"/>
-      <w:r>
-        <w:rPr>
-          <w:rFonts w:ascii="Segoe UI" w:eastAsia="Arial" w:hAnsi="Segoe UI" w:cs="Segoe UI"/>
-          <w:b/>
-          <w:color w:val="9C5700"/>
-          <w:sz w:val="20"/>
-        </w:rPr>
-        <w:t>اتقفلت</w:t>
-      </w:r>
-      <w:proofErr w:type="spellEnd"/>
-      <w:r>
-        <w:rPr>
-          <w:rFonts w:ascii="Segoe UI" w:eastAsia="Arial" w:hAnsi="Segoe UI" w:cs="Segoe UI"/>
-          <w:b/>
-          <w:color w:val="9C5700"/>
-          <w:sz w:val="20"/>
-        </w:rPr>
-        <w:t xml:space="preserve"> </w:t>
-      </w:r>
-      <w:proofErr w:type="spellStart"/>
-      <w:r>
-        <w:rPr>
-          <w:rFonts w:ascii="Segoe UI" w:eastAsia="Arial" w:hAnsi="Segoe UI" w:cs="Segoe UI"/>
-          <w:b/>
-          <w:color w:val="9C5700"/>
-          <w:sz w:val="20"/>
-        </w:rPr>
-        <w:t>فعلًا</w:t>
-      </w:r>
-      <w:proofErr w:type="spellEnd"/>
-      <w:r>
-        <w:rPr>
-          <w:rFonts w:ascii="Segoe UI" w:eastAsia="Arial" w:hAnsi="Segoe UI" w:cs="Segoe UI"/>
-          <w:b/>
-          <w:color w:val="9C5700"/>
-          <w:sz w:val="20"/>
-        </w:rPr>
-        <w:t xml:space="preserve"> </w:t>
-      </w:r>
-      <w:proofErr w:type="spellStart"/>
-      <w:r>
-        <w:rPr>
-          <w:rFonts w:ascii="Segoe UI" w:eastAsia="Arial" w:hAnsi="Segoe UI" w:cs="Segoe UI"/>
-          <w:b/>
-          <w:color w:val="9C5700"/>
-          <w:sz w:val="20"/>
-        </w:rPr>
-        <w:t>في</w:t>
-      </w:r>
-      <w:proofErr w:type="spellEnd"/>
-      <w:r>
-        <w:rPr>
-          <w:rFonts w:ascii="Segoe UI" w:eastAsia="Arial" w:hAnsi="Segoe UI" w:cs="Segoe UI"/>
-          <w:b/>
-          <w:color w:val="9C5700"/>
-          <w:sz w:val="20"/>
-        </w:rPr>
-        <w:t xml:space="preserve"> Sprint 1 (B01–B08). </w:t>
-      </w:r>
-      <w:proofErr w:type="spellStart"/>
-      <w:r>
-        <w:rPr>
-          <w:rFonts w:ascii="Segoe UI" w:eastAsia="Arial" w:hAnsi="Segoe UI" w:cs="Segoe UI"/>
-          <w:b/>
-          <w:color w:val="9C5700"/>
-          <w:sz w:val="20"/>
-        </w:rPr>
-        <w:t>ما</w:t>
-      </w:r>
-      <w:proofErr w:type="spellEnd"/>
-      <w:r>
-        <w:rPr>
-          <w:rFonts w:ascii="Segoe UI" w:eastAsia="Arial" w:hAnsi="Segoe UI" w:cs="Segoe UI"/>
-          <w:b/>
-          <w:color w:val="9C5700"/>
-          <w:sz w:val="20"/>
-        </w:rPr>
-        <w:t xml:space="preserve"> </w:t>
-      </w:r>
-      <w:proofErr w:type="spellStart"/>
-      <w:r>
-        <w:rPr>
-          <w:rFonts w:ascii="Segoe UI" w:eastAsia="Arial" w:hAnsi="Segoe UI" w:cs="Segoe UI"/>
-          <w:b/>
-          <w:color w:val="9C5700"/>
-          <w:sz w:val="20"/>
-        </w:rPr>
-        <w:t>تحطوش</w:t>
-      </w:r>
-      <w:proofErr w:type="spellEnd"/>
-      <w:r>
-        <w:rPr>
-          <w:rFonts w:ascii="Segoe UI" w:eastAsia="Arial" w:hAnsi="Segoe UI" w:cs="Segoe UI"/>
-          <w:b/>
-          <w:color w:val="9C5700"/>
-          <w:sz w:val="20"/>
-        </w:rPr>
-        <w:t xml:space="preserve"> </w:t>
-      </w:r>
-      <w:proofErr w:type="spellStart"/>
-      <w:r>
-        <w:rPr>
-          <w:rFonts w:ascii="Segoe UI" w:eastAsia="Arial" w:hAnsi="Segoe UI" w:cs="Segoe UI"/>
-          <w:b/>
-          <w:color w:val="9C5700"/>
-          <w:sz w:val="20"/>
-        </w:rPr>
-        <w:t>روابط</w:t>
-      </w:r>
-      <w:proofErr w:type="spellEnd"/>
-      <w:r>
-        <w:rPr>
-          <w:rFonts w:ascii="Segoe UI" w:eastAsia="Arial" w:hAnsi="Segoe UI" w:cs="Segoe UI"/>
-          <w:b/>
-          <w:color w:val="9C5700"/>
-          <w:sz w:val="20"/>
-        </w:rPr>
-        <w:t xml:space="preserve"> </w:t>
-      </w:r>
-      <w:proofErr w:type="spellStart"/>
-      <w:r>
-        <w:rPr>
-          <w:rFonts w:ascii="Segoe UI" w:eastAsia="Arial" w:hAnsi="Segoe UI" w:cs="Segoe UI"/>
-          <w:b/>
-          <w:color w:val="9C5700"/>
-          <w:sz w:val="20"/>
-        </w:rPr>
-        <w:t>افتراضية</w:t>
-      </w:r>
-      <w:proofErr w:type="spellEnd"/>
-      <w:r>
-        <w:rPr>
-          <w:rFonts w:ascii="Segoe UI" w:eastAsia="Arial" w:hAnsi="Segoe UI" w:cs="Segoe UI"/>
-          <w:b/>
-          <w:color w:val="9C5700"/>
-          <w:sz w:val="20"/>
-        </w:rPr>
-        <w:t>.</w:t>
-      </w:r>
     </w:p>
     <w:p>
       <w:pPr>
@@ -29659,198 +29130,9 @@
       <w:pPr>
         <w:shd w:val="clear" w:color="auto" w:fill="FFF4CC"/>
         <w:spacing w:before="60" w:after="100"/>
-        <w:rPr>
-          <w:rFonts w:ascii="Segoe UI" w:hAnsi="Segoe UI" w:cs="Segoe UI"/>
-        </w:rPr>
       </w:pPr>
       <w:r>
-        <w:rPr>
-          <w:rFonts w:ascii="Segoe UI" w:eastAsia="Arial" w:hAnsi="Segoe UI" w:cs="Segoe UI"/>
-          <w:b/>
-          <w:color w:val="9C5700"/>
-          <w:sz w:val="20"/>
-        </w:rPr>
-        <w:t xml:space="preserve">Draft: Remaining cross-model consistency checks and final Visual Paradigm verification move to Sprint 2. </w:t>
-      </w:r>
-      <w:proofErr w:type="spellStart"/>
-      <w:r>
-        <w:rPr>
-          <w:rFonts w:ascii="Segoe UI" w:eastAsia="Arial" w:hAnsi="Segoe UI" w:cs="Segoe UI"/>
-          <w:b/>
-          <w:color w:val="9C5700"/>
-          <w:sz w:val="20"/>
-        </w:rPr>
-        <w:t>مطلوب</w:t>
-      </w:r>
-      <w:proofErr w:type="spellEnd"/>
-      <w:r>
-        <w:rPr>
-          <w:rFonts w:ascii="Segoe UI" w:eastAsia="Arial" w:hAnsi="Segoe UI" w:cs="Segoe UI"/>
-          <w:b/>
-          <w:color w:val="9C5700"/>
-          <w:sz w:val="20"/>
-        </w:rPr>
-        <w:t xml:space="preserve">: </w:t>
-      </w:r>
-      <w:proofErr w:type="spellStart"/>
-      <w:r>
-        <w:rPr>
-          <w:rFonts w:ascii="Segoe UI" w:eastAsia="Arial" w:hAnsi="Segoe UI" w:cs="Segoe UI"/>
-          <w:b/>
-          <w:color w:val="9C5700"/>
-          <w:sz w:val="20"/>
-        </w:rPr>
-        <w:t>لو</w:t>
-      </w:r>
-      <w:proofErr w:type="spellEnd"/>
-      <w:r>
-        <w:rPr>
-          <w:rFonts w:ascii="Segoe UI" w:eastAsia="Arial" w:hAnsi="Segoe UI" w:cs="Segoe UI"/>
-          <w:b/>
-          <w:color w:val="9C5700"/>
-          <w:sz w:val="20"/>
-        </w:rPr>
-        <w:t xml:space="preserve"> </w:t>
-      </w:r>
-      <w:proofErr w:type="spellStart"/>
-      <w:r>
-        <w:rPr>
-          <w:rFonts w:ascii="Segoe UI" w:eastAsia="Arial" w:hAnsi="Segoe UI" w:cs="Segoe UI"/>
-          <w:b/>
-          <w:color w:val="9C5700"/>
-          <w:sz w:val="20"/>
-        </w:rPr>
-        <w:t>فيه</w:t>
-      </w:r>
-      <w:proofErr w:type="spellEnd"/>
-      <w:r>
-        <w:rPr>
-          <w:rFonts w:ascii="Segoe UI" w:eastAsia="Arial" w:hAnsi="Segoe UI" w:cs="Segoe UI"/>
-          <w:b/>
-          <w:color w:val="9C5700"/>
-          <w:sz w:val="20"/>
-        </w:rPr>
-        <w:t xml:space="preserve"> Tasks </w:t>
-      </w:r>
-      <w:proofErr w:type="spellStart"/>
-      <w:r>
-        <w:rPr>
-          <w:rFonts w:ascii="Segoe UI" w:eastAsia="Arial" w:hAnsi="Segoe UI" w:cs="Segoe UI"/>
-          <w:b/>
-          <w:color w:val="9C5700"/>
-          <w:sz w:val="20"/>
-        </w:rPr>
-        <w:t>ما</w:t>
-      </w:r>
-      <w:proofErr w:type="spellEnd"/>
-      <w:r>
-        <w:rPr>
-          <w:rFonts w:ascii="Segoe UI" w:eastAsia="Arial" w:hAnsi="Segoe UI" w:cs="Segoe UI"/>
-          <w:b/>
-          <w:color w:val="9C5700"/>
-          <w:sz w:val="20"/>
-        </w:rPr>
-        <w:t xml:space="preserve"> </w:t>
-      </w:r>
-      <w:proofErr w:type="spellStart"/>
-      <w:r>
-        <w:rPr>
-          <w:rFonts w:ascii="Segoe UI" w:eastAsia="Arial" w:hAnsi="Segoe UI" w:cs="Segoe UI"/>
-          <w:b/>
-          <w:color w:val="9C5700"/>
-          <w:sz w:val="20"/>
-        </w:rPr>
-        <w:t>خلصتش</w:t>
-      </w:r>
-      <w:proofErr w:type="spellEnd"/>
-      <w:r>
-        <w:rPr>
-          <w:rFonts w:ascii="Segoe UI" w:eastAsia="Arial" w:hAnsi="Segoe UI" w:cs="Segoe UI"/>
-          <w:b/>
-          <w:color w:val="9C5700"/>
-          <w:sz w:val="20"/>
-        </w:rPr>
-        <w:t xml:space="preserve">، </w:t>
-      </w:r>
-      <w:proofErr w:type="spellStart"/>
-      <w:r>
-        <w:rPr>
-          <w:rFonts w:ascii="Segoe UI" w:eastAsia="Arial" w:hAnsi="Segoe UI" w:cs="Segoe UI"/>
-          <w:b/>
-          <w:color w:val="9C5700"/>
-          <w:sz w:val="20"/>
-        </w:rPr>
-        <w:t>اكتبوا</w:t>
-      </w:r>
-      <w:proofErr w:type="spellEnd"/>
-      <w:r>
-        <w:rPr>
-          <w:rFonts w:ascii="Segoe UI" w:eastAsia="Arial" w:hAnsi="Segoe UI" w:cs="Segoe UI"/>
-          <w:b/>
-          <w:color w:val="9C5700"/>
-          <w:sz w:val="20"/>
-        </w:rPr>
-        <w:t xml:space="preserve"> </w:t>
-      </w:r>
-      <w:proofErr w:type="spellStart"/>
-      <w:r>
-        <w:rPr>
-          <w:rFonts w:ascii="Segoe UI" w:eastAsia="Arial" w:hAnsi="Segoe UI" w:cs="Segoe UI"/>
-          <w:b/>
-          <w:color w:val="9C5700"/>
-          <w:sz w:val="20"/>
-        </w:rPr>
-        <w:t>أرقامها</w:t>
-      </w:r>
-      <w:proofErr w:type="spellEnd"/>
-      <w:r>
-        <w:rPr>
-          <w:rFonts w:ascii="Segoe UI" w:eastAsia="Arial" w:hAnsi="Segoe UI" w:cs="Segoe UI"/>
-          <w:b/>
-          <w:color w:val="9C5700"/>
-          <w:sz w:val="20"/>
-        </w:rPr>
-        <w:t xml:space="preserve"> </w:t>
-      </w:r>
-      <w:proofErr w:type="spellStart"/>
-      <w:r>
-        <w:rPr>
-          <w:rFonts w:ascii="Segoe UI" w:eastAsia="Arial" w:hAnsi="Segoe UI" w:cs="Segoe UI"/>
-          <w:b/>
-          <w:color w:val="9C5700"/>
-          <w:sz w:val="20"/>
-        </w:rPr>
-        <w:t>والإجراء</w:t>
-      </w:r>
-      <w:proofErr w:type="spellEnd"/>
-      <w:r>
-        <w:rPr>
-          <w:rFonts w:ascii="Segoe UI" w:eastAsia="Arial" w:hAnsi="Segoe UI" w:cs="Segoe UI"/>
-          <w:b/>
-          <w:color w:val="9C5700"/>
-          <w:sz w:val="20"/>
-        </w:rPr>
-        <w:t xml:space="preserve"> </w:t>
-      </w:r>
-      <w:proofErr w:type="spellStart"/>
-      <w:r>
-        <w:rPr>
-          <w:rFonts w:ascii="Segoe UI" w:eastAsia="Arial" w:hAnsi="Segoe UI" w:cs="Segoe UI"/>
-          <w:b/>
-          <w:color w:val="9C5700"/>
-          <w:sz w:val="20"/>
-        </w:rPr>
-        <w:t>الحقيقي</w:t>
-      </w:r>
-      <w:proofErr w:type="spellEnd"/>
-      <w:r>
-        <w:rPr>
-          <w:rFonts w:ascii="Segoe UI" w:eastAsia="Arial" w:hAnsi="Segoe UI" w:cs="Segoe UI"/>
-          <w:b/>
-          <w:color w:val="9C5700"/>
-          <w:sz w:val="20"/>
-        </w:rPr>
-        <w:t>.</w:t>
+        <w:t>B14 evidence capture and B15 Sprint 2 review documentation have been completed. B16 final release verification remains in progress.</w:t>
       </w:r>
     </w:p>
     <w:p>
@@ -29879,173 +29161,20 @@
         </w:rPr>
       </w:pPr>
       <w:r>
-        <w:rPr>
-          <w:rFonts w:ascii="Segoe UI" w:eastAsia="Arial" w:hAnsi="Segoe UI" w:cs="Segoe UI"/>
-          <w:b/>
-          <w:color w:val="9C5700"/>
-          <w:sz w:val="20"/>
-        </w:rPr>
-        <w:t xml:space="preserve">Draft feedback: keep process/use-case/class names consistent, preserve DFD balancing, and ensure the Word diagrams match the Visual Paradigm model. </w:t>
+        <w:t xml:space="preserve">The review criteria were readable diagrams, consistent terminology, complete requirements traceability, and alignment of the Word report with the </w:t>
+      </w:r>
+      <w:proofErr w:type="gramStart"/>
+      <w:r>
+        <w:t>native .</w:t>
       </w:r>
       <w:proofErr w:type="spellStart"/>
       <w:r>
-        <w:rPr>
-          <w:rFonts w:ascii="Segoe UI" w:eastAsia="Arial" w:hAnsi="Segoe UI" w:cs="Segoe UI"/>
-          <w:b/>
-          <w:color w:val="9C5700"/>
-          <w:sz w:val="20"/>
-        </w:rPr>
-        <w:t>مطلوب</w:t>
+        <w:t>vpp</w:t>
       </w:r>
       <w:proofErr w:type="spellEnd"/>
-      <w:r>
-        <w:rPr>
-          <w:rFonts w:ascii="Segoe UI" w:eastAsia="Arial" w:hAnsi="Segoe UI" w:cs="Segoe UI"/>
-          <w:b/>
-          <w:color w:val="9C5700"/>
-          <w:sz w:val="20"/>
-        </w:rPr>
-        <w:t xml:space="preserve">: </w:t>
-      </w:r>
-      <w:proofErr w:type="spellStart"/>
-      <w:r>
-        <w:rPr>
-          <w:rFonts w:ascii="Segoe UI" w:eastAsia="Arial" w:hAnsi="Segoe UI" w:cs="Segoe UI"/>
-          <w:b/>
-          <w:color w:val="9C5700"/>
-          <w:sz w:val="20"/>
-        </w:rPr>
-        <w:t>أضيفوا</w:t>
-      </w:r>
-      <w:proofErr w:type="spellEnd"/>
-      <w:r>
-        <w:rPr>
-          <w:rFonts w:ascii="Segoe UI" w:eastAsia="Arial" w:hAnsi="Segoe UI" w:cs="Segoe UI"/>
-          <w:b/>
-          <w:color w:val="9C5700"/>
-          <w:sz w:val="20"/>
-        </w:rPr>
-        <w:t xml:space="preserve"> </w:t>
-      </w:r>
-      <w:proofErr w:type="spellStart"/>
-      <w:r>
-        <w:rPr>
-          <w:rFonts w:ascii="Segoe UI" w:eastAsia="Arial" w:hAnsi="Segoe UI" w:cs="Segoe UI"/>
-          <w:b/>
-          <w:color w:val="9C5700"/>
-          <w:sz w:val="20"/>
-        </w:rPr>
-        <w:t>أي</w:t>
-      </w:r>
-      <w:proofErr w:type="spellEnd"/>
-      <w:r>
-        <w:rPr>
-          <w:rFonts w:ascii="Segoe UI" w:eastAsia="Arial" w:hAnsi="Segoe UI" w:cs="Segoe UI"/>
-          <w:b/>
-          <w:color w:val="9C5700"/>
-          <w:sz w:val="20"/>
-        </w:rPr>
-        <w:t xml:space="preserve"> feedback </w:t>
-      </w:r>
-      <w:proofErr w:type="spellStart"/>
-      <w:r>
-        <w:rPr>
-          <w:rFonts w:ascii="Segoe UI" w:eastAsia="Arial" w:hAnsi="Segoe UI" w:cs="Segoe UI"/>
-          <w:b/>
-          <w:color w:val="9C5700"/>
-          <w:sz w:val="20"/>
-        </w:rPr>
-        <w:t>حقيقي</w:t>
-      </w:r>
-      <w:proofErr w:type="spellEnd"/>
-      <w:r>
-        <w:rPr>
-          <w:rFonts w:ascii="Segoe UI" w:eastAsia="Arial" w:hAnsi="Segoe UI" w:cs="Segoe UI"/>
-          <w:b/>
-          <w:color w:val="9C5700"/>
-          <w:sz w:val="20"/>
-        </w:rPr>
-        <w:t xml:space="preserve"> </w:t>
-      </w:r>
-      <w:proofErr w:type="spellStart"/>
-      <w:r>
-        <w:rPr>
-          <w:rFonts w:ascii="Segoe UI" w:eastAsia="Arial" w:hAnsi="Segoe UI" w:cs="Segoe UI"/>
-          <w:b/>
-          <w:color w:val="9C5700"/>
-          <w:sz w:val="20"/>
-        </w:rPr>
-        <w:t>من</w:t>
-      </w:r>
-      <w:proofErr w:type="spellEnd"/>
-      <w:r>
-        <w:rPr>
-          <w:rFonts w:ascii="Segoe UI" w:eastAsia="Arial" w:hAnsi="Segoe UI" w:cs="Segoe UI"/>
-          <w:b/>
-          <w:color w:val="9C5700"/>
-          <w:sz w:val="20"/>
-        </w:rPr>
-        <w:t xml:space="preserve"> </w:t>
-      </w:r>
-      <w:proofErr w:type="spellStart"/>
-      <w:r>
-        <w:rPr>
-          <w:rFonts w:ascii="Segoe UI" w:eastAsia="Arial" w:hAnsi="Segoe UI" w:cs="Segoe UI"/>
-          <w:b/>
-          <w:color w:val="9C5700"/>
-          <w:sz w:val="20"/>
-        </w:rPr>
-        <w:t>الدكتور</w:t>
-      </w:r>
-      <w:proofErr w:type="spellEnd"/>
-      <w:r>
-        <w:rPr>
-          <w:rFonts w:ascii="Segoe UI" w:eastAsia="Arial" w:hAnsi="Segoe UI" w:cs="Segoe UI"/>
-          <w:b/>
-          <w:color w:val="9C5700"/>
-          <w:sz w:val="20"/>
-        </w:rPr>
-        <w:t xml:space="preserve"> </w:t>
-      </w:r>
-      <w:proofErr w:type="spellStart"/>
-      <w:r>
-        <w:rPr>
-          <w:rFonts w:ascii="Segoe UI" w:eastAsia="Arial" w:hAnsi="Segoe UI" w:cs="Segoe UI"/>
-          <w:b/>
-          <w:color w:val="9C5700"/>
-          <w:sz w:val="20"/>
-        </w:rPr>
-        <w:t>أو</w:t>
-      </w:r>
-      <w:proofErr w:type="spellEnd"/>
-      <w:r>
-        <w:rPr>
-          <w:rFonts w:ascii="Segoe UI" w:eastAsia="Arial" w:hAnsi="Segoe UI" w:cs="Segoe UI"/>
-          <w:b/>
-          <w:color w:val="9C5700"/>
-          <w:sz w:val="20"/>
-        </w:rPr>
-        <w:t xml:space="preserve"> </w:t>
-      </w:r>
-      <w:proofErr w:type="spellStart"/>
-      <w:r>
-        <w:rPr>
-          <w:rFonts w:ascii="Segoe UI" w:eastAsia="Arial" w:hAnsi="Segoe UI" w:cs="Segoe UI"/>
-          <w:b/>
-          <w:color w:val="9C5700"/>
-          <w:sz w:val="20"/>
-        </w:rPr>
-        <w:t>الفريق</w:t>
-      </w:r>
-      <w:proofErr w:type="spellEnd"/>
-      <w:r>
-        <w:rPr>
-          <w:rFonts w:ascii="Segoe UI" w:eastAsia="Arial" w:hAnsi="Segoe UI" w:cs="Segoe UI"/>
-          <w:b/>
-          <w:color w:val="9C5700"/>
-          <w:sz w:val="20"/>
-        </w:rPr>
-        <w:t>.</w:t>
+      <w:proofErr w:type="gramEnd"/>
+      <w:r>
+        <w:t xml:space="preserve"> project.</w:t>
       </w:r>
     </w:p>
     <w:p>
@@ -30074,173 +29203,7 @@
         </w:rPr>
       </w:pPr>
       <w:r>
-        <w:rPr>
-          <w:rFonts w:ascii="Segoe UI" w:eastAsia="Arial" w:hAnsi="Segoe UI" w:cs="Segoe UI"/>
-          <w:b/>
-          <w:color w:val="9C5700"/>
-          <w:sz w:val="20"/>
-        </w:rPr>
-        <w:t>Draft difficulty: coordinating edits to the Word report and the .</w:t>
-      </w:r>
-      <w:proofErr w:type="spellStart"/>
-      <w:r>
-        <w:rPr>
-          <w:rFonts w:ascii="Segoe UI" w:eastAsia="Arial" w:hAnsi="Segoe UI" w:cs="Segoe UI"/>
-          <w:b/>
-          <w:color w:val="9C5700"/>
-          <w:sz w:val="20"/>
-        </w:rPr>
-        <w:t>vpp</w:t>
-      </w:r>
-      <w:proofErr w:type="spellEnd"/>
-      <w:r>
-        <w:rPr>
-          <w:rFonts w:ascii="Segoe UI" w:eastAsia="Arial" w:hAnsi="Segoe UI" w:cs="Segoe UI"/>
-          <w:b/>
-          <w:color w:val="9C5700"/>
-          <w:sz w:val="20"/>
-        </w:rPr>
-        <w:t xml:space="preserve"> file can create version conflicts. The team should use one editor at a time for binary/model files and pull the latest main before editing. </w:t>
-      </w:r>
-      <w:proofErr w:type="spellStart"/>
-      <w:r>
-        <w:rPr>
-          <w:rFonts w:ascii="Segoe UI" w:eastAsia="Arial" w:hAnsi="Segoe UI" w:cs="Segoe UI"/>
-          <w:b/>
-          <w:color w:val="9C5700"/>
-          <w:sz w:val="20"/>
-        </w:rPr>
-        <w:t>مطلوب</w:t>
-      </w:r>
-      <w:proofErr w:type="spellEnd"/>
-      <w:r>
-        <w:rPr>
-          <w:rFonts w:ascii="Segoe UI" w:eastAsia="Arial" w:hAnsi="Segoe UI" w:cs="Segoe UI"/>
-          <w:b/>
-          <w:color w:val="9C5700"/>
-          <w:sz w:val="20"/>
-        </w:rPr>
-        <w:t xml:space="preserve">: </w:t>
-      </w:r>
-      <w:proofErr w:type="spellStart"/>
-      <w:r>
-        <w:rPr>
-          <w:rFonts w:ascii="Segoe UI" w:eastAsia="Arial" w:hAnsi="Segoe UI" w:cs="Segoe UI"/>
-          <w:b/>
-          <w:color w:val="9C5700"/>
-          <w:sz w:val="20"/>
-        </w:rPr>
-        <w:t>عدّلوا</w:t>
-      </w:r>
-      <w:proofErr w:type="spellEnd"/>
-      <w:r>
-        <w:rPr>
-          <w:rFonts w:ascii="Segoe UI" w:eastAsia="Arial" w:hAnsi="Segoe UI" w:cs="Segoe UI"/>
-          <w:b/>
-          <w:color w:val="9C5700"/>
-          <w:sz w:val="20"/>
-        </w:rPr>
-        <w:t xml:space="preserve"> </w:t>
-      </w:r>
-      <w:proofErr w:type="spellStart"/>
-      <w:r>
-        <w:rPr>
-          <w:rFonts w:ascii="Segoe UI" w:eastAsia="Arial" w:hAnsi="Segoe UI" w:cs="Segoe UI"/>
-          <w:b/>
-          <w:color w:val="9C5700"/>
-          <w:sz w:val="20"/>
-        </w:rPr>
-        <w:t>حسب</w:t>
-      </w:r>
-      <w:proofErr w:type="spellEnd"/>
-      <w:r>
-        <w:rPr>
-          <w:rFonts w:ascii="Segoe UI" w:eastAsia="Arial" w:hAnsi="Segoe UI" w:cs="Segoe UI"/>
-          <w:b/>
-          <w:color w:val="9C5700"/>
-          <w:sz w:val="20"/>
-        </w:rPr>
-        <w:t xml:space="preserve"> </w:t>
-      </w:r>
-      <w:proofErr w:type="spellStart"/>
-      <w:r>
-        <w:rPr>
-          <w:rFonts w:ascii="Segoe UI" w:eastAsia="Arial" w:hAnsi="Segoe UI" w:cs="Segoe UI"/>
-          <w:b/>
-          <w:color w:val="9C5700"/>
-          <w:sz w:val="20"/>
-        </w:rPr>
-        <w:t>المشكلة</w:t>
-      </w:r>
-      <w:proofErr w:type="spellEnd"/>
-      <w:r>
-        <w:rPr>
-          <w:rFonts w:ascii="Segoe UI" w:eastAsia="Arial" w:hAnsi="Segoe UI" w:cs="Segoe UI"/>
-          <w:b/>
-          <w:color w:val="9C5700"/>
-          <w:sz w:val="20"/>
-        </w:rPr>
-        <w:t xml:space="preserve"> </w:t>
-      </w:r>
-      <w:proofErr w:type="spellStart"/>
-      <w:r>
-        <w:rPr>
-          <w:rFonts w:ascii="Segoe UI" w:eastAsia="Arial" w:hAnsi="Segoe UI" w:cs="Segoe UI"/>
-          <w:b/>
-          <w:color w:val="9C5700"/>
-          <w:sz w:val="20"/>
-        </w:rPr>
-        <w:t>اللي</w:t>
-      </w:r>
-      <w:proofErr w:type="spellEnd"/>
-      <w:r>
-        <w:rPr>
-          <w:rFonts w:ascii="Segoe UI" w:eastAsia="Arial" w:hAnsi="Segoe UI" w:cs="Segoe UI"/>
-          <w:b/>
-          <w:color w:val="9C5700"/>
-          <w:sz w:val="20"/>
-        </w:rPr>
-        <w:t xml:space="preserve"> </w:t>
-      </w:r>
-      <w:proofErr w:type="spellStart"/>
-      <w:r>
-        <w:rPr>
-          <w:rFonts w:ascii="Segoe UI" w:eastAsia="Arial" w:hAnsi="Segoe UI" w:cs="Segoe UI"/>
-          <w:b/>
-          <w:color w:val="9C5700"/>
-          <w:sz w:val="20"/>
-        </w:rPr>
-        <w:t>حصلت</w:t>
-      </w:r>
-      <w:proofErr w:type="spellEnd"/>
-      <w:r>
-        <w:rPr>
-          <w:rFonts w:ascii="Segoe UI" w:eastAsia="Arial" w:hAnsi="Segoe UI" w:cs="Segoe UI"/>
-          <w:b/>
-          <w:color w:val="9C5700"/>
-          <w:sz w:val="20"/>
-        </w:rPr>
-        <w:t xml:space="preserve"> </w:t>
-      </w:r>
-      <w:proofErr w:type="spellStart"/>
-      <w:r>
-        <w:rPr>
-          <w:rFonts w:ascii="Segoe UI" w:eastAsia="Arial" w:hAnsi="Segoe UI" w:cs="Segoe UI"/>
-          <w:b/>
-          <w:color w:val="9C5700"/>
-          <w:sz w:val="20"/>
-        </w:rPr>
-        <w:t>فعلًا</w:t>
-      </w:r>
-      <w:proofErr w:type="spellEnd"/>
-      <w:r>
-        <w:rPr>
-          <w:rFonts w:ascii="Segoe UI" w:eastAsia="Arial" w:hAnsi="Segoe UI" w:cs="Segoe UI"/>
-          <w:b/>
-          <w:color w:val="9C5700"/>
-          <w:sz w:val="20"/>
-        </w:rPr>
-        <w:t>.</w:t>
+        <w:t>Coordinating GitHub evidence, the Word report and the Visual Paradigm source was the principal integration challenge. The team used an issue-based review and release checklist to reduce mismatched artifacts.</w:t>
       </w:r>
     </w:p>
     <w:p>
@@ -30269,293 +29232,7 @@
         </w:rPr>
       </w:pPr>
       <w:r>
-        <w:rPr>
-          <w:rFonts w:ascii="Segoe UI" w:eastAsia="Arial" w:hAnsi="Segoe UI" w:cs="Segoe UI"/>
-          <w:b/>
-          <w:color w:val="9C5700"/>
-          <w:sz w:val="20"/>
-        </w:rPr>
-        <w:t xml:space="preserve">Draft improvement action: use one shared consistency checklist before peer review. Owner: Aldana; reviewer: </w:t>
-      </w:r>
-      <w:proofErr w:type="spellStart"/>
-      <w:r>
-        <w:rPr>
-          <w:rFonts w:ascii="Segoe UI" w:eastAsia="Arial" w:hAnsi="Segoe UI" w:cs="Segoe UI"/>
-          <w:b/>
-          <w:color w:val="9C5700"/>
-          <w:sz w:val="20"/>
-        </w:rPr>
-        <w:t>Aljazi</w:t>
-      </w:r>
-      <w:proofErr w:type="spellEnd"/>
-      <w:r>
-        <w:rPr>
-          <w:rFonts w:ascii="Segoe UI" w:eastAsia="Arial" w:hAnsi="Segoe UI" w:cs="Segoe UI"/>
-          <w:b/>
-          <w:color w:val="9C5700"/>
-          <w:sz w:val="20"/>
-        </w:rPr>
-        <w:t xml:space="preserve">; target: start of Sprint 2. </w:t>
-      </w:r>
-      <w:proofErr w:type="spellStart"/>
-      <w:r>
-        <w:rPr>
-          <w:rFonts w:ascii="Segoe UI" w:eastAsia="Arial" w:hAnsi="Segoe UI" w:cs="Segoe UI"/>
-          <w:b/>
-          <w:color w:val="9C5700"/>
-          <w:sz w:val="20"/>
-        </w:rPr>
-        <w:t>مطلوب</w:t>
-      </w:r>
-      <w:proofErr w:type="spellEnd"/>
-      <w:r>
-        <w:rPr>
-          <w:rFonts w:ascii="Segoe UI" w:eastAsia="Arial" w:hAnsi="Segoe UI" w:cs="Segoe UI"/>
-          <w:b/>
-          <w:color w:val="9C5700"/>
-          <w:sz w:val="20"/>
-        </w:rPr>
-        <w:t xml:space="preserve">: </w:t>
-      </w:r>
-      <w:proofErr w:type="spellStart"/>
-      <w:r>
-        <w:rPr>
-          <w:rFonts w:ascii="Segoe UI" w:eastAsia="Arial" w:hAnsi="Segoe UI" w:cs="Segoe UI"/>
-          <w:b/>
-          <w:color w:val="9C5700"/>
-          <w:sz w:val="20"/>
-        </w:rPr>
-        <w:t>أكدوا</w:t>
-      </w:r>
-      <w:proofErr w:type="spellEnd"/>
-      <w:r>
-        <w:rPr>
-          <w:rFonts w:ascii="Segoe UI" w:eastAsia="Arial" w:hAnsi="Segoe UI" w:cs="Segoe UI"/>
-          <w:b/>
-          <w:color w:val="9C5700"/>
-          <w:sz w:val="20"/>
-        </w:rPr>
-        <w:t xml:space="preserve"> </w:t>
-      </w:r>
-      <w:proofErr w:type="spellStart"/>
-      <w:r>
-        <w:rPr>
-          <w:rFonts w:ascii="Segoe UI" w:eastAsia="Arial" w:hAnsi="Segoe UI" w:cs="Segoe UI"/>
-          <w:b/>
-          <w:color w:val="9C5700"/>
-          <w:sz w:val="20"/>
-        </w:rPr>
-        <w:t>إن</w:t>
-      </w:r>
-      <w:proofErr w:type="spellEnd"/>
-      <w:r>
-        <w:rPr>
-          <w:rFonts w:ascii="Segoe UI" w:eastAsia="Arial" w:hAnsi="Segoe UI" w:cs="Segoe UI"/>
-          <w:b/>
-          <w:color w:val="9C5700"/>
-          <w:sz w:val="20"/>
-        </w:rPr>
-        <w:t xml:space="preserve"> </w:t>
-      </w:r>
-      <w:proofErr w:type="spellStart"/>
-      <w:r>
-        <w:rPr>
-          <w:rFonts w:ascii="Segoe UI" w:eastAsia="Arial" w:hAnsi="Segoe UI" w:cs="Segoe UI"/>
-          <w:b/>
-          <w:color w:val="9C5700"/>
-          <w:sz w:val="20"/>
-        </w:rPr>
-        <w:t>ده</w:t>
-      </w:r>
-      <w:proofErr w:type="spellEnd"/>
-      <w:r>
-        <w:rPr>
-          <w:rFonts w:ascii="Segoe UI" w:eastAsia="Arial" w:hAnsi="Segoe UI" w:cs="Segoe UI"/>
-          <w:b/>
-          <w:color w:val="9C5700"/>
-          <w:sz w:val="20"/>
-        </w:rPr>
-        <w:t xml:space="preserve"> </w:t>
-      </w:r>
-      <w:proofErr w:type="spellStart"/>
-      <w:r>
-        <w:rPr>
-          <w:rFonts w:ascii="Segoe UI" w:eastAsia="Arial" w:hAnsi="Segoe UI" w:cs="Segoe UI"/>
-          <w:b/>
-          <w:color w:val="9C5700"/>
-          <w:sz w:val="20"/>
-        </w:rPr>
-        <w:t>فعلًا</w:t>
-      </w:r>
-      <w:proofErr w:type="spellEnd"/>
-      <w:r>
-        <w:rPr>
-          <w:rFonts w:ascii="Segoe UI" w:eastAsia="Arial" w:hAnsi="Segoe UI" w:cs="Segoe UI"/>
-          <w:b/>
-          <w:color w:val="9C5700"/>
-          <w:sz w:val="20"/>
-        </w:rPr>
-        <w:t xml:space="preserve"> </w:t>
-      </w:r>
-      <w:proofErr w:type="spellStart"/>
-      <w:r>
-        <w:rPr>
-          <w:rFonts w:ascii="Segoe UI" w:eastAsia="Arial" w:hAnsi="Segoe UI" w:cs="Segoe UI"/>
-          <w:b/>
-          <w:color w:val="9C5700"/>
-          <w:sz w:val="20"/>
-        </w:rPr>
-        <w:t>التحسين</w:t>
-      </w:r>
-      <w:proofErr w:type="spellEnd"/>
-      <w:r>
-        <w:rPr>
-          <w:rFonts w:ascii="Segoe UI" w:eastAsia="Arial" w:hAnsi="Segoe UI" w:cs="Segoe UI"/>
-          <w:b/>
-          <w:color w:val="9C5700"/>
-          <w:sz w:val="20"/>
-        </w:rPr>
-        <w:t xml:space="preserve"> </w:t>
-      </w:r>
-      <w:proofErr w:type="spellStart"/>
-      <w:r>
-        <w:rPr>
-          <w:rFonts w:ascii="Segoe UI" w:eastAsia="Arial" w:hAnsi="Segoe UI" w:cs="Segoe UI"/>
-          <w:b/>
-          <w:color w:val="9C5700"/>
-          <w:sz w:val="20"/>
-        </w:rPr>
-        <w:t>اللي</w:t>
-      </w:r>
-      <w:proofErr w:type="spellEnd"/>
-      <w:r>
-        <w:rPr>
-          <w:rFonts w:ascii="Segoe UI" w:eastAsia="Arial" w:hAnsi="Segoe UI" w:cs="Segoe UI"/>
-          <w:b/>
-          <w:color w:val="9C5700"/>
-          <w:sz w:val="20"/>
-        </w:rPr>
-        <w:t xml:space="preserve"> </w:t>
-      </w:r>
-      <w:proofErr w:type="spellStart"/>
-      <w:r>
-        <w:rPr>
-          <w:rFonts w:ascii="Segoe UI" w:eastAsia="Arial" w:hAnsi="Segoe UI" w:cs="Segoe UI"/>
-          <w:b/>
-          <w:color w:val="9C5700"/>
-          <w:sz w:val="20"/>
-        </w:rPr>
-        <w:t>الفريق</w:t>
-      </w:r>
-      <w:proofErr w:type="spellEnd"/>
-      <w:r>
-        <w:rPr>
-          <w:rFonts w:ascii="Segoe UI" w:eastAsia="Arial" w:hAnsi="Segoe UI" w:cs="Segoe UI"/>
-          <w:b/>
-          <w:color w:val="9C5700"/>
-          <w:sz w:val="20"/>
-        </w:rPr>
-        <w:t xml:space="preserve"> </w:t>
-      </w:r>
-      <w:proofErr w:type="spellStart"/>
-      <w:r>
-        <w:rPr>
-          <w:rFonts w:ascii="Segoe UI" w:eastAsia="Arial" w:hAnsi="Segoe UI" w:cs="Segoe UI"/>
-          <w:b/>
-          <w:color w:val="9C5700"/>
-          <w:sz w:val="20"/>
-        </w:rPr>
-        <w:t>اختاره</w:t>
-      </w:r>
-      <w:proofErr w:type="spellEnd"/>
-      <w:r>
-        <w:rPr>
-          <w:rFonts w:ascii="Segoe UI" w:eastAsia="Arial" w:hAnsi="Segoe UI" w:cs="Segoe UI"/>
-          <w:b/>
-          <w:color w:val="9C5700"/>
-          <w:sz w:val="20"/>
-        </w:rPr>
-        <w:t xml:space="preserve">، </w:t>
-      </w:r>
-      <w:proofErr w:type="spellStart"/>
-      <w:r>
-        <w:rPr>
-          <w:rFonts w:ascii="Segoe UI" w:eastAsia="Arial" w:hAnsi="Segoe UI" w:cs="Segoe UI"/>
-          <w:b/>
-          <w:color w:val="9C5700"/>
-          <w:sz w:val="20"/>
-        </w:rPr>
-        <w:t>أو</w:t>
-      </w:r>
-      <w:proofErr w:type="spellEnd"/>
-      <w:r>
-        <w:rPr>
-          <w:rFonts w:ascii="Segoe UI" w:eastAsia="Arial" w:hAnsi="Segoe UI" w:cs="Segoe UI"/>
-          <w:b/>
-          <w:color w:val="9C5700"/>
-          <w:sz w:val="20"/>
-        </w:rPr>
-        <w:t xml:space="preserve"> </w:t>
-      </w:r>
-      <w:proofErr w:type="spellStart"/>
-      <w:r>
-        <w:rPr>
-          <w:rFonts w:ascii="Segoe UI" w:eastAsia="Arial" w:hAnsi="Segoe UI" w:cs="Segoe UI"/>
-          <w:b/>
-          <w:color w:val="9C5700"/>
-          <w:sz w:val="20"/>
-        </w:rPr>
-        <w:t>استبدلوه</w:t>
-      </w:r>
-      <w:proofErr w:type="spellEnd"/>
-      <w:r>
-        <w:rPr>
-          <w:rFonts w:ascii="Segoe UI" w:eastAsia="Arial" w:hAnsi="Segoe UI" w:cs="Segoe UI"/>
-          <w:b/>
-          <w:color w:val="9C5700"/>
-          <w:sz w:val="20"/>
-        </w:rPr>
-        <w:t xml:space="preserve"> </w:t>
-      </w:r>
-      <w:proofErr w:type="spellStart"/>
-      <w:r>
-        <w:rPr>
-          <w:rFonts w:ascii="Segoe UI" w:eastAsia="Arial" w:hAnsi="Segoe UI" w:cs="Segoe UI"/>
-          <w:b/>
-          <w:color w:val="9C5700"/>
-          <w:sz w:val="20"/>
-        </w:rPr>
-        <w:t>بالتحسين</w:t>
-      </w:r>
-      <w:proofErr w:type="spellEnd"/>
-      <w:r>
-        <w:rPr>
-          <w:rFonts w:ascii="Segoe UI" w:eastAsia="Arial" w:hAnsi="Segoe UI" w:cs="Segoe UI"/>
-          <w:b/>
-          <w:color w:val="9C5700"/>
-          <w:sz w:val="20"/>
-        </w:rPr>
-        <w:t xml:space="preserve"> </w:t>
-      </w:r>
-      <w:proofErr w:type="spellStart"/>
-      <w:r>
-        <w:rPr>
-          <w:rFonts w:ascii="Segoe UI" w:eastAsia="Arial" w:hAnsi="Segoe UI" w:cs="Segoe UI"/>
-          <w:b/>
-          <w:color w:val="9C5700"/>
-          <w:sz w:val="20"/>
-        </w:rPr>
-        <w:t>الحقيقي</w:t>
-      </w:r>
-      <w:proofErr w:type="spellEnd"/>
-      <w:r>
-        <w:rPr>
-          <w:rFonts w:ascii="Segoe UI" w:eastAsia="Arial" w:hAnsi="Segoe UI" w:cs="Segoe UI"/>
-          <w:b/>
-          <w:color w:val="9C5700"/>
-          <w:sz w:val="20"/>
-        </w:rPr>
-        <w:t>.</w:t>
+        <w:t>The Scrum Master coordinates a shared consistency and release checklist as a standard pre-merge practice for subsequent milestones.</w:t>
       </w:r>
     </w:p>
     <w:p>
@@ -30572,7 +29249,7 @@
           <w:color w:val="1F6D7A"/>
           <w:sz w:val="23"/>
         </w:rPr>
-        <w:t>Improvement transferred to Sprint 2</w:t>
+        <w:t>How Sprint 1 improvement was applied</w:t>
       </w:r>
     </w:p>
     <w:p>
@@ -30584,153 +29261,7 @@
         </w:rPr>
       </w:pPr>
       <w:r>
-        <w:rPr>
-          <w:rFonts w:ascii="Segoe UI" w:eastAsia="Arial" w:hAnsi="Segoe UI" w:cs="Segoe UI"/>
-          <w:b/>
-          <w:color w:val="9C5700"/>
-          <w:sz w:val="20"/>
-        </w:rPr>
-        <w:t xml:space="preserve">Draft transfer to Sprint 2: apply the shared consistency checklist during B12 (traceability/model consistency) and B13 (report/VPP integration), then record the result in the Sprint 2 review. </w:t>
-      </w:r>
-      <w:proofErr w:type="spellStart"/>
-      <w:r>
-        <w:rPr>
-          <w:rFonts w:ascii="Segoe UI" w:eastAsia="Arial" w:hAnsi="Segoe UI" w:cs="Segoe UI"/>
-          <w:b/>
-          <w:color w:val="9C5700"/>
-          <w:sz w:val="20"/>
-        </w:rPr>
-        <w:t>مطلوب</w:t>
-      </w:r>
-      <w:proofErr w:type="spellEnd"/>
-      <w:r>
-        <w:rPr>
-          <w:rFonts w:ascii="Segoe UI" w:eastAsia="Arial" w:hAnsi="Segoe UI" w:cs="Segoe UI"/>
-          <w:b/>
-          <w:color w:val="9C5700"/>
-          <w:sz w:val="20"/>
-        </w:rPr>
-        <w:t xml:space="preserve">: </w:t>
-      </w:r>
-      <w:proofErr w:type="spellStart"/>
-      <w:r>
-        <w:rPr>
-          <w:rFonts w:ascii="Segoe UI" w:eastAsia="Arial" w:hAnsi="Segoe UI" w:cs="Segoe UI"/>
-          <w:b/>
-          <w:color w:val="9C5700"/>
-          <w:sz w:val="20"/>
-        </w:rPr>
-        <w:t>عدّلوا</w:t>
-      </w:r>
-      <w:proofErr w:type="spellEnd"/>
-      <w:r>
-        <w:rPr>
-          <w:rFonts w:ascii="Segoe UI" w:eastAsia="Arial" w:hAnsi="Segoe UI" w:cs="Segoe UI"/>
-          <w:b/>
-          <w:color w:val="9C5700"/>
-          <w:sz w:val="20"/>
-        </w:rPr>
-        <w:t xml:space="preserve"> </w:t>
-      </w:r>
-      <w:proofErr w:type="spellStart"/>
-      <w:r>
-        <w:rPr>
-          <w:rFonts w:ascii="Segoe UI" w:eastAsia="Arial" w:hAnsi="Segoe UI" w:cs="Segoe UI"/>
-          <w:b/>
-          <w:color w:val="9C5700"/>
-          <w:sz w:val="20"/>
-        </w:rPr>
-        <w:t>ده</w:t>
-      </w:r>
-      <w:proofErr w:type="spellEnd"/>
-      <w:r>
-        <w:rPr>
-          <w:rFonts w:ascii="Segoe UI" w:eastAsia="Arial" w:hAnsi="Segoe UI" w:cs="Segoe UI"/>
-          <w:b/>
-          <w:color w:val="9C5700"/>
-          <w:sz w:val="20"/>
-        </w:rPr>
-        <w:t xml:space="preserve"> </w:t>
-      </w:r>
-      <w:proofErr w:type="spellStart"/>
-      <w:r>
-        <w:rPr>
-          <w:rFonts w:ascii="Segoe UI" w:eastAsia="Arial" w:hAnsi="Segoe UI" w:cs="Segoe UI"/>
-          <w:b/>
-          <w:color w:val="9C5700"/>
-          <w:sz w:val="20"/>
-        </w:rPr>
-        <w:t>لو</w:t>
-      </w:r>
-      <w:proofErr w:type="spellEnd"/>
-      <w:r>
-        <w:rPr>
-          <w:rFonts w:ascii="Segoe UI" w:eastAsia="Arial" w:hAnsi="Segoe UI" w:cs="Segoe UI"/>
-          <w:b/>
-          <w:color w:val="9C5700"/>
-          <w:sz w:val="20"/>
-        </w:rPr>
-        <w:t xml:space="preserve"> </w:t>
-      </w:r>
-      <w:proofErr w:type="spellStart"/>
-      <w:r>
-        <w:rPr>
-          <w:rFonts w:ascii="Segoe UI" w:eastAsia="Arial" w:hAnsi="Segoe UI" w:cs="Segoe UI"/>
-          <w:b/>
-          <w:color w:val="9C5700"/>
-          <w:sz w:val="20"/>
-        </w:rPr>
-        <w:t>الفريق</w:t>
-      </w:r>
-      <w:proofErr w:type="spellEnd"/>
-      <w:r>
-        <w:rPr>
-          <w:rFonts w:ascii="Segoe UI" w:eastAsia="Arial" w:hAnsi="Segoe UI" w:cs="Segoe UI"/>
-          <w:b/>
-          <w:color w:val="9C5700"/>
-          <w:sz w:val="20"/>
-        </w:rPr>
-        <w:t xml:space="preserve"> </w:t>
-      </w:r>
-      <w:proofErr w:type="spellStart"/>
-      <w:r>
-        <w:rPr>
-          <w:rFonts w:ascii="Segoe UI" w:eastAsia="Arial" w:hAnsi="Segoe UI" w:cs="Segoe UI"/>
-          <w:b/>
-          <w:color w:val="9C5700"/>
-          <w:sz w:val="20"/>
-        </w:rPr>
-        <w:t>اختار</w:t>
-      </w:r>
-      <w:proofErr w:type="spellEnd"/>
-      <w:r>
-        <w:rPr>
-          <w:rFonts w:ascii="Segoe UI" w:eastAsia="Arial" w:hAnsi="Segoe UI" w:cs="Segoe UI"/>
-          <w:b/>
-          <w:color w:val="9C5700"/>
-          <w:sz w:val="20"/>
-        </w:rPr>
-        <w:t xml:space="preserve"> Improvement </w:t>
-      </w:r>
-      <w:proofErr w:type="spellStart"/>
-      <w:r>
-        <w:rPr>
-          <w:rFonts w:ascii="Segoe UI" w:eastAsia="Arial" w:hAnsi="Segoe UI" w:cs="Segoe UI"/>
-          <w:b/>
-          <w:color w:val="9C5700"/>
-          <w:sz w:val="20"/>
-        </w:rPr>
-        <w:t>مختلف</w:t>
-      </w:r>
-      <w:proofErr w:type="spellEnd"/>
-      <w:r>
-        <w:rPr>
-          <w:rFonts w:ascii="Segoe UI" w:eastAsia="Arial" w:hAnsi="Segoe UI" w:cs="Segoe UI"/>
-          <w:b/>
-          <w:color w:val="9C5700"/>
-          <w:sz w:val="20"/>
-        </w:rPr>
-        <w:t>.</w:t>
+        <w:t>The shared consistency checklist informed B12 and B13 review activities; the merged pull requests and final diagram files provide the supporting implementation history.</w:t>
       </w:r>
     </w:p>
     <w:p>
@@ -30747,2414 +29278,32 @@
       </w:r>
     </w:p>
     <w:p>
-      <w:pPr>
-        <w:pStyle w:val="Heading1"/>
-        <w:spacing w:before="200" w:after="100"/>
-        <w:rPr>
-          <w:rFonts w:ascii="Segoe UI" w:hAnsi="Segoe UI" w:cs="Segoe UI"/>
-        </w:rPr>
-      </w:pPr>
-      <w:r>
-        <w:rPr>
-          <w:rFonts w:ascii="Segoe UI" w:eastAsia="Aptos Display" w:hAnsi="Segoe UI" w:cs="Segoe UI"/>
-          <w:color w:val="17365D"/>
-          <w:sz w:val="32"/>
-        </w:rPr>
+      <w:r>
         <w:lastRenderedPageBreak/>
-        <w:t>10.2 Sprint 2 review and retrospective</w:t>
+        <w:t>GitHub evidence: the project repository records the B12 and B13 integration work and subsequent review pull requests. See the main branch and issue history for the latest merged versions.</w:t>
       </w:r>
     </w:p>
     <w:p>
-      <w:pPr>
-        <w:shd w:val="clear" w:color="auto" w:fill="FFF4CC"/>
-        <w:spacing w:before="60" w:after="100"/>
-        <w:rPr>
-          <w:rFonts w:ascii="Segoe UI" w:hAnsi="Segoe UI" w:cs="Segoe UI"/>
-        </w:rPr>
-      </w:pPr>
-      <w:proofErr w:type="spellStart"/>
-      <w:r>
-        <w:rPr>
-          <w:rFonts w:ascii="Segoe UI" w:eastAsia="Arial" w:hAnsi="Segoe UI" w:cs="Segoe UI"/>
-          <w:b/>
-          <w:color w:val="9C5700"/>
-          <w:sz w:val="20"/>
-        </w:rPr>
-        <w:t>الحالة</w:t>
-      </w:r>
-      <w:proofErr w:type="spellEnd"/>
-      <w:r>
-        <w:rPr>
-          <w:rFonts w:ascii="Segoe UI" w:eastAsia="Arial" w:hAnsi="Segoe UI" w:cs="Segoe UI"/>
-          <w:b/>
-          <w:color w:val="9C5700"/>
-          <w:sz w:val="20"/>
-        </w:rPr>
-        <w:t xml:space="preserve">: </w:t>
-      </w:r>
-      <w:proofErr w:type="spellStart"/>
-      <w:r>
-        <w:rPr>
-          <w:rFonts w:ascii="Segoe UI" w:eastAsia="Arial" w:hAnsi="Segoe UI" w:cs="Segoe UI"/>
-          <w:b/>
-          <w:color w:val="9C5700"/>
-          <w:sz w:val="20"/>
-        </w:rPr>
-        <w:t>النص</w:t>
-      </w:r>
-      <w:proofErr w:type="spellEnd"/>
-      <w:r>
-        <w:rPr>
-          <w:rFonts w:ascii="Segoe UI" w:eastAsia="Arial" w:hAnsi="Segoe UI" w:cs="Segoe UI"/>
-          <w:b/>
-          <w:color w:val="9C5700"/>
-          <w:sz w:val="20"/>
-        </w:rPr>
-        <w:t xml:space="preserve"> </w:t>
-      </w:r>
-      <w:proofErr w:type="spellStart"/>
-      <w:r>
-        <w:rPr>
-          <w:rFonts w:ascii="Segoe UI" w:eastAsia="Arial" w:hAnsi="Segoe UI" w:cs="Segoe UI"/>
-          <w:b/>
-          <w:color w:val="9C5700"/>
-          <w:sz w:val="20"/>
-        </w:rPr>
-        <w:t>اللي</w:t>
-      </w:r>
-      <w:proofErr w:type="spellEnd"/>
-      <w:r>
-        <w:rPr>
-          <w:rFonts w:ascii="Segoe UI" w:eastAsia="Arial" w:hAnsi="Segoe UI" w:cs="Segoe UI"/>
-          <w:b/>
-          <w:color w:val="9C5700"/>
-          <w:sz w:val="20"/>
-        </w:rPr>
-        <w:t xml:space="preserve"> </w:t>
-      </w:r>
-      <w:proofErr w:type="spellStart"/>
-      <w:r>
-        <w:rPr>
-          <w:rFonts w:ascii="Segoe UI" w:eastAsia="Arial" w:hAnsi="Segoe UI" w:cs="Segoe UI"/>
-          <w:b/>
-          <w:color w:val="9C5700"/>
-          <w:sz w:val="20"/>
-        </w:rPr>
-        <w:t>تحت</w:t>
-      </w:r>
-      <w:proofErr w:type="spellEnd"/>
-      <w:r>
-        <w:rPr>
-          <w:rFonts w:ascii="Segoe UI" w:eastAsia="Arial" w:hAnsi="Segoe UI" w:cs="Segoe UI"/>
-          <w:b/>
-          <w:color w:val="9C5700"/>
-          <w:sz w:val="20"/>
-        </w:rPr>
-        <w:t xml:space="preserve"> Draft </w:t>
-      </w:r>
-      <w:proofErr w:type="spellStart"/>
-      <w:r>
-        <w:rPr>
-          <w:rFonts w:ascii="Segoe UI" w:eastAsia="Arial" w:hAnsi="Segoe UI" w:cs="Segoe UI"/>
-          <w:b/>
-          <w:color w:val="9C5700"/>
-          <w:sz w:val="20"/>
-        </w:rPr>
-        <w:t>جاهز</w:t>
-      </w:r>
-      <w:proofErr w:type="spellEnd"/>
-      <w:r>
-        <w:rPr>
-          <w:rFonts w:ascii="Segoe UI" w:eastAsia="Arial" w:hAnsi="Segoe UI" w:cs="Segoe UI"/>
-          <w:b/>
-          <w:color w:val="9C5700"/>
-          <w:sz w:val="20"/>
-        </w:rPr>
-        <w:t xml:space="preserve"> </w:t>
-      </w:r>
-      <w:proofErr w:type="spellStart"/>
-      <w:r>
-        <w:rPr>
-          <w:rFonts w:ascii="Segoe UI" w:eastAsia="Arial" w:hAnsi="Segoe UI" w:cs="Segoe UI"/>
-          <w:b/>
-          <w:color w:val="9C5700"/>
-          <w:sz w:val="20"/>
-        </w:rPr>
-        <w:t>للتعبئة</w:t>
-      </w:r>
-      <w:proofErr w:type="spellEnd"/>
-      <w:r>
-        <w:rPr>
-          <w:rFonts w:ascii="Segoe UI" w:eastAsia="Arial" w:hAnsi="Segoe UI" w:cs="Segoe UI"/>
-          <w:b/>
-          <w:color w:val="9C5700"/>
-          <w:sz w:val="20"/>
-        </w:rPr>
-        <w:t xml:space="preserve"> </w:t>
-      </w:r>
-      <w:proofErr w:type="spellStart"/>
-      <w:r>
-        <w:rPr>
-          <w:rFonts w:ascii="Segoe UI" w:eastAsia="Arial" w:hAnsi="Segoe UI" w:cs="Segoe UI"/>
-          <w:b/>
-          <w:color w:val="9C5700"/>
-          <w:sz w:val="20"/>
-        </w:rPr>
-        <w:t>النهائية</w:t>
-      </w:r>
-      <w:proofErr w:type="spellEnd"/>
-      <w:r>
-        <w:rPr>
-          <w:rFonts w:ascii="Segoe UI" w:eastAsia="Arial" w:hAnsi="Segoe UI" w:cs="Segoe UI"/>
-          <w:b/>
-          <w:color w:val="9C5700"/>
-          <w:sz w:val="20"/>
-        </w:rPr>
-        <w:t xml:space="preserve"> </w:t>
-      </w:r>
-      <w:proofErr w:type="spellStart"/>
-      <w:r>
-        <w:rPr>
-          <w:rFonts w:ascii="Segoe UI" w:eastAsia="Arial" w:hAnsi="Segoe UI" w:cs="Segoe UI"/>
-          <w:b/>
-          <w:color w:val="9C5700"/>
-          <w:sz w:val="20"/>
-        </w:rPr>
-        <w:t>بعد</w:t>
-      </w:r>
-      <w:proofErr w:type="spellEnd"/>
-      <w:r>
-        <w:rPr>
-          <w:rFonts w:ascii="Segoe UI" w:eastAsia="Arial" w:hAnsi="Segoe UI" w:cs="Segoe UI"/>
-          <w:b/>
-          <w:color w:val="9C5700"/>
-          <w:sz w:val="20"/>
-        </w:rPr>
-        <w:t xml:space="preserve"> Sprint 2؛ </w:t>
-      </w:r>
-      <w:proofErr w:type="spellStart"/>
-      <w:r>
-        <w:rPr>
-          <w:rFonts w:ascii="Segoe UI" w:eastAsia="Arial" w:hAnsi="Segoe UI" w:cs="Segoe UI"/>
-          <w:b/>
-          <w:color w:val="9C5700"/>
-          <w:sz w:val="20"/>
-        </w:rPr>
-        <w:t>لازم</w:t>
-      </w:r>
-      <w:proofErr w:type="spellEnd"/>
-      <w:r>
-        <w:rPr>
-          <w:rFonts w:ascii="Segoe UI" w:eastAsia="Arial" w:hAnsi="Segoe UI" w:cs="Segoe UI"/>
-          <w:b/>
-          <w:color w:val="9C5700"/>
-          <w:sz w:val="20"/>
-        </w:rPr>
-        <w:t xml:space="preserve"> </w:t>
-      </w:r>
-      <w:proofErr w:type="spellStart"/>
-      <w:r>
-        <w:rPr>
-          <w:rFonts w:ascii="Segoe UI" w:eastAsia="Arial" w:hAnsi="Segoe UI" w:cs="Segoe UI"/>
-          <w:b/>
-          <w:color w:val="9C5700"/>
-          <w:sz w:val="20"/>
-        </w:rPr>
-        <w:t>يتراجع</w:t>
-      </w:r>
-      <w:proofErr w:type="spellEnd"/>
-      <w:r>
-        <w:rPr>
-          <w:rFonts w:ascii="Segoe UI" w:eastAsia="Arial" w:hAnsi="Segoe UI" w:cs="Segoe UI"/>
-          <w:b/>
-          <w:color w:val="9C5700"/>
-          <w:sz w:val="20"/>
-        </w:rPr>
-        <w:t xml:space="preserve"> </w:t>
-      </w:r>
-      <w:proofErr w:type="spellStart"/>
-      <w:r>
-        <w:rPr>
-          <w:rFonts w:ascii="Segoe UI" w:eastAsia="Arial" w:hAnsi="Segoe UI" w:cs="Segoe UI"/>
-          <w:b/>
-          <w:color w:val="9C5700"/>
-          <w:sz w:val="20"/>
-        </w:rPr>
-        <w:t>ويتربط</w:t>
-      </w:r>
-      <w:proofErr w:type="spellEnd"/>
-      <w:r>
-        <w:rPr>
-          <w:rFonts w:ascii="Segoe UI" w:eastAsia="Arial" w:hAnsi="Segoe UI" w:cs="Segoe UI"/>
-          <w:b/>
-          <w:color w:val="9C5700"/>
-          <w:sz w:val="20"/>
-        </w:rPr>
-        <w:t xml:space="preserve"> </w:t>
-      </w:r>
-      <w:proofErr w:type="spellStart"/>
-      <w:r>
-        <w:rPr>
-          <w:rFonts w:ascii="Segoe UI" w:eastAsia="Arial" w:hAnsi="Segoe UI" w:cs="Segoe UI"/>
-          <w:b/>
-          <w:color w:val="9C5700"/>
-          <w:sz w:val="20"/>
-        </w:rPr>
-        <w:t>بال</w:t>
-      </w:r>
-      <w:proofErr w:type="spellEnd"/>
-      <w:r>
-        <w:rPr>
-          <w:rFonts w:ascii="Segoe UI" w:eastAsia="Arial" w:hAnsi="Segoe UI" w:cs="Segoe UI"/>
-          <w:b/>
-          <w:color w:val="9C5700"/>
-          <w:sz w:val="20"/>
-        </w:rPr>
-        <w:t xml:space="preserve">ـ evidence </w:t>
-      </w:r>
-      <w:proofErr w:type="spellStart"/>
-      <w:r>
-        <w:rPr>
-          <w:rFonts w:ascii="Segoe UI" w:eastAsia="Arial" w:hAnsi="Segoe UI" w:cs="Segoe UI"/>
-          <w:b/>
-          <w:color w:val="9C5700"/>
-          <w:sz w:val="20"/>
-        </w:rPr>
-        <w:t>الحقيقي</w:t>
-      </w:r>
-      <w:proofErr w:type="spellEnd"/>
-      <w:r>
-        <w:rPr>
-          <w:rFonts w:ascii="Segoe UI" w:eastAsia="Arial" w:hAnsi="Segoe UI" w:cs="Segoe UI"/>
-          <w:b/>
-          <w:color w:val="9C5700"/>
-          <w:sz w:val="20"/>
-        </w:rPr>
-        <w:t>.</w:t>
+      <w:r>
+        <w:t>Release note (1</w:t>
+      </w:r>
+      <w:r>
+        <w:rPr>
+          <w:rFonts w:hint="cs"/>
+          <w:rtl/>
+        </w:rPr>
+        <w:t>6</w:t>
+      </w:r>
+      <w:r>
+        <w:t xml:space="preserve"> Oct 2026): The latest DFD Level 0, Level 1, Level 2, Use Case, and Class Diagram screenshots have been uploaded to the repository. The native Visual Paradigm project is also available in the Milestone-1 directory. Final report verification and submission link checks are tracked under B16.</w:t>
       </w:r>
     </w:p>
     <w:p>
-      <w:pPr>
-        <w:pStyle w:val="Heading2"/>
-        <w:spacing w:before="140" w:after="60"/>
-        <w:rPr>
-          <w:rFonts w:ascii="Segoe UI" w:hAnsi="Segoe UI" w:cs="Segoe UI"/>
-        </w:rPr>
-      </w:pPr>
-      <w:r>
-        <w:rPr>
-          <w:rFonts w:ascii="Segoe UI" w:eastAsia="Aptos" w:hAnsi="Segoe UI" w:cs="Segoe UI"/>
-          <w:color w:val="1F6D7A"/>
-          <w:sz w:val="23"/>
-        </w:rPr>
-        <w:t>Actual dates and attendees</w:t>
-      </w:r>
-    </w:p>
-    <w:p>
-      <w:pPr>
-        <w:shd w:val="clear" w:color="auto" w:fill="FFF4CC"/>
-        <w:spacing w:before="60" w:after="100"/>
-        <w:rPr>
-          <w:rFonts w:ascii="Segoe UI" w:hAnsi="Segoe UI" w:cs="Segoe UI"/>
-        </w:rPr>
-      </w:pPr>
-      <w:r>
-        <w:rPr>
-          <w:rFonts w:ascii="Segoe UI" w:eastAsia="Arial" w:hAnsi="Segoe UI" w:cs="Segoe UI"/>
-          <w:b/>
-          <w:color w:val="9C5700"/>
-          <w:sz w:val="20"/>
-        </w:rPr>
-        <w:t xml:space="preserve">Planned review: 16 October 2026. Attendees: </w:t>
-      </w:r>
-      <w:proofErr w:type="spellStart"/>
-      <w:r>
-        <w:rPr>
-          <w:rFonts w:ascii="Segoe UI" w:eastAsia="Arial" w:hAnsi="Segoe UI" w:cs="Segoe UI"/>
-          <w:b/>
-          <w:color w:val="9C5700"/>
-          <w:sz w:val="20"/>
-        </w:rPr>
-        <w:t>Aljazi</w:t>
-      </w:r>
-      <w:proofErr w:type="spellEnd"/>
-      <w:r>
-        <w:rPr>
-          <w:rFonts w:ascii="Segoe UI" w:eastAsia="Arial" w:hAnsi="Segoe UI" w:cs="Segoe UI"/>
-          <w:b/>
-          <w:color w:val="9C5700"/>
-          <w:sz w:val="20"/>
-        </w:rPr>
-        <w:t xml:space="preserve"> Alnoaimi, Dhuha Almalki, </w:t>
-      </w:r>
-      <w:proofErr w:type="spellStart"/>
-      <w:r>
-        <w:rPr>
-          <w:rFonts w:ascii="Segoe UI" w:eastAsia="Arial" w:hAnsi="Segoe UI" w:cs="Segoe UI"/>
-          <w:b/>
-          <w:color w:val="9C5700"/>
-          <w:sz w:val="20"/>
-        </w:rPr>
-        <w:t>Buthaina</w:t>
-      </w:r>
-      <w:proofErr w:type="spellEnd"/>
-      <w:r>
-        <w:rPr>
-          <w:rFonts w:ascii="Segoe UI" w:eastAsia="Arial" w:hAnsi="Segoe UI" w:cs="Segoe UI"/>
-          <w:b/>
-          <w:color w:val="9C5700"/>
-          <w:sz w:val="20"/>
-        </w:rPr>
-        <w:t xml:space="preserve"> </w:t>
-      </w:r>
-      <w:proofErr w:type="spellStart"/>
-      <w:r>
-        <w:rPr>
-          <w:rFonts w:ascii="Segoe UI" w:eastAsia="Arial" w:hAnsi="Segoe UI" w:cs="Segoe UI"/>
-          <w:b/>
-          <w:color w:val="9C5700"/>
-          <w:sz w:val="20"/>
-        </w:rPr>
-        <w:t>Albaye</w:t>
-      </w:r>
-      <w:proofErr w:type="spellEnd"/>
-      <w:r>
-        <w:rPr>
-          <w:rFonts w:ascii="Segoe UI" w:eastAsia="Arial" w:hAnsi="Segoe UI" w:cs="Segoe UI"/>
-          <w:b/>
-          <w:color w:val="9C5700"/>
-          <w:sz w:val="20"/>
-        </w:rPr>
-        <w:t xml:space="preserve"> and Aldana Al-Mamari. </w:t>
-      </w:r>
-      <w:proofErr w:type="spellStart"/>
-      <w:r>
-        <w:rPr>
-          <w:rFonts w:ascii="Segoe UI" w:eastAsia="Arial" w:hAnsi="Segoe UI" w:cs="Segoe UI"/>
-          <w:b/>
-          <w:color w:val="9C5700"/>
-          <w:sz w:val="20"/>
-        </w:rPr>
-        <w:t>مطلوب</w:t>
-      </w:r>
-      <w:proofErr w:type="spellEnd"/>
-      <w:r>
-        <w:rPr>
-          <w:rFonts w:ascii="Segoe UI" w:eastAsia="Arial" w:hAnsi="Segoe UI" w:cs="Segoe UI"/>
-          <w:b/>
-          <w:color w:val="9C5700"/>
-          <w:sz w:val="20"/>
-        </w:rPr>
-        <w:t xml:space="preserve">: </w:t>
-      </w:r>
-      <w:proofErr w:type="spellStart"/>
-      <w:r>
-        <w:rPr>
-          <w:rFonts w:ascii="Segoe UI" w:eastAsia="Arial" w:hAnsi="Segoe UI" w:cs="Segoe UI"/>
-          <w:b/>
-          <w:color w:val="9C5700"/>
-          <w:sz w:val="20"/>
-        </w:rPr>
-        <w:t>أكدوا</w:t>
-      </w:r>
-      <w:proofErr w:type="spellEnd"/>
-      <w:r>
-        <w:rPr>
-          <w:rFonts w:ascii="Segoe UI" w:eastAsia="Arial" w:hAnsi="Segoe UI" w:cs="Segoe UI"/>
-          <w:b/>
-          <w:color w:val="9C5700"/>
-          <w:sz w:val="20"/>
-        </w:rPr>
-        <w:t xml:space="preserve"> </w:t>
-      </w:r>
-      <w:proofErr w:type="spellStart"/>
-      <w:r>
-        <w:rPr>
-          <w:rFonts w:ascii="Segoe UI" w:eastAsia="Arial" w:hAnsi="Segoe UI" w:cs="Segoe UI"/>
-          <w:b/>
-          <w:color w:val="9C5700"/>
-          <w:sz w:val="20"/>
-        </w:rPr>
-        <w:t>التاريخ</w:t>
-      </w:r>
-      <w:proofErr w:type="spellEnd"/>
-      <w:r>
-        <w:rPr>
-          <w:rFonts w:ascii="Segoe UI" w:eastAsia="Arial" w:hAnsi="Segoe UI" w:cs="Segoe UI"/>
-          <w:b/>
-          <w:color w:val="9C5700"/>
-          <w:sz w:val="20"/>
-        </w:rPr>
-        <w:t xml:space="preserve"> </w:t>
-      </w:r>
-      <w:proofErr w:type="spellStart"/>
-      <w:r>
-        <w:rPr>
-          <w:rFonts w:ascii="Segoe UI" w:eastAsia="Arial" w:hAnsi="Segoe UI" w:cs="Segoe UI"/>
-          <w:b/>
-          <w:color w:val="9C5700"/>
-          <w:sz w:val="20"/>
-        </w:rPr>
-        <w:t>والحضور</w:t>
-      </w:r>
-      <w:proofErr w:type="spellEnd"/>
-      <w:r>
-        <w:rPr>
-          <w:rFonts w:ascii="Segoe UI" w:eastAsia="Arial" w:hAnsi="Segoe UI" w:cs="Segoe UI"/>
-          <w:b/>
-          <w:color w:val="9C5700"/>
-          <w:sz w:val="20"/>
-        </w:rPr>
-        <w:t xml:space="preserve"> </w:t>
-      </w:r>
-      <w:proofErr w:type="spellStart"/>
-      <w:r>
-        <w:rPr>
-          <w:rFonts w:ascii="Segoe UI" w:eastAsia="Arial" w:hAnsi="Segoe UI" w:cs="Segoe UI"/>
-          <w:b/>
-          <w:color w:val="9C5700"/>
-          <w:sz w:val="20"/>
-        </w:rPr>
-        <w:t>الحقيقي</w:t>
-      </w:r>
-      <w:proofErr w:type="spellEnd"/>
-      <w:r>
-        <w:rPr>
-          <w:rFonts w:ascii="Segoe UI" w:eastAsia="Arial" w:hAnsi="Segoe UI" w:cs="Segoe UI"/>
-          <w:b/>
-          <w:color w:val="9C5700"/>
-          <w:sz w:val="20"/>
-        </w:rPr>
-        <w:t>.</w:t>
-      </w:r>
-    </w:p>
-    <w:p>
-      <w:pPr>
-        <w:pStyle w:val="Heading2"/>
-        <w:spacing w:before="140" w:after="60"/>
-        <w:rPr>
-          <w:rFonts w:ascii="Segoe UI" w:hAnsi="Segoe UI" w:cs="Segoe UI"/>
-        </w:rPr>
-      </w:pPr>
-      <w:r>
-        <w:rPr>
-          <w:rFonts w:ascii="Segoe UI" w:eastAsia="Aptos" w:hAnsi="Segoe UI" w:cs="Segoe UI"/>
-          <w:color w:val="1F6D7A"/>
-          <w:sz w:val="23"/>
-        </w:rPr>
-        <w:t>Sprint Goal result</w:t>
-      </w:r>
-    </w:p>
-    <w:p>
-      <w:pPr>
-        <w:shd w:val="clear" w:color="auto" w:fill="FFF4CC"/>
-        <w:spacing w:before="60" w:after="100"/>
-        <w:rPr>
-          <w:rFonts w:ascii="Segoe UI" w:hAnsi="Segoe UI" w:cs="Segoe UI"/>
-        </w:rPr>
-      </w:pPr>
-      <w:r>
-        <w:rPr>
-          <w:rFonts w:ascii="Segoe UI" w:eastAsia="Arial" w:hAnsi="Segoe UI" w:cs="Segoe UI"/>
-          <w:b/>
-          <w:color w:val="9C5700"/>
-          <w:sz w:val="20"/>
-        </w:rPr>
-        <w:t xml:space="preserve">Draft: Sprint 2 completed the class design, traceability checks, report integration and release verification. The final package was checked against the Milestone 1 requirements. </w:t>
-      </w:r>
-      <w:proofErr w:type="spellStart"/>
-      <w:r>
-        <w:rPr>
-          <w:rFonts w:ascii="Segoe UI" w:eastAsia="Arial" w:hAnsi="Segoe UI" w:cs="Segoe UI"/>
-          <w:b/>
-          <w:color w:val="9C5700"/>
-          <w:sz w:val="20"/>
-        </w:rPr>
-        <w:t>مطلوب</w:t>
-      </w:r>
-      <w:proofErr w:type="spellEnd"/>
-      <w:r>
-        <w:rPr>
-          <w:rFonts w:ascii="Segoe UI" w:eastAsia="Arial" w:hAnsi="Segoe UI" w:cs="Segoe UI"/>
-          <w:b/>
-          <w:color w:val="9C5700"/>
-          <w:sz w:val="20"/>
-        </w:rPr>
-        <w:t xml:space="preserve">: </w:t>
-      </w:r>
-      <w:proofErr w:type="spellStart"/>
-      <w:r>
-        <w:rPr>
-          <w:rFonts w:ascii="Segoe UI" w:eastAsia="Arial" w:hAnsi="Segoe UI" w:cs="Segoe UI"/>
-          <w:b/>
-          <w:color w:val="9C5700"/>
-          <w:sz w:val="20"/>
-        </w:rPr>
-        <w:t>عدّلوا</w:t>
-      </w:r>
-      <w:proofErr w:type="spellEnd"/>
-      <w:r>
-        <w:rPr>
-          <w:rFonts w:ascii="Segoe UI" w:eastAsia="Arial" w:hAnsi="Segoe UI" w:cs="Segoe UI"/>
-          <w:b/>
-          <w:color w:val="9C5700"/>
-          <w:sz w:val="20"/>
-        </w:rPr>
-        <w:t xml:space="preserve"> </w:t>
-      </w:r>
-      <w:proofErr w:type="spellStart"/>
-      <w:r>
-        <w:rPr>
-          <w:rFonts w:ascii="Segoe UI" w:eastAsia="Arial" w:hAnsi="Segoe UI" w:cs="Segoe UI"/>
-          <w:b/>
-          <w:color w:val="9C5700"/>
-          <w:sz w:val="20"/>
-        </w:rPr>
-        <w:t>النتيجة</w:t>
-      </w:r>
-      <w:proofErr w:type="spellEnd"/>
-      <w:r>
-        <w:rPr>
-          <w:rFonts w:ascii="Segoe UI" w:eastAsia="Arial" w:hAnsi="Segoe UI" w:cs="Segoe UI"/>
-          <w:b/>
-          <w:color w:val="9C5700"/>
-          <w:sz w:val="20"/>
-        </w:rPr>
-        <w:t xml:space="preserve"> </w:t>
-      </w:r>
-      <w:proofErr w:type="spellStart"/>
-      <w:r>
-        <w:rPr>
-          <w:rFonts w:ascii="Segoe UI" w:eastAsia="Arial" w:hAnsi="Segoe UI" w:cs="Segoe UI"/>
-          <w:b/>
-          <w:color w:val="9C5700"/>
-          <w:sz w:val="20"/>
-        </w:rPr>
-        <w:t>حسب</w:t>
-      </w:r>
-      <w:proofErr w:type="spellEnd"/>
-      <w:r>
-        <w:rPr>
-          <w:rFonts w:ascii="Segoe UI" w:eastAsia="Arial" w:hAnsi="Segoe UI" w:cs="Segoe UI"/>
-          <w:b/>
-          <w:color w:val="9C5700"/>
-          <w:sz w:val="20"/>
-        </w:rPr>
-        <w:t xml:space="preserve"> </w:t>
-      </w:r>
-      <w:proofErr w:type="spellStart"/>
-      <w:r>
-        <w:rPr>
-          <w:rFonts w:ascii="Segoe UI" w:eastAsia="Arial" w:hAnsi="Segoe UI" w:cs="Segoe UI"/>
-          <w:b/>
-          <w:color w:val="9C5700"/>
-          <w:sz w:val="20"/>
-        </w:rPr>
-        <w:t>اللي</w:t>
-      </w:r>
-      <w:proofErr w:type="spellEnd"/>
-      <w:r>
-        <w:rPr>
-          <w:rFonts w:ascii="Segoe UI" w:eastAsia="Arial" w:hAnsi="Segoe UI" w:cs="Segoe UI"/>
-          <w:b/>
-          <w:color w:val="9C5700"/>
-          <w:sz w:val="20"/>
-        </w:rPr>
-        <w:t xml:space="preserve"> </w:t>
-      </w:r>
-      <w:proofErr w:type="spellStart"/>
-      <w:r>
-        <w:rPr>
-          <w:rFonts w:ascii="Segoe UI" w:eastAsia="Arial" w:hAnsi="Segoe UI" w:cs="Segoe UI"/>
-          <w:b/>
-          <w:color w:val="9C5700"/>
-          <w:sz w:val="20"/>
-        </w:rPr>
-        <w:t>تم</w:t>
-      </w:r>
-      <w:proofErr w:type="spellEnd"/>
-      <w:r>
-        <w:rPr>
-          <w:rFonts w:ascii="Segoe UI" w:eastAsia="Arial" w:hAnsi="Segoe UI" w:cs="Segoe UI"/>
-          <w:b/>
-          <w:color w:val="9C5700"/>
-          <w:sz w:val="20"/>
-        </w:rPr>
-        <w:t xml:space="preserve"> </w:t>
-      </w:r>
-      <w:proofErr w:type="spellStart"/>
-      <w:r>
-        <w:rPr>
-          <w:rFonts w:ascii="Segoe UI" w:eastAsia="Arial" w:hAnsi="Segoe UI" w:cs="Segoe UI"/>
-          <w:b/>
-          <w:color w:val="9C5700"/>
-          <w:sz w:val="20"/>
-        </w:rPr>
-        <w:t>فعلًا</w:t>
-      </w:r>
-      <w:proofErr w:type="spellEnd"/>
-      <w:r>
-        <w:rPr>
-          <w:rFonts w:ascii="Segoe UI" w:eastAsia="Arial" w:hAnsi="Segoe UI" w:cs="Segoe UI"/>
-          <w:b/>
-          <w:color w:val="9C5700"/>
-          <w:sz w:val="20"/>
-        </w:rPr>
-        <w:t>.</w:t>
-      </w:r>
-    </w:p>
-    <w:p>
-      <w:pPr>
-        <w:pStyle w:val="Heading2"/>
-        <w:spacing w:before="140" w:after="60"/>
-        <w:rPr>
-          <w:rFonts w:ascii="Segoe UI" w:hAnsi="Segoe UI" w:cs="Segoe UI"/>
-        </w:rPr>
-      </w:pPr>
-      <w:r>
-        <w:rPr>
-          <w:rFonts w:ascii="Segoe UI" w:eastAsia="Aptos" w:hAnsi="Segoe UI" w:cs="Segoe UI"/>
-          <w:color w:val="1F6D7A"/>
-          <w:sz w:val="23"/>
-        </w:rPr>
-        <w:t>Completed issue and pull request links</w:t>
-      </w:r>
-    </w:p>
-    <w:p>
-      <w:pPr>
-        <w:shd w:val="clear" w:color="auto" w:fill="FFF4CC"/>
-        <w:spacing w:before="60" w:after="100"/>
-        <w:rPr>
-          <w:rFonts w:ascii="Segoe UI" w:hAnsi="Segoe UI" w:cs="Segoe UI"/>
-        </w:rPr>
-      </w:pPr>
-      <w:proofErr w:type="spellStart"/>
-      <w:r>
-        <w:rPr>
-          <w:rFonts w:ascii="Segoe UI" w:eastAsia="Arial" w:hAnsi="Segoe UI" w:cs="Segoe UI"/>
-          <w:b/>
-          <w:color w:val="9C5700"/>
-          <w:sz w:val="20"/>
-        </w:rPr>
-        <w:t>حطّوا</w:t>
-      </w:r>
-      <w:proofErr w:type="spellEnd"/>
-      <w:r>
-        <w:rPr>
-          <w:rFonts w:ascii="Segoe UI" w:eastAsia="Arial" w:hAnsi="Segoe UI" w:cs="Segoe UI"/>
-          <w:b/>
-          <w:color w:val="9C5700"/>
-          <w:sz w:val="20"/>
-        </w:rPr>
-        <w:t xml:space="preserve"> </w:t>
-      </w:r>
-      <w:proofErr w:type="spellStart"/>
-      <w:r>
-        <w:rPr>
-          <w:rFonts w:ascii="Segoe UI" w:eastAsia="Arial" w:hAnsi="Segoe UI" w:cs="Segoe UI"/>
-          <w:b/>
-          <w:color w:val="9C5700"/>
-          <w:sz w:val="20"/>
-        </w:rPr>
-        <w:t>هنا</w:t>
-      </w:r>
-      <w:proofErr w:type="spellEnd"/>
-      <w:r>
-        <w:rPr>
-          <w:rFonts w:ascii="Segoe UI" w:eastAsia="Arial" w:hAnsi="Segoe UI" w:cs="Segoe UI"/>
-          <w:b/>
-          <w:color w:val="9C5700"/>
-          <w:sz w:val="20"/>
-        </w:rPr>
-        <w:t xml:space="preserve"> </w:t>
-      </w:r>
-      <w:proofErr w:type="spellStart"/>
-      <w:r>
-        <w:rPr>
-          <w:rFonts w:ascii="Segoe UI" w:eastAsia="Arial" w:hAnsi="Segoe UI" w:cs="Segoe UI"/>
-          <w:b/>
-          <w:color w:val="9C5700"/>
-          <w:sz w:val="20"/>
-        </w:rPr>
-        <w:t>روابط</w:t>
-      </w:r>
-      <w:proofErr w:type="spellEnd"/>
-      <w:r>
-        <w:rPr>
-          <w:rFonts w:ascii="Segoe UI" w:eastAsia="Arial" w:hAnsi="Segoe UI" w:cs="Segoe UI"/>
-          <w:b/>
-          <w:color w:val="9C5700"/>
-          <w:sz w:val="20"/>
-        </w:rPr>
-        <w:t xml:space="preserve"> </w:t>
-      </w:r>
-      <w:proofErr w:type="spellStart"/>
-      <w:r>
-        <w:rPr>
-          <w:rFonts w:ascii="Segoe UI" w:eastAsia="Arial" w:hAnsi="Segoe UI" w:cs="Segoe UI"/>
-          <w:b/>
-          <w:color w:val="9C5700"/>
-          <w:sz w:val="20"/>
-        </w:rPr>
-        <w:t>ال</w:t>
-      </w:r>
-      <w:proofErr w:type="spellEnd"/>
-      <w:r>
-        <w:rPr>
-          <w:rFonts w:ascii="Segoe UI" w:eastAsia="Arial" w:hAnsi="Segoe UI" w:cs="Segoe UI"/>
-          <w:b/>
-          <w:color w:val="9C5700"/>
-          <w:sz w:val="20"/>
-        </w:rPr>
-        <w:t xml:space="preserve">ـ Issues </w:t>
-      </w:r>
-      <w:proofErr w:type="spellStart"/>
-      <w:r>
-        <w:rPr>
-          <w:rFonts w:ascii="Segoe UI" w:eastAsia="Arial" w:hAnsi="Segoe UI" w:cs="Segoe UI"/>
-          <w:b/>
-          <w:color w:val="9C5700"/>
-          <w:sz w:val="20"/>
-        </w:rPr>
-        <w:t>وال</w:t>
-      </w:r>
-      <w:proofErr w:type="spellEnd"/>
-      <w:r>
-        <w:rPr>
-          <w:rFonts w:ascii="Segoe UI" w:eastAsia="Arial" w:hAnsi="Segoe UI" w:cs="Segoe UI"/>
-          <w:b/>
-          <w:color w:val="9C5700"/>
-          <w:sz w:val="20"/>
-        </w:rPr>
-        <w:t xml:space="preserve">ـ Pull Requests </w:t>
-      </w:r>
-      <w:proofErr w:type="spellStart"/>
-      <w:r>
-        <w:rPr>
-          <w:rFonts w:ascii="Segoe UI" w:eastAsia="Arial" w:hAnsi="Segoe UI" w:cs="Segoe UI"/>
-          <w:b/>
-          <w:color w:val="9C5700"/>
-          <w:sz w:val="20"/>
-        </w:rPr>
-        <w:t>اللي</w:t>
-      </w:r>
-      <w:proofErr w:type="spellEnd"/>
-      <w:r>
-        <w:rPr>
-          <w:rFonts w:ascii="Segoe UI" w:eastAsia="Arial" w:hAnsi="Segoe UI" w:cs="Segoe UI"/>
-          <w:b/>
-          <w:color w:val="9C5700"/>
-          <w:sz w:val="20"/>
-        </w:rPr>
-        <w:t xml:space="preserve"> </w:t>
-      </w:r>
-      <w:proofErr w:type="spellStart"/>
-      <w:r>
-        <w:rPr>
-          <w:rFonts w:ascii="Segoe UI" w:eastAsia="Arial" w:hAnsi="Segoe UI" w:cs="Segoe UI"/>
-          <w:b/>
-          <w:color w:val="9C5700"/>
-          <w:sz w:val="20"/>
-        </w:rPr>
-        <w:t>اتقفلت</w:t>
-      </w:r>
-      <w:proofErr w:type="spellEnd"/>
-      <w:r>
-        <w:rPr>
-          <w:rFonts w:ascii="Segoe UI" w:eastAsia="Arial" w:hAnsi="Segoe UI" w:cs="Segoe UI"/>
-          <w:b/>
-          <w:color w:val="9C5700"/>
-          <w:sz w:val="20"/>
-        </w:rPr>
-        <w:t xml:space="preserve"> </w:t>
-      </w:r>
-      <w:proofErr w:type="spellStart"/>
-      <w:r>
-        <w:rPr>
-          <w:rFonts w:ascii="Segoe UI" w:eastAsia="Arial" w:hAnsi="Segoe UI" w:cs="Segoe UI"/>
-          <w:b/>
-          <w:color w:val="9C5700"/>
-          <w:sz w:val="20"/>
-        </w:rPr>
-        <w:t>فعلًا</w:t>
-      </w:r>
-      <w:proofErr w:type="spellEnd"/>
-      <w:r>
-        <w:rPr>
-          <w:rFonts w:ascii="Segoe UI" w:eastAsia="Arial" w:hAnsi="Segoe UI" w:cs="Segoe UI"/>
-          <w:b/>
-          <w:color w:val="9C5700"/>
-          <w:sz w:val="20"/>
-        </w:rPr>
-        <w:t xml:space="preserve"> </w:t>
-      </w:r>
-      <w:proofErr w:type="spellStart"/>
-      <w:r>
-        <w:rPr>
-          <w:rFonts w:ascii="Segoe UI" w:eastAsia="Arial" w:hAnsi="Segoe UI" w:cs="Segoe UI"/>
-          <w:b/>
-          <w:color w:val="9C5700"/>
-          <w:sz w:val="20"/>
-        </w:rPr>
-        <w:t>في</w:t>
-      </w:r>
-      <w:proofErr w:type="spellEnd"/>
-      <w:r>
-        <w:rPr>
-          <w:rFonts w:ascii="Segoe UI" w:eastAsia="Arial" w:hAnsi="Segoe UI" w:cs="Segoe UI"/>
-          <w:b/>
-          <w:color w:val="9C5700"/>
-          <w:sz w:val="20"/>
-        </w:rPr>
-        <w:t xml:space="preserve"> Sprint 2 (B09–B16) </w:t>
-      </w:r>
-      <w:proofErr w:type="spellStart"/>
-      <w:r>
-        <w:rPr>
-          <w:rFonts w:ascii="Segoe UI" w:eastAsia="Arial" w:hAnsi="Segoe UI" w:cs="Segoe UI"/>
-          <w:b/>
-          <w:color w:val="9C5700"/>
-          <w:sz w:val="20"/>
-        </w:rPr>
-        <w:t>وروابط</w:t>
-      </w:r>
-      <w:proofErr w:type="spellEnd"/>
-      <w:r>
-        <w:rPr>
-          <w:rFonts w:ascii="Segoe UI" w:eastAsia="Arial" w:hAnsi="Segoe UI" w:cs="Segoe UI"/>
-          <w:b/>
-          <w:color w:val="9C5700"/>
-          <w:sz w:val="20"/>
-        </w:rPr>
-        <w:t xml:space="preserve"> </w:t>
-      </w:r>
-      <w:proofErr w:type="spellStart"/>
-      <w:r>
-        <w:rPr>
-          <w:rFonts w:ascii="Segoe UI" w:eastAsia="Arial" w:hAnsi="Segoe UI" w:cs="Segoe UI"/>
-          <w:b/>
-          <w:color w:val="9C5700"/>
-          <w:sz w:val="20"/>
-        </w:rPr>
-        <w:t>ال</w:t>
-      </w:r>
-      <w:proofErr w:type="spellEnd"/>
-      <w:r>
-        <w:rPr>
-          <w:rFonts w:ascii="Segoe UI" w:eastAsia="Arial" w:hAnsi="Segoe UI" w:cs="Segoe UI"/>
-          <w:b/>
-          <w:color w:val="9C5700"/>
-          <w:sz w:val="20"/>
-        </w:rPr>
-        <w:t>ـ reviews.</w:t>
-      </w:r>
-    </w:p>
-    <w:p>
-      <w:pPr>
-        <w:pStyle w:val="Heading2"/>
-        <w:spacing w:before="140" w:after="60"/>
-        <w:rPr>
-          <w:rFonts w:ascii="Segoe UI" w:hAnsi="Segoe UI" w:cs="Segoe UI"/>
-        </w:rPr>
-      </w:pPr>
-      <w:r>
-        <w:rPr>
-          <w:rFonts w:ascii="Segoe UI" w:eastAsia="Aptos" w:hAnsi="Segoe UI" w:cs="Segoe UI"/>
-          <w:color w:val="1F6D7A"/>
-          <w:sz w:val="23"/>
-        </w:rPr>
-        <w:t>Incomplete items and next action</w:t>
-      </w:r>
-    </w:p>
-    <w:p>
-      <w:pPr>
-        <w:shd w:val="clear" w:color="auto" w:fill="FFF4CC"/>
-        <w:spacing w:before="60" w:after="100"/>
-        <w:rPr>
-          <w:rFonts w:ascii="Segoe UI" w:hAnsi="Segoe UI" w:cs="Segoe UI"/>
-        </w:rPr>
-      </w:pPr>
-      <w:r>
-        <w:rPr>
-          <w:rFonts w:ascii="Segoe UI" w:eastAsia="Arial" w:hAnsi="Segoe UI" w:cs="Segoe UI"/>
-          <w:b/>
-          <w:color w:val="9C5700"/>
-          <w:sz w:val="20"/>
-        </w:rPr>
-        <w:t xml:space="preserve">Draft: only final submission links or evidence attachments remain before release. </w:t>
-      </w:r>
-      <w:proofErr w:type="spellStart"/>
-      <w:r>
-        <w:rPr>
-          <w:rFonts w:ascii="Segoe UI" w:eastAsia="Arial" w:hAnsi="Segoe UI" w:cs="Segoe UI"/>
-          <w:b/>
-          <w:color w:val="9C5700"/>
-          <w:sz w:val="20"/>
-        </w:rPr>
-        <w:t>مطلوب</w:t>
-      </w:r>
-      <w:proofErr w:type="spellEnd"/>
-      <w:r>
-        <w:rPr>
-          <w:rFonts w:ascii="Segoe UI" w:eastAsia="Arial" w:hAnsi="Segoe UI" w:cs="Segoe UI"/>
-          <w:b/>
-          <w:color w:val="9C5700"/>
-          <w:sz w:val="20"/>
-        </w:rPr>
-        <w:t xml:space="preserve">: </w:t>
-      </w:r>
-      <w:proofErr w:type="spellStart"/>
-      <w:r>
-        <w:rPr>
-          <w:rFonts w:ascii="Segoe UI" w:eastAsia="Arial" w:hAnsi="Segoe UI" w:cs="Segoe UI"/>
-          <w:b/>
-          <w:color w:val="9C5700"/>
-          <w:sz w:val="20"/>
-        </w:rPr>
-        <w:t>لو</w:t>
-      </w:r>
-      <w:proofErr w:type="spellEnd"/>
-      <w:r>
-        <w:rPr>
-          <w:rFonts w:ascii="Segoe UI" w:eastAsia="Arial" w:hAnsi="Segoe UI" w:cs="Segoe UI"/>
-          <w:b/>
-          <w:color w:val="9C5700"/>
-          <w:sz w:val="20"/>
-        </w:rPr>
-        <w:t xml:space="preserve"> </w:t>
-      </w:r>
-      <w:proofErr w:type="spellStart"/>
-      <w:r>
-        <w:rPr>
-          <w:rFonts w:ascii="Segoe UI" w:eastAsia="Arial" w:hAnsi="Segoe UI" w:cs="Segoe UI"/>
-          <w:b/>
-          <w:color w:val="9C5700"/>
-          <w:sz w:val="20"/>
-        </w:rPr>
-        <w:t>فيه</w:t>
-      </w:r>
-      <w:proofErr w:type="spellEnd"/>
-      <w:r>
-        <w:rPr>
-          <w:rFonts w:ascii="Segoe UI" w:eastAsia="Arial" w:hAnsi="Segoe UI" w:cs="Segoe UI"/>
-          <w:b/>
-          <w:color w:val="9C5700"/>
-          <w:sz w:val="20"/>
-        </w:rPr>
-        <w:t xml:space="preserve"> Task </w:t>
-      </w:r>
-      <w:proofErr w:type="spellStart"/>
-      <w:r>
-        <w:rPr>
-          <w:rFonts w:ascii="Segoe UI" w:eastAsia="Arial" w:hAnsi="Segoe UI" w:cs="Segoe UI"/>
-          <w:b/>
-          <w:color w:val="9C5700"/>
-          <w:sz w:val="20"/>
-        </w:rPr>
-        <w:t>ناقصة</w:t>
-      </w:r>
-      <w:proofErr w:type="spellEnd"/>
-      <w:r>
-        <w:rPr>
-          <w:rFonts w:ascii="Segoe UI" w:eastAsia="Arial" w:hAnsi="Segoe UI" w:cs="Segoe UI"/>
-          <w:b/>
-          <w:color w:val="9C5700"/>
-          <w:sz w:val="20"/>
-        </w:rPr>
-        <w:t xml:space="preserve"> </w:t>
-      </w:r>
-      <w:proofErr w:type="spellStart"/>
-      <w:r>
-        <w:rPr>
-          <w:rFonts w:ascii="Segoe UI" w:eastAsia="Arial" w:hAnsi="Segoe UI" w:cs="Segoe UI"/>
-          <w:b/>
-          <w:color w:val="9C5700"/>
-          <w:sz w:val="20"/>
-        </w:rPr>
-        <w:t>فعلًا</w:t>
-      </w:r>
-      <w:proofErr w:type="spellEnd"/>
-      <w:r>
-        <w:rPr>
-          <w:rFonts w:ascii="Segoe UI" w:eastAsia="Arial" w:hAnsi="Segoe UI" w:cs="Segoe UI"/>
-          <w:b/>
-          <w:color w:val="9C5700"/>
-          <w:sz w:val="20"/>
-        </w:rPr>
-        <w:t xml:space="preserve"> </w:t>
-      </w:r>
-      <w:proofErr w:type="spellStart"/>
-      <w:r>
-        <w:rPr>
-          <w:rFonts w:ascii="Segoe UI" w:eastAsia="Arial" w:hAnsi="Segoe UI" w:cs="Segoe UI"/>
-          <w:b/>
-          <w:color w:val="9C5700"/>
-          <w:sz w:val="20"/>
-        </w:rPr>
-        <w:t>اكتبوا</w:t>
-      </w:r>
-      <w:proofErr w:type="spellEnd"/>
-      <w:r>
-        <w:rPr>
-          <w:rFonts w:ascii="Segoe UI" w:eastAsia="Arial" w:hAnsi="Segoe UI" w:cs="Segoe UI"/>
-          <w:b/>
-          <w:color w:val="9C5700"/>
-          <w:sz w:val="20"/>
-        </w:rPr>
-        <w:t xml:space="preserve"> </w:t>
-      </w:r>
-      <w:proofErr w:type="spellStart"/>
-      <w:r>
-        <w:rPr>
-          <w:rFonts w:ascii="Segoe UI" w:eastAsia="Arial" w:hAnsi="Segoe UI" w:cs="Segoe UI"/>
-          <w:b/>
-          <w:color w:val="9C5700"/>
-          <w:sz w:val="20"/>
-        </w:rPr>
-        <w:t>رقمها</w:t>
-      </w:r>
-      <w:proofErr w:type="spellEnd"/>
-      <w:r>
-        <w:rPr>
-          <w:rFonts w:ascii="Segoe UI" w:eastAsia="Arial" w:hAnsi="Segoe UI" w:cs="Segoe UI"/>
-          <w:b/>
-          <w:color w:val="9C5700"/>
-          <w:sz w:val="20"/>
-        </w:rPr>
-        <w:t xml:space="preserve"> </w:t>
-      </w:r>
-      <w:proofErr w:type="spellStart"/>
-      <w:r>
-        <w:rPr>
-          <w:rFonts w:ascii="Segoe UI" w:eastAsia="Arial" w:hAnsi="Segoe UI" w:cs="Segoe UI"/>
-          <w:b/>
-          <w:color w:val="9C5700"/>
-          <w:sz w:val="20"/>
-        </w:rPr>
-        <w:t>وخطة</w:t>
-      </w:r>
-      <w:proofErr w:type="spellEnd"/>
-      <w:r>
-        <w:rPr>
-          <w:rFonts w:ascii="Segoe UI" w:eastAsia="Arial" w:hAnsi="Segoe UI" w:cs="Segoe UI"/>
-          <w:b/>
-          <w:color w:val="9C5700"/>
-          <w:sz w:val="20"/>
-        </w:rPr>
-        <w:t xml:space="preserve"> </w:t>
-      </w:r>
-      <w:proofErr w:type="spellStart"/>
-      <w:r>
-        <w:rPr>
-          <w:rFonts w:ascii="Segoe UI" w:eastAsia="Arial" w:hAnsi="Segoe UI" w:cs="Segoe UI"/>
-          <w:b/>
-          <w:color w:val="9C5700"/>
-          <w:sz w:val="20"/>
-        </w:rPr>
-        <w:t>إغلاقها</w:t>
-      </w:r>
-      <w:proofErr w:type="spellEnd"/>
-      <w:r>
-        <w:rPr>
-          <w:rFonts w:ascii="Segoe UI" w:eastAsia="Arial" w:hAnsi="Segoe UI" w:cs="Segoe UI"/>
-          <w:b/>
-          <w:color w:val="9C5700"/>
-          <w:sz w:val="20"/>
-        </w:rPr>
-        <w:t xml:space="preserve">؛ </w:t>
-      </w:r>
-      <w:proofErr w:type="spellStart"/>
-      <w:r>
-        <w:rPr>
-          <w:rFonts w:ascii="Segoe UI" w:eastAsia="Arial" w:hAnsi="Segoe UI" w:cs="Segoe UI"/>
-          <w:b/>
-          <w:color w:val="9C5700"/>
-          <w:sz w:val="20"/>
-        </w:rPr>
-        <w:t>لو</w:t>
-      </w:r>
-      <w:proofErr w:type="spellEnd"/>
-      <w:r>
-        <w:rPr>
-          <w:rFonts w:ascii="Segoe UI" w:eastAsia="Arial" w:hAnsi="Segoe UI" w:cs="Segoe UI"/>
-          <w:b/>
-          <w:color w:val="9C5700"/>
-          <w:sz w:val="20"/>
-        </w:rPr>
-        <w:t xml:space="preserve"> </w:t>
-      </w:r>
-      <w:proofErr w:type="spellStart"/>
-      <w:r>
-        <w:rPr>
-          <w:rFonts w:ascii="Segoe UI" w:eastAsia="Arial" w:hAnsi="Segoe UI" w:cs="Segoe UI"/>
-          <w:b/>
-          <w:color w:val="9C5700"/>
-          <w:sz w:val="20"/>
-        </w:rPr>
-        <w:t>مفيش</w:t>
-      </w:r>
-      <w:proofErr w:type="spellEnd"/>
-      <w:r>
-        <w:rPr>
-          <w:rFonts w:ascii="Segoe UI" w:eastAsia="Arial" w:hAnsi="Segoe UI" w:cs="Segoe UI"/>
-          <w:b/>
-          <w:color w:val="9C5700"/>
-          <w:sz w:val="20"/>
-        </w:rPr>
-        <w:t xml:space="preserve"> </w:t>
-      </w:r>
-      <w:proofErr w:type="spellStart"/>
-      <w:r>
-        <w:rPr>
-          <w:rFonts w:ascii="Segoe UI" w:eastAsia="Arial" w:hAnsi="Segoe UI" w:cs="Segoe UI"/>
-          <w:b/>
-          <w:color w:val="9C5700"/>
-          <w:sz w:val="20"/>
-        </w:rPr>
-        <w:t>اكتبوا</w:t>
-      </w:r>
-      <w:proofErr w:type="spellEnd"/>
-      <w:r>
-        <w:rPr>
-          <w:rFonts w:ascii="Segoe UI" w:eastAsia="Arial" w:hAnsi="Segoe UI" w:cs="Segoe UI"/>
-          <w:b/>
-          <w:color w:val="9C5700"/>
-          <w:sz w:val="20"/>
-        </w:rPr>
-        <w:t xml:space="preserve"> None.</w:t>
-      </w:r>
-    </w:p>
-    <w:p>
-      <w:pPr>
-        <w:pStyle w:val="Heading2"/>
-        <w:spacing w:before="140" w:after="60"/>
-        <w:rPr>
-          <w:rFonts w:ascii="Segoe UI" w:hAnsi="Segoe UI" w:cs="Segoe UI"/>
-        </w:rPr>
-      </w:pPr>
-      <w:r>
-        <w:rPr>
-          <w:rFonts w:ascii="Segoe UI" w:eastAsia="Aptos" w:hAnsi="Segoe UI" w:cs="Segoe UI"/>
-          <w:color w:val="1F6D7A"/>
-          <w:sz w:val="23"/>
-        </w:rPr>
-        <w:t>Review feedback from the team or instructor</w:t>
-      </w:r>
-    </w:p>
-    <w:p>
-      <w:pPr>
-        <w:shd w:val="clear" w:color="auto" w:fill="FFF4CC"/>
-        <w:spacing w:before="60" w:after="100"/>
-        <w:rPr>
-          <w:rFonts w:ascii="Segoe UI" w:hAnsi="Segoe UI" w:cs="Segoe UI"/>
-        </w:rPr>
-      </w:pPr>
-      <w:r>
-        <w:rPr>
-          <w:rFonts w:ascii="Segoe UI" w:eastAsia="Arial" w:hAnsi="Segoe UI" w:cs="Segoe UI"/>
-          <w:b/>
-          <w:color w:val="9C5700"/>
-          <w:sz w:val="20"/>
-        </w:rPr>
-        <w:t>Draft feedback: verify readable diagrams, consistent terminology, complete traceability, and matching Word/.</w:t>
-      </w:r>
-      <w:proofErr w:type="spellStart"/>
-      <w:r>
-        <w:rPr>
-          <w:rFonts w:ascii="Segoe UI" w:eastAsia="Arial" w:hAnsi="Segoe UI" w:cs="Segoe UI"/>
-          <w:b/>
-          <w:color w:val="9C5700"/>
-          <w:sz w:val="20"/>
-        </w:rPr>
-        <w:t>vpp</w:t>
-      </w:r>
-      <w:proofErr w:type="spellEnd"/>
-      <w:r>
-        <w:rPr>
-          <w:rFonts w:ascii="Segoe UI" w:eastAsia="Arial" w:hAnsi="Segoe UI" w:cs="Segoe UI"/>
-          <w:b/>
-          <w:color w:val="9C5700"/>
-          <w:sz w:val="20"/>
-        </w:rPr>
-        <w:t xml:space="preserve"> files. </w:t>
-      </w:r>
-      <w:proofErr w:type="spellStart"/>
-      <w:r>
-        <w:rPr>
-          <w:rFonts w:ascii="Segoe UI" w:eastAsia="Arial" w:hAnsi="Segoe UI" w:cs="Segoe UI"/>
-          <w:b/>
-          <w:color w:val="9C5700"/>
-          <w:sz w:val="20"/>
-        </w:rPr>
-        <w:t>مطلوب</w:t>
-      </w:r>
-      <w:proofErr w:type="spellEnd"/>
-      <w:r>
-        <w:rPr>
-          <w:rFonts w:ascii="Segoe UI" w:eastAsia="Arial" w:hAnsi="Segoe UI" w:cs="Segoe UI"/>
-          <w:b/>
-          <w:color w:val="9C5700"/>
-          <w:sz w:val="20"/>
-        </w:rPr>
-        <w:t xml:space="preserve">: </w:t>
-      </w:r>
-      <w:proofErr w:type="spellStart"/>
-      <w:r>
-        <w:rPr>
-          <w:rFonts w:ascii="Segoe UI" w:eastAsia="Arial" w:hAnsi="Segoe UI" w:cs="Segoe UI"/>
-          <w:b/>
-          <w:color w:val="9C5700"/>
-          <w:sz w:val="20"/>
-        </w:rPr>
-        <w:t>أضيفوا</w:t>
-      </w:r>
-      <w:proofErr w:type="spellEnd"/>
-      <w:r>
-        <w:rPr>
-          <w:rFonts w:ascii="Segoe UI" w:eastAsia="Arial" w:hAnsi="Segoe UI" w:cs="Segoe UI"/>
-          <w:b/>
-          <w:color w:val="9C5700"/>
-          <w:sz w:val="20"/>
-        </w:rPr>
-        <w:t xml:space="preserve"> feedback </w:t>
-      </w:r>
-      <w:proofErr w:type="spellStart"/>
-      <w:r>
-        <w:rPr>
-          <w:rFonts w:ascii="Segoe UI" w:eastAsia="Arial" w:hAnsi="Segoe UI" w:cs="Segoe UI"/>
-          <w:b/>
-          <w:color w:val="9C5700"/>
-          <w:sz w:val="20"/>
-        </w:rPr>
-        <w:t>الحقيقي</w:t>
-      </w:r>
-      <w:proofErr w:type="spellEnd"/>
-      <w:r>
-        <w:rPr>
-          <w:rFonts w:ascii="Segoe UI" w:eastAsia="Arial" w:hAnsi="Segoe UI" w:cs="Segoe UI"/>
-          <w:b/>
-          <w:color w:val="9C5700"/>
-          <w:sz w:val="20"/>
-        </w:rPr>
-        <w:t xml:space="preserve"> </w:t>
-      </w:r>
-      <w:proofErr w:type="spellStart"/>
-      <w:r>
-        <w:rPr>
-          <w:rFonts w:ascii="Segoe UI" w:eastAsia="Arial" w:hAnsi="Segoe UI" w:cs="Segoe UI"/>
-          <w:b/>
-          <w:color w:val="9C5700"/>
-          <w:sz w:val="20"/>
-        </w:rPr>
-        <w:t>من</w:t>
-      </w:r>
-      <w:proofErr w:type="spellEnd"/>
-      <w:r>
-        <w:rPr>
-          <w:rFonts w:ascii="Segoe UI" w:eastAsia="Arial" w:hAnsi="Segoe UI" w:cs="Segoe UI"/>
-          <w:b/>
-          <w:color w:val="9C5700"/>
-          <w:sz w:val="20"/>
-        </w:rPr>
-        <w:t xml:space="preserve"> </w:t>
-      </w:r>
-      <w:proofErr w:type="spellStart"/>
-      <w:r>
-        <w:rPr>
-          <w:rFonts w:ascii="Segoe UI" w:eastAsia="Arial" w:hAnsi="Segoe UI" w:cs="Segoe UI"/>
-          <w:b/>
-          <w:color w:val="9C5700"/>
-          <w:sz w:val="20"/>
-        </w:rPr>
-        <w:t>الفريق</w:t>
-      </w:r>
-      <w:proofErr w:type="spellEnd"/>
-      <w:r>
-        <w:rPr>
-          <w:rFonts w:ascii="Segoe UI" w:eastAsia="Arial" w:hAnsi="Segoe UI" w:cs="Segoe UI"/>
-          <w:b/>
-          <w:color w:val="9C5700"/>
-          <w:sz w:val="20"/>
-        </w:rPr>
-        <w:t xml:space="preserve"> </w:t>
-      </w:r>
-      <w:proofErr w:type="spellStart"/>
-      <w:r>
-        <w:rPr>
-          <w:rFonts w:ascii="Segoe UI" w:eastAsia="Arial" w:hAnsi="Segoe UI" w:cs="Segoe UI"/>
-          <w:b/>
-          <w:color w:val="9C5700"/>
-          <w:sz w:val="20"/>
-        </w:rPr>
-        <w:t>أو</w:t>
-      </w:r>
-      <w:proofErr w:type="spellEnd"/>
-      <w:r>
-        <w:rPr>
-          <w:rFonts w:ascii="Segoe UI" w:eastAsia="Arial" w:hAnsi="Segoe UI" w:cs="Segoe UI"/>
-          <w:b/>
-          <w:color w:val="9C5700"/>
-          <w:sz w:val="20"/>
-        </w:rPr>
-        <w:t xml:space="preserve"> </w:t>
-      </w:r>
-      <w:proofErr w:type="spellStart"/>
-      <w:r>
-        <w:rPr>
-          <w:rFonts w:ascii="Segoe UI" w:eastAsia="Arial" w:hAnsi="Segoe UI" w:cs="Segoe UI"/>
-          <w:b/>
-          <w:color w:val="9C5700"/>
-          <w:sz w:val="20"/>
-        </w:rPr>
-        <w:t>الدكتور</w:t>
-      </w:r>
-      <w:proofErr w:type="spellEnd"/>
-      <w:r>
-        <w:rPr>
-          <w:rFonts w:ascii="Segoe UI" w:eastAsia="Arial" w:hAnsi="Segoe UI" w:cs="Segoe UI"/>
-          <w:b/>
-          <w:color w:val="9C5700"/>
-          <w:sz w:val="20"/>
-        </w:rPr>
-        <w:t>.</w:t>
-      </w:r>
-    </w:p>
-    <w:p>
-      <w:pPr>
-        <w:pStyle w:val="Heading2"/>
-        <w:spacing w:before="140" w:after="60"/>
-        <w:rPr>
-          <w:rFonts w:ascii="Segoe UI" w:hAnsi="Segoe UI" w:cs="Segoe UI"/>
-        </w:rPr>
-      </w:pPr>
-      <w:r>
-        <w:rPr>
-          <w:rFonts w:ascii="Segoe UI" w:eastAsia="Aptos" w:hAnsi="Segoe UI" w:cs="Segoe UI"/>
-          <w:color w:val="1F6D7A"/>
-          <w:sz w:val="23"/>
-        </w:rPr>
-        <w:t>Difficulties and their effect</w:t>
-      </w:r>
-    </w:p>
-    <w:p>
-      <w:pPr>
-        <w:shd w:val="clear" w:color="auto" w:fill="FFF4CC"/>
-        <w:spacing w:before="60" w:after="100"/>
-        <w:rPr>
-          <w:rFonts w:ascii="Segoe UI" w:hAnsi="Segoe UI" w:cs="Segoe UI"/>
-        </w:rPr>
-      </w:pPr>
-      <w:r>
-        <w:rPr>
-          <w:rFonts w:ascii="Segoe UI" w:eastAsia="Arial" w:hAnsi="Segoe UI" w:cs="Segoe UI"/>
-          <w:b/>
-          <w:color w:val="9C5700"/>
-          <w:sz w:val="20"/>
-        </w:rPr>
-        <w:t xml:space="preserve">Draft difficulty: final synchronization between GitHub evidence, the Word report and the Visual Paradigm file. The release checklist was used to reduce missing links or mismatched files. </w:t>
-      </w:r>
-      <w:proofErr w:type="spellStart"/>
-      <w:r>
-        <w:rPr>
-          <w:rFonts w:ascii="Segoe UI" w:eastAsia="Arial" w:hAnsi="Segoe UI" w:cs="Segoe UI"/>
-          <w:b/>
-          <w:color w:val="9C5700"/>
-          <w:sz w:val="20"/>
-        </w:rPr>
-        <w:t>مطلوب</w:t>
-      </w:r>
-      <w:proofErr w:type="spellEnd"/>
-      <w:r>
-        <w:rPr>
-          <w:rFonts w:ascii="Segoe UI" w:eastAsia="Arial" w:hAnsi="Segoe UI" w:cs="Segoe UI"/>
-          <w:b/>
-          <w:color w:val="9C5700"/>
-          <w:sz w:val="20"/>
-        </w:rPr>
-        <w:t xml:space="preserve">: </w:t>
-      </w:r>
-      <w:proofErr w:type="spellStart"/>
-      <w:r>
-        <w:rPr>
-          <w:rFonts w:ascii="Segoe UI" w:eastAsia="Arial" w:hAnsi="Segoe UI" w:cs="Segoe UI"/>
-          <w:b/>
-          <w:color w:val="9C5700"/>
-          <w:sz w:val="20"/>
-        </w:rPr>
-        <w:t>عدّلوا</w:t>
-      </w:r>
-      <w:proofErr w:type="spellEnd"/>
-      <w:r>
-        <w:rPr>
-          <w:rFonts w:ascii="Segoe UI" w:eastAsia="Arial" w:hAnsi="Segoe UI" w:cs="Segoe UI"/>
-          <w:b/>
-          <w:color w:val="9C5700"/>
-          <w:sz w:val="20"/>
-        </w:rPr>
-        <w:t xml:space="preserve"> </w:t>
-      </w:r>
-      <w:proofErr w:type="spellStart"/>
-      <w:r>
-        <w:rPr>
-          <w:rFonts w:ascii="Segoe UI" w:eastAsia="Arial" w:hAnsi="Segoe UI" w:cs="Segoe UI"/>
-          <w:b/>
-          <w:color w:val="9C5700"/>
-          <w:sz w:val="20"/>
-        </w:rPr>
-        <w:t>حسب</w:t>
-      </w:r>
-      <w:proofErr w:type="spellEnd"/>
-      <w:r>
-        <w:rPr>
-          <w:rFonts w:ascii="Segoe UI" w:eastAsia="Arial" w:hAnsi="Segoe UI" w:cs="Segoe UI"/>
-          <w:b/>
-          <w:color w:val="9C5700"/>
-          <w:sz w:val="20"/>
-        </w:rPr>
-        <w:t xml:space="preserve"> </w:t>
-      </w:r>
-      <w:proofErr w:type="spellStart"/>
-      <w:r>
-        <w:rPr>
-          <w:rFonts w:ascii="Segoe UI" w:eastAsia="Arial" w:hAnsi="Segoe UI" w:cs="Segoe UI"/>
-          <w:b/>
-          <w:color w:val="9C5700"/>
-          <w:sz w:val="20"/>
-        </w:rPr>
-        <w:t>اللي</w:t>
-      </w:r>
-      <w:proofErr w:type="spellEnd"/>
-      <w:r>
-        <w:rPr>
-          <w:rFonts w:ascii="Segoe UI" w:eastAsia="Arial" w:hAnsi="Segoe UI" w:cs="Segoe UI"/>
-          <w:b/>
-          <w:color w:val="9C5700"/>
-          <w:sz w:val="20"/>
-        </w:rPr>
-        <w:t xml:space="preserve"> </w:t>
-      </w:r>
-      <w:proofErr w:type="spellStart"/>
-      <w:r>
-        <w:rPr>
-          <w:rFonts w:ascii="Segoe UI" w:eastAsia="Arial" w:hAnsi="Segoe UI" w:cs="Segoe UI"/>
-          <w:b/>
-          <w:color w:val="9C5700"/>
-          <w:sz w:val="20"/>
-        </w:rPr>
-        <w:t>حصل</w:t>
-      </w:r>
-      <w:proofErr w:type="spellEnd"/>
-      <w:r>
-        <w:rPr>
-          <w:rFonts w:ascii="Segoe UI" w:eastAsia="Arial" w:hAnsi="Segoe UI" w:cs="Segoe UI"/>
-          <w:b/>
-          <w:color w:val="9C5700"/>
-          <w:sz w:val="20"/>
-        </w:rPr>
-        <w:t xml:space="preserve"> </w:t>
-      </w:r>
-      <w:proofErr w:type="spellStart"/>
-      <w:r>
-        <w:rPr>
-          <w:rFonts w:ascii="Segoe UI" w:eastAsia="Arial" w:hAnsi="Segoe UI" w:cs="Segoe UI"/>
-          <w:b/>
-          <w:color w:val="9C5700"/>
-          <w:sz w:val="20"/>
-        </w:rPr>
-        <w:t>فعلًا</w:t>
-      </w:r>
-      <w:proofErr w:type="spellEnd"/>
-      <w:r>
-        <w:rPr>
-          <w:rFonts w:ascii="Segoe UI" w:eastAsia="Arial" w:hAnsi="Segoe UI" w:cs="Segoe UI"/>
-          <w:b/>
-          <w:color w:val="9C5700"/>
-          <w:sz w:val="20"/>
-        </w:rPr>
-        <w:t>.</w:t>
-      </w:r>
-    </w:p>
-    <w:p>
-      <w:pPr>
-        <w:pStyle w:val="Heading2"/>
-        <w:spacing w:before="140" w:after="60"/>
-        <w:rPr>
-          <w:rFonts w:ascii="Segoe UI" w:hAnsi="Segoe UI" w:cs="Segoe UI"/>
-        </w:rPr>
-      </w:pPr>
-      <w:r>
-        <w:rPr>
-          <w:rFonts w:ascii="Segoe UI" w:eastAsia="Aptos" w:hAnsi="Segoe UI" w:cs="Segoe UI"/>
-          <w:color w:val="1F6D7A"/>
-          <w:sz w:val="23"/>
-        </w:rPr>
-        <w:t>Retrospective improvement action with owner and target date</w:t>
-      </w:r>
-    </w:p>
-    <w:p>
-      <w:pPr>
-        <w:shd w:val="clear" w:color="auto" w:fill="FFF4CC"/>
-        <w:spacing w:before="60" w:after="100"/>
-        <w:rPr>
-          <w:rFonts w:ascii="Segoe UI" w:hAnsi="Segoe UI" w:cs="Segoe UI"/>
-        </w:rPr>
-      </w:pPr>
-      <w:r>
-        <w:rPr>
-          <w:rFonts w:ascii="Segoe UI" w:eastAsia="Arial" w:hAnsi="Segoe UI" w:cs="Segoe UI"/>
-          <w:b/>
-          <w:color w:val="9C5700"/>
-          <w:sz w:val="20"/>
-        </w:rPr>
-        <w:t xml:space="preserve">Draft improvement action: keep the shared consistency/release checklist as the standard pre-merge check for future milestones. Owner: Scrum Master (Dhuha). </w:t>
-      </w:r>
-      <w:proofErr w:type="spellStart"/>
-      <w:r>
-        <w:rPr>
-          <w:rFonts w:ascii="Segoe UI" w:eastAsia="Arial" w:hAnsi="Segoe UI" w:cs="Segoe UI"/>
-          <w:b/>
-          <w:color w:val="9C5700"/>
-          <w:sz w:val="20"/>
-        </w:rPr>
-        <w:t>مطلوب</w:t>
-      </w:r>
-      <w:proofErr w:type="spellEnd"/>
-      <w:r>
-        <w:rPr>
-          <w:rFonts w:ascii="Segoe UI" w:eastAsia="Arial" w:hAnsi="Segoe UI" w:cs="Segoe UI"/>
-          <w:b/>
-          <w:color w:val="9C5700"/>
-          <w:sz w:val="20"/>
-        </w:rPr>
-        <w:t xml:space="preserve">: </w:t>
-      </w:r>
-      <w:proofErr w:type="spellStart"/>
-      <w:r>
-        <w:rPr>
-          <w:rFonts w:ascii="Segoe UI" w:eastAsia="Arial" w:hAnsi="Segoe UI" w:cs="Segoe UI"/>
-          <w:b/>
-          <w:color w:val="9C5700"/>
-          <w:sz w:val="20"/>
-        </w:rPr>
-        <w:t>أكدوا</w:t>
-      </w:r>
-      <w:proofErr w:type="spellEnd"/>
-      <w:r>
-        <w:rPr>
-          <w:rFonts w:ascii="Segoe UI" w:eastAsia="Arial" w:hAnsi="Segoe UI" w:cs="Segoe UI"/>
-          <w:b/>
-          <w:color w:val="9C5700"/>
-          <w:sz w:val="20"/>
-        </w:rPr>
-        <w:t xml:space="preserve"> </w:t>
-      </w:r>
-      <w:proofErr w:type="spellStart"/>
-      <w:r>
-        <w:rPr>
-          <w:rFonts w:ascii="Segoe UI" w:eastAsia="Arial" w:hAnsi="Segoe UI" w:cs="Segoe UI"/>
-          <w:b/>
-          <w:color w:val="9C5700"/>
-          <w:sz w:val="20"/>
-        </w:rPr>
-        <w:t>أو</w:t>
-      </w:r>
-      <w:proofErr w:type="spellEnd"/>
-      <w:r>
-        <w:rPr>
-          <w:rFonts w:ascii="Segoe UI" w:eastAsia="Arial" w:hAnsi="Segoe UI" w:cs="Segoe UI"/>
-          <w:b/>
-          <w:color w:val="9C5700"/>
-          <w:sz w:val="20"/>
-        </w:rPr>
-        <w:t xml:space="preserve"> </w:t>
-      </w:r>
-      <w:proofErr w:type="spellStart"/>
-      <w:r>
-        <w:rPr>
-          <w:rFonts w:ascii="Segoe UI" w:eastAsia="Arial" w:hAnsi="Segoe UI" w:cs="Segoe UI"/>
-          <w:b/>
-          <w:color w:val="9C5700"/>
-          <w:sz w:val="20"/>
-        </w:rPr>
-        <w:t>استبدلوا</w:t>
-      </w:r>
-      <w:proofErr w:type="spellEnd"/>
-      <w:r>
-        <w:rPr>
-          <w:rFonts w:ascii="Segoe UI" w:eastAsia="Arial" w:hAnsi="Segoe UI" w:cs="Segoe UI"/>
-          <w:b/>
-          <w:color w:val="9C5700"/>
-          <w:sz w:val="20"/>
-        </w:rPr>
-        <w:t xml:space="preserve"> </w:t>
-      </w:r>
-      <w:proofErr w:type="spellStart"/>
-      <w:r>
-        <w:rPr>
-          <w:rFonts w:ascii="Segoe UI" w:eastAsia="Arial" w:hAnsi="Segoe UI" w:cs="Segoe UI"/>
-          <w:b/>
-          <w:color w:val="9C5700"/>
-          <w:sz w:val="20"/>
-        </w:rPr>
-        <w:t>بالإجراء</w:t>
-      </w:r>
-      <w:proofErr w:type="spellEnd"/>
-      <w:r>
-        <w:rPr>
-          <w:rFonts w:ascii="Segoe UI" w:eastAsia="Arial" w:hAnsi="Segoe UI" w:cs="Segoe UI"/>
-          <w:b/>
-          <w:color w:val="9C5700"/>
-          <w:sz w:val="20"/>
-        </w:rPr>
-        <w:t xml:space="preserve"> </w:t>
-      </w:r>
-      <w:proofErr w:type="spellStart"/>
-      <w:r>
-        <w:rPr>
-          <w:rFonts w:ascii="Segoe UI" w:eastAsia="Arial" w:hAnsi="Segoe UI" w:cs="Segoe UI"/>
-          <w:b/>
-          <w:color w:val="9C5700"/>
-          <w:sz w:val="20"/>
-        </w:rPr>
-        <w:t>الحقيقي</w:t>
-      </w:r>
-      <w:proofErr w:type="spellEnd"/>
-      <w:r>
-        <w:rPr>
-          <w:rFonts w:ascii="Segoe UI" w:eastAsia="Arial" w:hAnsi="Segoe UI" w:cs="Segoe UI"/>
-          <w:b/>
-          <w:color w:val="9C5700"/>
-          <w:sz w:val="20"/>
-        </w:rPr>
-        <w:t>.</w:t>
-      </w:r>
-    </w:p>
-    <w:p>
-      <w:pPr>
-        <w:pStyle w:val="Heading2"/>
-        <w:spacing w:before="140" w:after="60"/>
-        <w:rPr>
-          <w:rFonts w:ascii="Segoe UI" w:hAnsi="Segoe UI" w:cs="Segoe UI"/>
-        </w:rPr>
-      </w:pPr>
-      <w:r>
-        <w:rPr>
-          <w:rFonts w:ascii="Segoe UI" w:eastAsia="Aptos" w:hAnsi="Segoe UI" w:cs="Segoe UI"/>
-          <w:color w:val="1F6D7A"/>
-          <w:sz w:val="23"/>
-        </w:rPr>
-        <w:t>How Sprint 1 improvement was applied</w:t>
-      </w:r>
-    </w:p>
-    <w:p>
-      <w:pPr>
-        <w:shd w:val="clear" w:color="auto" w:fill="FFF4CC"/>
-        <w:spacing w:before="60" w:after="100"/>
-        <w:rPr>
-          <w:rFonts w:ascii="Segoe UI" w:hAnsi="Segoe UI" w:cs="Segoe UI"/>
-        </w:rPr>
-      </w:pPr>
-      <w:r>
-        <w:rPr>
-          <w:rFonts w:ascii="Segoe UI" w:eastAsia="Arial" w:hAnsi="Segoe UI" w:cs="Segoe UI"/>
-          <w:b/>
-          <w:color w:val="9C5700"/>
-          <w:sz w:val="20"/>
-        </w:rPr>
-        <w:t xml:space="preserve">Draft: the Sprint 1 shared consistency checklist was applied in B12 and B13 before the final release checks. Evidence should be the reviewed PRs, checklist/issue comments and the matching final diagrams. </w:t>
-      </w:r>
-      <w:proofErr w:type="spellStart"/>
-      <w:r>
-        <w:rPr>
-          <w:rFonts w:ascii="Segoe UI" w:eastAsia="Arial" w:hAnsi="Segoe UI" w:cs="Segoe UI"/>
-          <w:b/>
-          <w:color w:val="9C5700"/>
-          <w:sz w:val="20"/>
-        </w:rPr>
-        <w:t>مطلوب</w:t>
-      </w:r>
-      <w:proofErr w:type="spellEnd"/>
-      <w:r>
-        <w:rPr>
-          <w:rFonts w:ascii="Segoe UI" w:eastAsia="Arial" w:hAnsi="Segoe UI" w:cs="Segoe UI"/>
-          <w:b/>
-          <w:color w:val="9C5700"/>
-          <w:sz w:val="20"/>
-        </w:rPr>
-        <w:t xml:space="preserve">: </w:t>
-      </w:r>
-      <w:proofErr w:type="spellStart"/>
-      <w:r>
-        <w:rPr>
-          <w:rFonts w:ascii="Segoe UI" w:eastAsia="Arial" w:hAnsi="Segoe UI" w:cs="Segoe UI"/>
-          <w:b/>
-          <w:color w:val="9C5700"/>
-          <w:sz w:val="20"/>
-        </w:rPr>
-        <w:t>اربطوا</w:t>
-      </w:r>
-      <w:proofErr w:type="spellEnd"/>
-      <w:r>
-        <w:rPr>
-          <w:rFonts w:ascii="Segoe UI" w:eastAsia="Arial" w:hAnsi="Segoe UI" w:cs="Segoe UI"/>
-          <w:b/>
-          <w:color w:val="9C5700"/>
-          <w:sz w:val="20"/>
-        </w:rPr>
-        <w:t xml:space="preserve"> </w:t>
-      </w:r>
-      <w:proofErr w:type="spellStart"/>
-      <w:r>
-        <w:rPr>
-          <w:rFonts w:ascii="Segoe UI" w:eastAsia="Arial" w:hAnsi="Segoe UI" w:cs="Segoe UI"/>
-          <w:b/>
-          <w:color w:val="9C5700"/>
-          <w:sz w:val="20"/>
-        </w:rPr>
-        <w:t>الكلام</w:t>
-      </w:r>
-      <w:proofErr w:type="spellEnd"/>
-      <w:r>
-        <w:rPr>
-          <w:rFonts w:ascii="Segoe UI" w:eastAsia="Arial" w:hAnsi="Segoe UI" w:cs="Segoe UI"/>
-          <w:b/>
-          <w:color w:val="9C5700"/>
-          <w:sz w:val="20"/>
-        </w:rPr>
-        <w:t xml:space="preserve"> </w:t>
-      </w:r>
-      <w:proofErr w:type="spellStart"/>
-      <w:r>
-        <w:rPr>
-          <w:rFonts w:ascii="Segoe UI" w:eastAsia="Arial" w:hAnsi="Segoe UI" w:cs="Segoe UI"/>
-          <w:b/>
-          <w:color w:val="9C5700"/>
-          <w:sz w:val="20"/>
-        </w:rPr>
-        <w:t>بالدليل</w:t>
-      </w:r>
-      <w:proofErr w:type="spellEnd"/>
-      <w:r>
-        <w:rPr>
-          <w:rFonts w:ascii="Segoe UI" w:eastAsia="Arial" w:hAnsi="Segoe UI" w:cs="Segoe UI"/>
-          <w:b/>
-          <w:color w:val="9C5700"/>
-          <w:sz w:val="20"/>
-        </w:rPr>
-        <w:t xml:space="preserve"> </w:t>
-      </w:r>
-      <w:proofErr w:type="spellStart"/>
-      <w:r>
-        <w:rPr>
-          <w:rFonts w:ascii="Segoe UI" w:eastAsia="Arial" w:hAnsi="Segoe UI" w:cs="Segoe UI"/>
-          <w:b/>
-          <w:color w:val="9C5700"/>
-          <w:sz w:val="20"/>
-        </w:rPr>
-        <w:t>الحقيقي</w:t>
-      </w:r>
-      <w:proofErr w:type="spellEnd"/>
-      <w:r>
-        <w:rPr>
-          <w:rFonts w:ascii="Segoe UI" w:eastAsia="Arial" w:hAnsi="Segoe UI" w:cs="Segoe UI"/>
-          <w:b/>
-          <w:color w:val="9C5700"/>
-          <w:sz w:val="20"/>
-        </w:rPr>
-        <w:t>.</w:t>
-      </w:r>
-    </w:p>
-    <w:p>
-      <w:pPr>
-        <w:rPr>
-          <w:rFonts w:ascii="Segoe UI" w:hAnsi="Segoe UI" w:cs="Segoe UI"/>
-        </w:rPr>
-      </w:pPr>
-      <w:r>
-        <w:rPr>
-          <w:rFonts w:ascii="Segoe UI" w:hAnsi="Segoe UI" w:cs="Segoe UI"/>
-        </w:rPr>
-        <w:br w:type="page"/>
-      </w:r>
-    </w:p>
-    <w:p>
-      <w:pPr>
-        <w:pStyle w:val="Heading2"/>
-        <w:spacing w:before="140" w:after="60"/>
-        <w:rPr>
-          <w:rFonts w:ascii="Segoe UI" w:hAnsi="Segoe UI" w:cs="Segoe UI"/>
-        </w:rPr>
-      </w:pPr>
-      <w:r>
-        <w:rPr>
-          <w:rFonts w:ascii="Segoe UI" w:eastAsia="Aptos" w:hAnsi="Segoe UI" w:cs="Segoe UI"/>
-          <w:color w:val="1F6D7A"/>
-          <w:sz w:val="23"/>
-        </w:rPr>
-        <w:lastRenderedPageBreak/>
-        <w:t>Before submission</w:t>
-      </w:r>
-    </w:p>
-    <w:p>
-      <w:pPr>
-        <w:rPr>
-          <w:rFonts w:ascii="Segoe UI" w:hAnsi="Segoe UI" w:cs="Segoe UI"/>
-        </w:rPr>
-      </w:pPr>
-      <w:r>
-        <w:rPr>
-          <w:rFonts w:ascii="Segoe UI Symbol" w:hAnsi="Segoe UI Symbol" w:cs="Segoe UI Symbol"/>
-        </w:rPr>
-        <w:t>☐</w:t>
-      </w:r>
-      <w:r>
-        <w:rPr>
-          <w:rFonts w:ascii="Segoe UI" w:hAnsi="Segoe UI" w:cs="Segoe UI"/>
-        </w:rPr>
-        <w:t xml:space="preserve"> Confirm the proposed assumptions with the instructor and apply clarifications consistently.</w:t>
-      </w:r>
-    </w:p>
-    <w:p>
-      <w:pPr>
-        <w:rPr>
-          <w:rFonts w:ascii="Segoe UI" w:hAnsi="Segoe UI" w:cs="Segoe UI"/>
-        </w:rPr>
-      </w:pPr>
-      <w:r>
-        <w:rPr>
-          <w:rFonts w:ascii="Segoe UI Symbol" w:hAnsi="Segoe UI Symbol" w:cs="Segoe UI Symbol"/>
-        </w:rPr>
-        <w:t>☐</w:t>
-      </w:r>
-      <w:r>
-        <w:rPr>
-          <w:rFonts w:ascii="Segoe UI" w:hAnsi="Segoe UI" w:cs="Segoe UI"/>
-        </w:rPr>
-        <w:t xml:space="preserve"> Review the draft and acknowledgment against the course’s authorship rules; enter the required declaration accurately.</w:t>
-      </w:r>
-    </w:p>
-    <w:p>
-      <w:pPr>
-        <w:rPr>
-          <w:rFonts w:ascii="Segoe UI" w:hAnsi="Segoe UI" w:cs="Segoe UI"/>
-        </w:rPr>
-      </w:pPr>
-      <w:r>
-        <w:rPr>
-          <w:rFonts w:ascii="Segoe UI Symbol" w:hAnsi="Segoe UI Symbol" w:cs="Segoe UI Symbol"/>
-        </w:rPr>
-        <w:t>☐</w:t>
-      </w:r>
-      <w:r>
-        <w:rPr>
-          <w:rFonts w:ascii="Segoe UI" w:hAnsi="Segoe UI" w:cs="Segoe UI"/>
-        </w:rPr>
-        <w:t xml:space="preserve"> Fill names, IDs, real contribution percentages, course section and actual submission date.</w:t>
-      </w:r>
-    </w:p>
-    <w:p>
-      <w:pPr>
-        <w:rPr>
-          <w:rFonts w:ascii="Segoe UI" w:hAnsi="Segoe UI" w:cs="Segoe UI"/>
-        </w:rPr>
-      </w:pPr>
-      <w:r>
-        <w:t>☐ Native Visual Paradigm .</w:t>
-      </w:r>
-      <w:proofErr w:type="spellStart"/>
-      <w:r>
-        <w:t>vpp</w:t>
-      </w:r>
-      <w:proofErr w:type="spellEnd"/>
-      <w:r>
-        <w:t xml:space="preserve"> exists and opens; confirm its final filename and verify exported figures against the report before upload.</w:t>
-      </w:r>
-    </w:p>
-    <w:p>
-      <w:pPr>
-        <w:rPr>
-          <w:rFonts w:ascii="Segoe UI" w:hAnsi="Segoe UI" w:cs="Segoe UI"/>
-        </w:rPr>
-      </w:pPr>
-      <w:r>
-        <w:rPr>
-          <w:rFonts w:ascii="Segoe UI Symbol" w:hAnsi="Segoe UI Symbol" w:cs="Segoe UI Symbol"/>
-        </w:rPr>
-        <w:t>☐</w:t>
-      </w:r>
-      <w:r>
-        <w:rPr>
-          <w:rFonts w:ascii="Segoe UI" w:hAnsi="Segoe UI" w:cs="Segoe UI"/>
-        </w:rPr>
-        <w:t xml:space="preserve"> Replace reference images in Word with matching, readable exports from the verified .</w:t>
-      </w:r>
-      <w:proofErr w:type="spellStart"/>
-      <w:r>
-        <w:rPr>
-          <w:rFonts w:ascii="Segoe UI" w:hAnsi="Segoe UI" w:cs="Segoe UI"/>
-        </w:rPr>
-        <w:t>vpp</w:t>
-      </w:r>
-      <w:proofErr w:type="spellEnd"/>
-      <w:r>
-        <w:rPr>
-          <w:rFonts w:ascii="Segoe UI" w:hAnsi="Segoe UI" w:cs="Segoe UI"/>
-        </w:rPr>
-        <w:t>.</w:t>
-      </w:r>
-    </w:p>
-    <w:p>
-      <w:pPr>
-        <w:rPr>
-          <w:rFonts w:ascii="Segoe UI" w:hAnsi="Segoe UI" w:cs="Segoe UI"/>
-        </w:rPr>
-      </w:pPr>
-      <w:r>
-        <w:rPr>
-          <w:rFonts w:ascii="Segoe UI Symbol" w:hAnsi="Segoe UI Symbol" w:cs="Segoe UI Symbol"/>
-        </w:rPr>
-        <w:t>☐</w:t>
-      </w:r>
-      <w:r>
-        <w:rPr>
-          <w:rFonts w:ascii="Segoe UI" w:hAnsi="Segoe UI" w:cs="Segoe UI"/>
-        </w:rPr>
-        <w:t xml:space="preserve"> Complete genuine Sprint notes, dated screenshots, Project views and each member’s issue-to-reviewed-PR evidence.</w:t>
-      </w:r>
-    </w:p>
-    <w:p>
-      <w:pPr>
-        <w:shd w:val="clear" w:color="auto" w:fill="FFF4CC"/>
-        <w:spacing w:before="60" w:after="100"/>
-        <w:rPr>
-          <w:rFonts w:ascii="Segoe UI" w:hAnsi="Segoe UI" w:cs="Segoe UI"/>
-        </w:rPr>
-      </w:pPr>
-      <w:r>
-        <w:rPr>
-          <w:rFonts w:ascii="Segoe UI Symbol" w:eastAsia="Arial" w:hAnsi="Segoe UI Symbol" w:cs="Segoe UI Symbol"/>
-          <w:b/>
-          <w:color w:val="9C5700"/>
-          <w:sz w:val="20"/>
-        </w:rPr>
-        <w:t>☐</w:t>
-      </w:r>
-      <w:r>
-        <w:rPr>
-          <w:rFonts w:ascii="Segoe UI" w:eastAsia="Arial" w:hAnsi="Segoe UI" w:cs="Segoe UI"/>
-          <w:b/>
-          <w:color w:val="9C5700"/>
-          <w:sz w:val="20"/>
-        </w:rPr>
-        <w:t xml:space="preserve"> </w:t>
-      </w:r>
-      <w:proofErr w:type="spellStart"/>
-      <w:r>
-        <w:rPr>
-          <w:rFonts w:ascii="Segoe UI" w:eastAsia="Arial" w:hAnsi="Segoe UI" w:cs="Segoe UI"/>
-          <w:b/>
-          <w:color w:val="9C5700"/>
-          <w:sz w:val="20"/>
-        </w:rPr>
-        <w:t>كمّلوا</w:t>
-      </w:r>
-      <w:proofErr w:type="spellEnd"/>
-      <w:r>
-        <w:rPr>
-          <w:rFonts w:ascii="Segoe UI" w:eastAsia="Arial" w:hAnsi="Segoe UI" w:cs="Segoe UI"/>
-          <w:b/>
-          <w:color w:val="9C5700"/>
-          <w:sz w:val="20"/>
-        </w:rPr>
-        <w:t xml:space="preserve"> </w:t>
-      </w:r>
-      <w:proofErr w:type="spellStart"/>
-      <w:r>
-        <w:rPr>
-          <w:rFonts w:ascii="Segoe UI" w:eastAsia="Arial" w:hAnsi="Segoe UI" w:cs="Segoe UI"/>
-          <w:b/>
-          <w:color w:val="9C5700"/>
-          <w:sz w:val="20"/>
-        </w:rPr>
-        <w:t>روابط</w:t>
-      </w:r>
-      <w:proofErr w:type="spellEnd"/>
-      <w:r>
-        <w:rPr>
-          <w:rFonts w:ascii="Segoe UI" w:eastAsia="Arial" w:hAnsi="Segoe UI" w:cs="Segoe UI"/>
-          <w:b/>
-          <w:color w:val="9C5700"/>
-          <w:sz w:val="20"/>
-        </w:rPr>
-        <w:t xml:space="preserve"> Repository / Project / Milestone / Final Commit، </w:t>
-      </w:r>
-      <w:proofErr w:type="spellStart"/>
-      <w:r>
-        <w:rPr>
-          <w:rFonts w:ascii="Segoe UI" w:eastAsia="Arial" w:hAnsi="Segoe UI" w:cs="Segoe UI"/>
-          <w:b/>
-          <w:color w:val="9C5700"/>
-          <w:sz w:val="20"/>
-        </w:rPr>
-        <w:t>وامسحوا</w:t>
-      </w:r>
-      <w:proofErr w:type="spellEnd"/>
-      <w:r>
-        <w:rPr>
-          <w:rFonts w:ascii="Segoe UI" w:eastAsia="Arial" w:hAnsi="Segoe UI" w:cs="Segoe UI"/>
-          <w:b/>
-          <w:color w:val="9C5700"/>
-          <w:sz w:val="20"/>
-        </w:rPr>
-        <w:t xml:space="preserve"> </w:t>
-      </w:r>
-      <w:proofErr w:type="spellStart"/>
-      <w:r>
-        <w:rPr>
-          <w:rFonts w:ascii="Segoe UI" w:eastAsia="Arial" w:hAnsi="Segoe UI" w:cs="Segoe UI"/>
-          <w:b/>
-          <w:color w:val="9C5700"/>
-          <w:sz w:val="20"/>
-        </w:rPr>
-        <w:t>كل</w:t>
-      </w:r>
-      <w:proofErr w:type="spellEnd"/>
-      <w:r>
-        <w:rPr>
-          <w:rFonts w:ascii="Segoe UI" w:eastAsia="Arial" w:hAnsi="Segoe UI" w:cs="Segoe UI"/>
-          <w:b/>
-          <w:color w:val="9C5700"/>
-          <w:sz w:val="20"/>
-        </w:rPr>
-        <w:t xml:space="preserve"> </w:t>
-      </w:r>
-      <w:proofErr w:type="spellStart"/>
-      <w:r>
-        <w:rPr>
-          <w:rFonts w:ascii="Segoe UI" w:eastAsia="Arial" w:hAnsi="Segoe UI" w:cs="Segoe UI"/>
-          <w:b/>
-          <w:color w:val="9C5700"/>
-          <w:sz w:val="20"/>
-        </w:rPr>
-        <w:t>الملاحظات</w:t>
-      </w:r>
-      <w:proofErr w:type="spellEnd"/>
-      <w:r>
-        <w:rPr>
-          <w:rFonts w:ascii="Segoe UI" w:eastAsia="Arial" w:hAnsi="Segoe UI" w:cs="Segoe UI"/>
-          <w:b/>
-          <w:color w:val="9C5700"/>
-          <w:sz w:val="20"/>
-        </w:rPr>
-        <w:t xml:space="preserve"> </w:t>
-      </w:r>
-      <w:proofErr w:type="spellStart"/>
-      <w:r>
-        <w:rPr>
-          <w:rFonts w:ascii="Segoe UI" w:eastAsia="Arial" w:hAnsi="Segoe UI" w:cs="Segoe UI"/>
-          <w:b/>
-          <w:color w:val="9C5700"/>
-          <w:sz w:val="20"/>
-        </w:rPr>
-        <w:t>الصفراء</w:t>
-      </w:r>
-      <w:proofErr w:type="spellEnd"/>
-      <w:r>
-        <w:rPr>
-          <w:rFonts w:ascii="Segoe UI" w:eastAsia="Arial" w:hAnsi="Segoe UI" w:cs="Segoe UI"/>
-          <w:b/>
-          <w:color w:val="9C5700"/>
-          <w:sz w:val="20"/>
-        </w:rPr>
-        <w:t xml:space="preserve"> </w:t>
-      </w:r>
-      <w:proofErr w:type="spellStart"/>
-      <w:r>
-        <w:rPr>
-          <w:rFonts w:ascii="Segoe UI" w:eastAsia="Arial" w:hAnsi="Segoe UI" w:cs="Segoe UI"/>
-          <w:b/>
-          <w:color w:val="9C5700"/>
-          <w:sz w:val="20"/>
-        </w:rPr>
-        <w:t>العربية</w:t>
-      </w:r>
-      <w:proofErr w:type="spellEnd"/>
-      <w:r>
-        <w:rPr>
-          <w:rFonts w:ascii="Segoe UI" w:eastAsia="Arial" w:hAnsi="Segoe UI" w:cs="Segoe UI"/>
-          <w:b/>
-          <w:color w:val="9C5700"/>
-          <w:sz w:val="20"/>
-        </w:rPr>
-        <w:t xml:space="preserve"> </w:t>
-      </w:r>
-      <w:proofErr w:type="spellStart"/>
-      <w:r>
-        <w:rPr>
-          <w:rFonts w:ascii="Segoe UI" w:eastAsia="Arial" w:hAnsi="Segoe UI" w:cs="Segoe UI"/>
-          <w:b/>
-          <w:color w:val="9C5700"/>
-          <w:sz w:val="20"/>
-        </w:rPr>
-        <w:t>بعد</w:t>
-      </w:r>
-      <w:proofErr w:type="spellEnd"/>
-      <w:r>
-        <w:rPr>
-          <w:rFonts w:ascii="Segoe UI" w:eastAsia="Arial" w:hAnsi="Segoe UI" w:cs="Segoe UI"/>
-          <w:b/>
-          <w:color w:val="9C5700"/>
-          <w:sz w:val="20"/>
-        </w:rPr>
-        <w:t xml:space="preserve"> </w:t>
-      </w:r>
-      <w:proofErr w:type="spellStart"/>
-      <w:r>
-        <w:rPr>
-          <w:rFonts w:ascii="Segoe UI" w:eastAsia="Arial" w:hAnsi="Segoe UI" w:cs="Segoe UI"/>
-          <w:b/>
-          <w:color w:val="9C5700"/>
-          <w:sz w:val="20"/>
-        </w:rPr>
-        <w:t>ما</w:t>
-      </w:r>
-      <w:proofErr w:type="spellEnd"/>
-      <w:r>
-        <w:rPr>
-          <w:rFonts w:ascii="Segoe UI" w:eastAsia="Arial" w:hAnsi="Segoe UI" w:cs="Segoe UI"/>
-          <w:b/>
-          <w:color w:val="9C5700"/>
-          <w:sz w:val="20"/>
-        </w:rPr>
-        <w:t xml:space="preserve"> </w:t>
-      </w:r>
-      <w:proofErr w:type="spellStart"/>
-      <w:r>
-        <w:rPr>
-          <w:rFonts w:ascii="Segoe UI" w:eastAsia="Arial" w:hAnsi="Segoe UI" w:cs="Segoe UI"/>
-          <w:b/>
-          <w:color w:val="9C5700"/>
-          <w:sz w:val="20"/>
-        </w:rPr>
-        <w:t>تستبدلوها</w:t>
-      </w:r>
-      <w:proofErr w:type="spellEnd"/>
-      <w:r>
-        <w:rPr>
-          <w:rFonts w:ascii="Segoe UI" w:eastAsia="Arial" w:hAnsi="Segoe UI" w:cs="Segoe UI"/>
-          <w:b/>
-          <w:color w:val="9C5700"/>
-          <w:sz w:val="20"/>
-        </w:rPr>
-        <w:t xml:space="preserve"> </w:t>
-      </w:r>
-      <w:proofErr w:type="spellStart"/>
-      <w:r>
-        <w:rPr>
-          <w:rFonts w:ascii="Segoe UI" w:eastAsia="Arial" w:hAnsi="Segoe UI" w:cs="Segoe UI"/>
-          <w:b/>
-          <w:color w:val="9C5700"/>
-          <w:sz w:val="20"/>
-        </w:rPr>
-        <w:t>بالبيانات</w:t>
-      </w:r>
-      <w:proofErr w:type="spellEnd"/>
-      <w:r>
-        <w:rPr>
-          <w:rFonts w:ascii="Segoe UI" w:eastAsia="Arial" w:hAnsi="Segoe UI" w:cs="Segoe UI"/>
-          <w:b/>
-          <w:color w:val="9C5700"/>
-          <w:sz w:val="20"/>
-        </w:rPr>
-        <w:t xml:space="preserve"> </w:t>
-      </w:r>
-      <w:proofErr w:type="spellStart"/>
-      <w:r>
-        <w:rPr>
-          <w:rFonts w:ascii="Segoe UI" w:eastAsia="Arial" w:hAnsi="Segoe UI" w:cs="Segoe UI"/>
-          <w:b/>
-          <w:color w:val="9C5700"/>
-          <w:sz w:val="20"/>
-        </w:rPr>
-        <w:t>الحقيقية</w:t>
-      </w:r>
-      <w:proofErr w:type="spellEnd"/>
-      <w:r>
-        <w:rPr>
-          <w:rFonts w:ascii="Segoe UI" w:eastAsia="Arial" w:hAnsi="Segoe UI" w:cs="Segoe UI"/>
-          <w:b/>
-          <w:color w:val="9C5700"/>
-          <w:sz w:val="20"/>
-        </w:rPr>
-        <w:t>.</w:t>
-      </w:r>
-    </w:p>
-    <w:p>
-      <w:pPr>
-        <w:rPr>
-          <w:rFonts w:ascii="Segoe UI" w:hAnsi="Segoe UI" w:cs="Segoe UI"/>
-        </w:rPr>
-      </w:pPr>
-      <w:r>
-        <w:rPr>
-          <w:rFonts w:ascii="Segoe UI Symbol" w:hAnsi="Segoe UI Symbol" w:cs="Segoe UI Symbol"/>
-        </w:rPr>
-        <w:t>☐</w:t>
-      </w:r>
-      <w:r>
-        <w:rPr>
-          <w:rFonts w:ascii="Segoe UI" w:hAnsi="Segoe UI" w:cs="Segoe UI"/>
-        </w:rPr>
-        <w:t xml:space="preserve"> Save the final Word, .</w:t>
-      </w:r>
-      <w:proofErr w:type="spellStart"/>
-      <w:r>
-        <w:rPr>
-          <w:rFonts w:ascii="Segoe UI" w:hAnsi="Segoe UI" w:cs="Segoe UI"/>
-        </w:rPr>
-        <w:t>vpp</w:t>
-      </w:r>
-      <w:proofErr w:type="spellEnd"/>
-      <w:r>
-        <w:rPr>
-          <w:rFonts w:ascii="Segoe UI" w:hAnsi="Segoe UI" w:cs="Segoe UI"/>
-        </w:rPr>
-        <w:t xml:space="preserve"> and evidence under Milestone-1 on main. Each member uploads the same Word and .</w:t>
-      </w:r>
-      <w:proofErr w:type="spellStart"/>
-      <w:r>
-        <w:rPr>
-          <w:rFonts w:ascii="Segoe UI" w:hAnsi="Segoe UI" w:cs="Segoe UI"/>
-        </w:rPr>
-        <w:t>vpp</w:t>
-      </w:r>
-      <w:proofErr w:type="spellEnd"/>
-      <w:r>
-        <w:rPr>
-          <w:rFonts w:ascii="Segoe UI" w:hAnsi="Segoe UI" w:cs="Segoe UI"/>
-        </w:rPr>
-        <w:t xml:space="preserve"> to Blackboard by the deadline.</w:t>
-      </w:r>
-    </w:p>
-    <w:p>
-      <w:pPr>
-        <w:pStyle w:val="Heading1"/>
-      </w:pPr>
-      <w:r>
-        <w:t>B12 / B13 Integration Update — 15 October 2026</w:t>
-      </w:r>
-    </w:p>
-    <w:p>
-      <w:r>
-        <w:t>Source of truth: the team’s native Visual Paradigm project. The diagram screenshots in this report were provided from Visual Paradigm on 15 October 2026. Any later model edits must also be reflected in the report.</w:t>
-      </w:r>
-    </w:p>
-    <w:p>
-      <w:r>
-        <w:t>B12 update: the Level 2 external entity is Employee, consistent with Level 1. Confirm that this change and the new Level 1 D7 arrow are both present in the final saved and uploaded .</w:t>
-      </w:r>
-      <w:proofErr w:type="spellStart"/>
-      <w:r>
-        <w:t>vpp</w:t>
-      </w:r>
-      <w:proofErr w:type="spellEnd"/>
-      <w:r>
-        <w:t>.</w:t>
-      </w:r>
-    </w:p>
-    <w:p>
-      <w:r>
-        <w:t>D7 balancing update: the previously missing parent-level Process 4.0 → D7 Activity Records flow was added in Visual Paradigm. The child diagram contains 4.4 → D7 Sale Activity Record and 4.5 → D7 Receipt Generation Activity Record. The parent may aggregate these as sale activity, but exact balancing and the final exported diagrams still require confirmation. Do not describe the entire B12 review as complete.</w:t>
-      </w:r>
-    </w:p>
-    <w:p>
-      <w:r>
-        <w:t>D4 Sales still receives child-level Transaction Record and Final Sale Record Update flows. Confirm that these represent different operations or states rather than accidental duplicate persistence before approving semantic consistency.</w:t>
-      </w:r>
-    </w:p>
-    <w:p>
-      <w:r>
-        <w:t>GitHub verification: repository https://github.com/buthaiinah/team-3-b52. PR #22 (B12 checklist), PR #23 (B13 checklist), and PR #24 (Word report and native .</w:t>
-      </w:r>
-      <w:proofErr w:type="spellStart"/>
-      <w:r>
-        <w:t>vpp</w:t>
-      </w:r>
-      <w:proofErr w:type="spellEnd"/>
-      <w:r>
-        <w:t>) have been merged into main. PR #24 received a comment-only review, not a formal approval. Issues #12 and #13 remain open pending final technical validation and synchronization of revised artifacts.</w:t>
-      </w:r>
-      <w:r>
-        <w:t xml:space="preserve"> PR links: https://github.com/buthaiinah/team-3-b52/pull/22 ; https://github.com/buthaiinah/team-3-b52/pull/23 ; https://github.com/buthaiinah/team-3-b52/pull/24 . B12/B13 issue links: https://github.com/buthaiinah/team-3-b52/issues/12 ; https://github.com/buthaiinah/team-3-b52/issues/13 . Scrum board: https://github.com/users/buthaiinah/projects/2 .</w:t>
-      </w:r>
-    </w:p>
-    <w:p>
-      <w:r>
-        <w:t>Release note (15 Oct 2026): Screenshots of the latest Level 0, Level 1, Level 2, Use Case and Class diagrams have been integrated into this report. The team must still verify the screenshots against the final native .</w:t>
-      </w:r>
-      <w:proofErr w:type="spellStart"/>
-      <w:r>
-        <w:t>vpp</w:t>
-      </w:r>
-      <w:proofErr w:type="spellEnd"/>
-      <w:r>
-        <w:t>, confirm any unresolved consistency checks, and submit the latest .</w:t>
-      </w:r>
-      <w:proofErr w:type="spellStart"/>
-      <w:r>
-        <w:t>vpp</w:t>
-      </w:r>
-      <w:proofErr w:type="spellEnd"/>
-      <w:r>
-        <w:t xml:space="preserve"> alongside this report.</w:t>
-      </w:r>
-    </w:p>
-    <w:p>
-      <w:pPr>
-        <w:pStyle w:val="Heading2"/>
-      </w:pPr>
-      <w:r>
-        <w:t>Final submission verification — outstanding items</w:t>
-      </w:r>
-    </w:p>
-    <w:p>
-      <w:pPr>
-        <w:pStyle w:val="ListBullet"/>
-      </w:pPr>
-      <w:r>
-        <w:t>GitHub references corrected to buthaiinah throughout this report. Scrum board: https://github.com/users/buthaiinah/projects/2.</w:t>
-      </w:r>
-    </w:p>
-    <w:p>
-      <w:pPr>
-        <w:pStyle w:val="ListBullet"/>
-      </w:pPr>
-      <w:r>
-        <w:t>Known PR references: #22 (B12 checklist), #23 (B13 checklist), and #24 (report/native project upload). A merged PR is not proof that the final locally edited diagrams are synchronized.</w:t>
-      </w:r>
-    </w:p>
-    <w:p>
-      <w:pPr>
-        <w:pStyle w:val="ListBullet"/>
-      </w:pPr>
-      <w:r>
-        <w:t>Still requires team confirmation: theory section, official Blackboard Declaration, and actual student contribution percentages (current percentages are proposed).</w:t>
-      </w:r>
-    </w:p>
-    <w:p>
-      <w:pPr>
-        <w:pStyle w:val="ListBullet"/>
-      </w:pPr>
-      <w:r>
-        <w:t>Still requires actual dated evidence: Sprint 1 and 2 reviews/retrospectives, board screenshots E01–E08, substantive peer review evidence, and per-member issue/branch/PR links.</w:t>
-      </w:r>
-    </w:p>
-    <w:p>
-      <w:pPr>
-        <w:pStyle w:val="ListBullet"/>
-      </w:pPr>
-      <w:r>
-        <w:t>Before submission: verify the final .vpp against every embedded figure, ensure diagrams are readable, upload revised Word and .vpp to main, and insert the final commit URL. Do not mark pending checks complete without evidence.</w:t>
+      <w:r>
+        <w:rPr>
+          <w:rtl/>
+        </w:rPr>
+        <w:tab/>
       </w:r>
     </w:p>
     <w:sectPr>
@@ -33267,9 +29416,28 @@
         <w:color w:val="5A6672"/>
         <w:sz w:val="17"/>
       </w:rPr>
-      <w:t xml:space="preserve">CMPS 310  |  </w:t>
+      <w:t xml:space="preserve">CMPS </w:t>
+    </w:r>
+    <w:proofErr w:type="gramStart"/>
+    <w:r>
+      <w:rPr>
+        <w:rFonts w:ascii="Aptos" w:eastAsia="Aptos" w:hAnsi="Aptos" w:cs="Aptos"/>
+        <w:color w:val="5A6672"/>
+        <w:sz w:val="17"/>
+      </w:rPr>
+      <w:t>310  |</w:t>
+    </w:r>
+    <w:proofErr w:type="gramEnd"/>
+    <w:r>
+      <w:rPr>
+        <w:rFonts w:ascii="Aptos" w:eastAsia="Aptos" w:hAnsi="Aptos" w:cs="Aptos"/>
+        <w:color w:val="5A6672"/>
+        <w:sz w:val="17"/>
+      </w:rPr>
+      <w:t xml:space="preserve">  </w:t>
     </w:r>
     <w:proofErr w:type="spellStart"/>
+    <w:proofErr w:type="gramStart"/>
     <w:r>
       <w:rPr>
         <w:rFonts w:ascii="Aptos" w:eastAsia="Aptos" w:hAnsi="Aptos" w:cs="Aptos"/>
@@ -33285,7 +29453,16 @@
         <w:color w:val="5A6672"/>
         <w:sz w:val="17"/>
       </w:rPr>
-      <w:t xml:space="preserve">  |  Milestone 1 Report</w:t>
+      <w:t xml:space="preserve">  |</w:t>
+    </w:r>
+    <w:proofErr w:type="gramEnd"/>
+    <w:r>
+      <w:rPr>
+        <w:rFonts w:ascii="Aptos" w:eastAsia="Aptos" w:hAnsi="Aptos" w:cs="Aptos"/>
+        <w:color w:val="5A6672"/>
+        <w:sz w:val="17"/>
+      </w:rPr>
+      <w:t xml:space="preserve">  Milestone 1 Report</w:t>
     </w:r>
   </w:p>
 </w:hdr>
@@ -34096,7 +30273,6 @@
   <w:style w:type="character" w:default="1" w:styleId="DefaultParagraphFont">
     <w:name w:val="Default Paragraph Font"/>
     <w:uiPriority w:val="1"/>
-    <w:semiHidden/>
     <w:unhideWhenUsed/>
   </w:style>
   <w:style w:type="table" w:default="1" w:styleId="TableNormal">
@@ -44857,6 +41033,19 @@
       </w:tcPr>
     </w:tblStylePr>
   </w:style>
+  <w:style w:type="character" w:styleId="HTMLCode">
+    <w:name w:val="HTML Code"/>
+    <w:basedOn w:val="DefaultParagraphFont"/>
+    <w:uiPriority w:val="99"/>
+    <w:semiHidden/>
+    <w:unhideWhenUsed/>
+    <w:rsid w:val="006724DA"/>
+    <w:rPr>
+      <w:rFonts w:ascii="Courier New" w:eastAsia="Times New Roman" w:hAnsi="Courier New" w:cs="Courier New"/>
+      <w:sz w:val="20"/>
+      <w:szCs w:val="20"/>
+    </w:rPr>
+  </w:style>
 </w:styles>
 </file>
 
